--- a/docs/tables/carbo/sec5_any_hosp.docx
+++ b/docs/tables/carbo/sec5_any_hosp.docx
@@ -1103,7 +1103,7 @@
                 <w:szCs w:val="22"/>
                 <w:color w:val="000000"/>
               </w:rPr>
-              <w:t xml:space="preserve">1.36</w:t>
+              <w:t xml:space="preserve">1.46</w:t>
             </w:r>
           </w:p>
         </w:tc>
@@ -1156,7 +1156,7 @@
                 <w:szCs w:val="22"/>
                 <w:color w:val="000000"/>
               </w:rPr>
-              <w:t xml:space="preserve">1.12, 1.65</w:t>
+              <w:t xml:space="preserve">1.17, 1.82</w:t>
             </w:r>
           </w:p>
         </w:tc>
@@ -1209,14 +1209,14 @@
                 <w:szCs w:val="22"/>
                 <w:color w:val="000000"/>
               </w:rPr>
-              <w:t xml:space="preserve">0.002</w:t>
+              <w:t xml:space="preserve">&lt;0.001</w:t>
             </w:r>
           </w:p>
         </w:tc>
       </w:tr>
       <w:tr>
         <w:trPr>
-          <w:trHeight w:val="597" w:hRule="auto"/>
+          <w:trHeight w:val="598" w:hRule="auto"/>
         </w:trPr>
         body2
         <w:tc>
@@ -1586,113 +1586,113 @@
                 <w:szCs w:val="22"/>
                 <w:color w:val="000000"/>
               </w:rPr>
-              <w:t xml:space="preserve">1.04</w:t>
-            </w:r>
-          </w:p>
-        </w:tc>
-        <w:tc>
-          <w:tcPr>
-            <w:tcBorders>
-              <w:bottom w:val="none" w:sz="0" w:space="0" w:color="000000"/>
-              <w:top w:val="none" w:sz="0" w:space="0" w:color="000000"/>
-              <w:left w:val="none" w:sz="0" w:space="0" w:color="000000"/>
-              <w:right w:val="none" w:sz="0" w:space="0" w:color="000000"/>
-            </w:tcBorders>
-            <w:shd w:val="clear" w:color="auto" w:fill="FFFFFF"/>
-            <w:tcMar>
-              <w:top w:w="0" w:type="dxa"/>
-              <w:bottom w:w="0" w:type="dxa"/>
-              <w:left w:w="0" w:type="dxa"/>
-              <w:right w:w="0" w:type="dxa"/>
-            </w:tcMar>
-            <w:vAlign w:val="top"/>
-          </w:tcPr>
-          <w:p>
-            <w:pPr>
-              <w:pStyle w:val="Normal"/>
-              <w:jc w:val="center"/>
-              <w:pBdr>
-                <w:bottom w:val="none" w:sz="0" w:space="0" w:color="000000"/>
-                <w:top w:val="none" w:sz="0" w:space="0" w:color="000000"/>
-                <w:left w:val="none" w:sz="0" w:space="0" w:color="000000"/>
-                <w:right w:val="none" w:sz="0" w:space="0" w:color="000000"/>
-              </w:pBdr>
-              <w:spacing w:after="100" w:before="100" w:line="240"/>
-              <w:ind w:left="100" w:right="100" w:firstLine="0" w:firstLineChars="0"/>
-              <w:rPr>
-                <w:rFonts w:ascii="Helvetica" w:hAnsi="Helvetica" w:eastAsia="Helvetica" w:cs="Helvetica"/>
-                <w:i w:val="false"/>
-                <w:b w:val="false"/>
-                <w:u w:val="none"/>
-                <w:sz w:val="22"/>
-                <w:szCs w:val="22"/>
-                <w:color w:val="000000"/>
-              </w:rPr>
-            </w:pPr>
-            <w:r>
-              <w:rPr>
-                <w:rFonts w:ascii="Helvetica" w:hAnsi="Helvetica" w:eastAsia="Helvetica" w:cs="Helvetica"/>
-                <w:i w:val="false"/>
-                <w:b w:val="false"/>
-                <w:u w:val="none"/>
-                <w:sz w:val="22"/>
-                <w:szCs w:val="22"/>
-                <w:color w:val="000000"/>
-              </w:rPr>
-              <w:t xml:space="preserve">0.97, 1.11</w:t>
-            </w:r>
-          </w:p>
-        </w:tc>
-        <w:tc>
-          <w:tcPr>
-            <w:tcBorders>
-              <w:bottom w:val="none" w:sz="0" w:space="0" w:color="000000"/>
-              <w:top w:val="none" w:sz="0" w:space="0" w:color="000000"/>
-              <w:left w:val="none" w:sz="0" w:space="0" w:color="000000"/>
-              <w:right w:val="none" w:sz="0" w:space="0" w:color="000000"/>
-            </w:tcBorders>
-            <w:shd w:val="clear" w:color="auto" w:fill="FFFFFF"/>
-            <w:tcMar>
-              <w:top w:w="0" w:type="dxa"/>
-              <w:bottom w:w="0" w:type="dxa"/>
-              <w:left w:w="0" w:type="dxa"/>
-              <w:right w:w="0" w:type="dxa"/>
-            </w:tcMar>
-            <w:vAlign w:val="top"/>
-          </w:tcPr>
-          <w:p>
-            <w:pPr>
-              <w:pStyle w:val="Normal"/>
-              <w:jc w:val="center"/>
-              <w:pBdr>
-                <w:bottom w:val="none" w:sz="0" w:space="0" w:color="000000"/>
-                <w:top w:val="none" w:sz="0" w:space="0" w:color="000000"/>
-                <w:left w:val="none" w:sz="0" w:space="0" w:color="000000"/>
-                <w:right w:val="none" w:sz="0" w:space="0" w:color="000000"/>
-              </w:pBdr>
-              <w:spacing w:after="100" w:before="100" w:line="240"/>
-              <w:ind w:left="100" w:right="100" w:firstLine="0" w:firstLineChars="0"/>
-              <w:rPr>
-                <w:rFonts w:ascii="Helvetica" w:hAnsi="Helvetica" w:eastAsia="Helvetica" w:cs="Helvetica"/>
-                <w:i w:val="false"/>
-                <w:b w:val="false"/>
-                <w:u w:val="none"/>
-                <w:sz w:val="22"/>
-                <w:szCs w:val="22"/>
-                <w:color w:val="000000"/>
-              </w:rPr>
-            </w:pPr>
-            <w:r>
-              <w:rPr>
-                <w:rFonts w:ascii="Helvetica" w:hAnsi="Helvetica" w:eastAsia="Helvetica" w:cs="Helvetica"/>
-                <w:i w:val="false"/>
-                <w:b w:val="false"/>
-                <w:u w:val="none"/>
-                <w:sz w:val="22"/>
-                <w:szCs w:val="22"/>
-                <w:color w:val="000000"/>
-              </w:rPr>
-              <w:t xml:space="preserve">0.260</w:t>
+              <w:t xml:space="preserve">1.03</w:t>
+            </w:r>
+          </w:p>
+        </w:tc>
+        <w:tc>
+          <w:tcPr>
+            <w:tcBorders>
+              <w:bottom w:val="none" w:sz="0" w:space="0" w:color="000000"/>
+              <w:top w:val="none" w:sz="0" w:space="0" w:color="000000"/>
+              <w:left w:val="none" w:sz="0" w:space="0" w:color="000000"/>
+              <w:right w:val="none" w:sz="0" w:space="0" w:color="000000"/>
+            </w:tcBorders>
+            <w:shd w:val="clear" w:color="auto" w:fill="FFFFFF"/>
+            <w:tcMar>
+              <w:top w:w="0" w:type="dxa"/>
+              <w:bottom w:w="0" w:type="dxa"/>
+              <w:left w:w="0" w:type="dxa"/>
+              <w:right w:w="0" w:type="dxa"/>
+            </w:tcMar>
+            <w:vAlign w:val="top"/>
+          </w:tcPr>
+          <w:p>
+            <w:pPr>
+              <w:pStyle w:val="Normal"/>
+              <w:jc w:val="center"/>
+              <w:pBdr>
+                <w:bottom w:val="none" w:sz="0" w:space="0" w:color="000000"/>
+                <w:top w:val="none" w:sz="0" w:space="0" w:color="000000"/>
+                <w:left w:val="none" w:sz="0" w:space="0" w:color="000000"/>
+                <w:right w:val="none" w:sz="0" w:space="0" w:color="000000"/>
+              </w:pBdr>
+              <w:spacing w:after="100" w:before="100" w:line="240"/>
+              <w:ind w:left="100" w:right="100" w:firstLine="0" w:firstLineChars="0"/>
+              <w:rPr>
+                <w:rFonts w:ascii="Helvetica" w:hAnsi="Helvetica" w:eastAsia="Helvetica" w:cs="Helvetica"/>
+                <w:i w:val="false"/>
+                <w:b w:val="false"/>
+                <w:u w:val="none"/>
+                <w:sz w:val="22"/>
+                <w:szCs w:val="22"/>
+                <w:color w:val="000000"/>
+              </w:rPr>
+            </w:pPr>
+            <w:r>
+              <w:rPr>
+                <w:rFonts w:ascii="Helvetica" w:hAnsi="Helvetica" w:eastAsia="Helvetica" w:cs="Helvetica"/>
+                <w:i w:val="false"/>
+                <w:b w:val="false"/>
+                <w:u w:val="none"/>
+                <w:sz w:val="22"/>
+                <w:szCs w:val="22"/>
+                <w:color w:val="000000"/>
+              </w:rPr>
+              <w:t xml:space="preserve">0.96, 1.10</w:t>
+            </w:r>
+          </w:p>
+        </w:tc>
+        <w:tc>
+          <w:tcPr>
+            <w:tcBorders>
+              <w:bottom w:val="none" w:sz="0" w:space="0" w:color="000000"/>
+              <w:top w:val="none" w:sz="0" w:space="0" w:color="000000"/>
+              <w:left w:val="none" w:sz="0" w:space="0" w:color="000000"/>
+              <w:right w:val="none" w:sz="0" w:space="0" w:color="000000"/>
+            </w:tcBorders>
+            <w:shd w:val="clear" w:color="auto" w:fill="FFFFFF"/>
+            <w:tcMar>
+              <w:top w:w="0" w:type="dxa"/>
+              <w:bottom w:w="0" w:type="dxa"/>
+              <w:left w:w="0" w:type="dxa"/>
+              <w:right w:w="0" w:type="dxa"/>
+            </w:tcMar>
+            <w:vAlign w:val="top"/>
+          </w:tcPr>
+          <w:p>
+            <w:pPr>
+              <w:pStyle w:val="Normal"/>
+              <w:jc w:val="center"/>
+              <w:pBdr>
+                <w:bottom w:val="none" w:sz="0" w:space="0" w:color="000000"/>
+                <w:top w:val="none" w:sz="0" w:space="0" w:color="000000"/>
+                <w:left w:val="none" w:sz="0" w:space="0" w:color="000000"/>
+                <w:right w:val="none" w:sz="0" w:space="0" w:color="000000"/>
+              </w:pBdr>
+              <w:spacing w:after="100" w:before="100" w:line="240"/>
+              <w:ind w:left="100" w:right="100" w:firstLine="0" w:firstLineChars="0"/>
+              <w:rPr>
+                <w:rFonts w:ascii="Helvetica" w:hAnsi="Helvetica" w:eastAsia="Helvetica" w:cs="Helvetica"/>
+                <w:i w:val="false"/>
+                <w:b w:val="false"/>
+                <w:u w:val="none"/>
+                <w:sz w:val="22"/>
+                <w:szCs w:val="22"/>
+                <w:color w:val="000000"/>
+              </w:rPr>
+            </w:pPr>
+            <w:r>
+              <w:rPr>
+                <w:rFonts w:ascii="Helvetica" w:hAnsi="Helvetica" w:eastAsia="Helvetica" w:cs="Helvetica"/>
+                <w:i w:val="false"/>
+                <w:b w:val="false"/>
+                <w:u w:val="none"/>
+                <w:sz w:val="22"/>
+                <w:szCs w:val="22"/>
+                <w:color w:val="000000"/>
+              </w:rPr>
+              <w:t xml:space="preserve">0.400</w:t>
             </w:r>
           </w:p>
         </w:tc>
@@ -3035,113 +3035,113 @@
                 <w:szCs w:val="22"/>
                 <w:color w:val="000000"/>
               </w:rPr>
-              <w:t xml:space="preserve">1.18</w:t>
-            </w:r>
-          </w:p>
-        </w:tc>
-        <w:tc>
-          <w:tcPr>
-            <w:tcBorders>
-              <w:bottom w:val="none" w:sz="0" w:space="0" w:color="000000"/>
-              <w:top w:val="none" w:sz="0" w:space="0" w:color="000000"/>
-              <w:left w:val="none" w:sz="0" w:space="0" w:color="000000"/>
-              <w:right w:val="none" w:sz="0" w:space="0" w:color="000000"/>
-            </w:tcBorders>
-            <w:shd w:val="clear" w:color="auto" w:fill="FFFFFF"/>
-            <w:tcMar>
-              <w:top w:w="0" w:type="dxa"/>
-              <w:bottom w:w="0" w:type="dxa"/>
-              <w:left w:w="0" w:type="dxa"/>
-              <w:right w:w="0" w:type="dxa"/>
-            </w:tcMar>
-            <w:vAlign w:val="top"/>
-          </w:tcPr>
-          <w:p>
-            <w:pPr>
-              <w:pStyle w:val="Normal"/>
-              <w:jc w:val="center"/>
-              <w:pBdr>
-                <w:bottom w:val="none" w:sz="0" w:space="0" w:color="000000"/>
-                <w:top w:val="none" w:sz="0" w:space="0" w:color="000000"/>
-                <w:left w:val="none" w:sz="0" w:space="0" w:color="000000"/>
-                <w:right w:val="none" w:sz="0" w:space="0" w:color="000000"/>
-              </w:pBdr>
-              <w:spacing w:after="100" w:before="100" w:line="240"/>
-              <w:ind w:left="100" w:right="100" w:firstLine="0" w:firstLineChars="0"/>
-              <w:rPr>
-                <w:rFonts w:ascii="Helvetica" w:hAnsi="Helvetica" w:eastAsia="Helvetica" w:cs="Helvetica"/>
-                <w:i w:val="false"/>
-                <w:b w:val="false"/>
-                <w:u w:val="none"/>
-                <w:sz w:val="22"/>
-                <w:szCs w:val="22"/>
-                <w:color w:val="000000"/>
-              </w:rPr>
-            </w:pPr>
-            <w:r>
-              <w:rPr>
-                <w:rFonts w:ascii="Helvetica" w:hAnsi="Helvetica" w:eastAsia="Helvetica" w:cs="Helvetica"/>
-                <w:i w:val="false"/>
-                <w:b w:val="false"/>
-                <w:u w:val="none"/>
-                <w:sz w:val="22"/>
-                <w:szCs w:val="22"/>
-                <w:color w:val="000000"/>
-              </w:rPr>
-              <w:t xml:space="preserve">0.56, 2.52</w:t>
-            </w:r>
-          </w:p>
-        </w:tc>
-        <w:tc>
-          <w:tcPr>
-            <w:tcBorders>
-              <w:bottom w:val="none" w:sz="0" w:space="0" w:color="000000"/>
-              <w:top w:val="none" w:sz="0" w:space="0" w:color="000000"/>
-              <w:left w:val="none" w:sz="0" w:space="0" w:color="000000"/>
-              <w:right w:val="none" w:sz="0" w:space="0" w:color="000000"/>
-            </w:tcBorders>
-            <w:shd w:val="clear" w:color="auto" w:fill="FFFFFF"/>
-            <w:tcMar>
-              <w:top w:w="0" w:type="dxa"/>
-              <w:bottom w:w="0" w:type="dxa"/>
-              <w:left w:w="0" w:type="dxa"/>
-              <w:right w:w="0" w:type="dxa"/>
-            </w:tcMar>
-            <w:vAlign w:val="top"/>
-          </w:tcPr>
-          <w:p>
-            <w:pPr>
-              <w:pStyle w:val="Normal"/>
-              <w:jc w:val="center"/>
-              <w:pBdr>
-                <w:bottom w:val="none" w:sz="0" w:space="0" w:color="000000"/>
-                <w:top w:val="none" w:sz="0" w:space="0" w:color="000000"/>
-                <w:left w:val="none" w:sz="0" w:space="0" w:color="000000"/>
-                <w:right w:val="none" w:sz="0" w:space="0" w:color="000000"/>
-              </w:pBdr>
-              <w:spacing w:after="100" w:before="100" w:line="240"/>
-              <w:ind w:left="100" w:right="100" w:firstLine="0" w:firstLineChars="0"/>
-              <w:rPr>
-                <w:rFonts w:ascii="Helvetica" w:hAnsi="Helvetica" w:eastAsia="Helvetica" w:cs="Helvetica"/>
-                <w:i w:val="false"/>
-                <w:b w:val="false"/>
-                <w:u w:val="none"/>
-                <w:sz w:val="22"/>
-                <w:szCs w:val="22"/>
-                <w:color w:val="000000"/>
-              </w:rPr>
-            </w:pPr>
-            <w:r>
-              <w:rPr>
-                <w:rFonts w:ascii="Helvetica" w:hAnsi="Helvetica" w:eastAsia="Helvetica" w:cs="Helvetica"/>
-                <w:i w:val="false"/>
-                <w:b w:val="false"/>
-                <w:u w:val="none"/>
-                <w:sz w:val="22"/>
-                <w:szCs w:val="22"/>
-                <w:color w:val="000000"/>
-              </w:rPr>
-              <w:t xml:space="preserve">0.660</w:t>
+              <w:t xml:space="preserve">1.28</w:t>
+            </w:r>
+          </w:p>
+        </w:tc>
+        <w:tc>
+          <w:tcPr>
+            <w:tcBorders>
+              <w:bottom w:val="none" w:sz="0" w:space="0" w:color="000000"/>
+              <w:top w:val="none" w:sz="0" w:space="0" w:color="000000"/>
+              <w:left w:val="none" w:sz="0" w:space="0" w:color="000000"/>
+              <w:right w:val="none" w:sz="0" w:space="0" w:color="000000"/>
+            </w:tcBorders>
+            <w:shd w:val="clear" w:color="auto" w:fill="FFFFFF"/>
+            <w:tcMar>
+              <w:top w:w="0" w:type="dxa"/>
+              <w:bottom w:w="0" w:type="dxa"/>
+              <w:left w:w="0" w:type="dxa"/>
+              <w:right w:w="0" w:type="dxa"/>
+            </w:tcMar>
+            <w:vAlign w:val="top"/>
+          </w:tcPr>
+          <w:p>
+            <w:pPr>
+              <w:pStyle w:val="Normal"/>
+              <w:jc w:val="center"/>
+              <w:pBdr>
+                <w:bottom w:val="none" w:sz="0" w:space="0" w:color="000000"/>
+                <w:top w:val="none" w:sz="0" w:space="0" w:color="000000"/>
+                <w:left w:val="none" w:sz="0" w:space="0" w:color="000000"/>
+                <w:right w:val="none" w:sz="0" w:space="0" w:color="000000"/>
+              </w:pBdr>
+              <w:spacing w:after="100" w:before="100" w:line="240"/>
+              <w:ind w:left="100" w:right="100" w:firstLine="0" w:firstLineChars="0"/>
+              <w:rPr>
+                <w:rFonts w:ascii="Helvetica" w:hAnsi="Helvetica" w:eastAsia="Helvetica" w:cs="Helvetica"/>
+                <w:i w:val="false"/>
+                <w:b w:val="false"/>
+                <w:u w:val="none"/>
+                <w:sz w:val="22"/>
+                <w:szCs w:val="22"/>
+                <w:color w:val="000000"/>
+              </w:rPr>
+            </w:pPr>
+            <w:r>
+              <w:rPr>
+                <w:rFonts w:ascii="Helvetica" w:hAnsi="Helvetica" w:eastAsia="Helvetica" w:cs="Helvetica"/>
+                <w:i w:val="false"/>
+                <w:b w:val="false"/>
+                <w:u w:val="none"/>
+                <w:sz w:val="22"/>
+                <w:szCs w:val="22"/>
+                <w:color w:val="000000"/>
+              </w:rPr>
+              <w:t xml:space="preserve">0.63, 2.60</w:t>
+            </w:r>
+          </w:p>
+        </w:tc>
+        <w:tc>
+          <w:tcPr>
+            <w:tcBorders>
+              <w:bottom w:val="none" w:sz="0" w:space="0" w:color="000000"/>
+              <w:top w:val="none" w:sz="0" w:space="0" w:color="000000"/>
+              <w:left w:val="none" w:sz="0" w:space="0" w:color="000000"/>
+              <w:right w:val="none" w:sz="0" w:space="0" w:color="000000"/>
+            </w:tcBorders>
+            <w:shd w:val="clear" w:color="auto" w:fill="FFFFFF"/>
+            <w:tcMar>
+              <w:top w:w="0" w:type="dxa"/>
+              <w:bottom w:w="0" w:type="dxa"/>
+              <w:left w:w="0" w:type="dxa"/>
+              <w:right w:w="0" w:type="dxa"/>
+            </w:tcMar>
+            <w:vAlign w:val="top"/>
+          </w:tcPr>
+          <w:p>
+            <w:pPr>
+              <w:pStyle w:val="Normal"/>
+              <w:jc w:val="center"/>
+              <w:pBdr>
+                <w:bottom w:val="none" w:sz="0" w:space="0" w:color="000000"/>
+                <w:top w:val="none" w:sz="0" w:space="0" w:color="000000"/>
+                <w:left w:val="none" w:sz="0" w:space="0" w:color="000000"/>
+                <w:right w:val="none" w:sz="0" w:space="0" w:color="000000"/>
+              </w:pBdr>
+              <w:spacing w:after="100" w:before="100" w:line="240"/>
+              <w:ind w:left="100" w:right="100" w:firstLine="0" w:firstLineChars="0"/>
+              <w:rPr>
+                <w:rFonts w:ascii="Helvetica" w:hAnsi="Helvetica" w:eastAsia="Helvetica" w:cs="Helvetica"/>
+                <w:i w:val="false"/>
+                <w:b w:val="false"/>
+                <w:u w:val="none"/>
+                <w:sz w:val="22"/>
+                <w:szCs w:val="22"/>
+                <w:color w:val="000000"/>
+              </w:rPr>
+            </w:pPr>
+            <w:r>
+              <w:rPr>
+                <w:rFonts w:ascii="Helvetica" w:hAnsi="Helvetica" w:eastAsia="Helvetica" w:cs="Helvetica"/>
+                <w:i w:val="false"/>
+                <w:b w:val="false"/>
+                <w:u w:val="none"/>
+                <w:sz w:val="22"/>
+                <w:szCs w:val="22"/>
+                <w:color w:val="000000"/>
+              </w:rPr>
+              <w:t xml:space="preserve">0.490</w:t>
             </w:r>
           </w:p>
         </w:tc>
@@ -3571,7 +3571,7 @@
                 <w:szCs w:val="22"/>
                 <w:color w:val="000000"/>
               </w:rPr>
-              <w:t xml:space="preserve">0.90, 1.31</w:t>
+              <w:t xml:space="preserve">0.90, 1.32</w:t>
             </w:r>
           </w:p>
         </w:tc>
@@ -3637,6 +3637,489 @@
         <w:tc>
           <w:tcPr>
             <w:tcBorders>
+              <w:bottom w:val="none" w:sz="0" w:space="0" w:color="000000"/>
+              <w:top w:val="none" w:sz="0" w:space="0" w:color="000000"/>
+              <w:left w:val="none" w:sz="0" w:space="0" w:color="000000"/>
+              <w:right w:val="none" w:sz="0" w:space="0" w:color="000000"/>
+            </w:tcBorders>
+            <w:shd w:val="clear" w:color="auto" w:fill="FFFFFF"/>
+            <w:tcMar>
+              <w:top w:w="0" w:type="dxa"/>
+              <w:bottom w:w="0" w:type="dxa"/>
+              <w:left w:w="0" w:type="dxa"/>
+              <w:right w:w="0" w:type="dxa"/>
+            </w:tcMar>
+            <w:vAlign w:val="top"/>
+          </w:tcPr>
+          <w:p>
+            <w:pPr>
+              <w:pStyle w:val="Normal"/>
+              <w:jc w:val="left"/>
+              <w:pBdr>
+                <w:bottom w:val="none" w:sz="0" w:space="0" w:color="000000"/>
+                <w:top w:val="none" w:sz="0" w:space="0" w:color="000000"/>
+                <w:left w:val="none" w:sz="0" w:space="0" w:color="000000"/>
+                <w:right w:val="none" w:sz="0" w:space="0" w:color="000000"/>
+              </w:pBdr>
+              <w:spacing w:after="100" w:before="100" w:line="240"/>
+              <w:ind w:left="100" w:right="100" w:firstLine="0" w:firstLineChars="0"/>
+              <w:rPr>
+                <w:rFonts w:ascii="Helvetica" w:hAnsi="Helvetica" w:eastAsia="Helvetica" w:cs="Helvetica"/>
+                <w:i w:val="false"/>
+                <w:b w:val="false"/>
+                <w:u w:val="none"/>
+                <w:sz w:val="22"/>
+                <w:szCs w:val="22"/>
+                <w:color w:val="000000"/>
+              </w:rPr>
+            </w:pPr>
+            <w:r>
+              <w:rPr>
+                <w:rFonts w:ascii="Helvetica" w:hAnsi="Helvetica" w:eastAsia="Helvetica" w:cs="Helvetica"/>
+                <w:i w:val="false"/>
+                <w:b w:val="false"/>
+                <w:u w:val="none"/>
+                <w:sz w:val="22"/>
+                <w:szCs w:val="22"/>
+                <w:color w:val="000000"/>
+              </w:rPr>
+              <w:t xml:space="preserve">ici</w:t>
+            </w:r>
+          </w:p>
+        </w:tc>
+        <w:tc>
+          <w:tcPr>
+            <w:tcBorders>
+              <w:bottom w:val="none" w:sz="0" w:space="0" w:color="000000"/>
+              <w:top w:val="none" w:sz="0" w:space="0" w:color="000000"/>
+              <w:left w:val="none" w:sz="0" w:space="0" w:color="000000"/>
+              <w:right w:val="none" w:sz="0" w:space="0" w:color="000000"/>
+            </w:tcBorders>
+            <w:shd w:val="clear" w:color="auto" w:fill="FFFFFF"/>
+            <w:tcMar>
+              <w:top w:w="0" w:type="dxa"/>
+              <w:bottom w:w="0" w:type="dxa"/>
+              <w:left w:w="0" w:type="dxa"/>
+              <w:right w:w="0" w:type="dxa"/>
+            </w:tcMar>
+            <w:vAlign w:val="top"/>
+          </w:tcPr>
+          <w:p>
+            <w:pPr>
+              <w:pStyle w:val="Normal"/>
+              <w:jc w:val="center"/>
+              <w:pBdr>
+                <w:bottom w:val="none" w:sz="0" w:space="0" w:color="000000"/>
+                <w:top w:val="none" w:sz="0" w:space="0" w:color="000000"/>
+                <w:left w:val="none" w:sz="0" w:space="0" w:color="000000"/>
+                <w:right w:val="none" w:sz="0" w:space="0" w:color="000000"/>
+              </w:pBdr>
+              <w:spacing w:after="100" w:before="100" w:line="240"/>
+              <w:ind w:left="100" w:right="100" w:firstLine="0" w:firstLineChars="0"/>
+              <w:rPr>
+                <w:rFonts w:ascii="Helvetica" w:hAnsi="Helvetica" w:eastAsia="Helvetica" w:cs="Helvetica"/>
+                <w:i w:val="false"/>
+                <w:b w:val="false"/>
+                <w:u w:val="none"/>
+                <w:sz w:val="22"/>
+                <w:szCs w:val="22"/>
+                <w:color w:val="000000"/>
+              </w:rPr>
+            </w:pPr>
+            <w:r>
+              <w:rPr>
+                <w:rFonts w:ascii="Helvetica" w:hAnsi="Helvetica" w:eastAsia="Helvetica" w:cs="Helvetica"/>
+                <w:i w:val="false"/>
+                <w:b w:val="false"/>
+                <w:u w:val="none"/>
+                <w:sz w:val="22"/>
+                <w:szCs w:val="22"/>
+                <w:color w:val="000000"/>
+              </w:rPr>
+              <w:t xml:space="preserve">121</w:t>
+            </w:r>
+          </w:p>
+        </w:tc>
+        <w:tc>
+          <w:tcPr>
+            <w:tcBorders>
+              <w:bottom w:val="none" w:sz="0" w:space="0" w:color="000000"/>
+              <w:top w:val="none" w:sz="0" w:space="0" w:color="000000"/>
+              <w:left w:val="none" w:sz="0" w:space="0" w:color="000000"/>
+              <w:right w:val="none" w:sz="0" w:space="0" w:color="000000"/>
+            </w:tcBorders>
+            <w:shd w:val="clear" w:color="auto" w:fill="FFFFFF"/>
+            <w:tcMar>
+              <w:top w:w="0" w:type="dxa"/>
+              <w:bottom w:w="0" w:type="dxa"/>
+              <w:left w:w="0" w:type="dxa"/>
+              <w:right w:w="0" w:type="dxa"/>
+            </w:tcMar>
+            <w:vAlign w:val="top"/>
+          </w:tcPr>
+          <w:p>
+            <w:pPr>
+              <w:pStyle w:val="Normal"/>
+              <w:jc w:val="center"/>
+              <w:pBdr>
+                <w:bottom w:val="none" w:sz="0" w:space="0" w:color="000000"/>
+                <w:top w:val="none" w:sz="0" w:space="0" w:color="000000"/>
+                <w:left w:val="none" w:sz="0" w:space="0" w:color="000000"/>
+                <w:right w:val="none" w:sz="0" w:space="0" w:color="000000"/>
+              </w:pBdr>
+              <w:spacing w:after="100" w:before="100" w:line="240"/>
+              <w:ind w:left="100" w:right="100" w:firstLine="0" w:firstLineChars="0"/>
+              <w:rPr>
+                <w:rFonts w:ascii="Helvetica" w:hAnsi="Helvetica" w:eastAsia="Helvetica" w:cs="Helvetica"/>
+                <w:i w:val="false"/>
+                <w:b w:val="false"/>
+                <w:u w:val="none"/>
+                <w:sz w:val="22"/>
+                <w:szCs w:val="22"/>
+                <w:color w:val="000000"/>
+              </w:rPr>
+            </w:pPr>
+            <w:r>
+              <w:rPr>
+                <w:rFonts w:ascii="Helvetica" w:hAnsi="Helvetica" w:eastAsia="Helvetica" w:cs="Helvetica"/>
+                <w:i w:val="false"/>
+                <w:b w:val="false"/>
+                <w:u w:val="none"/>
+                <w:sz w:val="22"/>
+                <w:szCs w:val="22"/>
+                <w:color w:val="000000"/>
+              </w:rPr>
+              <w:t xml:space="preserve">0.91</w:t>
+            </w:r>
+          </w:p>
+        </w:tc>
+        <w:tc>
+          <w:tcPr>
+            <w:tcBorders>
+              <w:bottom w:val="none" w:sz="0" w:space="0" w:color="000000"/>
+              <w:top w:val="none" w:sz="0" w:space="0" w:color="000000"/>
+              <w:left w:val="none" w:sz="0" w:space="0" w:color="000000"/>
+              <w:right w:val="none" w:sz="0" w:space="0" w:color="000000"/>
+            </w:tcBorders>
+            <w:shd w:val="clear" w:color="auto" w:fill="FFFFFF"/>
+            <w:tcMar>
+              <w:top w:w="0" w:type="dxa"/>
+              <w:bottom w:w="0" w:type="dxa"/>
+              <w:left w:w="0" w:type="dxa"/>
+              <w:right w:w="0" w:type="dxa"/>
+            </w:tcMar>
+            <w:vAlign w:val="top"/>
+          </w:tcPr>
+          <w:p>
+            <w:pPr>
+              <w:pStyle w:val="Normal"/>
+              <w:jc w:val="center"/>
+              <w:pBdr>
+                <w:bottom w:val="none" w:sz="0" w:space="0" w:color="000000"/>
+                <w:top w:val="none" w:sz="0" w:space="0" w:color="000000"/>
+                <w:left w:val="none" w:sz="0" w:space="0" w:color="000000"/>
+                <w:right w:val="none" w:sz="0" w:space="0" w:color="000000"/>
+              </w:pBdr>
+              <w:spacing w:after="100" w:before="100" w:line="240"/>
+              <w:ind w:left="100" w:right="100" w:firstLine="0" w:firstLineChars="0"/>
+              <w:rPr>
+                <w:rFonts w:ascii="Helvetica" w:hAnsi="Helvetica" w:eastAsia="Helvetica" w:cs="Helvetica"/>
+                <w:i w:val="false"/>
+                <w:b w:val="false"/>
+                <w:u w:val="none"/>
+                <w:sz w:val="22"/>
+                <w:szCs w:val="22"/>
+                <w:color w:val="000000"/>
+              </w:rPr>
+            </w:pPr>
+            <w:r>
+              <w:rPr>
+                <w:rFonts w:ascii="Helvetica" w:hAnsi="Helvetica" w:eastAsia="Helvetica" w:cs="Helvetica"/>
+                <w:i w:val="false"/>
+                <w:b w:val="false"/>
+                <w:u w:val="none"/>
+                <w:sz w:val="22"/>
+                <w:szCs w:val="22"/>
+                <w:color w:val="000000"/>
+              </w:rPr>
+              <w:t xml:space="preserve">0.44, 1.88</w:t>
+            </w:r>
+          </w:p>
+        </w:tc>
+        <w:tc>
+          <w:tcPr>
+            <w:tcBorders>
+              <w:bottom w:val="none" w:sz="0" w:space="0" w:color="000000"/>
+              <w:top w:val="none" w:sz="0" w:space="0" w:color="000000"/>
+              <w:left w:val="none" w:sz="0" w:space="0" w:color="000000"/>
+              <w:right w:val="none" w:sz="0" w:space="0" w:color="000000"/>
+            </w:tcBorders>
+            <w:shd w:val="clear" w:color="auto" w:fill="FFFFFF"/>
+            <w:tcMar>
+              <w:top w:w="0" w:type="dxa"/>
+              <w:bottom w:w="0" w:type="dxa"/>
+              <w:left w:w="0" w:type="dxa"/>
+              <w:right w:w="0" w:type="dxa"/>
+            </w:tcMar>
+            <w:vAlign w:val="top"/>
+          </w:tcPr>
+          <w:p>
+            <w:pPr>
+              <w:pStyle w:val="Normal"/>
+              <w:jc w:val="center"/>
+              <w:pBdr>
+                <w:bottom w:val="none" w:sz="0" w:space="0" w:color="000000"/>
+                <w:top w:val="none" w:sz="0" w:space="0" w:color="000000"/>
+                <w:left w:val="none" w:sz="0" w:space="0" w:color="000000"/>
+                <w:right w:val="none" w:sz="0" w:space="0" w:color="000000"/>
+              </w:pBdr>
+              <w:spacing w:after="100" w:before="100" w:line="240"/>
+              <w:ind w:left="100" w:right="100" w:firstLine="0" w:firstLineChars="0"/>
+              <w:rPr>
+                <w:rFonts w:ascii="Helvetica" w:hAnsi="Helvetica" w:eastAsia="Helvetica" w:cs="Helvetica"/>
+                <w:i w:val="false"/>
+                <w:b w:val="false"/>
+                <w:u w:val="none"/>
+                <w:sz w:val="22"/>
+                <w:szCs w:val="22"/>
+                <w:color w:val="000000"/>
+              </w:rPr>
+            </w:pPr>
+            <w:r>
+              <w:rPr>
+                <w:rFonts w:ascii="Helvetica" w:hAnsi="Helvetica" w:eastAsia="Helvetica" w:cs="Helvetica"/>
+                <w:i w:val="false"/>
+                <w:b w:val="false"/>
+                <w:u w:val="none"/>
+                <w:sz w:val="22"/>
+                <w:szCs w:val="22"/>
+                <w:color w:val="000000"/>
+              </w:rPr>
+              <w:t xml:space="preserve">0.800</w:t>
+            </w:r>
+          </w:p>
+        </w:tc>
+        <w:tc>
+          <w:tcPr>
+            <w:tcBorders>
+              <w:bottom w:val="none" w:sz="0" w:space="0" w:color="000000"/>
+              <w:top w:val="none" w:sz="0" w:space="0" w:color="000000"/>
+              <w:left w:val="none" w:sz="0" w:space="0" w:color="000000"/>
+              <w:right w:val="none" w:sz="0" w:space="0" w:color="000000"/>
+            </w:tcBorders>
+            <w:shd w:val="clear" w:color="auto" w:fill="FFFFFF"/>
+            <w:tcMar>
+              <w:top w:w="0" w:type="dxa"/>
+              <w:bottom w:w="0" w:type="dxa"/>
+              <w:left w:w="0" w:type="dxa"/>
+              <w:right w:w="0" w:type="dxa"/>
+            </w:tcMar>
+            <w:vAlign w:val="top"/>
+          </w:tcPr>
+          <w:p>
+            <w:pPr>
+              <w:pStyle w:val="Normal"/>
+              <w:jc w:val="center"/>
+              <w:pBdr>
+                <w:bottom w:val="none" w:sz="0" w:space="0" w:color="000000"/>
+                <w:top w:val="none" w:sz="0" w:space="0" w:color="000000"/>
+                <w:left w:val="none" w:sz="0" w:space="0" w:color="000000"/>
+                <w:right w:val="none" w:sz="0" w:space="0" w:color="000000"/>
+              </w:pBdr>
+              <w:spacing w:after="100" w:before="100" w:line="240"/>
+              <w:ind w:left="100" w:right="100" w:firstLine="0" w:firstLineChars="0"/>
+              <w:rPr>
+                <w:rFonts w:ascii="Helvetica" w:hAnsi="Helvetica" w:eastAsia="Helvetica" w:cs="Helvetica"/>
+                <w:i w:val="false"/>
+                <w:b w:val="false"/>
+                <w:u w:val="none"/>
+                <w:sz w:val="22"/>
+                <w:szCs w:val="22"/>
+                <w:color w:val="000000"/>
+              </w:rPr>
+            </w:pPr>
+            <w:r>
+              <w:rPr>
+                <w:rFonts w:ascii="Helvetica" w:hAnsi="Helvetica" w:eastAsia="Helvetica" w:cs="Helvetica"/>
+                <w:i w:val="false"/>
+                <w:b w:val="false"/>
+                <w:u w:val="none"/>
+                <w:sz w:val="22"/>
+                <w:szCs w:val="22"/>
+                <w:color w:val="000000"/>
+              </w:rPr>
+              <w:t xml:space="preserve">121</w:t>
+            </w:r>
+          </w:p>
+        </w:tc>
+        <w:tc>
+          <w:tcPr>
+            <w:tcBorders>
+              <w:bottom w:val="none" w:sz="0" w:space="0" w:color="000000"/>
+              <w:top w:val="none" w:sz="0" w:space="0" w:color="000000"/>
+              <w:left w:val="none" w:sz="0" w:space="0" w:color="000000"/>
+              <w:right w:val="none" w:sz="0" w:space="0" w:color="000000"/>
+            </w:tcBorders>
+            <w:shd w:val="clear" w:color="auto" w:fill="FFFFFF"/>
+            <w:tcMar>
+              <w:top w:w="0" w:type="dxa"/>
+              <w:bottom w:w="0" w:type="dxa"/>
+              <w:left w:w="0" w:type="dxa"/>
+              <w:right w:w="0" w:type="dxa"/>
+            </w:tcMar>
+            <w:vAlign w:val="top"/>
+          </w:tcPr>
+          <w:p>
+            <w:pPr>
+              <w:pStyle w:val="Normal"/>
+              <w:jc w:val="center"/>
+              <w:pBdr>
+                <w:bottom w:val="none" w:sz="0" w:space="0" w:color="000000"/>
+                <w:top w:val="none" w:sz="0" w:space="0" w:color="000000"/>
+                <w:left w:val="none" w:sz="0" w:space="0" w:color="000000"/>
+                <w:right w:val="none" w:sz="0" w:space="0" w:color="000000"/>
+              </w:pBdr>
+              <w:spacing w:after="100" w:before="100" w:line="240"/>
+              <w:ind w:left="100" w:right="100" w:firstLine="0" w:firstLineChars="0"/>
+              <w:rPr>
+                <w:rFonts w:ascii="Helvetica" w:hAnsi="Helvetica" w:eastAsia="Helvetica" w:cs="Helvetica"/>
+                <w:i w:val="false"/>
+                <w:b w:val="false"/>
+                <w:u w:val="none"/>
+                <w:sz w:val="22"/>
+                <w:szCs w:val="22"/>
+                <w:color w:val="000000"/>
+              </w:rPr>
+            </w:pPr>
+            <w:r>
+              <w:rPr>
+                <w:rFonts w:ascii="Helvetica" w:hAnsi="Helvetica" w:eastAsia="Helvetica" w:cs="Helvetica"/>
+                <w:i w:val="false"/>
+                <w:b w:val="false"/>
+                <w:u w:val="none"/>
+                <w:sz w:val="22"/>
+                <w:szCs w:val="22"/>
+                <w:color w:val="000000"/>
+              </w:rPr>
+              <w:t xml:space="preserve">0.96</w:t>
+            </w:r>
+          </w:p>
+        </w:tc>
+        <w:tc>
+          <w:tcPr>
+            <w:tcBorders>
+              <w:bottom w:val="none" w:sz="0" w:space="0" w:color="000000"/>
+              <w:top w:val="none" w:sz="0" w:space="0" w:color="000000"/>
+              <w:left w:val="none" w:sz="0" w:space="0" w:color="000000"/>
+              <w:right w:val="none" w:sz="0" w:space="0" w:color="000000"/>
+            </w:tcBorders>
+            <w:shd w:val="clear" w:color="auto" w:fill="FFFFFF"/>
+            <w:tcMar>
+              <w:top w:w="0" w:type="dxa"/>
+              <w:bottom w:w="0" w:type="dxa"/>
+              <w:left w:w="0" w:type="dxa"/>
+              <w:right w:w="0" w:type="dxa"/>
+            </w:tcMar>
+            <w:vAlign w:val="top"/>
+          </w:tcPr>
+          <w:p>
+            <w:pPr>
+              <w:pStyle w:val="Normal"/>
+              <w:jc w:val="center"/>
+              <w:pBdr>
+                <w:bottom w:val="none" w:sz="0" w:space="0" w:color="000000"/>
+                <w:top w:val="none" w:sz="0" w:space="0" w:color="000000"/>
+                <w:left w:val="none" w:sz="0" w:space="0" w:color="000000"/>
+                <w:right w:val="none" w:sz="0" w:space="0" w:color="000000"/>
+              </w:pBdr>
+              <w:spacing w:after="100" w:before="100" w:line="240"/>
+              <w:ind w:left="100" w:right="100" w:firstLine="0" w:firstLineChars="0"/>
+              <w:rPr>
+                <w:rFonts w:ascii="Helvetica" w:hAnsi="Helvetica" w:eastAsia="Helvetica" w:cs="Helvetica"/>
+                <w:i w:val="false"/>
+                <w:b w:val="false"/>
+                <w:u w:val="none"/>
+                <w:sz w:val="22"/>
+                <w:szCs w:val="22"/>
+                <w:color w:val="000000"/>
+              </w:rPr>
+            </w:pPr>
+            <w:r>
+              <w:rPr>
+                <w:rFonts w:ascii="Helvetica" w:hAnsi="Helvetica" w:eastAsia="Helvetica" w:cs="Helvetica"/>
+                <w:i w:val="false"/>
+                <w:b w:val="false"/>
+                <w:u w:val="none"/>
+                <w:sz w:val="22"/>
+                <w:szCs w:val="22"/>
+                <w:color w:val="000000"/>
+              </w:rPr>
+              <w:t xml:space="preserve">0.40, 2.28</w:t>
+            </w:r>
+          </w:p>
+        </w:tc>
+        <w:tc>
+          <w:tcPr>
+            <w:tcBorders>
+              <w:bottom w:val="none" w:sz="0" w:space="0" w:color="000000"/>
+              <w:top w:val="none" w:sz="0" w:space="0" w:color="000000"/>
+              <w:left w:val="none" w:sz="0" w:space="0" w:color="000000"/>
+              <w:right w:val="none" w:sz="0" w:space="0" w:color="000000"/>
+            </w:tcBorders>
+            <w:shd w:val="clear" w:color="auto" w:fill="FFFFFF"/>
+            <w:tcMar>
+              <w:top w:w="0" w:type="dxa"/>
+              <w:bottom w:w="0" w:type="dxa"/>
+              <w:left w:w="0" w:type="dxa"/>
+              <w:right w:w="0" w:type="dxa"/>
+            </w:tcMar>
+            <w:vAlign w:val="top"/>
+          </w:tcPr>
+          <w:p>
+            <w:pPr>
+              <w:pStyle w:val="Normal"/>
+              <w:jc w:val="center"/>
+              <w:pBdr>
+                <w:bottom w:val="none" w:sz="0" w:space="0" w:color="000000"/>
+                <w:top w:val="none" w:sz="0" w:space="0" w:color="000000"/>
+                <w:left w:val="none" w:sz="0" w:space="0" w:color="000000"/>
+                <w:right w:val="none" w:sz="0" w:space="0" w:color="000000"/>
+              </w:pBdr>
+              <w:spacing w:after="100" w:before="100" w:line="240"/>
+              <w:ind w:left="100" w:right="100" w:firstLine="0" w:firstLineChars="0"/>
+              <w:rPr>
+                <w:rFonts w:ascii="Helvetica" w:hAnsi="Helvetica" w:eastAsia="Helvetica" w:cs="Helvetica"/>
+                <w:i w:val="false"/>
+                <w:b w:val="false"/>
+                <w:u w:val="none"/>
+                <w:sz w:val="22"/>
+                <w:szCs w:val="22"/>
+                <w:color w:val="000000"/>
+              </w:rPr>
+            </w:pPr>
+            <w:r>
+              <w:rPr>
+                <w:rFonts w:ascii="Helvetica" w:hAnsi="Helvetica" w:eastAsia="Helvetica" w:cs="Helvetica"/>
+                <w:i w:val="false"/>
+                <w:b w:val="false"/>
+                <w:u w:val="none"/>
+                <w:sz w:val="22"/>
+                <w:szCs w:val="22"/>
+                <w:color w:val="000000"/>
+              </w:rPr>
+              <w:t xml:space="preserve">0.920</w:t>
+            </w:r>
+          </w:p>
+        </w:tc>
+      </w:tr>
+      <w:tr>
+        <w:trPr>
+          <w:trHeight w:val="598" w:hRule="auto"/>
+        </w:trPr>
+        body8
+        <w:tc>
+          <w:tcPr>
+            <w:tcBorders>
               <w:bottom w:val="single" w:sz="8" w:space="0" w:color="000000"/>
               <w:top w:val="none" w:sz="0" w:space="0" w:color="000000"/>
               <w:left w:val="none" w:sz="0" w:space="0" w:color="000000"/>
@@ -3683,7 +4166,7 @@
                 <w:szCs w:val="22"/>
                 <w:color w:val="000000"/>
               </w:rPr>
-              <w:t xml:space="preserve">ici</w:t>
+              <w:t xml:space="preserve">cockcroft</w:t>
             </w:r>
           </w:p>
         </w:tc>
@@ -3789,7 +4272,7 @@
                 <w:szCs w:val="22"/>
                 <w:color w:val="000000"/>
               </w:rPr>
-              <w:t xml:space="preserve">0.91</w:t>
+              <w:t xml:space="preserve">1.00</w:t>
             </w:r>
           </w:p>
         </w:tc>
@@ -3842,7 +4325,7 @@
                 <w:szCs w:val="22"/>
                 <w:color w:val="000000"/>
               </w:rPr>
-              <w:t xml:space="preserve">0.44, 1.88</w:t>
+              <w:t xml:space="preserve">0.99, 1.01</w:t>
             </w:r>
           </w:p>
         </w:tc>
@@ -3895,7 +4378,7 @@
                 <w:szCs w:val="22"/>
                 <w:color w:val="000000"/>
               </w:rPr>
-              <w:t xml:space="preserve">0.800</w:t>
+              <w:t xml:space="preserve">0.680</w:t>
             </w:r>
           </w:p>
         </w:tc>
@@ -4001,7 +4484,7 @@
                 <w:szCs w:val="22"/>
                 <w:color w:val="000000"/>
               </w:rPr>
-              <w:t xml:space="preserve">0.89</w:t>
+              <w:t xml:space="preserve">0.99</w:t>
             </w:r>
           </w:p>
         </w:tc>
@@ -4054,7 +4537,7 @@
                 <w:szCs w:val="22"/>
                 <w:color w:val="000000"/>
               </w:rPr>
-              <w:t xml:space="preserve">0.39, 2.06</w:t>
+              <w:t xml:space="preserve">0.98, 1.01</w:t>
             </w:r>
           </w:p>
         </w:tc>
@@ -4107,7 +4590,7 @@
                 <w:szCs w:val="22"/>
                 <w:color w:val="000000"/>
               </w:rPr>
-              <w:t xml:space="preserve">0.790</w:t>
+              <w:t xml:space="preserve">0.280</w:t>
             </w:r>
           </w:p>
         </w:tc>

--- a/docs/tables/carbo/sec5_any_hosp.docx
+++ b/docs/tables/carbo/sec5_any_hosp.docx
@@ -1103,7 +1103,7 @@
                 <w:szCs w:val="22"/>
                 <w:color w:val="000000"/>
               </w:rPr>
-              <w:t xml:space="preserve">1.46</w:t>
+              <w:t xml:space="preserve">1.48</w:t>
             </w:r>
           </w:p>
         </w:tc>
@@ -1156,7 +1156,7 @@
                 <w:szCs w:val="22"/>
                 <w:color w:val="000000"/>
               </w:rPr>
-              <w:t xml:space="preserve">1.17, 1.82</w:t>
+              <w:t xml:space="preserve">1.17, 1.85</w:t>
             </w:r>
           </w:p>
         </w:tc>
@@ -1586,113 +1586,113 @@
                 <w:szCs w:val="22"/>
                 <w:color w:val="000000"/>
               </w:rPr>
-              <w:t xml:space="preserve">1.03</w:t>
-            </w:r>
-          </w:p>
-        </w:tc>
-        <w:tc>
-          <w:tcPr>
-            <w:tcBorders>
-              <w:bottom w:val="none" w:sz="0" w:space="0" w:color="000000"/>
-              <w:top w:val="none" w:sz="0" w:space="0" w:color="000000"/>
-              <w:left w:val="none" w:sz="0" w:space="0" w:color="000000"/>
-              <w:right w:val="none" w:sz="0" w:space="0" w:color="000000"/>
-            </w:tcBorders>
-            <w:shd w:val="clear" w:color="auto" w:fill="FFFFFF"/>
-            <w:tcMar>
-              <w:top w:w="0" w:type="dxa"/>
-              <w:bottom w:w="0" w:type="dxa"/>
-              <w:left w:w="0" w:type="dxa"/>
-              <w:right w:w="0" w:type="dxa"/>
-            </w:tcMar>
-            <w:vAlign w:val="top"/>
-          </w:tcPr>
-          <w:p>
-            <w:pPr>
-              <w:pStyle w:val="Normal"/>
-              <w:jc w:val="center"/>
-              <w:pBdr>
-                <w:bottom w:val="none" w:sz="0" w:space="0" w:color="000000"/>
-                <w:top w:val="none" w:sz="0" w:space="0" w:color="000000"/>
-                <w:left w:val="none" w:sz="0" w:space="0" w:color="000000"/>
-                <w:right w:val="none" w:sz="0" w:space="0" w:color="000000"/>
-              </w:pBdr>
-              <w:spacing w:after="100" w:before="100" w:line="240"/>
-              <w:ind w:left="100" w:right="100" w:firstLine="0" w:firstLineChars="0"/>
-              <w:rPr>
-                <w:rFonts w:ascii="Helvetica" w:hAnsi="Helvetica" w:eastAsia="Helvetica" w:cs="Helvetica"/>
-                <w:i w:val="false"/>
-                <w:b w:val="false"/>
-                <w:u w:val="none"/>
-                <w:sz w:val="22"/>
-                <w:szCs w:val="22"/>
-                <w:color w:val="000000"/>
-              </w:rPr>
-            </w:pPr>
-            <w:r>
-              <w:rPr>
-                <w:rFonts w:ascii="Helvetica" w:hAnsi="Helvetica" w:eastAsia="Helvetica" w:cs="Helvetica"/>
-                <w:i w:val="false"/>
-                <w:b w:val="false"/>
-                <w:u w:val="none"/>
-                <w:sz w:val="22"/>
-                <w:szCs w:val="22"/>
-                <w:color w:val="000000"/>
-              </w:rPr>
-              <w:t xml:space="preserve">0.96, 1.10</w:t>
-            </w:r>
-          </w:p>
-        </w:tc>
-        <w:tc>
-          <w:tcPr>
-            <w:tcBorders>
-              <w:bottom w:val="none" w:sz="0" w:space="0" w:color="000000"/>
-              <w:top w:val="none" w:sz="0" w:space="0" w:color="000000"/>
-              <w:left w:val="none" w:sz="0" w:space="0" w:color="000000"/>
-              <w:right w:val="none" w:sz="0" w:space="0" w:color="000000"/>
-            </w:tcBorders>
-            <w:shd w:val="clear" w:color="auto" w:fill="FFFFFF"/>
-            <w:tcMar>
-              <w:top w:w="0" w:type="dxa"/>
-              <w:bottom w:w="0" w:type="dxa"/>
-              <w:left w:w="0" w:type="dxa"/>
-              <w:right w:w="0" w:type="dxa"/>
-            </w:tcMar>
-            <w:vAlign w:val="top"/>
-          </w:tcPr>
-          <w:p>
-            <w:pPr>
-              <w:pStyle w:val="Normal"/>
-              <w:jc w:val="center"/>
-              <w:pBdr>
-                <w:bottom w:val="none" w:sz="0" w:space="0" w:color="000000"/>
-                <w:top w:val="none" w:sz="0" w:space="0" w:color="000000"/>
-                <w:left w:val="none" w:sz="0" w:space="0" w:color="000000"/>
-                <w:right w:val="none" w:sz="0" w:space="0" w:color="000000"/>
-              </w:pBdr>
-              <w:spacing w:after="100" w:before="100" w:line="240"/>
-              <w:ind w:left="100" w:right="100" w:firstLine="0" w:firstLineChars="0"/>
-              <w:rPr>
-                <w:rFonts w:ascii="Helvetica" w:hAnsi="Helvetica" w:eastAsia="Helvetica" w:cs="Helvetica"/>
-                <w:i w:val="false"/>
-                <w:b w:val="false"/>
-                <w:u w:val="none"/>
-                <w:sz w:val="22"/>
-                <w:szCs w:val="22"/>
-                <w:color w:val="000000"/>
-              </w:rPr>
-            </w:pPr>
-            <w:r>
-              <w:rPr>
-                <w:rFonts w:ascii="Helvetica" w:hAnsi="Helvetica" w:eastAsia="Helvetica" w:cs="Helvetica"/>
-                <w:i w:val="false"/>
-                <w:b w:val="false"/>
-                <w:u w:val="none"/>
-                <w:sz w:val="22"/>
-                <w:szCs w:val="22"/>
-                <w:color w:val="000000"/>
-              </w:rPr>
-              <w:t xml:space="preserve">0.400</w:t>
+              <w:t xml:space="preserve">1.04</w:t>
+            </w:r>
+          </w:p>
+        </w:tc>
+        <w:tc>
+          <w:tcPr>
+            <w:tcBorders>
+              <w:bottom w:val="none" w:sz="0" w:space="0" w:color="000000"/>
+              <w:top w:val="none" w:sz="0" w:space="0" w:color="000000"/>
+              <w:left w:val="none" w:sz="0" w:space="0" w:color="000000"/>
+              <w:right w:val="none" w:sz="0" w:space="0" w:color="000000"/>
+            </w:tcBorders>
+            <w:shd w:val="clear" w:color="auto" w:fill="FFFFFF"/>
+            <w:tcMar>
+              <w:top w:w="0" w:type="dxa"/>
+              <w:bottom w:w="0" w:type="dxa"/>
+              <w:left w:w="0" w:type="dxa"/>
+              <w:right w:w="0" w:type="dxa"/>
+            </w:tcMar>
+            <w:vAlign w:val="top"/>
+          </w:tcPr>
+          <w:p>
+            <w:pPr>
+              <w:pStyle w:val="Normal"/>
+              <w:jc w:val="center"/>
+              <w:pBdr>
+                <w:bottom w:val="none" w:sz="0" w:space="0" w:color="000000"/>
+                <w:top w:val="none" w:sz="0" w:space="0" w:color="000000"/>
+                <w:left w:val="none" w:sz="0" w:space="0" w:color="000000"/>
+                <w:right w:val="none" w:sz="0" w:space="0" w:color="000000"/>
+              </w:pBdr>
+              <w:spacing w:after="100" w:before="100" w:line="240"/>
+              <w:ind w:left="100" w:right="100" w:firstLine="0" w:firstLineChars="0"/>
+              <w:rPr>
+                <w:rFonts w:ascii="Helvetica" w:hAnsi="Helvetica" w:eastAsia="Helvetica" w:cs="Helvetica"/>
+                <w:i w:val="false"/>
+                <w:b w:val="false"/>
+                <w:u w:val="none"/>
+                <w:sz w:val="22"/>
+                <w:szCs w:val="22"/>
+                <w:color w:val="000000"/>
+              </w:rPr>
+            </w:pPr>
+            <w:r>
+              <w:rPr>
+                <w:rFonts w:ascii="Helvetica" w:hAnsi="Helvetica" w:eastAsia="Helvetica" w:cs="Helvetica"/>
+                <w:i w:val="false"/>
+                <w:b w:val="false"/>
+                <w:u w:val="none"/>
+                <w:sz w:val="22"/>
+                <w:szCs w:val="22"/>
+                <w:color w:val="000000"/>
+              </w:rPr>
+              <w:t xml:space="preserve">0.98, 1.11</w:t>
+            </w:r>
+          </w:p>
+        </w:tc>
+        <w:tc>
+          <w:tcPr>
+            <w:tcBorders>
+              <w:bottom w:val="none" w:sz="0" w:space="0" w:color="000000"/>
+              <w:top w:val="none" w:sz="0" w:space="0" w:color="000000"/>
+              <w:left w:val="none" w:sz="0" w:space="0" w:color="000000"/>
+              <w:right w:val="none" w:sz="0" w:space="0" w:color="000000"/>
+            </w:tcBorders>
+            <w:shd w:val="clear" w:color="auto" w:fill="FFFFFF"/>
+            <w:tcMar>
+              <w:top w:w="0" w:type="dxa"/>
+              <w:bottom w:w="0" w:type="dxa"/>
+              <w:left w:w="0" w:type="dxa"/>
+              <w:right w:w="0" w:type="dxa"/>
+            </w:tcMar>
+            <w:vAlign w:val="top"/>
+          </w:tcPr>
+          <w:p>
+            <w:pPr>
+              <w:pStyle w:val="Normal"/>
+              <w:jc w:val="center"/>
+              <w:pBdr>
+                <w:bottom w:val="none" w:sz="0" w:space="0" w:color="000000"/>
+                <w:top w:val="none" w:sz="0" w:space="0" w:color="000000"/>
+                <w:left w:val="none" w:sz="0" w:space="0" w:color="000000"/>
+                <w:right w:val="none" w:sz="0" w:space="0" w:color="000000"/>
+              </w:pBdr>
+              <w:spacing w:after="100" w:before="100" w:line="240"/>
+              <w:ind w:left="100" w:right="100" w:firstLine="0" w:firstLineChars="0"/>
+              <w:rPr>
+                <w:rFonts w:ascii="Helvetica" w:hAnsi="Helvetica" w:eastAsia="Helvetica" w:cs="Helvetica"/>
+                <w:i w:val="false"/>
+                <w:b w:val="false"/>
+                <w:u w:val="none"/>
+                <w:sz w:val="22"/>
+                <w:szCs w:val="22"/>
+                <w:color w:val="000000"/>
+              </w:rPr>
+            </w:pPr>
+            <w:r>
+              <w:rPr>
+                <w:rFonts w:ascii="Helvetica" w:hAnsi="Helvetica" w:eastAsia="Helvetica" w:cs="Helvetica"/>
+                <w:i w:val="false"/>
+                <w:b w:val="false"/>
+                <w:u w:val="none"/>
+                <w:sz w:val="22"/>
+                <w:szCs w:val="22"/>
+                <w:color w:val="000000"/>
+              </w:rPr>
+              <w:t xml:space="preserve">0.240</w:t>
             </w:r>
           </w:p>
         </w:tc>
@@ -3035,113 +3035,113 @@
                 <w:szCs w:val="22"/>
                 <w:color w:val="000000"/>
               </w:rPr>
-              <w:t xml:space="preserve">1.28</w:t>
-            </w:r>
-          </w:p>
-        </w:tc>
-        <w:tc>
-          <w:tcPr>
-            <w:tcBorders>
-              <w:bottom w:val="none" w:sz="0" w:space="0" w:color="000000"/>
-              <w:top w:val="none" w:sz="0" w:space="0" w:color="000000"/>
-              <w:left w:val="none" w:sz="0" w:space="0" w:color="000000"/>
-              <w:right w:val="none" w:sz="0" w:space="0" w:color="000000"/>
-            </w:tcBorders>
-            <w:shd w:val="clear" w:color="auto" w:fill="FFFFFF"/>
-            <w:tcMar>
-              <w:top w:w="0" w:type="dxa"/>
-              <w:bottom w:w="0" w:type="dxa"/>
-              <w:left w:w="0" w:type="dxa"/>
-              <w:right w:w="0" w:type="dxa"/>
-            </w:tcMar>
-            <w:vAlign w:val="top"/>
-          </w:tcPr>
-          <w:p>
-            <w:pPr>
-              <w:pStyle w:val="Normal"/>
-              <w:jc w:val="center"/>
-              <w:pBdr>
-                <w:bottom w:val="none" w:sz="0" w:space="0" w:color="000000"/>
-                <w:top w:val="none" w:sz="0" w:space="0" w:color="000000"/>
-                <w:left w:val="none" w:sz="0" w:space="0" w:color="000000"/>
-                <w:right w:val="none" w:sz="0" w:space="0" w:color="000000"/>
-              </w:pBdr>
-              <w:spacing w:after="100" w:before="100" w:line="240"/>
-              <w:ind w:left="100" w:right="100" w:firstLine="0" w:firstLineChars="0"/>
-              <w:rPr>
-                <w:rFonts w:ascii="Helvetica" w:hAnsi="Helvetica" w:eastAsia="Helvetica" w:cs="Helvetica"/>
-                <w:i w:val="false"/>
-                <w:b w:val="false"/>
-                <w:u w:val="none"/>
-                <w:sz w:val="22"/>
-                <w:szCs w:val="22"/>
-                <w:color w:val="000000"/>
-              </w:rPr>
-            </w:pPr>
-            <w:r>
-              <w:rPr>
-                <w:rFonts w:ascii="Helvetica" w:hAnsi="Helvetica" w:eastAsia="Helvetica" w:cs="Helvetica"/>
-                <w:i w:val="false"/>
-                <w:b w:val="false"/>
-                <w:u w:val="none"/>
-                <w:sz w:val="22"/>
-                <w:szCs w:val="22"/>
-                <w:color w:val="000000"/>
-              </w:rPr>
-              <w:t xml:space="preserve">0.63, 2.60</w:t>
-            </w:r>
-          </w:p>
-        </w:tc>
-        <w:tc>
-          <w:tcPr>
-            <w:tcBorders>
-              <w:bottom w:val="none" w:sz="0" w:space="0" w:color="000000"/>
-              <w:top w:val="none" w:sz="0" w:space="0" w:color="000000"/>
-              <w:left w:val="none" w:sz="0" w:space="0" w:color="000000"/>
-              <w:right w:val="none" w:sz="0" w:space="0" w:color="000000"/>
-            </w:tcBorders>
-            <w:shd w:val="clear" w:color="auto" w:fill="FFFFFF"/>
-            <w:tcMar>
-              <w:top w:w="0" w:type="dxa"/>
-              <w:bottom w:w="0" w:type="dxa"/>
-              <w:left w:w="0" w:type="dxa"/>
-              <w:right w:w="0" w:type="dxa"/>
-            </w:tcMar>
-            <w:vAlign w:val="top"/>
-          </w:tcPr>
-          <w:p>
-            <w:pPr>
-              <w:pStyle w:val="Normal"/>
-              <w:jc w:val="center"/>
-              <w:pBdr>
-                <w:bottom w:val="none" w:sz="0" w:space="0" w:color="000000"/>
-                <w:top w:val="none" w:sz="0" w:space="0" w:color="000000"/>
-                <w:left w:val="none" w:sz="0" w:space="0" w:color="000000"/>
-                <w:right w:val="none" w:sz="0" w:space="0" w:color="000000"/>
-              </w:pBdr>
-              <w:spacing w:after="100" w:before="100" w:line="240"/>
-              <w:ind w:left="100" w:right="100" w:firstLine="0" w:firstLineChars="0"/>
-              <w:rPr>
-                <w:rFonts w:ascii="Helvetica" w:hAnsi="Helvetica" w:eastAsia="Helvetica" w:cs="Helvetica"/>
-                <w:i w:val="false"/>
-                <w:b w:val="false"/>
-                <w:u w:val="none"/>
-                <w:sz w:val="22"/>
-                <w:szCs w:val="22"/>
-                <w:color w:val="000000"/>
-              </w:rPr>
-            </w:pPr>
-            <w:r>
-              <w:rPr>
-                <w:rFonts w:ascii="Helvetica" w:hAnsi="Helvetica" w:eastAsia="Helvetica" w:cs="Helvetica"/>
-                <w:i w:val="false"/>
-                <w:b w:val="false"/>
-                <w:u w:val="none"/>
-                <w:sz w:val="22"/>
-                <w:szCs w:val="22"/>
-                <w:color w:val="000000"/>
-              </w:rPr>
-              <w:t xml:space="preserve">0.490</w:t>
+              <w:t xml:space="preserve">1.30</w:t>
+            </w:r>
+          </w:p>
+        </w:tc>
+        <w:tc>
+          <w:tcPr>
+            <w:tcBorders>
+              <w:bottom w:val="none" w:sz="0" w:space="0" w:color="000000"/>
+              <w:top w:val="none" w:sz="0" w:space="0" w:color="000000"/>
+              <w:left w:val="none" w:sz="0" w:space="0" w:color="000000"/>
+              <w:right w:val="none" w:sz="0" w:space="0" w:color="000000"/>
+            </w:tcBorders>
+            <w:shd w:val="clear" w:color="auto" w:fill="FFFFFF"/>
+            <w:tcMar>
+              <w:top w:w="0" w:type="dxa"/>
+              <w:bottom w:w="0" w:type="dxa"/>
+              <w:left w:w="0" w:type="dxa"/>
+              <w:right w:w="0" w:type="dxa"/>
+            </w:tcMar>
+            <w:vAlign w:val="top"/>
+          </w:tcPr>
+          <w:p>
+            <w:pPr>
+              <w:pStyle w:val="Normal"/>
+              <w:jc w:val="center"/>
+              <w:pBdr>
+                <w:bottom w:val="none" w:sz="0" w:space="0" w:color="000000"/>
+                <w:top w:val="none" w:sz="0" w:space="0" w:color="000000"/>
+                <w:left w:val="none" w:sz="0" w:space="0" w:color="000000"/>
+                <w:right w:val="none" w:sz="0" w:space="0" w:color="000000"/>
+              </w:pBdr>
+              <w:spacing w:after="100" w:before="100" w:line="240"/>
+              <w:ind w:left="100" w:right="100" w:firstLine="0" w:firstLineChars="0"/>
+              <w:rPr>
+                <w:rFonts w:ascii="Helvetica" w:hAnsi="Helvetica" w:eastAsia="Helvetica" w:cs="Helvetica"/>
+                <w:i w:val="false"/>
+                <w:b w:val="false"/>
+                <w:u w:val="none"/>
+                <w:sz w:val="22"/>
+                <w:szCs w:val="22"/>
+                <w:color w:val="000000"/>
+              </w:rPr>
+            </w:pPr>
+            <w:r>
+              <w:rPr>
+                <w:rFonts w:ascii="Helvetica" w:hAnsi="Helvetica" w:eastAsia="Helvetica" w:cs="Helvetica"/>
+                <w:i w:val="false"/>
+                <w:b w:val="false"/>
+                <w:u w:val="none"/>
+                <w:sz w:val="22"/>
+                <w:szCs w:val="22"/>
+                <w:color w:val="000000"/>
+              </w:rPr>
+              <w:t xml:space="preserve">0.63, 2.66</w:t>
+            </w:r>
+          </w:p>
+        </w:tc>
+        <w:tc>
+          <w:tcPr>
+            <w:tcBorders>
+              <w:bottom w:val="none" w:sz="0" w:space="0" w:color="000000"/>
+              <w:top w:val="none" w:sz="0" w:space="0" w:color="000000"/>
+              <w:left w:val="none" w:sz="0" w:space="0" w:color="000000"/>
+              <w:right w:val="none" w:sz="0" w:space="0" w:color="000000"/>
+            </w:tcBorders>
+            <w:shd w:val="clear" w:color="auto" w:fill="FFFFFF"/>
+            <w:tcMar>
+              <w:top w:w="0" w:type="dxa"/>
+              <w:bottom w:w="0" w:type="dxa"/>
+              <w:left w:w="0" w:type="dxa"/>
+              <w:right w:w="0" w:type="dxa"/>
+            </w:tcMar>
+            <w:vAlign w:val="top"/>
+          </w:tcPr>
+          <w:p>
+            <w:pPr>
+              <w:pStyle w:val="Normal"/>
+              <w:jc w:val="center"/>
+              <w:pBdr>
+                <w:bottom w:val="none" w:sz="0" w:space="0" w:color="000000"/>
+                <w:top w:val="none" w:sz="0" w:space="0" w:color="000000"/>
+                <w:left w:val="none" w:sz="0" w:space="0" w:color="000000"/>
+                <w:right w:val="none" w:sz="0" w:space="0" w:color="000000"/>
+              </w:pBdr>
+              <w:spacing w:after="100" w:before="100" w:line="240"/>
+              <w:ind w:left="100" w:right="100" w:firstLine="0" w:firstLineChars="0"/>
+              <w:rPr>
+                <w:rFonts w:ascii="Helvetica" w:hAnsi="Helvetica" w:eastAsia="Helvetica" w:cs="Helvetica"/>
+                <w:i w:val="false"/>
+                <w:b w:val="false"/>
+                <w:u w:val="none"/>
+                <w:sz w:val="22"/>
+                <w:szCs w:val="22"/>
+                <w:color w:val="000000"/>
+              </w:rPr>
+            </w:pPr>
+            <w:r>
+              <w:rPr>
+                <w:rFonts w:ascii="Helvetica" w:hAnsi="Helvetica" w:eastAsia="Helvetica" w:cs="Helvetica"/>
+                <w:i w:val="false"/>
+                <w:b w:val="false"/>
+                <w:u w:val="none"/>
+                <w:sz w:val="22"/>
+                <w:szCs w:val="22"/>
+                <w:color w:val="000000"/>
+              </w:rPr>
+              <w:t xml:space="preserve">0.470</w:t>
             </w:r>
           </w:p>
         </w:tc>
@@ -3200,7 +3200,7 @@
                 <w:szCs w:val="22"/>
                 <w:color w:val="000000"/>
               </w:rPr>
-              <w:t xml:space="preserve">score</w:t>
+              <w:t xml:space="preserve">ecog_score</w:t>
             </w:r>
           </w:p>
         </w:tc>
@@ -3306,113 +3306,113 @@
                 <w:szCs w:val="22"/>
                 <w:color w:val="000000"/>
               </w:rPr>
-              <w:t xml:space="preserve">1.13</w:t>
-            </w:r>
-          </w:p>
-        </w:tc>
-        <w:tc>
-          <w:tcPr>
-            <w:tcBorders>
-              <w:bottom w:val="none" w:sz="0" w:space="0" w:color="000000"/>
-              <w:top w:val="none" w:sz="0" w:space="0" w:color="000000"/>
-              <w:left w:val="none" w:sz="0" w:space="0" w:color="000000"/>
-              <w:right w:val="none" w:sz="0" w:space="0" w:color="000000"/>
-            </w:tcBorders>
-            <w:shd w:val="clear" w:color="auto" w:fill="FFFFFF"/>
-            <w:tcMar>
-              <w:top w:w="0" w:type="dxa"/>
-              <w:bottom w:w="0" w:type="dxa"/>
-              <w:left w:w="0" w:type="dxa"/>
-              <w:right w:w="0" w:type="dxa"/>
-            </w:tcMar>
-            <w:vAlign w:val="top"/>
-          </w:tcPr>
-          <w:p>
-            <w:pPr>
-              <w:pStyle w:val="Normal"/>
-              <w:jc w:val="center"/>
-              <w:pBdr>
-                <w:bottom w:val="none" w:sz="0" w:space="0" w:color="000000"/>
-                <w:top w:val="none" w:sz="0" w:space="0" w:color="000000"/>
-                <w:left w:val="none" w:sz="0" w:space="0" w:color="000000"/>
-                <w:right w:val="none" w:sz="0" w:space="0" w:color="000000"/>
-              </w:pBdr>
-              <w:spacing w:after="100" w:before="100" w:line="240"/>
-              <w:ind w:left="100" w:right="100" w:firstLine="0" w:firstLineChars="0"/>
-              <w:rPr>
-                <w:rFonts w:ascii="Helvetica" w:hAnsi="Helvetica" w:eastAsia="Helvetica" w:cs="Helvetica"/>
-                <w:i w:val="false"/>
-                <w:b w:val="false"/>
-                <w:u w:val="none"/>
-                <w:sz w:val="22"/>
-                <w:szCs w:val="22"/>
-                <w:color w:val="000000"/>
-              </w:rPr>
-            </w:pPr>
-            <w:r>
-              <w:rPr>
-                <w:rFonts w:ascii="Helvetica" w:hAnsi="Helvetica" w:eastAsia="Helvetica" w:cs="Helvetica"/>
-                <w:i w:val="false"/>
-                <w:b w:val="false"/>
-                <w:u w:val="none"/>
-                <w:sz w:val="22"/>
-                <w:szCs w:val="22"/>
-                <w:color w:val="000000"/>
-              </w:rPr>
-              <w:t xml:space="preserve">0.96, 1.33</w:t>
-            </w:r>
-          </w:p>
-        </w:tc>
-        <w:tc>
-          <w:tcPr>
-            <w:tcBorders>
-              <w:bottom w:val="none" w:sz="0" w:space="0" w:color="000000"/>
-              <w:top w:val="none" w:sz="0" w:space="0" w:color="000000"/>
-              <w:left w:val="none" w:sz="0" w:space="0" w:color="000000"/>
-              <w:right w:val="none" w:sz="0" w:space="0" w:color="000000"/>
-            </w:tcBorders>
-            <w:shd w:val="clear" w:color="auto" w:fill="FFFFFF"/>
-            <w:tcMar>
-              <w:top w:w="0" w:type="dxa"/>
-              <w:bottom w:w="0" w:type="dxa"/>
-              <w:left w:w="0" w:type="dxa"/>
-              <w:right w:w="0" w:type="dxa"/>
-            </w:tcMar>
-            <w:vAlign w:val="top"/>
-          </w:tcPr>
-          <w:p>
-            <w:pPr>
-              <w:pStyle w:val="Normal"/>
-              <w:jc w:val="center"/>
-              <w:pBdr>
-                <w:bottom w:val="none" w:sz="0" w:space="0" w:color="000000"/>
-                <w:top w:val="none" w:sz="0" w:space="0" w:color="000000"/>
-                <w:left w:val="none" w:sz="0" w:space="0" w:color="000000"/>
-                <w:right w:val="none" w:sz="0" w:space="0" w:color="000000"/>
-              </w:pBdr>
-              <w:spacing w:after="100" w:before="100" w:line="240"/>
-              <w:ind w:left="100" w:right="100" w:firstLine="0" w:firstLineChars="0"/>
-              <w:rPr>
-                <w:rFonts w:ascii="Helvetica" w:hAnsi="Helvetica" w:eastAsia="Helvetica" w:cs="Helvetica"/>
-                <w:i w:val="false"/>
-                <w:b w:val="false"/>
-                <w:u w:val="none"/>
-                <w:sz w:val="22"/>
-                <w:szCs w:val="22"/>
-                <w:color w:val="000000"/>
-              </w:rPr>
-            </w:pPr>
-            <w:r>
-              <w:rPr>
-                <w:rFonts w:ascii="Helvetica" w:hAnsi="Helvetica" w:eastAsia="Helvetica" w:cs="Helvetica"/>
-                <w:i w:val="false"/>
-                <w:b w:val="false"/>
-                <w:u w:val="none"/>
-                <w:sz w:val="22"/>
-                <w:szCs w:val="22"/>
-                <w:color w:val="000000"/>
-              </w:rPr>
-              <w:t xml:space="preserve">0.140</w:t>
+              <w:t xml:space="preserve">1.45</w:t>
+            </w:r>
+          </w:p>
+        </w:tc>
+        <w:tc>
+          <w:tcPr>
+            <w:tcBorders>
+              <w:bottom w:val="none" w:sz="0" w:space="0" w:color="000000"/>
+              <w:top w:val="none" w:sz="0" w:space="0" w:color="000000"/>
+              <w:left w:val="none" w:sz="0" w:space="0" w:color="000000"/>
+              <w:right w:val="none" w:sz="0" w:space="0" w:color="000000"/>
+            </w:tcBorders>
+            <w:shd w:val="clear" w:color="auto" w:fill="FFFFFF"/>
+            <w:tcMar>
+              <w:top w:w="0" w:type="dxa"/>
+              <w:bottom w:w="0" w:type="dxa"/>
+              <w:left w:w="0" w:type="dxa"/>
+              <w:right w:w="0" w:type="dxa"/>
+            </w:tcMar>
+            <w:vAlign w:val="top"/>
+          </w:tcPr>
+          <w:p>
+            <w:pPr>
+              <w:pStyle w:val="Normal"/>
+              <w:jc w:val="center"/>
+              <w:pBdr>
+                <w:bottom w:val="none" w:sz="0" w:space="0" w:color="000000"/>
+                <w:top w:val="none" w:sz="0" w:space="0" w:color="000000"/>
+                <w:left w:val="none" w:sz="0" w:space="0" w:color="000000"/>
+                <w:right w:val="none" w:sz="0" w:space="0" w:color="000000"/>
+              </w:pBdr>
+              <w:spacing w:after="100" w:before="100" w:line="240"/>
+              <w:ind w:left="100" w:right="100" w:firstLine="0" w:firstLineChars="0"/>
+              <w:rPr>
+                <w:rFonts w:ascii="Helvetica" w:hAnsi="Helvetica" w:eastAsia="Helvetica" w:cs="Helvetica"/>
+                <w:i w:val="false"/>
+                <w:b w:val="false"/>
+                <w:u w:val="none"/>
+                <w:sz w:val="22"/>
+                <w:szCs w:val="22"/>
+                <w:color w:val="000000"/>
+              </w:rPr>
+            </w:pPr>
+            <w:r>
+              <w:rPr>
+                <w:rFonts w:ascii="Helvetica" w:hAnsi="Helvetica" w:eastAsia="Helvetica" w:cs="Helvetica"/>
+                <w:i w:val="false"/>
+                <w:b w:val="false"/>
+                <w:u w:val="none"/>
+                <w:sz w:val="22"/>
+                <w:szCs w:val="22"/>
+                <w:color w:val="000000"/>
+              </w:rPr>
+              <w:t xml:space="preserve">0.89, 2.36</w:t>
+            </w:r>
+          </w:p>
+        </w:tc>
+        <w:tc>
+          <w:tcPr>
+            <w:tcBorders>
+              <w:bottom w:val="none" w:sz="0" w:space="0" w:color="000000"/>
+              <w:top w:val="none" w:sz="0" w:space="0" w:color="000000"/>
+              <w:left w:val="none" w:sz="0" w:space="0" w:color="000000"/>
+              <w:right w:val="none" w:sz="0" w:space="0" w:color="000000"/>
+            </w:tcBorders>
+            <w:shd w:val="clear" w:color="auto" w:fill="FFFFFF"/>
+            <w:tcMar>
+              <w:top w:w="0" w:type="dxa"/>
+              <w:bottom w:w="0" w:type="dxa"/>
+              <w:left w:w="0" w:type="dxa"/>
+              <w:right w:w="0" w:type="dxa"/>
+            </w:tcMar>
+            <w:vAlign w:val="top"/>
+          </w:tcPr>
+          <w:p>
+            <w:pPr>
+              <w:pStyle w:val="Normal"/>
+              <w:jc w:val="center"/>
+              <w:pBdr>
+                <w:bottom w:val="none" w:sz="0" w:space="0" w:color="000000"/>
+                <w:top w:val="none" w:sz="0" w:space="0" w:color="000000"/>
+                <w:left w:val="none" w:sz="0" w:space="0" w:color="000000"/>
+                <w:right w:val="none" w:sz="0" w:space="0" w:color="000000"/>
+              </w:pBdr>
+              <w:spacing w:after="100" w:before="100" w:line="240"/>
+              <w:ind w:left="100" w:right="100" w:firstLine="0" w:firstLineChars="0"/>
+              <w:rPr>
+                <w:rFonts w:ascii="Helvetica" w:hAnsi="Helvetica" w:eastAsia="Helvetica" w:cs="Helvetica"/>
+                <w:i w:val="false"/>
+                <w:b w:val="false"/>
+                <w:u w:val="none"/>
+                <w:sz w:val="22"/>
+                <w:szCs w:val="22"/>
+                <w:color w:val="000000"/>
+              </w:rPr>
+            </w:pPr>
+            <w:r>
+              <w:rPr>
+                <w:rFonts w:ascii="Helvetica" w:hAnsi="Helvetica" w:eastAsia="Helvetica" w:cs="Helvetica"/>
+                <w:i w:val="false"/>
+                <w:b w:val="false"/>
+                <w:u w:val="none"/>
+                <w:sz w:val="22"/>
+                <w:szCs w:val="22"/>
+                <w:color w:val="000000"/>
+              </w:rPr>
+              <w:t xml:space="preserve">0.130</w:t>
             </w:r>
           </w:p>
         </w:tc>
@@ -3518,113 +3518,113 @@
                 <w:szCs w:val="22"/>
                 <w:color w:val="000000"/>
               </w:rPr>
-              <w:t xml:space="preserve">1.09</w:t>
-            </w:r>
-          </w:p>
-        </w:tc>
-        <w:tc>
-          <w:tcPr>
-            <w:tcBorders>
-              <w:bottom w:val="none" w:sz="0" w:space="0" w:color="000000"/>
-              <w:top w:val="none" w:sz="0" w:space="0" w:color="000000"/>
-              <w:left w:val="none" w:sz="0" w:space="0" w:color="000000"/>
-              <w:right w:val="none" w:sz="0" w:space="0" w:color="000000"/>
-            </w:tcBorders>
-            <w:shd w:val="clear" w:color="auto" w:fill="FFFFFF"/>
-            <w:tcMar>
-              <w:top w:w="0" w:type="dxa"/>
-              <w:bottom w:w="0" w:type="dxa"/>
-              <w:left w:w="0" w:type="dxa"/>
-              <w:right w:w="0" w:type="dxa"/>
-            </w:tcMar>
-            <w:vAlign w:val="top"/>
-          </w:tcPr>
-          <w:p>
-            <w:pPr>
-              <w:pStyle w:val="Normal"/>
-              <w:jc w:val="center"/>
-              <w:pBdr>
-                <w:bottom w:val="none" w:sz="0" w:space="0" w:color="000000"/>
-                <w:top w:val="none" w:sz="0" w:space="0" w:color="000000"/>
-                <w:left w:val="none" w:sz="0" w:space="0" w:color="000000"/>
-                <w:right w:val="none" w:sz="0" w:space="0" w:color="000000"/>
-              </w:pBdr>
-              <w:spacing w:after="100" w:before="100" w:line="240"/>
-              <w:ind w:left="100" w:right="100" w:firstLine="0" w:firstLineChars="0"/>
-              <w:rPr>
-                <w:rFonts w:ascii="Helvetica" w:hAnsi="Helvetica" w:eastAsia="Helvetica" w:cs="Helvetica"/>
-                <w:i w:val="false"/>
-                <w:b w:val="false"/>
-                <w:u w:val="none"/>
-                <w:sz w:val="22"/>
-                <w:szCs w:val="22"/>
-                <w:color w:val="000000"/>
-              </w:rPr>
-            </w:pPr>
-            <w:r>
-              <w:rPr>
-                <w:rFonts w:ascii="Helvetica" w:hAnsi="Helvetica" w:eastAsia="Helvetica" w:cs="Helvetica"/>
-                <w:i w:val="false"/>
-                <w:b w:val="false"/>
-                <w:u w:val="none"/>
-                <w:sz w:val="22"/>
-                <w:szCs w:val="22"/>
-                <w:color w:val="000000"/>
-              </w:rPr>
-              <w:t xml:space="preserve">0.90, 1.32</w:t>
-            </w:r>
-          </w:p>
-        </w:tc>
-        <w:tc>
-          <w:tcPr>
-            <w:tcBorders>
-              <w:bottom w:val="none" w:sz="0" w:space="0" w:color="000000"/>
-              <w:top w:val="none" w:sz="0" w:space="0" w:color="000000"/>
-              <w:left w:val="none" w:sz="0" w:space="0" w:color="000000"/>
-              <w:right w:val="none" w:sz="0" w:space="0" w:color="000000"/>
-            </w:tcBorders>
-            <w:shd w:val="clear" w:color="auto" w:fill="FFFFFF"/>
-            <w:tcMar>
-              <w:top w:w="0" w:type="dxa"/>
-              <w:bottom w:w="0" w:type="dxa"/>
-              <w:left w:w="0" w:type="dxa"/>
-              <w:right w:w="0" w:type="dxa"/>
-            </w:tcMar>
-            <w:vAlign w:val="top"/>
-          </w:tcPr>
-          <w:p>
-            <w:pPr>
-              <w:pStyle w:val="Normal"/>
-              <w:jc w:val="center"/>
-              <w:pBdr>
-                <w:bottom w:val="none" w:sz="0" w:space="0" w:color="000000"/>
-                <w:top w:val="none" w:sz="0" w:space="0" w:color="000000"/>
-                <w:left w:val="none" w:sz="0" w:space="0" w:color="000000"/>
-                <w:right w:val="none" w:sz="0" w:space="0" w:color="000000"/>
-              </w:pBdr>
-              <w:spacing w:after="100" w:before="100" w:line="240"/>
-              <w:ind w:left="100" w:right="100" w:firstLine="0" w:firstLineChars="0"/>
-              <w:rPr>
-                <w:rFonts w:ascii="Helvetica" w:hAnsi="Helvetica" w:eastAsia="Helvetica" w:cs="Helvetica"/>
-                <w:i w:val="false"/>
-                <w:b w:val="false"/>
-                <w:u w:val="none"/>
-                <w:sz w:val="22"/>
-                <w:szCs w:val="22"/>
-                <w:color w:val="000000"/>
-              </w:rPr>
-            </w:pPr>
-            <w:r>
-              <w:rPr>
-                <w:rFonts w:ascii="Helvetica" w:hAnsi="Helvetica" w:eastAsia="Helvetica" w:cs="Helvetica"/>
-                <w:i w:val="false"/>
-                <w:b w:val="false"/>
-                <w:u w:val="none"/>
-                <w:sz w:val="22"/>
-                <w:szCs w:val="22"/>
-                <w:color w:val="000000"/>
-              </w:rPr>
-              <w:t xml:space="preserve">0.380</w:t>
+              <w:t xml:space="preserve">1.02</w:t>
+            </w:r>
+          </w:p>
+        </w:tc>
+        <w:tc>
+          <w:tcPr>
+            <w:tcBorders>
+              <w:bottom w:val="none" w:sz="0" w:space="0" w:color="000000"/>
+              <w:top w:val="none" w:sz="0" w:space="0" w:color="000000"/>
+              <w:left w:val="none" w:sz="0" w:space="0" w:color="000000"/>
+              <w:right w:val="none" w:sz="0" w:space="0" w:color="000000"/>
+            </w:tcBorders>
+            <w:shd w:val="clear" w:color="auto" w:fill="FFFFFF"/>
+            <w:tcMar>
+              <w:top w:w="0" w:type="dxa"/>
+              <w:bottom w:w="0" w:type="dxa"/>
+              <w:left w:w="0" w:type="dxa"/>
+              <w:right w:w="0" w:type="dxa"/>
+            </w:tcMar>
+            <w:vAlign w:val="top"/>
+          </w:tcPr>
+          <w:p>
+            <w:pPr>
+              <w:pStyle w:val="Normal"/>
+              <w:jc w:val="center"/>
+              <w:pBdr>
+                <w:bottom w:val="none" w:sz="0" w:space="0" w:color="000000"/>
+                <w:top w:val="none" w:sz="0" w:space="0" w:color="000000"/>
+                <w:left w:val="none" w:sz="0" w:space="0" w:color="000000"/>
+                <w:right w:val="none" w:sz="0" w:space="0" w:color="000000"/>
+              </w:pBdr>
+              <w:spacing w:after="100" w:before="100" w:line="240"/>
+              <w:ind w:left="100" w:right="100" w:firstLine="0" w:firstLineChars="0"/>
+              <w:rPr>
+                <w:rFonts w:ascii="Helvetica" w:hAnsi="Helvetica" w:eastAsia="Helvetica" w:cs="Helvetica"/>
+                <w:i w:val="false"/>
+                <w:b w:val="false"/>
+                <w:u w:val="none"/>
+                <w:sz w:val="22"/>
+                <w:szCs w:val="22"/>
+                <w:color w:val="000000"/>
+              </w:rPr>
+            </w:pPr>
+            <w:r>
+              <w:rPr>
+                <w:rFonts w:ascii="Helvetica" w:hAnsi="Helvetica" w:eastAsia="Helvetica" w:cs="Helvetica"/>
+                <w:i w:val="false"/>
+                <w:b w:val="false"/>
+                <w:u w:val="none"/>
+                <w:sz w:val="22"/>
+                <w:szCs w:val="22"/>
+                <w:color w:val="000000"/>
+              </w:rPr>
+              <w:t xml:space="preserve">0.54, 1.93</w:t>
+            </w:r>
+          </w:p>
+        </w:tc>
+        <w:tc>
+          <w:tcPr>
+            <w:tcBorders>
+              <w:bottom w:val="none" w:sz="0" w:space="0" w:color="000000"/>
+              <w:top w:val="none" w:sz="0" w:space="0" w:color="000000"/>
+              <w:left w:val="none" w:sz="0" w:space="0" w:color="000000"/>
+              <w:right w:val="none" w:sz="0" w:space="0" w:color="000000"/>
+            </w:tcBorders>
+            <w:shd w:val="clear" w:color="auto" w:fill="FFFFFF"/>
+            <w:tcMar>
+              <w:top w:w="0" w:type="dxa"/>
+              <w:bottom w:w="0" w:type="dxa"/>
+              <w:left w:w="0" w:type="dxa"/>
+              <w:right w:w="0" w:type="dxa"/>
+            </w:tcMar>
+            <w:vAlign w:val="top"/>
+          </w:tcPr>
+          <w:p>
+            <w:pPr>
+              <w:pStyle w:val="Normal"/>
+              <w:jc w:val="center"/>
+              <w:pBdr>
+                <w:bottom w:val="none" w:sz="0" w:space="0" w:color="000000"/>
+                <w:top w:val="none" w:sz="0" w:space="0" w:color="000000"/>
+                <w:left w:val="none" w:sz="0" w:space="0" w:color="000000"/>
+                <w:right w:val="none" w:sz="0" w:space="0" w:color="000000"/>
+              </w:pBdr>
+              <w:spacing w:after="100" w:before="100" w:line="240"/>
+              <w:ind w:left="100" w:right="100" w:firstLine="0" w:firstLineChars="0"/>
+              <w:rPr>
+                <w:rFonts w:ascii="Helvetica" w:hAnsi="Helvetica" w:eastAsia="Helvetica" w:cs="Helvetica"/>
+                <w:i w:val="false"/>
+                <w:b w:val="false"/>
+                <w:u w:val="none"/>
+                <w:sz w:val="22"/>
+                <w:szCs w:val="22"/>
+                <w:color w:val="000000"/>
+              </w:rPr>
+            </w:pPr>
+            <w:r>
+              <w:rPr>
+                <w:rFonts w:ascii="Helvetica" w:hAnsi="Helvetica" w:eastAsia="Helvetica" w:cs="Helvetica"/>
+                <w:i w:val="false"/>
+                <w:b w:val="false"/>
+                <w:u w:val="none"/>
+                <w:sz w:val="22"/>
+                <w:szCs w:val="22"/>
+                <w:color w:val="000000"/>
+              </w:rPr>
+              <w:t xml:space="preserve">0.960</w:t>
             </w:r>
           </w:p>
         </w:tc>
@@ -4001,113 +4001,113 @@
                 <w:szCs w:val="22"/>
                 <w:color w:val="000000"/>
               </w:rPr>
-              <w:t xml:space="preserve">0.96</w:t>
-            </w:r>
-          </w:p>
-        </w:tc>
-        <w:tc>
-          <w:tcPr>
-            <w:tcBorders>
-              <w:bottom w:val="none" w:sz="0" w:space="0" w:color="000000"/>
-              <w:top w:val="none" w:sz="0" w:space="0" w:color="000000"/>
-              <w:left w:val="none" w:sz="0" w:space="0" w:color="000000"/>
-              <w:right w:val="none" w:sz="0" w:space="0" w:color="000000"/>
-            </w:tcBorders>
-            <w:shd w:val="clear" w:color="auto" w:fill="FFFFFF"/>
-            <w:tcMar>
-              <w:top w:w="0" w:type="dxa"/>
-              <w:bottom w:w="0" w:type="dxa"/>
-              <w:left w:w="0" w:type="dxa"/>
-              <w:right w:w="0" w:type="dxa"/>
-            </w:tcMar>
-            <w:vAlign w:val="top"/>
-          </w:tcPr>
-          <w:p>
-            <w:pPr>
-              <w:pStyle w:val="Normal"/>
-              <w:jc w:val="center"/>
-              <w:pBdr>
-                <w:bottom w:val="none" w:sz="0" w:space="0" w:color="000000"/>
-                <w:top w:val="none" w:sz="0" w:space="0" w:color="000000"/>
-                <w:left w:val="none" w:sz="0" w:space="0" w:color="000000"/>
-                <w:right w:val="none" w:sz="0" w:space="0" w:color="000000"/>
-              </w:pBdr>
-              <w:spacing w:after="100" w:before="100" w:line="240"/>
-              <w:ind w:left="100" w:right="100" w:firstLine="0" w:firstLineChars="0"/>
-              <w:rPr>
-                <w:rFonts w:ascii="Helvetica" w:hAnsi="Helvetica" w:eastAsia="Helvetica" w:cs="Helvetica"/>
-                <w:i w:val="false"/>
-                <w:b w:val="false"/>
-                <w:u w:val="none"/>
-                <w:sz w:val="22"/>
-                <w:szCs w:val="22"/>
-                <w:color w:val="000000"/>
-              </w:rPr>
-            </w:pPr>
-            <w:r>
-              <w:rPr>
-                <w:rFonts w:ascii="Helvetica" w:hAnsi="Helvetica" w:eastAsia="Helvetica" w:cs="Helvetica"/>
-                <w:i w:val="false"/>
-                <w:b w:val="false"/>
-                <w:u w:val="none"/>
-                <w:sz w:val="22"/>
-                <w:szCs w:val="22"/>
-                <w:color w:val="000000"/>
-              </w:rPr>
-              <w:t xml:space="preserve">0.40, 2.28</w:t>
-            </w:r>
-          </w:p>
-        </w:tc>
-        <w:tc>
-          <w:tcPr>
-            <w:tcBorders>
-              <w:bottom w:val="none" w:sz="0" w:space="0" w:color="000000"/>
-              <w:top w:val="none" w:sz="0" w:space="0" w:color="000000"/>
-              <w:left w:val="none" w:sz="0" w:space="0" w:color="000000"/>
-              <w:right w:val="none" w:sz="0" w:space="0" w:color="000000"/>
-            </w:tcBorders>
-            <w:shd w:val="clear" w:color="auto" w:fill="FFFFFF"/>
-            <w:tcMar>
-              <w:top w:w="0" w:type="dxa"/>
-              <w:bottom w:w="0" w:type="dxa"/>
-              <w:left w:w="0" w:type="dxa"/>
-              <w:right w:w="0" w:type="dxa"/>
-            </w:tcMar>
-            <w:vAlign w:val="top"/>
-          </w:tcPr>
-          <w:p>
-            <w:pPr>
-              <w:pStyle w:val="Normal"/>
-              <w:jc w:val="center"/>
-              <w:pBdr>
-                <w:bottom w:val="none" w:sz="0" w:space="0" w:color="000000"/>
-                <w:top w:val="none" w:sz="0" w:space="0" w:color="000000"/>
-                <w:left w:val="none" w:sz="0" w:space="0" w:color="000000"/>
-                <w:right w:val="none" w:sz="0" w:space="0" w:color="000000"/>
-              </w:pBdr>
-              <w:spacing w:after="100" w:before="100" w:line="240"/>
-              <w:ind w:left="100" w:right="100" w:firstLine="0" w:firstLineChars="0"/>
-              <w:rPr>
-                <w:rFonts w:ascii="Helvetica" w:hAnsi="Helvetica" w:eastAsia="Helvetica" w:cs="Helvetica"/>
-                <w:i w:val="false"/>
-                <w:b w:val="false"/>
-                <w:u w:val="none"/>
-                <w:sz w:val="22"/>
-                <w:szCs w:val="22"/>
-                <w:color w:val="000000"/>
-              </w:rPr>
-            </w:pPr>
-            <w:r>
-              <w:rPr>
-                <w:rFonts w:ascii="Helvetica" w:hAnsi="Helvetica" w:eastAsia="Helvetica" w:cs="Helvetica"/>
-                <w:i w:val="false"/>
-                <w:b w:val="false"/>
-                <w:u w:val="none"/>
-                <w:sz w:val="22"/>
-                <w:szCs w:val="22"/>
-                <w:color w:val="000000"/>
-              </w:rPr>
-              <w:t xml:space="preserve">0.920</w:t>
+              <w:t xml:space="preserve">0.86</w:t>
+            </w:r>
+          </w:p>
+        </w:tc>
+        <w:tc>
+          <w:tcPr>
+            <w:tcBorders>
+              <w:bottom w:val="none" w:sz="0" w:space="0" w:color="000000"/>
+              <w:top w:val="none" w:sz="0" w:space="0" w:color="000000"/>
+              <w:left w:val="none" w:sz="0" w:space="0" w:color="000000"/>
+              <w:right w:val="none" w:sz="0" w:space="0" w:color="000000"/>
+            </w:tcBorders>
+            <w:shd w:val="clear" w:color="auto" w:fill="FFFFFF"/>
+            <w:tcMar>
+              <w:top w:w="0" w:type="dxa"/>
+              <w:bottom w:w="0" w:type="dxa"/>
+              <w:left w:w="0" w:type="dxa"/>
+              <w:right w:w="0" w:type="dxa"/>
+            </w:tcMar>
+            <w:vAlign w:val="top"/>
+          </w:tcPr>
+          <w:p>
+            <w:pPr>
+              <w:pStyle w:val="Normal"/>
+              <w:jc w:val="center"/>
+              <w:pBdr>
+                <w:bottom w:val="none" w:sz="0" w:space="0" w:color="000000"/>
+                <w:top w:val="none" w:sz="0" w:space="0" w:color="000000"/>
+                <w:left w:val="none" w:sz="0" w:space="0" w:color="000000"/>
+                <w:right w:val="none" w:sz="0" w:space="0" w:color="000000"/>
+              </w:pBdr>
+              <w:spacing w:after="100" w:before="100" w:line="240"/>
+              <w:ind w:left="100" w:right="100" w:firstLine="0" w:firstLineChars="0"/>
+              <w:rPr>
+                <w:rFonts w:ascii="Helvetica" w:hAnsi="Helvetica" w:eastAsia="Helvetica" w:cs="Helvetica"/>
+                <w:i w:val="false"/>
+                <w:b w:val="false"/>
+                <w:u w:val="none"/>
+                <w:sz w:val="22"/>
+                <w:szCs w:val="22"/>
+                <w:color w:val="000000"/>
+              </w:rPr>
+            </w:pPr>
+            <w:r>
+              <w:rPr>
+                <w:rFonts w:ascii="Helvetica" w:hAnsi="Helvetica" w:eastAsia="Helvetica" w:cs="Helvetica"/>
+                <w:i w:val="false"/>
+                <w:b w:val="false"/>
+                <w:u w:val="none"/>
+                <w:sz w:val="22"/>
+                <w:szCs w:val="22"/>
+                <w:color w:val="000000"/>
+              </w:rPr>
+              <w:t xml:space="preserve">0.37, 1.99</w:t>
+            </w:r>
+          </w:p>
+        </w:tc>
+        <w:tc>
+          <w:tcPr>
+            <w:tcBorders>
+              <w:bottom w:val="none" w:sz="0" w:space="0" w:color="000000"/>
+              <w:top w:val="none" w:sz="0" w:space="0" w:color="000000"/>
+              <w:left w:val="none" w:sz="0" w:space="0" w:color="000000"/>
+              <w:right w:val="none" w:sz="0" w:space="0" w:color="000000"/>
+            </w:tcBorders>
+            <w:shd w:val="clear" w:color="auto" w:fill="FFFFFF"/>
+            <w:tcMar>
+              <w:top w:w="0" w:type="dxa"/>
+              <w:bottom w:w="0" w:type="dxa"/>
+              <w:left w:w="0" w:type="dxa"/>
+              <w:right w:w="0" w:type="dxa"/>
+            </w:tcMar>
+            <w:vAlign w:val="top"/>
+          </w:tcPr>
+          <w:p>
+            <w:pPr>
+              <w:pStyle w:val="Normal"/>
+              <w:jc w:val="center"/>
+              <w:pBdr>
+                <w:bottom w:val="none" w:sz="0" w:space="0" w:color="000000"/>
+                <w:top w:val="none" w:sz="0" w:space="0" w:color="000000"/>
+                <w:left w:val="none" w:sz="0" w:space="0" w:color="000000"/>
+                <w:right w:val="none" w:sz="0" w:space="0" w:color="000000"/>
+              </w:pBdr>
+              <w:spacing w:after="100" w:before="100" w:line="240"/>
+              <w:ind w:left="100" w:right="100" w:firstLine="0" w:firstLineChars="0"/>
+              <w:rPr>
+                <w:rFonts w:ascii="Helvetica" w:hAnsi="Helvetica" w:eastAsia="Helvetica" w:cs="Helvetica"/>
+                <w:i w:val="false"/>
+                <w:b w:val="false"/>
+                <w:u w:val="none"/>
+                <w:sz w:val="22"/>
+                <w:szCs w:val="22"/>
+                <w:color w:val="000000"/>
+              </w:rPr>
+            </w:pPr>
+            <w:r>
+              <w:rPr>
+                <w:rFonts w:ascii="Helvetica" w:hAnsi="Helvetica" w:eastAsia="Helvetica" w:cs="Helvetica"/>
+                <w:i w:val="false"/>
+                <w:b w:val="false"/>
+                <w:u w:val="none"/>
+                <w:sz w:val="22"/>
+                <w:szCs w:val="22"/>
+                <w:color w:val="000000"/>
+              </w:rPr>
+              <w:t xml:space="preserve">0.730</w:t>
             </w:r>
           </w:p>
         </w:tc>
@@ -4590,7 +4590,7 @@
                 <w:szCs w:val="22"/>
                 <w:color w:val="000000"/>
               </w:rPr>
-              <w:t xml:space="preserve">0.280</w:t>
+              <w:t xml:space="preserve">0.300</w:t>
             </w:r>
           </w:p>
         </w:tc>

--- a/docs/tables/carbo/sec5_any_hosp.docx
+++ b/docs/tables/carbo/sec5_any_hosp.docx
@@ -17,7 +17,7 @@
         <w:tblLook w:firstRow="1" w:lastRow="0" w:firstColumn="0" w:lastColumn="0" w:noHBand="0" w:noVBand="1"/>
       </w:tblPr>
       <w:tblGrid>
-        <w:gridCol w:w="2025"/>
+        <w:gridCol w:w="2086"/>
         <w:gridCol w:w="778"/>
         <w:gridCol w:w="839"/>
         <w:gridCol w:w="1389"/>
@@ -32,7 +32,7 @@
           <w:trHeight w:val="574" w:hRule="auto"/>
           <w:tblHeader/>
         </w:trPr>
-        header1
+        header 1
         <w:tc>
           <w:tcPr>
             <w:tcBorders>
@@ -200,7 +200,7 @@
           <w:trHeight w:val="615" w:hRule="auto"/>
           <w:tblHeader/>
         </w:trPr>
-        header2
+        header 2
         <w:tc>
           <w:tcPr>
             <w:tcBorders>
@@ -735,7 +735,7 @@
         <w:trPr>
           <w:trHeight w:val="619" w:hRule="auto"/>
         </w:trPr>
-        body1
+        body 1
         <w:tc>
           <w:tcPr>
             <w:tcBorders>
@@ -1156,7 +1156,7 @@
                 <w:szCs w:val="22"/>
                 <w:color w:val="000000"/>
               </w:rPr>
-              <w:t xml:space="preserve">1.17, 1.85</w:t>
+              <w:t xml:space="preserve">1.17, 1.87</w:t>
             </w:r>
           </w:p>
         </w:tc>
@@ -1209,7 +1209,1456 @@
                 <w:szCs w:val="22"/>
                 <w:color w:val="000000"/>
               </w:rPr>
-              <w:t xml:space="preserve">&lt;0.001</w:t>
+              <w:t xml:space="preserve">0.001</w:t>
+            </w:r>
+          </w:p>
+        </w:tc>
+      </w:tr>
+      <w:tr>
+        <w:trPr>
+          <w:trHeight w:val="597" w:hRule="auto"/>
+        </w:trPr>
+        body 2
+        <w:tc>
+          <w:tcPr>
+            <w:tcBorders>
+              <w:bottom w:val="none" w:sz="0" w:space="0" w:color="000000"/>
+              <w:top w:val="none" w:sz="0" w:space="0" w:color="000000"/>
+              <w:left w:val="none" w:sz="0" w:space="0" w:color="000000"/>
+              <w:right w:val="none" w:sz="0" w:space="0" w:color="000000"/>
+            </w:tcBorders>
+            <w:shd w:val="clear" w:color="auto" w:fill="FFFFFF"/>
+            <w:tcMar>
+              <w:top w:w="0" w:type="dxa"/>
+              <w:bottom w:w="0" w:type="dxa"/>
+              <w:left w:w="0" w:type="dxa"/>
+              <w:right w:w="0" w:type="dxa"/>
+            </w:tcMar>
+            <w:vAlign w:val="top"/>
+          </w:tcPr>
+          <w:p>
+            <w:pPr>
+              <w:pStyle w:val="Normal"/>
+              <w:jc w:val="left"/>
+              <w:pBdr>
+                <w:bottom w:val="none" w:sz="0" w:space="0" w:color="000000"/>
+                <w:top w:val="none" w:sz="0" w:space="0" w:color="000000"/>
+                <w:left w:val="none" w:sz="0" w:space="0" w:color="000000"/>
+                <w:right w:val="none" w:sz="0" w:space="0" w:color="000000"/>
+              </w:pBdr>
+              <w:spacing w:after="100" w:before="100" w:line="240"/>
+              <w:ind w:left="100" w:right="100" w:firstLine="0" w:firstLineChars="0"/>
+              <w:rPr>
+                <w:rFonts w:ascii="Helvetica" w:hAnsi="Helvetica" w:eastAsia="Helvetica" w:cs="Helvetica"/>
+                <w:i w:val="false"/>
+                <w:b w:val="false"/>
+                <w:u w:val="none"/>
+                <w:sz w:val="22"/>
+                <w:szCs w:val="22"/>
+                <w:color w:val="000000"/>
+              </w:rPr>
+            </w:pPr>
+            <w:r>
+              <w:rPr>
+                <w:rFonts w:ascii="Helvetica" w:hAnsi="Helvetica" w:eastAsia="Helvetica" w:cs="Helvetica"/>
+                <w:i w:val="false"/>
+                <w:b w:val="false"/>
+                <w:u w:val="none"/>
+                <w:sz w:val="22"/>
+                <w:szCs w:val="22"/>
+                <w:color w:val="000000"/>
+              </w:rPr>
+              <w:t xml:space="preserve">age</w:t>
+            </w:r>
+          </w:p>
+        </w:tc>
+        <w:tc>
+          <w:tcPr>
+            <w:tcBorders>
+              <w:bottom w:val="none" w:sz="0" w:space="0" w:color="000000"/>
+              <w:top w:val="none" w:sz="0" w:space="0" w:color="000000"/>
+              <w:left w:val="none" w:sz="0" w:space="0" w:color="000000"/>
+              <w:right w:val="none" w:sz="0" w:space="0" w:color="000000"/>
+            </w:tcBorders>
+            <w:shd w:val="clear" w:color="auto" w:fill="FFFFFF"/>
+            <w:tcMar>
+              <w:top w:w="0" w:type="dxa"/>
+              <w:bottom w:w="0" w:type="dxa"/>
+              <w:left w:w="0" w:type="dxa"/>
+              <w:right w:w="0" w:type="dxa"/>
+            </w:tcMar>
+            <w:vAlign w:val="top"/>
+          </w:tcPr>
+          <w:p>
+            <w:pPr>
+              <w:pStyle w:val="Normal"/>
+              <w:jc w:val="center"/>
+              <w:pBdr>
+                <w:bottom w:val="none" w:sz="0" w:space="0" w:color="000000"/>
+                <w:top w:val="none" w:sz="0" w:space="0" w:color="000000"/>
+                <w:left w:val="none" w:sz="0" w:space="0" w:color="000000"/>
+                <w:right w:val="none" w:sz="0" w:space="0" w:color="000000"/>
+              </w:pBdr>
+              <w:spacing w:after="100" w:before="100" w:line="240"/>
+              <w:ind w:left="100" w:right="100" w:firstLine="0" w:firstLineChars="0"/>
+              <w:rPr>
+                <w:rFonts w:ascii="Helvetica" w:hAnsi="Helvetica" w:eastAsia="Helvetica" w:cs="Helvetica"/>
+                <w:i w:val="false"/>
+                <w:b w:val="false"/>
+                <w:u w:val="none"/>
+                <w:sz w:val="22"/>
+                <w:szCs w:val="22"/>
+                <w:color w:val="000000"/>
+              </w:rPr>
+            </w:pPr>
+            <w:r>
+              <w:rPr>
+                <w:rFonts w:ascii="Helvetica" w:hAnsi="Helvetica" w:eastAsia="Helvetica" w:cs="Helvetica"/>
+                <w:i w:val="false"/>
+                <w:b w:val="false"/>
+                <w:u w:val="none"/>
+                <w:sz w:val="22"/>
+                <w:szCs w:val="22"/>
+                <w:color w:val="000000"/>
+              </w:rPr>
+              <w:t xml:space="preserve">121</w:t>
+            </w:r>
+          </w:p>
+        </w:tc>
+        <w:tc>
+          <w:tcPr>
+            <w:tcBorders>
+              <w:bottom w:val="none" w:sz="0" w:space="0" w:color="000000"/>
+              <w:top w:val="none" w:sz="0" w:space="0" w:color="000000"/>
+              <w:left w:val="none" w:sz="0" w:space="0" w:color="000000"/>
+              <w:right w:val="none" w:sz="0" w:space="0" w:color="000000"/>
+            </w:tcBorders>
+            <w:shd w:val="clear" w:color="auto" w:fill="FFFFFF"/>
+            <w:tcMar>
+              <w:top w:w="0" w:type="dxa"/>
+              <w:bottom w:w="0" w:type="dxa"/>
+              <w:left w:w="0" w:type="dxa"/>
+              <w:right w:w="0" w:type="dxa"/>
+            </w:tcMar>
+            <w:vAlign w:val="top"/>
+          </w:tcPr>
+          <w:p>
+            <w:pPr>
+              <w:pStyle w:val="Normal"/>
+              <w:jc w:val="center"/>
+              <w:pBdr>
+                <w:bottom w:val="none" w:sz="0" w:space="0" w:color="000000"/>
+                <w:top w:val="none" w:sz="0" w:space="0" w:color="000000"/>
+                <w:left w:val="none" w:sz="0" w:space="0" w:color="000000"/>
+                <w:right w:val="none" w:sz="0" w:space="0" w:color="000000"/>
+              </w:pBdr>
+              <w:spacing w:after="100" w:before="100" w:line="240"/>
+              <w:ind w:left="100" w:right="100" w:firstLine="0" w:firstLineChars="0"/>
+              <w:rPr>
+                <w:rFonts w:ascii="Helvetica" w:hAnsi="Helvetica" w:eastAsia="Helvetica" w:cs="Helvetica"/>
+                <w:i w:val="false"/>
+                <w:b w:val="false"/>
+                <w:u w:val="none"/>
+                <w:sz w:val="22"/>
+                <w:szCs w:val="22"/>
+                <w:color w:val="000000"/>
+              </w:rPr>
+            </w:pPr>
+            <w:r>
+              <w:rPr>
+                <w:rFonts w:ascii="Helvetica" w:hAnsi="Helvetica" w:eastAsia="Helvetica" w:cs="Helvetica"/>
+                <w:i w:val="false"/>
+                <w:b w:val="false"/>
+                <w:u w:val="none"/>
+                <w:sz w:val="22"/>
+                <w:szCs w:val="22"/>
+                <w:color w:val="000000"/>
+              </w:rPr>
+              <w:t xml:space="preserve">1.02</w:t>
+            </w:r>
+          </w:p>
+        </w:tc>
+        <w:tc>
+          <w:tcPr>
+            <w:tcBorders>
+              <w:bottom w:val="none" w:sz="0" w:space="0" w:color="000000"/>
+              <w:top w:val="none" w:sz="0" w:space="0" w:color="000000"/>
+              <w:left w:val="none" w:sz="0" w:space="0" w:color="000000"/>
+              <w:right w:val="none" w:sz="0" w:space="0" w:color="000000"/>
+            </w:tcBorders>
+            <w:shd w:val="clear" w:color="auto" w:fill="FFFFFF"/>
+            <w:tcMar>
+              <w:top w:w="0" w:type="dxa"/>
+              <w:bottom w:w="0" w:type="dxa"/>
+              <w:left w:w="0" w:type="dxa"/>
+              <w:right w:w="0" w:type="dxa"/>
+            </w:tcMar>
+            <w:vAlign w:val="top"/>
+          </w:tcPr>
+          <w:p>
+            <w:pPr>
+              <w:pStyle w:val="Normal"/>
+              <w:jc w:val="center"/>
+              <w:pBdr>
+                <w:bottom w:val="none" w:sz="0" w:space="0" w:color="000000"/>
+                <w:top w:val="none" w:sz="0" w:space="0" w:color="000000"/>
+                <w:left w:val="none" w:sz="0" w:space="0" w:color="000000"/>
+                <w:right w:val="none" w:sz="0" w:space="0" w:color="000000"/>
+              </w:pBdr>
+              <w:spacing w:after="100" w:before="100" w:line="240"/>
+              <w:ind w:left="100" w:right="100" w:firstLine="0" w:firstLineChars="0"/>
+              <w:rPr>
+                <w:rFonts w:ascii="Helvetica" w:hAnsi="Helvetica" w:eastAsia="Helvetica" w:cs="Helvetica"/>
+                <w:i w:val="false"/>
+                <w:b w:val="false"/>
+                <w:u w:val="none"/>
+                <w:sz w:val="22"/>
+                <w:szCs w:val="22"/>
+                <w:color w:val="000000"/>
+              </w:rPr>
+            </w:pPr>
+            <w:r>
+              <w:rPr>
+                <w:rFonts w:ascii="Helvetica" w:hAnsi="Helvetica" w:eastAsia="Helvetica" w:cs="Helvetica"/>
+                <w:i w:val="false"/>
+                <w:b w:val="false"/>
+                <w:u w:val="none"/>
+                <w:sz w:val="22"/>
+                <w:szCs w:val="22"/>
+                <w:color w:val="000000"/>
+              </w:rPr>
+              <w:t xml:space="preserve">0.97, 1.07</w:t>
+            </w:r>
+          </w:p>
+        </w:tc>
+        <w:tc>
+          <w:tcPr>
+            <w:tcBorders>
+              <w:bottom w:val="none" w:sz="0" w:space="0" w:color="000000"/>
+              <w:top w:val="none" w:sz="0" w:space="0" w:color="000000"/>
+              <w:left w:val="none" w:sz="0" w:space="0" w:color="000000"/>
+              <w:right w:val="none" w:sz="0" w:space="0" w:color="000000"/>
+            </w:tcBorders>
+            <w:shd w:val="clear" w:color="auto" w:fill="FFFFFF"/>
+            <w:tcMar>
+              <w:top w:w="0" w:type="dxa"/>
+              <w:bottom w:w="0" w:type="dxa"/>
+              <w:left w:w="0" w:type="dxa"/>
+              <w:right w:w="0" w:type="dxa"/>
+            </w:tcMar>
+            <w:vAlign w:val="top"/>
+          </w:tcPr>
+          <w:p>
+            <w:pPr>
+              <w:pStyle w:val="Normal"/>
+              <w:jc w:val="center"/>
+              <w:pBdr>
+                <w:bottom w:val="none" w:sz="0" w:space="0" w:color="000000"/>
+                <w:top w:val="none" w:sz="0" w:space="0" w:color="000000"/>
+                <w:left w:val="none" w:sz="0" w:space="0" w:color="000000"/>
+                <w:right w:val="none" w:sz="0" w:space="0" w:color="000000"/>
+              </w:pBdr>
+              <w:spacing w:after="100" w:before="100" w:line="240"/>
+              <w:ind w:left="100" w:right="100" w:firstLine="0" w:firstLineChars="0"/>
+              <w:rPr>
+                <w:rFonts w:ascii="Helvetica" w:hAnsi="Helvetica" w:eastAsia="Helvetica" w:cs="Helvetica"/>
+                <w:i w:val="false"/>
+                <w:b w:val="false"/>
+                <w:u w:val="none"/>
+                <w:sz w:val="22"/>
+                <w:szCs w:val="22"/>
+                <w:color w:val="000000"/>
+              </w:rPr>
+            </w:pPr>
+            <w:r>
+              <w:rPr>
+                <w:rFonts w:ascii="Helvetica" w:hAnsi="Helvetica" w:eastAsia="Helvetica" w:cs="Helvetica"/>
+                <w:i w:val="false"/>
+                <w:b w:val="false"/>
+                <w:u w:val="none"/>
+                <w:sz w:val="22"/>
+                <w:szCs w:val="22"/>
+                <w:color w:val="000000"/>
+              </w:rPr>
+              <w:t xml:space="preserve">0.540</w:t>
+            </w:r>
+          </w:p>
+        </w:tc>
+        <w:tc>
+          <w:tcPr>
+            <w:tcBorders>
+              <w:bottom w:val="none" w:sz="0" w:space="0" w:color="000000"/>
+              <w:top w:val="none" w:sz="0" w:space="0" w:color="000000"/>
+              <w:left w:val="none" w:sz="0" w:space="0" w:color="000000"/>
+              <w:right w:val="none" w:sz="0" w:space="0" w:color="000000"/>
+            </w:tcBorders>
+            <w:shd w:val="clear" w:color="auto" w:fill="FFFFFF"/>
+            <w:tcMar>
+              <w:top w:w="0" w:type="dxa"/>
+              <w:bottom w:w="0" w:type="dxa"/>
+              <w:left w:w="0" w:type="dxa"/>
+              <w:right w:w="0" w:type="dxa"/>
+            </w:tcMar>
+            <w:vAlign w:val="top"/>
+          </w:tcPr>
+          <w:p>
+            <w:pPr>
+              <w:pStyle w:val="Normal"/>
+              <w:jc w:val="center"/>
+              <w:pBdr>
+                <w:bottom w:val="none" w:sz="0" w:space="0" w:color="000000"/>
+                <w:top w:val="none" w:sz="0" w:space="0" w:color="000000"/>
+                <w:left w:val="none" w:sz="0" w:space="0" w:color="000000"/>
+                <w:right w:val="none" w:sz="0" w:space="0" w:color="000000"/>
+              </w:pBdr>
+              <w:spacing w:after="100" w:before="100" w:line="240"/>
+              <w:ind w:left="100" w:right="100" w:firstLine="0" w:firstLineChars="0"/>
+              <w:rPr>
+                <w:rFonts w:ascii="Helvetica" w:hAnsi="Helvetica" w:eastAsia="Helvetica" w:cs="Helvetica"/>
+                <w:i w:val="false"/>
+                <w:b w:val="false"/>
+                <w:u w:val="none"/>
+                <w:sz w:val="22"/>
+                <w:szCs w:val="22"/>
+                <w:color w:val="000000"/>
+              </w:rPr>
+            </w:pPr>
+            <w:r>
+              <w:rPr>
+                <w:rFonts w:ascii="Helvetica" w:hAnsi="Helvetica" w:eastAsia="Helvetica" w:cs="Helvetica"/>
+                <w:i w:val="false"/>
+                <w:b w:val="false"/>
+                <w:u w:val="none"/>
+                <w:sz w:val="22"/>
+                <w:szCs w:val="22"/>
+                <w:color w:val="000000"/>
+              </w:rPr>
+              <w:t xml:space="preserve">121</w:t>
+            </w:r>
+          </w:p>
+        </w:tc>
+        <w:tc>
+          <w:tcPr>
+            <w:tcBorders>
+              <w:bottom w:val="none" w:sz="0" w:space="0" w:color="000000"/>
+              <w:top w:val="none" w:sz="0" w:space="0" w:color="000000"/>
+              <w:left w:val="none" w:sz="0" w:space="0" w:color="000000"/>
+              <w:right w:val="none" w:sz="0" w:space="0" w:color="000000"/>
+            </w:tcBorders>
+            <w:shd w:val="clear" w:color="auto" w:fill="FFFFFF"/>
+            <w:tcMar>
+              <w:top w:w="0" w:type="dxa"/>
+              <w:bottom w:w="0" w:type="dxa"/>
+              <w:left w:w="0" w:type="dxa"/>
+              <w:right w:w="0" w:type="dxa"/>
+            </w:tcMar>
+            <w:vAlign w:val="top"/>
+          </w:tcPr>
+          <w:p>
+            <w:pPr>
+              <w:pStyle w:val="Normal"/>
+              <w:jc w:val="center"/>
+              <w:pBdr>
+                <w:bottom w:val="none" w:sz="0" w:space="0" w:color="000000"/>
+                <w:top w:val="none" w:sz="0" w:space="0" w:color="000000"/>
+                <w:left w:val="none" w:sz="0" w:space="0" w:color="000000"/>
+                <w:right w:val="none" w:sz="0" w:space="0" w:color="000000"/>
+              </w:pBdr>
+              <w:spacing w:after="100" w:before="100" w:line="240"/>
+              <w:ind w:left="100" w:right="100" w:firstLine="0" w:firstLineChars="0"/>
+              <w:rPr>
+                <w:rFonts w:ascii="Helvetica" w:hAnsi="Helvetica" w:eastAsia="Helvetica" w:cs="Helvetica"/>
+                <w:i w:val="false"/>
+                <w:b w:val="false"/>
+                <w:u w:val="none"/>
+                <w:sz w:val="22"/>
+                <w:szCs w:val="22"/>
+                <w:color w:val="000000"/>
+              </w:rPr>
+            </w:pPr>
+            <w:r>
+              <w:rPr>
+                <w:rFonts w:ascii="Helvetica" w:hAnsi="Helvetica" w:eastAsia="Helvetica" w:cs="Helvetica"/>
+                <w:i w:val="false"/>
+                <w:b w:val="false"/>
+                <w:u w:val="none"/>
+                <w:sz w:val="22"/>
+                <w:szCs w:val="22"/>
+                <w:color w:val="000000"/>
+              </w:rPr>
+              <w:t xml:space="preserve">1.04</w:t>
+            </w:r>
+          </w:p>
+        </w:tc>
+        <w:tc>
+          <w:tcPr>
+            <w:tcBorders>
+              <w:bottom w:val="none" w:sz="0" w:space="0" w:color="000000"/>
+              <w:top w:val="none" w:sz="0" w:space="0" w:color="000000"/>
+              <w:left w:val="none" w:sz="0" w:space="0" w:color="000000"/>
+              <w:right w:val="none" w:sz="0" w:space="0" w:color="000000"/>
+            </w:tcBorders>
+            <w:shd w:val="clear" w:color="auto" w:fill="FFFFFF"/>
+            <w:tcMar>
+              <w:top w:w="0" w:type="dxa"/>
+              <w:bottom w:w="0" w:type="dxa"/>
+              <w:left w:w="0" w:type="dxa"/>
+              <w:right w:w="0" w:type="dxa"/>
+            </w:tcMar>
+            <w:vAlign w:val="top"/>
+          </w:tcPr>
+          <w:p>
+            <w:pPr>
+              <w:pStyle w:val="Normal"/>
+              <w:jc w:val="center"/>
+              <w:pBdr>
+                <w:bottom w:val="none" w:sz="0" w:space="0" w:color="000000"/>
+                <w:top w:val="none" w:sz="0" w:space="0" w:color="000000"/>
+                <w:left w:val="none" w:sz="0" w:space="0" w:color="000000"/>
+                <w:right w:val="none" w:sz="0" w:space="0" w:color="000000"/>
+              </w:pBdr>
+              <w:spacing w:after="100" w:before="100" w:line="240"/>
+              <w:ind w:left="100" w:right="100" w:firstLine="0" w:firstLineChars="0"/>
+              <w:rPr>
+                <w:rFonts w:ascii="Helvetica" w:hAnsi="Helvetica" w:eastAsia="Helvetica" w:cs="Helvetica"/>
+                <w:i w:val="false"/>
+                <w:b w:val="false"/>
+                <w:u w:val="none"/>
+                <w:sz w:val="22"/>
+                <w:szCs w:val="22"/>
+                <w:color w:val="000000"/>
+              </w:rPr>
+            </w:pPr>
+            <w:r>
+              <w:rPr>
+                <w:rFonts w:ascii="Helvetica" w:hAnsi="Helvetica" w:eastAsia="Helvetica" w:cs="Helvetica"/>
+                <w:i w:val="false"/>
+                <w:b w:val="false"/>
+                <w:u w:val="none"/>
+                <w:sz w:val="22"/>
+                <w:szCs w:val="22"/>
+                <w:color w:val="000000"/>
+              </w:rPr>
+              <w:t xml:space="preserve">0.97, 1.11</w:t>
+            </w:r>
+          </w:p>
+        </w:tc>
+        <w:tc>
+          <w:tcPr>
+            <w:tcBorders>
+              <w:bottom w:val="none" w:sz="0" w:space="0" w:color="000000"/>
+              <w:top w:val="none" w:sz="0" w:space="0" w:color="000000"/>
+              <w:left w:val="none" w:sz="0" w:space="0" w:color="000000"/>
+              <w:right w:val="none" w:sz="0" w:space="0" w:color="000000"/>
+            </w:tcBorders>
+            <w:shd w:val="clear" w:color="auto" w:fill="FFFFFF"/>
+            <w:tcMar>
+              <w:top w:w="0" w:type="dxa"/>
+              <w:bottom w:w="0" w:type="dxa"/>
+              <w:left w:w="0" w:type="dxa"/>
+              <w:right w:w="0" w:type="dxa"/>
+            </w:tcMar>
+            <w:vAlign w:val="top"/>
+          </w:tcPr>
+          <w:p>
+            <w:pPr>
+              <w:pStyle w:val="Normal"/>
+              <w:jc w:val="center"/>
+              <w:pBdr>
+                <w:bottom w:val="none" w:sz="0" w:space="0" w:color="000000"/>
+                <w:top w:val="none" w:sz="0" w:space="0" w:color="000000"/>
+                <w:left w:val="none" w:sz="0" w:space="0" w:color="000000"/>
+                <w:right w:val="none" w:sz="0" w:space="0" w:color="000000"/>
+              </w:pBdr>
+              <w:spacing w:after="100" w:before="100" w:line="240"/>
+              <w:ind w:left="100" w:right="100" w:firstLine="0" w:firstLineChars="0"/>
+              <w:rPr>
+                <w:rFonts w:ascii="Helvetica" w:hAnsi="Helvetica" w:eastAsia="Helvetica" w:cs="Helvetica"/>
+                <w:i w:val="false"/>
+                <w:b w:val="false"/>
+                <w:u w:val="none"/>
+                <w:sz w:val="22"/>
+                <w:szCs w:val="22"/>
+                <w:color w:val="000000"/>
+              </w:rPr>
+            </w:pPr>
+            <w:r>
+              <w:rPr>
+                <w:rFonts w:ascii="Helvetica" w:hAnsi="Helvetica" w:eastAsia="Helvetica" w:cs="Helvetica"/>
+                <w:i w:val="false"/>
+                <w:b w:val="false"/>
+                <w:u w:val="none"/>
+                <w:sz w:val="22"/>
+                <w:szCs w:val="22"/>
+                <w:color w:val="000000"/>
+              </w:rPr>
+              <w:t xml:space="preserve">0.240</w:t>
+            </w:r>
+          </w:p>
+        </w:tc>
+      </w:tr>
+      <w:tr>
+        <w:trPr>
+          <w:trHeight w:val="565" w:hRule="auto"/>
+        </w:trPr>
+        body 3
+        <w:tc>
+          <w:tcPr>
+            <w:tcBorders>
+              <w:bottom w:val="none" w:sz="0" w:space="0" w:color="000000"/>
+              <w:top w:val="none" w:sz="0" w:space="0" w:color="000000"/>
+              <w:left w:val="none" w:sz="0" w:space="0" w:color="000000"/>
+              <w:right w:val="none" w:sz="0" w:space="0" w:color="000000"/>
+            </w:tcBorders>
+            <w:shd w:val="clear" w:color="auto" w:fill="FFFFFF"/>
+            <w:tcMar>
+              <w:top w:w="0" w:type="dxa"/>
+              <w:bottom w:w="0" w:type="dxa"/>
+              <w:left w:w="0" w:type="dxa"/>
+              <w:right w:w="0" w:type="dxa"/>
+            </w:tcMar>
+            <w:vAlign w:val="top"/>
+          </w:tcPr>
+          <w:p>
+            <w:pPr>
+              <w:pStyle w:val="Normal"/>
+              <w:jc w:val="left"/>
+              <w:pBdr>
+                <w:bottom w:val="none" w:sz="0" w:space="0" w:color="000000"/>
+                <w:top w:val="none" w:sz="0" w:space="0" w:color="000000"/>
+                <w:left w:val="none" w:sz="0" w:space="0" w:color="000000"/>
+                <w:right w:val="none" w:sz="0" w:space="0" w:color="000000"/>
+              </w:pBdr>
+              <w:spacing w:after="100" w:before="100" w:line="240"/>
+              <w:ind w:left="100" w:right="100" w:firstLine="0" w:firstLineChars="0"/>
+              <w:rPr>
+                <w:rFonts w:ascii="Helvetica" w:hAnsi="Helvetica" w:eastAsia="Helvetica" w:cs="Helvetica"/>
+                <w:i w:val="false"/>
+                <w:b w:val="false"/>
+                <w:u w:val="none"/>
+                <w:sz w:val="22"/>
+                <w:szCs w:val="22"/>
+                <w:color w:val="000000"/>
+              </w:rPr>
+            </w:pPr>
+            <w:r>
+              <w:rPr>
+                <w:rFonts w:ascii="Helvetica" w:hAnsi="Helvetica" w:eastAsia="Helvetica" w:cs="Helvetica"/>
+                <w:i w:val="false"/>
+                <w:b w:val="false"/>
+                <w:u w:val="none"/>
+                <w:sz w:val="22"/>
+                <w:szCs w:val="22"/>
+                <w:color w:val="000000"/>
+              </w:rPr>
+              <w:t xml:space="preserve">sex</w:t>
+            </w:r>
+          </w:p>
+        </w:tc>
+        <w:tc>
+          <w:tcPr>
+            <w:tcBorders>
+              <w:bottom w:val="none" w:sz="0" w:space="0" w:color="000000"/>
+              <w:top w:val="none" w:sz="0" w:space="0" w:color="000000"/>
+              <w:left w:val="none" w:sz="0" w:space="0" w:color="000000"/>
+              <w:right w:val="none" w:sz="0" w:space="0" w:color="000000"/>
+            </w:tcBorders>
+            <w:shd w:val="clear" w:color="auto" w:fill="FFFFFF"/>
+            <w:tcMar>
+              <w:top w:w="0" w:type="dxa"/>
+              <w:bottom w:w="0" w:type="dxa"/>
+              <w:left w:w="0" w:type="dxa"/>
+              <w:right w:w="0" w:type="dxa"/>
+            </w:tcMar>
+            <w:vAlign w:val="top"/>
+          </w:tcPr>
+          <w:p>
+            <w:pPr>
+              <w:pStyle w:val="Normal"/>
+              <w:jc w:val="center"/>
+              <w:pBdr>
+                <w:bottom w:val="none" w:sz="0" w:space="0" w:color="000000"/>
+                <w:top w:val="none" w:sz="0" w:space="0" w:color="000000"/>
+                <w:left w:val="none" w:sz="0" w:space="0" w:color="000000"/>
+                <w:right w:val="none" w:sz="0" w:space="0" w:color="000000"/>
+              </w:pBdr>
+              <w:spacing w:after="100" w:before="100" w:line="240"/>
+              <w:ind w:left="100" w:right="100" w:firstLine="0" w:firstLineChars="0"/>
+              <w:rPr>
+                <w:rFonts w:ascii="Helvetica" w:hAnsi="Helvetica" w:eastAsia="Helvetica" w:cs="Helvetica"/>
+                <w:i w:val="false"/>
+                <w:b w:val="false"/>
+                <w:u w:val="none"/>
+                <w:sz w:val="22"/>
+                <w:szCs w:val="22"/>
+                <w:color w:val="000000"/>
+              </w:rPr>
+            </w:pPr>
+            <w:r>
+              <w:rPr>
+                <w:rFonts w:ascii="Helvetica" w:hAnsi="Helvetica" w:eastAsia="Helvetica" w:cs="Helvetica"/>
+                <w:i w:val="false"/>
+                <w:b w:val="false"/>
+                <w:u w:val="none"/>
+                <w:sz w:val="22"/>
+                <w:szCs w:val="22"/>
+                <w:color w:val="000000"/>
+              </w:rPr>
+              <w:t xml:space="preserve">121</w:t>
+            </w:r>
+          </w:p>
+        </w:tc>
+        <w:tc>
+          <w:tcPr>
+            <w:tcBorders>
+              <w:bottom w:val="none" w:sz="0" w:space="0" w:color="000000"/>
+              <w:top w:val="none" w:sz="0" w:space="0" w:color="000000"/>
+              <w:left w:val="none" w:sz="0" w:space="0" w:color="000000"/>
+              <w:right w:val="none" w:sz="0" w:space="0" w:color="000000"/>
+            </w:tcBorders>
+            <w:shd w:val="clear" w:color="auto" w:fill="FFFFFF"/>
+            <w:tcMar>
+              <w:top w:w="0" w:type="dxa"/>
+              <w:bottom w:w="0" w:type="dxa"/>
+              <w:left w:w="0" w:type="dxa"/>
+              <w:right w:w="0" w:type="dxa"/>
+            </w:tcMar>
+            <w:vAlign w:val="top"/>
+          </w:tcPr>
+          <w:p>
+            <w:pPr>
+              <w:pStyle w:val="Normal"/>
+              <w:jc w:val="center"/>
+              <w:pBdr>
+                <w:bottom w:val="none" w:sz="0" w:space="0" w:color="000000"/>
+                <w:top w:val="none" w:sz="0" w:space="0" w:color="000000"/>
+                <w:left w:val="none" w:sz="0" w:space="0" w:color="000000"/>
+                <w:right w:val="none" w:sz="0" w:space="0" w:color="000000"/>
+              </w:pBdr>
+              <w:spacing w:after="100" w:before="100" w:line="240"/>
+              <w:ind w:left="100" w:right="100" w:firstLine="0" w:firstLineChars="0"/>
+              <w:rPr>
+                <w:rFonts w:ascii="Helvetica" w:hAnsi="Helvetica" w:eastAsia="Helvetica" w:cs="Helvetica"/>
+                <w:i w:val="false"/>
+                <w:b w:val="false"/>
+                <w:u w:val="none"/>
+                <w:sz w:val="22"/>
+                <w:szCs w:val="22"/>
+                <w:color w:val="000000"/>
+              </w:rPr>
+            </w:pPr>
+            <w:r>
+              <w:rPr>
+                <w:rFonts w:ascii="Helvetica" w:hAnsi="Helvetica" w:eastAsia="Helvetica" w:cs="Helvetica"/>
+                <w:i w:val="false"/>
+                <w:b w:val="false"/>
+                <w:u w:val="none"/>
+                <w:sz w:val="22"/>
+                <w:szCs w:val="22"/>
+                <w:color w:val="000000"/>
+              </w:rPr>
+              <w:t xml:space="preserve"/>
+            </w:r>
+          </w:p>
+        </w:tc>
+        <w:tc>
+          <w:tcPr>
+            <w:tcBorders>
+              <w:bottom w:val="none" w:sz="0" w:space="0" w:color="000000"/>
+              <w:top w:val="none" w:sz="0" w:space="0" w:color="000000"/>
+              <w:left w:val="none" w:sz="0" w:space="0" w:color="000000"/>
+              <w:right w:val="none" w:sz="0" w:space="0" w:color="000000"/>
+            </w:tcBorders>
+            <w:shd w:val="clear" w:color="auto" w:fill="FFFFFF"/>
+            <w:tcMar>
+              <w:top w:w="0" w:type="dxa"/>
+              <w:bottom w:w="0" w:type="dxa"/>
+              <w:left w:w="0" w:type="dxa"/>
+              <w:right w:w="0" w:type="dxa"/>
+            </w:tcMar>
+            <w:vAlign w:val="top"/>
+          </w:tcPr>
+          <w:p>
+            <w:pPr>
+              <w:pStyle w:val="Normal"/>
+              <w:jc w:val="center"/>
+              <w:pBdr>
+                <w:bottom w:val="none" w:sz="0" w:space="0" w:color="000000"/>
+                <w:top w:val="none" w:sz="0" w:space="0" w:color="000000"/>
+                <w:left w:val="none" w:sz="0" w:space="0" w:color="000000"/>
+                <w:right w:val="none" w:sz="0" w:space="0" w:color="000000"/>
+              </w:pBdr>
+              <w:spacing w:after="100" w:before="100" w:line="240"/>
+              <w:ind w:left="100" w:right="100" w:firstLine="0" w:firstLineChars="0"/>
+              <w:rPr>
+                <w:rFonts w:ascii="Helvetica" w:hAnsi="Helvetica" w:eastAsia="Helvetica" w:cs="Helvetica"/>
+                <w:i w:val="false"/>
+                <w:b w:val="false"/>
+                <w:u w:val="none"/>
+                <w:sz w:val="22"/>
+                <w:szCs w:val="22"/>
+                <w:color w:val="000000"/>
+              </w:rPr>
+            </w:pPr>
+            <w:r>
+              <w:rPr>
+                <w:rFonts w:ascii="Helvetica" w:hAnsi="Helvetica" w:eastAsia="Helvetica" w:cs="Helvetica"/>
+                <w:i w:val="false"/>
+                <w:b w:val="false"/>
+                <w:u w:val="none"/>
+                <w:sz w:val="22"/>
+                <w:szCs w:val="22"/>
+                <w:color w:val="000000"/>
+              </w:rPr>
+              <w:t xml:space="preserve"/>
+            </w:r>
+          </w:p>
+        </w:tc>
+        <w:tc>
+          <w:tcPr>
+            <w:tcBorders>
+              <w:bottom w:val="none" w:sz="0" w:space="0" w:color="000000"/>
+              <w:top w:val="none" w:sz="0" w:space="0" w:color="000000"/>
+              <w:left w:val="none" w:sz="0" w:space="0" w:color="000000"/>
+              <w:right w:val="none" w:sz="0" w:space="0" w:color="000000"/>
+            </w:tcBorders>
+            <w:shd w:val="clear" w:color="auto" w:fill="FFFFFF"/>
+            <w:tcMar>
+              <w:top w:w="0" w:type="dxa"/>
+              <w:bottom w:w="0" w:type="dxa"/>
+              <w:left w:w="0" w:type="dxa"/>
+              <w:right w:w="0" w:type="dxa"/>
+            </w:tcMar>
+            <w:vAlign w:val="top"/>
+          </w:tcPr>
+          <w:p>
+            <w:pPr>
+              <w:pStyle w:val="Normal"/>
+              <w:jc w:val="center"/>
+              <w:pBdr>
+                <w:bottom w:val="none" w:sz="0" w:space="0" w:color="000000"/>
+                <w:top w:val="none" w:sz="0" w:space="0" w:color="000000"/>
+                <w:left w:val="none" w:sz="0" w:space="0" w:color="000000"/>
+                <w:right w:val="none" w:sz="0" w:space="0" w:color="000000"/>
+              </w:pBdr>
+              <w:spacing w:after="100" w:before="100" w:line="240"/>
+              <w:ind w:left="100" w:right="100" w:firstLine="0" w:firstLineChars="0"/>
+              <w:rPr>
+                <w:rFonts w:ascii="Helvetica" w:hAnsi="Helvetica" w:eastAsia="Helvetica" w:cs="Helvetica"/>
+                <w:i w:val="false"/>
+                <w:b w:val="false"/>
+                <w:u w:val="none"/>
+                <w:sz w:val="22"/>
+                <w:szCs w:val="22"/>
+                <w:color w:val="000000"/>
+              </w:rPr>
+            </w:pPr>
+            <w:r>
+              <w:rPr>
+                <w:rFonts w:ascii="Helvetica" w:hAnsi="Helvetica" w:eastAsia="Helvetica" w:cs="Helvetica"/>
+                <w:i w:val="false"/>
+                <w:b w:val="false"/>
+                <w:u w:val="none"/>
+                <w:sz w:val="22"/>
+                <w:szCs w:val="22"/>
+                <w:color w:val="000000"/>
+              </w:rPr>
+              <w:t xml:space="preserve"/>
+            </w:r>
+          </w:p>
+        </w:tc>
+        <w:tc>
+          <w:tcPr>
+            <w:tcBorders>
+              <w:bottom w:val="none" w:sz="0" w:space="0" w:color="000000"/>
+              <w:top w:val="none" w:sz="0" w:space="0" w:color="000000"/>
+              <w:left w:val="none" w:sz="0" w:space="0" w:color="000000"/>
+              <w:right w:val="none" w:sz="0" w:space="0" w:color="000000"/>
+            </w:tcBorders>
+            <w:shd w:val="clear" w:color="auto" w:fill="FFFFFF"/>
+            <w:tcMar>
+              <w:top w:w="0" w:type="dxa"/>
+              <w:bottom w:w="0" w:type="dxa"/>
+              <w:left w:w="0" w:type="dxa"/>
+              <w:right w:w="0" w:type="dxa"/>
+            </w:tcMar>
+            <w:vAlign w:val="top"/>
+          </w:tcPr>
+          <w:p>
+            <w:pPr>
+              <w:pStyle w:val="Normal"/>
+              <w:jc w:val="center"/>
+              <w:pBdr>
+                <w:bottom w:val="none" w:sz="0" w:space="0" w:color="000000"/>
+                <w:top w:val="none" w:sz="0" w:space="0" w:color="000000"/>
+                <w:left w:val="none" w:sz="0" w:space="0" w:color="000000"/>
+                <w:right w:val="none" w:sz="0" w:space="0" w:color="000000"/>
+              </w:pBdr>
+              <w:spacing w:after="100" w:before="100" w:line="240"/>
+              <w:ind w:left="100" w:right="100" w:firstLine="0" w:firstLineChars="0"/>
+              <w:rPr>
+                <w:rFonts w:ascii="Helvetica" w:hAnsi="Helvetica" w:eastAsia="Helvetica" w:cs="Helvetica"/>
+                <w:i w:val="false"/>
+                <w:b w:val="false"/>
+                <w:u w:val="none"/>
+                <w:sz w:val="22"/>
+                <w:szCs w:val="22"/>
+                <w:color w:val="000000"/>
+              </w:rPr>
+            </w:pPr>
+            <w:r>
+              <w:rPr>
+                <w:rFonts w:ascii="Helvetica" w:hAnsi="Helvetica" w:eastAsia="Helvetica" w:cs="Helvetica"/>
+                <w:i w:val="false"/>
+                <w:b w:val="false"/>
+                <w:u w:val="none"/>
+                <w:sz w:val="22"/>
+                <w:szCs w:val="22"/>
+                <w:color w:val="000000"/>
+              </w:rPr>
+              <w:t xml:space="preserve">121</w:t>
+            </w:r>
+          </w:p>
+        </w:tc>
+        <w:tc>
+          <w:tcPr>
+            <w:tcBorders>
+              <w:bottom w:val="none" w:sz="0" w:space="0" w:color="000000"/>
+              <w:top w:val="none" w:sz="0" w:space="0" w:color="000000"/>
+              <w:left w:val="none" w:sz="0" w:space="0" w:color="000000"/>
+              <w:right w:val="none" w:sz="0" w:space="0" w:color="000000"/>
+            </w:tcBorders>
+            <w:shd w:val="clear" w:color="auto" w:fill="FFFFFF"/>
+            <w:tcMar>
+              <w:top w:w="0" w:type="dxa"/>
+              <w:bottom w:w="0" w:type="dxa"/>
+              <w:left w:w="0" w:type="dxa"/>
+              <w:right w:w="0" w:type="dxa"/>
+            </w:tcMar>
+            <w:vAlign w:val="top"/>
+          </w:tcPr>
+          <w:p>
+            <w:pPr>
+              <w:pStyle w:val="Normal"/>
+              <w:jc w:val="center"/>
+              <w:pBdr>
+                <w:bottom w:val="none" w:sz="0" w:space="0" w:color="000000"/>
+                <w:top w:val="none" w:sz="0" w:space="0" w:color="000000"/>
+                <w:left w:val="none" w:sz="0" w:space="0" w:color="000000"/>
+                <w:right w:val="none" w:sz="0" w:space="0" w:color="000000"/>
+              </w:pBdr>
+              <w:spacing w:after="100" w:before="100" w:line="240"/>
+              <w:ind w:left="100" w:right="100" w:firstLine="0" w:firstLineChars="0"/>
+              <w:rPr>
+                <w:rFonts w:ascii="Helvetica" w:hAnsi="Helvetica" w:eastAsia="Helvetica" w:cs="Helvetica"/>
+                <w:i w:val="false"/>
+                <w:b w:val="false"/>
+                <w:u w:val="none"/>
+                <w:sz w:val="22"/>
+                <w:szCs w:val="22"/>
+                <w:color w:val="000000"/>
+              </w:rPr>
+            </w:pPr>
+            <w:r>
+              <w:rPr>
+                <w:rFonts w:ascii="Helvetica" w:hAnsi="Helvetica" w:eastAsia="Helvetica" w:cs="Helvetica"/>
+                <w:i w:val="false"/>
+                <w:b w:val="false"/>
+                <w:u w:val="none"/>
+                <w:sz w:val="22"/>
+                <w:szCs w:val="22"/>
+                <w:color w:val="000000"/>
+              </w:rPr>
+              <w:t xml:space="preserve"/>
+            </w:r>
+          </w:p>
+        </w:tc>
+        <w:tc>
+          <w:tcPr>
+            <w:tcBorders>
+              <w:bottom w:val="none" w:sz="0" w:space="0" w:color="000000"/>
+              <w:top w:val="none" w:sz="0" w:space="0" w:color="000000"/>
+              <w:left w:val="none" w:sz="0" w:space="0" w:color="000000"/>
+              <w:right w:val="none" w:sz="0" w:space="0" w:color="000000"/>
+            </w:tcBorders>
+            <w:shd w:val="clear" w:color="auto" w:fill="FFFFFF"/>
+            <w:tcMar>
+              <w:top w:w="0" w:type="dxa"/>
+              <w:bottom w:w="0" w:type="dxa"/>
+              <w:left w:w="0" w:type="dxa"/>
+              <w:right w:w="0" w:type="dxa"/>
+            </w:tcMar>
+            <w:vAlign w:val="top"/>
+          </w:tcPr>
+          <w:p>
+            <w:pPr>
+              <w:pStyle w:val="Normal"/>
+              <w:jc w:val="center"/>
+              <w:pBdr>
+                <w:bottom w:val="none" w:sz="0" w:space="0" w:color="000000"/>
+                <w:top w:val="none" w:sz="0" w:space="0" w:color="000000"/>
+                <w:left w:val="none" w:sz="0" w:space="0" w:color="000000"/>
+                <w:right w:val="none" w:sz="0" w:space="0" w:color="000000"/>
+              </w:pBdr>
+              <w:spacing w:after="100" w:before="100" w:line="240"/>
+              <w:ind w:left="100" w:right="100" w:firstLine="0" w:firstLineChars="0"/>
+              <w:rPr>
+                <w:rFonts w:ascii="Helvetica" w:hAnsi="Helvetica" w:eastAsia="Helvetica" w:cs="Helvetica"/>
+                <w:i w:val="false"/>
+                <w:b w:val="false"/>
+                <w:u w:val="none"/>
+                <w:sz w:val="22"/>
+                <w:szCs w:val="22"/>
+                <w:color w:val="000000"/>
+              </w:rPr>
+            </w:pPr>
+            <w:r>
+              <w:rPr>
+                <w:rFonts w:ascii="Helvetica" w:hAnsi="Helvetica" w:eastAsia="Helvetica" w:cs="Helvetica"/>
+                <w:i w:val="false"/>
+                <w:b w:val="false"/>
+                <w:u w:val="none"/>
+                <w:sz w:val="22"/>
+                <w:szCs w:val="22"/>
+                <w:color w:val="000000"/>
+              </w:rPr>
+              <w:t xml:space="preserve"/>
+            </w:r>
+          </w:p>
+        </w:tc>
+        <w:tc>
+          <w:tcPr>
+            <w:tcBorders>
+              <w:bottom w:val="none" w:sz="0" w:space="0" w:color="000000"/>
+              <w:top w:val="none" w:sz="0" w:space="0" w:color="000000"/>
+              <w:left w:val="none" w:sz="0" w:space="0" w:color="000000"/>
+              <w:right w:val="none" w:sz="0" w:space="0" w:color="000000"/>
+            </w:tcBorders>
+            <w:shd w:val="clear" w:color="auto" w:fill="FFFFFF"/>
+            <w:tcMar>
+              <w:top w:w="0" w:type="dxa"/>
+              <w:bottom w:w="0" w:type="dxa"/>
+              <w:left w:w="0" w:type="dxa"/>
+              <w:right w:w="0" w:type="dxa"/>
+            </w:tcMar>
+            <w:vAlign w:val="top"/>
+          </w:tcPr>
+          <w:p>
+            <w:pPr>
+              <w:pStyle w:val="Normal"/>
+              <w:jc w:val="center"/>
+              <w:pBdr>
+                <w:bottom w:val="none" w:sz="0" w:space="0" w:color="000000"/>
+                <w:top w:val="none" w:sz="0" w:space="0" w:color="000000"/>
+                <w:left w:val="none" w:sz="0" w:space="0" w:color="000000"/>
+                <w:right w:val="none" w:sz="0" w:space="0" w:color="000000"/>
+              </w:pBdr>
+              <w:spacing w:after="100" w:before="100" w:line="240"/>
+              <w:ind w:left="100" w:right="100" w:firstLine="0" w:firstLineChars="0"/>
+              <w:rPr>
+                <w:rFonts w:ascii="Helvetica" w:hAnsi="Helvetica" w:eastAsia="Helvetica" w:cs="Helvetica"/>
+                <w:i w:val="false"/>
+                <w:b w:val="false"/>
+                <w:u w:val="none"/>
+                <w:sz w:val="22"/>
+                <w:szCs w:val="22"/>
+                <w:color w:val="000000"/>
+              </w:rPr>
+            </w:pPr>
+            <w:r>
+              <w:rPr>
+                <w:rFonts w:ascii="Helvetica" w:hAnsi="Helvetica" w:eastAsia="Helvetica" w:cs="Helvetica"/>
+                <w:i w:val="false"/>
+                <w:b w:val="false"/>
+                <w:u w:val="none"/>
+                <w:sz w:val="22"/>
+                <w:szCs w:val="22"/>
+                <w:color w:val="000000"/>
+              </w:rPr>
+              <w:t xml:space="preserve"/>
+            </w:r>
+          </w:p>
+        </w:tc>
+      </w:tr>
+      <w:tr>
+        <w:trPr>
+          <w:trHeight w:val="573" w:hRule="auto"/>
+        </w:trPr>
+        body 4
+        <w:tc>
+          <w:tcPr>
+            <w:tcBorders>
+              <w:bottom w:val="none" w:sz="0" w:space="0" w:color="000000"/>
+              <w:top w:val="none" w:sz="0" w:space="0" w:color="000000"/>
+              <w:left w:val="none" w:sz="0" w:space="0" w:color="000000"/>
+              <w:right w:val="none" w:sz="0" w:space="0" w:color="000000"/>
+            </w:tcBorders>
+            <w:shd w:val="clear" w:color="auto" w:fill="FFFFFF"/>
+            <w:tcMar>
+              <w:top w:w="0" w:type="dxa"/>
+              <w:bottom w:w="0" w:type="dxa"/>
+              <w:left w:w="0" w:type="dxa"/>
+              <w:right w:w="0" w:type="dxa"/>
+            </w:tcMar>
+            <w:vAlign w:val="top"/>
+          </w:tcPr>
+          <w:p>
+            <w:pPr>
+              <w:pStyle w:val="Normal"/>
+              <w:jc w:val="left"/>
+              <w:pBdr>
+                <w:bottom w:val="none" w:sz="0" w:space="0" w:color="000000"/>
+                <w:top w:val="none" w:sz="0" w:space="0" w:color="000000"/>
+                <w:left w:val="none" w:sz="0" w:space="0" w:color="000000"/>
+                <w:right w:val="none" w:sz="0" w:space="0" w:color="000000"/>
+              </w:pBdr>
+              <w:spacing w:after="100" w:before="100" w:line="240"/>
+              <w:ind w:left="300" w:right="100" w:firstLine="0" w:firstLineChars="0"/>
+              <w:rPr>
+                <w:rFonts w:ascii="Helvetica" w:hAnsi="Helvetica" w:eastAsia="Helvetica" w:cs="Helvetica"/>
+                <w:i w:val="false"/>
+                <w:b w:val="false"/>
+                <w:u w:val="none"/>
+                <w:sz w:val="22"/>
+                <w:szCs w:val="22"/>
+                <w:color w:val="000000"/>
+              </w:rPr>
+            </w:pPr>
+            <w:r>
+              <w:rPr>
+                <w:rFonts w:ascii="Helvetica" w:hAnsi="Helvetica" w:eastAsia="Helvetica" w:cs="Helvetica"/>
+                <w:i w:val="false"/>
+                <w:b w:val="false"/>
+                <w:u w:val="none"/>
+                <w:sz w:val="22"/>
+                <w:szCs w:val="22"/>
+                <w:color w:val="000000"/>
+              </w:rPr>
+              <w:t xml:space="preserve">Female</w:t>
+            </w:r>
+          </w:p>
+        </w:tc>
+        <w:tc>
+          <w:tcPr>
+            <w:tcBorders>
+              <w:bottom w:val="none" w:sz="0" w:space="0" w:color="000000"/>
+              <w:top w:val="none" w:sz="0" w:space="0" w:color="000000"/>
+              <w:left w:val="none" w:sz="0" w:space="0" w:color="000000"/>
+              <w:right w:val="none" w:sz="0" w:space="0" w:color="000000"/>
+            </w:tcBorders>
+            <w:shd w:val="clear" w:color="auto" w:fill="FFFFFF"/>
+            <w:tcMar>
+              <w:top w:w="0" w:type="dxa"/>
+              <w:bottom w:w="0" w:type="dxa"/>
+              <w:left w:w="0" w:type="dxa"/>
+              <w:right w:w="0" w:type="dxa"/>
+            </w:tcMar>
+            <w:vAlign w:val="top"/>
+          </w:tcPr>
+          <w:p>
+            <w:pPr>
+              <w:pStyle w:val="Normal"/>
+              <w:jc w:val="center"/>
+              <w:pBdr>
+                <w:bottom w:val="none" w:sz="0" w:space="0" w:color="000000"/>
+                <w:top w:val="none" w:sz="0" w:space="0" w:color="000000"/>
+                <w:left w:val="none" w:sz="0" w:space="0" w:color="000000"/>
+                <w:right w:val="none" w:sz="0" w:space="0" w:color="000000"/>
+              </w:pBdr>
+              <w:spacing w:after="100" w:before="100" w:line="240"/>
+              <w:ind w:left="100" w:right="100" w:firstLine="0" w:firstLineChars="0"/>
+              <w:rPr>
+                <w:rFonts w:ascii="Helvetica" w:hAnsi="Helvetica" w:eastAsia="Helvetica" w:cs="Helvetica"/>
+                <w:i w:val="false"/>
+                <w:b w:val="false"/>
+                <w:u w:val="none"/>
+                <w:sz w:val="22"/>
+                <w:szCs w:val="22"/>
+                <w:color w:val="000000"/>
+              </w:rPr>
+            </w:pPr>
+            <w:r>
+              <w:rPr>
+                <w:rFonts w:ascii="Helvetica" w:hAnsi="Helvetica" w:eastAsia="Helvetica" w:cs="Helvetica"/>
+                <w:i w:val="false"/>
+                <w:b w:val="false"/>
+                <w:u w:val="none"/>
+                <w:sz w:val="22"/>
+                <w:szCs w:val="22"/>
+                <w:color w:val="000000"/>
+              </w:rPr>
+              <w:t xml:space="preserve"/>
+            </w:r>
+          </w:p>
+        </w:tc>
+        <w:tc>
+          <w:tcPr>
+            <w:tcBorders>
+              <w:bottom w:val="none" w:sz="0" w:space="0" w:color="000000"/>
+              <w:top w:val="none" w:sz="0" w:space="0" w:color="000000"/>
+              <w:left w:val="none" w:sz="0" w:space="0" w:color="000000"/>
+              <w:right w:val="none" w:sz="0" w:space="0" w:color="000000"/>
+            </w:tcBorders>
+            <w:shd w:val="clear" w:color="auto" w:fill="FFFFFF"/>
+            <w:tcMar>
+              <w:top w:w="0" w:type="dxa"/>
+              <w:bottom w:w="0" w:type="dxa"/>
+              <w:left w:w="0" w:type="dxa"/>
+              <w:right w:w="0" w:type="dxa"/>
+            </w:tcMar>
+            <w:vAlign w:val="top"/>
+          </w:tcPr>
+          <w:p>
+            <w:pPr>
+              <w:pStyle w:val="Normal"/>
+              <w:jc w:val="center"/>
+              <w:pBdr>
+                <w:bottom w:val="none" w:sz="0" w:space="0" w:color="000000"/>
+                <w:top w:val="none" w:sz="0" w:space="0" w:color="000000"/>
+                <w:left w:val="none" w:sz="0" w:space="0" w:color="000000"/>
+                <w:right w:val="none" w:sz="0" w:space="0" w:color="000000"/>
+              </w:pBdr>
+              <w:spacing w:after="100" w:before="100" w:line="240"/>
+              <w:ind w:left="100" w:right="100" w:firstLine="0" w:firstLineChars="0"/>
+              <w:rPr>
+                <w:rFonts w:ascii="Helvetica" w:hAnsi="Helvetica" w:eastAsia="Helvetica" w:cs="Helvetica"/>
+                <w:i w:val="false"/>
+                <w:b w:val="false"/>
+                <w:u w:val="none"/>
+                <w:sz w:val="22"/>
+                <w:szCs w:val="22"/>
+                <w:color w:val="000000"/>
+              </w:rPr>
+            </w:pPr>
+            <w:r>
+              <w:rPr>
+                <w:rFonts w:ascii="Helvetica" w:hAnsi="Helvetica" w:eastAsia="Helvetica" w:cs="Helvetica"/>
+                <w:i w:val="false"/>
+                <w:b w:val="false"/>
+                <w:u w:val="none"/>
+                <w:sz w:val="22"/>
+                <w:szCs w:val="22"/>
+                <w:color w:val="000000"/>
+              </w:rPr>
+              <w:t xml:space="preserve">—</w:t>
+            </w:r>
+          </w:p>
+        </w:tc>
+        <w:tc>
+          <w:tcPr>
+            <w:tcBorders>
+              <w:bottom w:val="none" w:sz="0" w:space="0" w:color="000000"/>
+              <w:top w:val="none" w:sz="0" w:space="0" w:color="000000"/>
+              <w:left w:val="none" w:sz="0" w:space="0" w:color="000000"/>
+              <w:right w:val="none" w:sz="0" w:space="0" w:color="000000"/>
+            </w:tcBorders>
+            <w:shd w:val="clear" w:color="auto" w:fill="FFFFFF"/>
+            <w:tcMar>
+              <w:top w:w="0" w:type="dxa"/>
+              <w:bottom w:w="0" w:type="dxa"/>
+              <w:left w:w="0" w:type="dxa"/>
+              <w:right w:w="0" w:type="dxa"/>
+            </w:tcMar>
+            <w:vAlign w:val="top"/>
+          </w:tcPr>
+          <w:p>
+            <w:pPr>
+              <w:pStyle w:val="Normal"/>
+              <w:jc w:val="center"/>
+              <w:pBdr>
+                <w:bottom w:val="none" w:sz="0" w:space="0" w:color="000000"/>
+                <w:top w:val="none" w:sz="0" w:space="0" w:color="000000"/>
+                <w:left w:val="none" w:sz="0" w:space="0" w:color="000000"/>
+                <w:right w:val="none" w:sz="0" w:space="0" w:color="000000"/>
+              </w:pBdr>
+              <w:spacing w:after="100" w:before="100" w:line="240"/>
+              <w:ind w:left="100" w:right="100" w:firstLine="0" w:firstLineChars="0"/>
+              <w:rPr>
+                <w:rFonts w:ascii="Helvetica" w:hAnsi="Helvetica" w:eastAsia="Helvetica" w:cs="Helvetica"/>
+                <w:i w:val="false"/>
+                <w:b w:val="false"/>
+                <w:u w:val="none"/>
+                <w:sz w:val="22"/>
+                <w:szCs w:val="22"/>
+                <w:color w:val="000000"/>
+              </w:rPr>
+            </w:pPr>
+            <w:r>
+              <w:rPr>
+                <w:rFonts w:ascii="Helvetica" w:hAnsi="Helvetica" w:eastAsia="Helvetica" w:cs="Helvetica"/>
+                <w:i w:val="false"/>
+                <w:b w:val="false"/>
+                <w:u w:val="none"/>
+                <w:sz w:val="22"/>
+                <w:szCs w:val="22"/>
+                <w:color w:val="000000"/>
+              </w:rPr>
+              <w:t xml:space="preserve">—</w:t>
+            </w:r>
+          </w:p>
+        </w:tc>
+        <w:tc>
+          <w:tcPr>
+            <w:tcBorders>
+              <w:bottom w:val="none" w:sz="0" w:space="0" w:color="000000"/>
+              <w:top w:val="none" w:sz="0" w:space="0" w:color="000000"/>
+              <w:left w:val="none" w:sz="0" w:space="0" w:color="000000"/>
+              <w:right w:val="none" w:sz="0" w:space="0" w:color="000000"/>
+            </w:tcBorders>
+            <w:shd w:val="clear" w:color="auto" w:fill="FFFFFF"/>
+            <w:tcMar>
+              <w:top w:w="0" w:type="dxa"/>
+              <w:bottom w:w="0" w:type="dxa"/>
+              <w:left w:w="0" w:type="dxa"/>
+              <w:right w:w="0" w:type="dxa"/>
+            </w:tcMar>
+            <w:vAlign w:val="top"/>
+          </w:tcPr>
+          <w:p>
+            <w:pPr>
+              <w:pStyle w:val="Normal"/>
+              <w:jc w:val="center"/>
+              <w:pBdr>
+                <w:bottom w:val="none" w:sz="0" w:space="0" w:color="000000"/>
+                <w:top w:val="none" w:sz="0" w:space="0" w:color="000000"/>
+                <w:left w:val="none" w:sz="0" w:space="0" w:color="000000"/>
+                <w:right w:val="none" w:sz="0" w:space="0" w:color="000000"/>
+              </w:pBdr>
+              <w:spacing w:after="100" w:before="100" w:line="240"/>
+              <w:ind w:left="100" w:right="100" w:firstLine="0" w:firstLineChars="0"/>
+              <w:rPr>
+                <w:rFonts w:ascii="Helvetica" w:hAnsi="Helvetica" w:eastAsia="Helvetica" w:cs="Helvetica"/>
+                <w:i w:val="false"/>
+                <w:b w:val="false"/>
+                <w:u w:val="none"/>
+                <w:sz w:val="22"/>
+                <w:szCs w:val="22"/>
+                <w:color w:val="000000"/>
+              </w:rPr>
+            </w:pPr>
+            <w:r>
+              <w:rPr>
+                <w:rFonts w:ascii="Helvetica" w:hAnsi="Helvetica" w:eastAsia="Helvetica" w:cs="Helvetica"/>
+                <w:i w:val="false"/>
+                <w:b w:val="false"/>
+                <w:u w:val="none"/>
+                <w:sz w:val="22"/>
+                <w:szCs w:val="22"/>
+                <w:color w:val="000000"/>
+              </w:rPr>
+              <w:t xml:space="preserve"/>
+            </w:r>
+          </w:p>
+        </w:tc>
+        <w:tc>
+          <w:tcPr>
+            <w:tcBorders>
+              <w:bottom w:val="none" w:sz="0" w:space="0" w:color="000000"/>
+              <w:top w:val="none" w:sz="0" w:space="0" w:color="000000"/>
+              <w:left w:val="none" w:sz="0" w:space="0" w:color="000000"/>
+              <w:right w:val="none" w:sz="0" w:space="0" w:color="000000"/>
+            </w:tcBorders>
+            <w:shd w:val="clear" w:color="auto" w:fill="FFFFFF"/>
+            <w:tcMar>
+              <w:top w:w="0" w:type="dxa"/>
+              <w:bottom w:w="0" w:type="dxa"/>
+              <w:left w:w="0" w:type="dxa"/>
+              <w:right w:w="0" w:type="dxa"/>
+            </w:tcMar>
+            <w:vAlign w:val="top"/>
+          </w:tcPr>
+          <w:p>
+            <w:pPr>
+              <w:pStyle w:val="Normal"/>
+              <w:jc w:val="center"/>
+              <w:pBdr>
+                <w:bottom w:val="none" w:sz="0" w:space="0" w:color="000000"/>
+                <w:top w:val="none" w:sz="0" w:space="0" w:color="000000"/>
+                <w:left w:val="none" w:sz="0" w:space="0" w:color="000000"/>
+                <w:right w:val="none" w:sz="0" w:space="0" w:color="000000"/>
+              </w:pBdr>
+              <w:spacing w:after="100" w:before="100" w:line="240"/>
+              <w:ind w:left="100" w:right="100" w:firstLine="0" w:firstLineChars="0"/>
+              <w:rPr>
+                <w:rFonts w:ascii="Helvetica" w:hAnsi="Helvetica" w:eastAsia="Helvetica" w:cs="Helvetica"/>
+                <w:i w:val="false"/>
+                <w:b w:val="false"/>
+                <w:u w:val="none"/>
+                <w:sz w:val="22"/>
+                <w:szCs w:val="22"/>
+                <w:color w:val="000000"/>
+              </w:rPr>
+            </w:pPr>
+            <w:r>
+              <w:rPr>
+                <w:rFonts w:ascii="Helvetica" w:hAnsi="Helvetica" w:eastAsia="Helvetica" w:cs="Helvetica"/>
+                <w:i w:val="false"/>
+                <w:b w:val="false"/>
+                <w:u w:val="none"/>
+                <w:sz w:val="22"/>
+                <w:szCs w:val="22"/>
+                <w:color w:val="000000"/>
+              </w:rPr>
+              <w:t xml:space="preserve"/>
+            </w:r>
+          </w:p>
+        </w:tc>
+        <w:tc>
+          <w:tcPr>
+            <w:tcBorders>
+              <w:bottom w:val="none" w:sz="0" w:space="0" w:color="000000"/>
+              <w:top w:val="none" w:sz="0" w:space="0" w:color="000000"/>
+              <w:left w:val="none" w:sz="0" w:space="0" w:color="000000"/>
+              <w:right w:val="none" w:sz="0" w:space="0" w:color="000000"/>
+            </w:tcBorders>
+            <w:shd w:val="clear" w:color="auto" w:fill="FFFFFF"/>
+            <w:tcMar>
+              <w:top w:w="0" w:type="dxa"/>
+              <w:bottom w:w="0" w:type="dxa"/>
+              <w:left w:w="0" w:type="dxa"/>
+              <w:right w:w="0" w:type="dxa"/>
+            </w:tcMar>
+            <w:vAlign w:val="top"/>
+          </w:tcPr>
+          <w:p>
+            <w:pPr>
+              <w:pStyle w:val="Normal"/>
+              <w:jc w:val="center"/>
+              <w:pBdr>
+                <w:bottom w:val="none" w:sz="0" w:space="0" w:color="000000"/>
+                <w:top w:val="none" w:sz="0" w:space="0" w:color="000000"/>
+                <w:left w:val="none" w:sz="0" w:space="0" w:color="000000"/>
+                <w:right w:val="none" w:sz="0" w:space="0" w:color="000000"/>
+              </w:pBdr>
+              <w:spacing w:after="100" w:before="100" w:line="240"/>
+              <w:ind w:left="100" w:right="100" w:firstLine="0" w:firstLineChars="0"/>
+              <w:rPr>
+                <w:rFonts w:ascii="Helvetica" w:hAnsi="Helvetica" w:eastAsia="Helvetica" w:cs="Helvetica"/>
+                <w:i w:val="false"/>
+                <w:b w:val="false"/>
+                <w:u w:val="none"/>
+                <w:sz w:val="22"/>
+                <w:szCs w:val="22"/>
+                <w:color w:val="000000"/>
+              </w:rPr>
+            </w:pPr>
+            <w:r>
+              <w:rPr>
+                <w:rFonts w:ascii="Helvetica" w:hAnsi="Helvetica" w:eastAsia="Helvetica" w:cs="Helvetica"/>
+                <w:i w:val="false"/>
+                <w:b w:val="false"/>
+                <w:u w:val="none"/>
+                <w:sz w:val="22"/>
+                <w:szCs w:val="22"/>
+                <w:color w:val="000000"/>
+              </w:rPr>
+              <w:t xml:space="preserve">—</w:t>
+            </w:r>
+          </w:p>
+        </w:tc>
+        <w:tc>
+          <w:tcPr>
+            <w:tcBorders>
+              <w:bottom w:val="none" w:sz="0" w:space="0" w:color="000000"/>
+              <w:top w:val="none" w:sz="0" w:space="0" w:color="000000"/>
+              <w:left w:val="none" w:sz="0" w:space="0" w:color="000000"/>
+              <w:right w:val="none" w:sz="0" w:space="0" w:color="000000"/>
+            </w:tcBorders>
+            <w:shd w:val="clear" w:color="auto" w:fill="FFFFFF"/>
+            <w:tcMar>
+              <w:top w:w="0" w:type="dxa"/>
+              <w:bottom w:w="0" w:type="dxa"/>
+              <w:left w:w="0" w:type="dxa"/>
+              <w:right w:w="0" w:type="dxa"/>
+            </w:tcMar>
+            <w:vAlign w:val="top"/>
+          </w:tcPr>
+          <w:p>
+            <w:pPr>
+              <w:pStyle w:val="Normal"/>
+              <w:jc w:val="center"/>
+              <w:pBdr>
+                <w:bottom w:val="none" w:sz="0" w:space="0" w:color="000000"/>
+                <w:top w:val="none" w:sz="0" w:space="0" w:color="000000"/>
+                <w:left w:val="none" w:sz="0" w:space="0" w:color="000000"/>
+                <w:right w:val="none" w:sz="0" w:space="0" w:color="000000"/>
+              </w:pBdr>
+              <w:spacing w:after="100" w:before="100" w:line="240"/>
+              <w:ind w:left="100" w:right="100" w:firstLine="0" w:firstLineChars="0"/>
+              <w:rPr>
+                <w:rFonts w:ascii="Helvetica" w:hAnsi="Helvetica" w:eastAsia="Helvetica" w:cs="Helvetica"/>
+                <w:i w:val="false"/>
+                <w:b w:val="false"/>
+                <w:u w:val="none"/>
+                <w:sz w:val="22"/>
+                <w:szCs w:val="22"/>
+                <w:color w:val="000000"/>
+              </w:rPr>
+            </w:pPr>
+            <w:r>
+              <w:rPr>
+                <w:rFonts w:ascii="Helvetica" w:hAnsi="Helvetica" w:eastAsia="Helvetica" w:cs="Helvetica"/>
+                <w:i w:val="false"/>
+                <w:b w:val="false"/>
+                <w:u w:val="none"/>
+                <w:sz w:val="22"/>
+                <w:szCs w:val="22"/>
+                <w:color w:val="000000"/>
+              </w:rPr>
+              <w:t xml:space="preserve">—</w:t>
+            </w:r>
+          </w:p>
+        </w:tc>
+        <w:tc>
+          <w:tcPr>
+            <w:tcBorders>
+              <w:bottom w:val="none" w:sz="0" w:space="0" w:color="000000"/>
+              <w:top w:val="none" w:sz="0" w:space="0" w:color="000000"/>
+              <w:left w:val="none" w:sz="0" w:space="0" w:color="000000"/>
+              <w:right w:val="none" w:sz="0" w:space="0" w:color="000000"/>
+            </w:tcBorders>
+            <w:shd w:val="clear" w:color="auto" w:fill="FFFFFF"/>
+            <w:tcMar>
+              <w:top w:w="0" w:type="dxa"/>
+              <w:bottom w:w="0" w:type="dxa"/>
+              <w:left w:w="0" w:type="dxa"/>
+              <w:right w:w="0" w:type="dxa"/>
+            </w:tcMar>
+            <w:vAlign w:val="top"/>
+          </w:tcPr>
+          <w:p>
+            <w:pPr>
+              <w:pStyle w:val="Normal"/>
+              <w:jc w:val="center"/>
+              <w:pBdr>
+                <w:bottom w:val="none" w:sz="0" w:space="0" w:color="000000"/>
+                <w:top w:val="none" w:sz="0" w:space="0" w:color="000000"/>
+                <w:left w:val="none" w:sz="0" w:space="0" w:color="000000"/>
+                <w:right w:val="none" w:sz="0" w:space="0" w:color="000000"/>
+              </w:pBdr>
+              <w:spacing w:after="100" w:before="100" w:line="240"/>
+              <w:ind w:left="100" w:right="100" w:firstLine="0" w:firstLineChars="0"/>
+              <w:rPr>
+                <w:rFonts w:ascii="Helvetica" w:hAnsi="Helvetica" w:eastAsia="Helvetica" w:cs="Helvetica"/>
+                <w:i w:val="false"/>
+                <w:b w:val="false"/>
+                <w:u w:val="none"/>
+                <w:sz w:val="22"/>
+                <w:szCs w:val="22"/>
+                <w:color w:val="000000"/>
+              </w:rPr>
+            </w:pPr>
+            <w:r>
+              <w:rPr>
+                <w:rFonts w:ascii="Helvetica" w:hAnsi="Helvetica" w:eastAsia="Helvetica" w:cs="Helvetica"/>
+                <w:i w:val="false"/>
+                <w:b w:val="false"/>
+                <w:u w:val="none"/>
+                <w:sz w:val="22"/>
+                <w:szCs w:val="22"/>
+                <w:color w:val="000000"/>
+              </w:rPr>
+              <w:t xml:space="preserve"/>
             </w:r>
           </w:p>
         </w:tc>
@@ -1218,7 +2667,7 @@
         <w:trPr>
           <w:trHeight w:val="598" w:hRule="auto"/>
         </w:trPr>
-        body2
+        body 5
         <w:tc>
           <w:tcPr>
             <w:tcBorders>
@@ -1247,461 +2696,461 @@
                 <w:right w:val="none" w:sz="0" w:space="0" w:color="000000"/>
               </w:pBdr>
               <w:spacing w:after="100" w:before="100" w:line="240"/>
-              <w:ind w:left="100" w:right="100" w:firstLine="0" w:firstLineChars="0"/>
-              <w:rPr>
-                <w:rFonts w:ascii="Helvetica" w:hAnsi="Helvetica" w:eastAsia="Helvetica" w:cs="Helvetica"/>
-                <w:i w:val="false"/>
-                <w:b w:val="false"/>
-                <w:u w:val="none"/>
-                <w:sz w:val="22"/>
-                <w:szCs w:val="22"/>
-                <w:color w:val="000000"/>
-              </w:rPr>
-            </w:pPr>
-            <w:r>
-              <w:rPr>
-                <w:rFonts w:ascii="Helvetica" w:hAnsi="Helvetica" w:eastAsia="Helvetica" w:cs="Helvetica"/>
-                <w:i w:val="false"/>
-                <w:b w:val="false"/>
-                <w:u w:val="none"/>
-                <w:sz w:val="22"/>
-                <w:szCs w:val="22"/>
-                <w:color w:val="000000"/>
-              </w:rPr>
-              <w:t xml:space="preserve">age</w:t>
-            </w:r>
-          </w:p>
-        </w:tc>
-        <w:tc>
-          <w:tcPr>
-            <w:tcBorders>
-              <w:bottom w:val="none" w:sz="0" w:space="0" w:color="000000"/>
-              <w:top w:val="none" w:sz="0" w:space="0" w:color="000000"/>
-              <w:left w:val="none" w:sz="0" w:space="0" w:color="000000"/>
-              <w:right w:val="none" w:sz="0" w:space="0" w:color="000000"/>
-            </w:tcBorders>
-            <w:shd w:val="clear" w:color="auto" w:fill="FFFFFF"/>
-            <w:tcMar>
-              <w:top w:w="0" w:type="dxa"/>
-              <w:bottom w:w="0" w:type="dxa"/>
-              <w:left w:w="0" w:type="dxa"/>
-              <w:right w:w="0" w:type="dxa"/>
-            </w:tcMar>
-            <w:vAlign w:val="top"/>
-          </w:tcPr>
-          <w:p>
-            <w:pPr>
-              <w:pStyle w:val="Normal"/>
-              <w:jc w:val="center"/>
-              <w:pBdr>
-                <w:bottom w:val="none" w:sz="0" w:space="0" w:color="000000"/>
-                <w:top w:val="none" w:sz="0" w:space="0" w:color="000000"/>
-                <w:left w:val="none" w:sz="0" w:space="0" w:color="000000"/>
-                <w:right w:val="none" w:sz="0" w:space="0" w:color="000000"/>
-              </w:pBdr>
-              <w:spacing w:after="100" w:before="100" w:line="240"/>
-              <w:ind w:left="100" w:right="100" w:firstLine="0" w:firstLineChars="0"/>
-              <w:rPr>
-                <w:rFonts w:ascii="Helvetica" w:hAnsi="Helvetica" w:eastAsia="Helvetica" w:cs="Helvetica"/>
-                <w:i w:val="false"/>
-                <w:b w:val="false"/>
-                <w:u w:val="none"/>
-                <w:sz w:val="22"/>
-                <w:szCs w:val="22"/>
-                <w:color w:val="000000"/>
-              </w:rPr>
-            </w:pPr>
-            <w:r>
-              <w:rPr>
-                <w:rFonts w:ascii="Helvetica" w:hAnsi="Helvetica" w:eastAsia="Helvetica" w:cs="Helvetica"/>
-                <w:i w:val="false"/>
-                <w:b w:val="false"/>
-                <w:u w:val="none"/>
-                <w:sz w:val="22"/>
-                <w:szCs w:val="22"/>
-                <w:color w:val="000000"/>
-              </w:rPr>
-              <w:t xml:space="preserve">121</w:t>
-            </w:r>
-          </w:p>
-        </w:tc>
-        <w:tc>
-          <w:tcPr>
-            <w:tcBorders>
-              <w:bottom w:val="none" w:sz="0" w:space="0" w:color="000000"/>
-              <w:top w:val="none" w:sz="0" w:space="0" w:color="000000"/>
-              <w:left w:val="none" w:sz="0" w:space="0" w:color="000000"/>
-              <w:right w:val="none" w:sz="0" w:space="0" w:color="000000"/>
-            </w:tcBorders>
-            <w:shd w:val="clear" w:color="auto" w:fill="FFFFFF"/>
-            <w:tcMar>
-              <w:top w:w="0" w:type="dxa"/>
-              <w:bottom w:w="0" w:type="dxa"/>
-              <w:left w:w="0" w:type="dxa"/>
-              <w:right w:w="0" w:type="dxa"/>
-            </w:tcMar>
-            <w:vAlign w:val="top"/>
-          </w:tcPr>
-          <w:p>
-            <w:pPr>
-              <w:pStyle w:val="Normal"/>
-              <w:jc w:val="center"/>
-              <w:pBdr>
-                <w:bottom w:val="none" w:sz="0" w:space="0" w:color="000000"/>
-                <w:top w:val="none" w:sz="0" w:space="0" w:color="000000"/>
-                <w:left w:val="none" w:sz="0" w:space="0" w:color="000000"/>
-                <w:right w:val="none" w:sz="0" w:space="0" w:color="000000"/>
-              </w:pBdr>
-              <w:spacing w:after="100" w:before="100" w:line="240"/>
-              <w:ind w:left="100" w:right="100" w:firstLine="0" w:firstLineChars="0"/>
-              <w:rPr>
-                <w:rFonts w:ascii="Helvetica" w:hAnsi="Helvetica" w:eastAsia="Helvetica" w:cs="Helvetica"/>
-                <w:i w:val="false"/>
-                <w:b w:val="false"/>
-                <w:u w:val="none"/>
-                <w:sz w:val="22"/>
-                <w:szCs w:val="22"/>
-                <w:color w:val="000000"/>
-              </w:rPr>
-            </w:pPr>
-            <w:r>
-              <w:rPr>
-                <w:rFonts w:ascii="Helvetica" w:hAnsi="Helvetica" w:eastAsia="Helvetica" w:cs="Helvetica"/>
-                <w:i w:val="false"/>
-                <w:b w:val="false"/>
-                <w:u w:val="none"/>
-                <w:sz w:val="22"/>
-                <w:szCs w:val="22"/>
-                <w:color w:val="000000"/>
-              </w:rPr>
-              <w:t xml:space="preserve">1.02</w:t>
-            </w:r>
-          </w:p>
-        </w:tc>
-        <w:tc>
-          <w:tcPr>
-            <w:tcBorders>
-              <w:bottom w:val="none" w:sz="0" w:space="0" w:color="000000"/>
-              <w:top w:val="none" w:sz="0" w:space="0" w:color="000000"/>
-              <w:left w:val="none" w:sz="0" w:space="0" w:color="000000"/>
-              <w:right w:val="none" w:sz="0" w:space="0" w:color="000000"/>
-            </w:tcBorders>
-            <w:shd w:val="clear" w:color="auto" w:fill="FFFFFF"/>
-            <w:tcMar>
-              <w:top w:w="0" w:type="dxa"/>
-              <w:bottom w:w="0" w:type="dxa"/>
-              <w:left w:w="0" w:type="dxa"/>
-              <w:right w:w="0" w:type="dxa"/>
-            </w:tcMar>
-            <w:vAlign w:val="top"/>
-          </w:tcPr>
-          <w:p>
-            <w:pPr>
-              <w:pStyle w:val="Normal"/>
-              <w:jc w:val="center"/>
-              <w:pBdr>
-                <w:bottom w:val="none" w:sz="0" w:space="0" w:color="000000"/>
-                <w:top w:val="none" w:sz="0" w:space="0" w:color="000000"/>
-                <w:left w:val="none" w:sz="0" w:space="0" w:color="000000"/>
-                <w:right w:val="none" w:sz="0" w:space="0" w:color="000000"/>
-              </w:pBdr>
-              <w:spacing w:after="100" w:before="100" w:line="240"/>
-              <w:ind w:left="100" w:right="100" w:firstLine="0" w:firstLineChars="0"/>
-              <w:rPr>
-                <w:rFonts w:ascii="Helvetica" w:hAnsi="Helvetica" w:eastAsia="Helvetica" w:cs="Helvetica"/>
-                <w:i w:val="false"/>
-                <w:b w:val="false"/>
-                <w:u w:val="none"/>
-                <w:sz w:val="22"/>
-                <w:szCs w:val="22"/>
-                <w:color w:val="000000"/>
-              </w:rPr>
-            </w:pPr>
-            <w:r>
-              <w:rPr>
-                <w:rFonts w:ascii="Helvetica" w:hAnsi="Helvetica" w:eastAsia="Helvetica" w:cs="Helvetica"/>
-                <w:i w:val="false"/>
-                <w:b w:val="false"/>
-                <w:u w:val="none"/>
-                <w:sz w:val="22"/>
-                <w:szCs w:val="22"/>
-                <w:color w:val="000000"/>
-              </w:rPr>
-              <w:t xml:space="preserve">0.97, 1.07</w:t>
-            </w:r>
-          </w:p>
-        </w:tc>
-        <w:tc>
-          <w:tcPr>
-            <w:tcBorders>
-              <w:bottom w:val="none" w:sz="0" w:space="0" w:color="000000"/>
-              <w:top w:val="none" w:sz="0" w:space="0" w:color="000000"/>
-              <w:left w:val="none" w:sz="0" w:space="0" w:color="000000"/>
-              <w:right w:val="none" w:sz="0" w:space="0" w:color="000000"/>
-            </w:tcBorders>
-            <w:shd w:val="clear" w:color="auto" w:fill="FFFFFF"/>
-            <w:tcMar>
-              <w:top w:w="0" w:type="dxa"/>
-              <w:bottom w:w="0" w:type="dxa"/>
-              <w:left w:w="0" w:type="dxa"/>
-              <w:right w:w="0" w:type="dxa"/>
-            </w:tcMar>
-            <w:vAlign w:val="top"/>
-          </w:tcPr>
-          <w:p>
-            <w:pPr>
-              <w:pStyle w:val="Normal"/>
-              <w:jc w:val="center"/>
-              <w:pBdr>
-                <w:bottom w:val="none" w:sz="0" w:space="0" w:color="000000"/>
-                <w:top w:val="none" w:sz="0" w:space="0" w:color="000000"/>
-                <w:left w:val="none" w:sz="0" w:space="0" w:color="000000"/>
-                <w:right w:val="none" w:sz="0" w:space="0" w:color="000000"/>
-              </w:pBdr>
-              <w:spacing w:after="100" w:before="100" w:line="240"/>
-              <w:ind w:left="100" w:right="100" w:firstLine="0" w:firstLineChars="0"/>
-              <w:rPr>
-                <w:rFonts w:ascii="Helvetica" w:hAnsi="Helvetica" w:eastAsia="Helvetica" w:cs="Helvetica"/>
-                <w:i w:val="false"/>
-                <w:b w:val="false"/>
-                <w:u w:val="none"/>
-                <w:sz w:val="22"/>
-                <w:szCs w:val="22"/>
-                <w:color w:val="000000"/>
-              </w:rPr>
-            </w:pPr>
-            <w:r>
-              <w:rPr>
-                <w:rFonts w:ascii="Helvetica" w:hAnsi="Helvetica" w:eastAsia="Helvetica" w:cs="Helvetica"/>
-                <w:i w:val="false"/>
-                <w:b w:val="false"/>
-                <w:u w:val="none"/>
-                <w:sz w:val="22"/>
-                <w:szCs w:val="22"/>
-                <w:color w:val="000000"/>
-              </w:rPr>
-              <w:t xml:space="preserve">0.540</w:t>
-            </w:r>
-          </w:p>
-        </w:tc>
-        <w:tc>
-          <w:tcPr>
-            <w:tcBorders>
-              <w:bottom w:val="none" w:sz="0" w:space="0" w:color="000000"/>
-              <w:top w:val="none" w:sz="0" w:space="0" w:color="000000"/>
-              <w:left w:val="none" w:sz="0" w:space="0" w:color="000000"/>
-              <w:right w:val="none" w:sz="0" w:space="0" w:color="000000"/>
-            </w:tcBorders>
-            <w:shd w:val="clear" w:color="auto" w:fill="FFFFFF"/>
-            <w:tcMar>
-              <w:top w:w="0" w:type="dxa"/>
-              <w:bottom w:w="0" w:type="dxa"/>
-              <w:left w:w="0" w:type="dxa"/>
-              <w:right w:w="0" w:type="dxa"/>
-            </w:tcMar>
-            <w:vAlign w:val="top"/>
-          </w:tcPr>
-          <w:p>
-            <w:pPr>
-              <w:pStyle w:val="Normal"/>
-              <w:jc w:val="center"/>
-              <w:pBdr>
-                <w:bottom w:val="none" w:sz="0" w:space="0" w:color="000000"/>
-                <w:top w:val="none" w:sz="0" w:space="0" w:color="000000"/>
-                <w:left w:val="none" w:sz="0" w:space="0" w:color="000000"/>
-                <w:right w:val="none" w:sz="0" w:space="0" w:color="000000"/>
-              </w:pBdr>
-              <w:spacing w:after="100" w:before="100" w:line="240"/>
-              <w:ind w:left="100" w:right="100" w:firstLine="0" w:firstLineChars="0"/>
-              <w:rPr>
-                <w:rFonts w:ascii="Helvetica" w:hAnsi="Helvetica" w:eastAsia="Helvetica" w:cs="Helvetica"/>
-                <w:i w:val="false"/>
-                <w:b w:val="false"/>
-                <w:u w:val="none"/>
-                <w:sz w:val="22"/>
-                <w:szCs w:val="22"/>
-                <w:color w:val="000000"/>
-              </w:rPr>
-            </w:pPr>
-            <w:r>
-              <w:rPr>
-                <w:rFonts w:ascii="Helvetica" w:hAnsi="Helvetica" w:eastAsia="Helvetica" w:cs="Helvetica"/>
-                <w:i w:val="false"/>
-                <w:b w:val="false"/>
-                <w:u w:val="none"/>
-                <w:sz w:val="22"/>
-                <w:szCs w:val="22"/>
-                <w:color w:val="000000"/>
-              </w:rPr>
-              <w:t xml:space="preserve">121</w:t>
-            </w:r>
-          </w:p>
-        </w:tc>
-        <w:tc>
-          <w:tcPr>
-            <w:tcBorders>
-              <w:bottom w:val="none" w:sz="0" w:space="0" w:color="000000"/>
-              <w:top w:val="none" w:sz="0" w:space="0" w:color="000000"/>
-              <w:left w:val="none" w:sz="0" w:space="0" w:color="000000"/>
-              <w:right w:val="none" w:sz="0" w:space="0" w:color="000000"/>
-            </w:tcBorders>
-            <w:shd w:val="clear" w:color="auto" w:fill="FFFFFF"/>
-            <w:tcMar>
-              <w:top w:w="0" w:type="dxa"/>
-              <w:bottom w:w="0" w:type="dxa"/>
-              <w:left w:w="0" w:type="dxa"/>
-              <w:right w:w="0" w:type="dxa"/>
-            </w:tcMar>
-            <w:vAlign w:val="top"/>
-          </w:tcPr>
-          <w:p>
-            <w:pPr>
-              <w:pStyle w:val="Normal"/>
-              <w:jc w:val="center"/>
-              <w:pBdr>
-                <w:bottom w:val="none" w:sz="0" w:space="0" w:color="000000"/>
-                <w:top w:val="none" w:sz="0" w:space="0" w:color="000000"/>
-                <w:left w:val="none" w:sz="0" w:space="0" w:color="000000"/>
-                <w:right w:val="none" w:sz="0" w:space="0" w:color="000000"/>
-              </w:pBdr>
-              <w:spacing w:after="100" w:before="100" w:line="240"/>
-              <w:ind w:left="100" w:right="100" w:firstLine="0" w:firstLineChars="0"/>
-              <w:rPr>
-                <w:rFonts w:ascii="Helvetica" w:hAnsi="Helvetica" w:eastAsia="Helvetica" w:cs="Helvetica"/>
-                <w:i w:val="false"/>
-                <w:b w:val="false"/>
-                <w:u w:val="none"/>
-                <w:sz w:val="22"/>
-                <w:szCs w:val="22"/>
-                <w:color w:val="000000"/>
-              </w:rPr>
-            </w:pPr>
-            <w:r>
-              <w:rPr>
-                <w:rFonts w:ascii="Helvetica" w:hAnsi="Helvetica" w:eastAsia="Helvetica" w:cs="Helvetica"/>
-                <w:i w:val="false"/>
-                <w:b w:val="false"/>
-                <w:u w:val="none"/>
-                <w:sz w:val="22"/>
-                <w:szCs w:val="22"/>
-                <w:color w:val="000000"/>
-              </w:rPr>
-              <w:t xml:space="preserve">1.04</w:t>
-            </w:r>
-          </w:p>
-        </w:tc>
-        <w:tc>
-          <w:tcPr>
-            <w:tcBorders>
-              <w:bottom w:val="none" w:sz="0" w:space="0" w:color="000000"/>
-              <w:top w:val="none" w:sz="0" w:space="0" w:color="000000"/>
-              <w:left w:val="none" w:sz="0" w:space="0" w:color="000000"/>
-              <w:right w:val="none" w:sz="0" w:space="0" w:color="000000"/>
-            </w:tcBorders>
-            <w:shd w:val="clear" w:color="auto" w:fill="FFFFFF"/>
-            <w:tcMar>
-              <w:top w:w="0" w:type="dxa"/>
-              <w:bottom w:w="0" w:type="dxa"/>
-              <w:left w:w="0" w:type="dxa"/>
-              <w:right w:w="0" w:type="dxa"/>
-            </w:tcMar>
-            <w:vAlign w:val="top"/>
-          </w:tcPr>
-          <w:p>
-            <w:pPr>
-              <w:pStyle w:val="Normal"/>
-              <w:jc w:val="center"/>
-              <w:pBdr>
-                <w:bottom w:val="none" w:sz="0" w:space="0" w:color="000000"/>
-                <w:top w:val="none" w:sz="0" w:space="0" w:color="000000"/>
-                <w:left w:val="none" w:sz="0" w:space="0" w:color="000000"/>
-                <w:right w:val="none" w:sz="0" w:space="0" w:color="000000"/>
-              </w:pBdr>
-              <w:spacing w:after="100" w:before="100" w:line="240"/>
-              <w:ind w:left="100" w:right="100" w:firstLine="0" w:firstLineChars="0"/>
-              <w:rPr>
-                <w:rFonts w:ascii="Helvetica" w:hAnsi="Helvetica" w:eastAsia="Helvetica" w:cs="Helvetica"/>
-                <w:i w:val="false"/>
-                <w:b w:val="false"/>
-                <w:u w:val="none"/>
-                <w:sz w:val="22"/>
-                <w:szCs w:val="22"/>
-                <w:color w:val="000000"/>
-              </w:rPr>
-            </w:pPr>
-            <w:r>
-              <w:rPr>
-                <w:rFonts w:ascii="Helvetica" w:hAnsi="Helvetica" w:eastAsia="Helvetica" w:cs="Helvetica"/>
-                <w:i w:val="false"/>
-                <w:b w:val="false"/>
-                <w:u w:val="none"/>
-                <w:sz w:val="22"/>
-                <w:szCs w:val="22"/>
-                <w:color w:val="000000"/>
-              </w:rPr>
-              <w:t xml:space="preserve">0.98, 1.11</w:t>
-            </w:r>
-          </w:p>
-        </w:tc>
-        <w:tc>
-          <w:tcPr>
-            <w:tcBorders>
-              <w:bottom w:val="none" w:sz="0" w:space="0" w:color="000000"/>
-              <w:top w:val="none" w:sz="0" w:space="0" w:color="000000"/>
-              <w:left w:val="none" w:sz="0" w:space="0" w:color="000000"/>
-              <w:right w:val="none" w:sz="0" w:space="0" w:color="000000"/>
-            </w:tcBorders>
-            <w:shd w:val="clear" w:color="auto" w:fill="FFFFFF"/>
-            <w:tcMar>
-              <w:top w:w="0" w:type="dxa"/>
-              <w:bottom w:w="0" w:type="dxa"/>
-              <w:left w:w="0" w:type="dxa"/>
-              <w:right w:w="0" w:type="dxa"/>
-            </w:tcMar>
-            <w:vAlign w:val="top"/>
-          </w:tcPr>
-          <w:p>
-            <w:pPr>
-              <w:pStyle w:val="Normal"/>
-              <w:jc w:val="center"/>
-              <w:pBdr>
-                <w:bottom w:val="none" w:sz="0" w:space="0" w:color="000000"/>
-                <w:top w:val="none" w:sz="0" w:space="0" w:color="000000"/>
-                <w:left w:val="none" w:sz="0" w:space="0" w:color="000000"/>
-                <w:right w:val="none" w:sz="0" w:space="0" w:color="000000"/>
-              </w:pBdr>
-              <w:spacing w:after="100" w:before="100" w:line="240"/>
-              <w:ind w:left="100" w:right="100" w:firstLine="0" w:firstLineChars="0"/>
-              <w:rPr>
-                <w:rFonts w:ascii="Helvetica" w:hAnsi="Helvetica" w:eastAsia="Helvetica" w:cs="Helvetica"/>
-                <w:i w:val="false"/>
-                <w:b w:val="false"/>
-                <w:u w:val="none"/>
-                <w:sz w:val="22"/>
-                <w:szCs w:val="22"/>
-                <w:color w:val="000000"/>
-              </w:rPr>
-            </w:pPr>
-            <w:r>
-              <w:rPr>
-                <w:rFonts w:ascii="Helvetica" w:hAnsi="Helvetica" w:eastAsia="Helvetica" w:cs="Helvetica"/>
-                <w:i w:val="false"/>
-                <w:b w:val="false"/>
-                <w:u w:val="none"/>
-                <w:sz w:val="22"/>
-                <w:szCs w:val="22"/>
-                <w:color w:val="000000"/>
-              </w:rPr>
-              <w:t xml:space="preserve">0.240</w:t>
+              <w:ind w:left="300" w:right="100" w:firstLine="0" w:firstLineChars="0"/>
+              <w:rPr>
+                <w:rFonts w:ascii="Helvetica" w:hAnsi="Helvetica" w:eastAsia="Helvetica" w:cs="Helvetica"/>
+                <w:i w:val="false"/>
+                <w:b w:val="false"/>
+                <w:u w:val="none"/>
+                <w:sz w:val="22"/>
+                <w:szCs w:val="22"/>
+                <w:color w:val="000000"/>
+              </w:rPr>
+            </w:pPr>
+            <w:r>
+              <w:rPr>
+                <w:rFonts w:ascii="Helvetica" w:hAnsi="Helvetica" w:eastAsia="Helvetica" w:cs="Helvetica"/>
+                <w:i w:val="false"/>
+                <w:b w:val="false"/>
+                <w:u w:val="none"/>
+                <w:sz w:val="22"/>
+                <w:szCs w:val="22"/>
+                <w:color w:val="000000"/>
+              </w:rPr>
+              <w:t xml:space="preserve">Male</w:t>
+            </w:r>
+          </w:p>
+        </w:tc>
+        <w:tc>
+          <w:tcPr>
+            <w:tcBorders>
+              <w:bottom w:val="none" w:sz="0" w:space="0" w:color="000000"/>
+              <w:top w:val="none" w:sz="0" w:space="0" w:color="000000"/>
+              <w:left w:val="none" w:sz="0" w:space="0" w:color="000000"/>
+              <w:right w:val="none" w:sz="0" w:space="0" w:color="000000"/>
+            </w:tcBorders>
+            <w:shd w:val="clear" w:color="auto" w:fill="FFFFFF"/>
+            <w:tcMar>
+              <w:top w:w="0" w:type="dxa"/>
+              <w:bottom w:w="0" w:type="dxa"/>
+              <w:left w:w="0" w:type="dxa"/>
+              <w:right w:w="0" w:type="dxa"/>
+            </w:tcMar>
+            <w:vAlign w:val="top"/>
+          </w:tcPr>
+          <w:p>
+            <w:pPr>
+              <w:pStyle w:val="Normal"/>
+              <w:jc w:val="center"/>
+              <w:pBdr>
+                <w:bottom w:val="none" w:sz="0" w:space="0" w:color="000000"/>
+                <w:top w:val="none" w:sz="0" w:space="0" w:color="000000"/>
+                <w:left w:val="none" w:sz="0" w:space="0" w:color="000000"/>
+                <w:right w:val="none" w:sz="0" w:space="0" w:color="000000"/>
+              </w:pBdr>
+              <w:spacing w:after="100" w:before="100" w:line="240"/>
+              <w:ind w:left="100" w:right="100" w:firstLine="0" w:firstLineChars="0"/>
+              <w:rPr>
+                <w:rFonts w:ascii="Helvetica" w:hAnsi="Helvetica" w:eastAsia="Helvetica" w:cs="Helvetica"/>
+                <w:i w:val="false"/>
+                <w:b w:val="false"/>
+                <w:u w:val="none"/>
+                <w:sz w:val="22"/>
+                <w:szCs w:val="22"/>
+                <w:color w:val="000000"/>
+              </w:rPr>
+            </w:pPr>
+            <w:r>
+              <w:rPr>
+                <w:rFonts w:ascii="Helvetica" w:hAnsi="Helvetica" w:eastAsia="Helvetica" w:cs="Helvetica"/>
+                <w:i w:val="false"/>
+                <w:b w:val="false"/>
+                <w:u w:val="none"/>
+                <w:sz w:val="22"/>
+                <w:szCs w:val="22"/>
+                <w:color w:val="000000"/>
+              </w:rPr>
+              <w:t xml:space="preserve"/>
+            </w:r>
+          </w:p>
+        </w:tc>
+        <w:tc>
+          <w:tcPr>
+            <w:tcBorders>
+              <w:bottom w:val="none" w:sz="0" w:space="0" w:color="000000"/>
+              <w:top w:val="none" w:sz="0" w:space="0" w:color="000000"/>
+              <w:left w:val="none" w:sz="0" w:space="0" w:color="000000"/>
+              <w:right w:val="none" w:sz="0" w:space="0" w:color="000000"/>
+            </w:tcBorders>
+            <w:shd w:val="clear" w:color="auto" w:fill="FFFFFF"/>
+            <w:tcMar>
+              <w:top w:w="0" w:type="dxa"/>
+              <w:bottom w:w="0" w:type="dxa"/>
+              <w:left w:w="0" w:type="dxa"/>
+              <w:right w:w="0" w:type="dxa"/>
+            </w:tcMar>
+            <w:vAlign w:val="top"/>
+          </w:tcPr>
+          <w:p>
+            <w:pPr>
+              <w:pStyle w:val="Normal"/>
+              <w:jc w:val="center"/>
+              <w:pBdr>
+                <w:bottom w:val="none" w:sz="0" w:space="0" w:color="000000"/>
+                <w:top w:val="none" w:sz="0" w:space="0" w:color="000000"/>
+                <w:left w:val="none" w:sz="0" w:space="0" w:color="000000"/>
+                <w:right w:val="none" w:sz="0" w:space="0" w:color="000000"/>
+              </w:pBdr>
+              <w:spacing w:after="100" w:before="100" w:line="240"/>
+              <w:ind w:left="100" w:right="100" w:firstLine="0" w:firstLineChars="0"/>
+              <w:rPr>
+                <w:rFonts w:ascii="Helvetica" w:hAnsi="Helvetica" w:eastAsia="Helvetica" w:cs="Helvetica"/>
+                <w:i w:val="false"/>
+                <w:b w:val="false"/>
+                <w:u w:val="none"/>
+                <w:sz w:val="22"/>
+                <w:szCs w:val="22"/>
+                <w:color w:val="000000"/>
+              </w:rPr>
+            </w:pPr>
+            <w:r>
+              <w:rPr>
+                <w:rFonts w:ascii="Helvetica" w:hAnsi="Helvetica" w:eastAsia="Helvetica" w:cs="Helvetica"/>
+                <w:i w:val="false"/>
+                <w:b w:val="false"/>
+                <w:u w:val="none"/>
+                <w:sz w:val="22"/>
+                <w:szCs w:val="22"/>
+                <w:color w:val="000000"/>
+              </w:rPr>
+              <w:t xml:space="preserve">1.15</w:t>
+            </w:r>
+          </w:p>
+        </w:tc>
+        <w:tc>
+          <w:tcPr>
+            <w:tcBorders>
+              <w:bottom w:val="none" w:sz="0" w:space="0" w:color="000000"/>
+              <w:top w:val="none" w:sz="0" w:space="0" w:color="000000"/>
+              <w:left w:val="none" w:sz="0" w:space="0" w:color="000000"/>
+              <w:right w:val="none" w:sz="0" w:space="0" w:color="000000"/>
+            </w:tcBorders>
+            <w:shd w:val="clear" w:color="auto" w:fill="FFFFFF"/>
+            <w:tcMar>
+              <w:top w:w="0" w:type="dxa"/>
+              <w:bottom w:w="0" w:type="dxa"/>
+              <w:left w:w="0" w:type="dxa"/>
+              <w:right w:w="0" w:type="dxa"/>
+            </w:tcMar>
+            <w:vAlign w:val="top"/>
+          </w:tcPr>
+          <w:p>
+            <w:pPr>
+              <w:pStyle w:val="Normal"/>
+              <w:jc w:val="center"/>
+              <w:pBdr>
+                <w:bottom w:val="none" w:sz="0" w:space="0" w:color="000000"/>
+                <w:top w:val="none" w:sz="0" w:space="0" w:color="000000"/>
+                <w:left w:val="none" w:sz="0" w:space="0" w:color="000000"/>
+                <w:right w:val="none" w:sz="0" w:space="0" w:color="000000"/>
+              </w:pBdr>
+              <w:spacing w:after="100" w:before="100" w:line="240"/>
+              <w:ind w:left="100" w:right="100" w:firstLine="0" w:firstLineChars="0"/>
+              <w:rPr>
+                <w:rFonts w:ascii="Helvetica" w:hAnsi="Helvetica" w:eastAsia="Helvetica" w:cs="Helvetica"/>
+                <w:i w:val="false"/>
+                <w:b w:val="false"/>
+                <w:u w:val="none"/>
+                <w:sz w:val="22"/>
+                <w:szCs w:val="22"/>
+                <w:color w:val="000000"/>
+              </w:rPr>
+            </w:pPr>
+            <w:r>
+              <w:rPr>
+                <w:rFonts w:ascii="Helvetica" w:hAnsi="Helvetica" w:eastAsia="Helvetica" w:cs="Helvetica"/>
+                <w:i w:val="false"/>
+                <w:b w:val="false"/>
+                <w:u w:val="none"/>
+                <w:sz w:val="22"/>
+                <w:szCs w:val="22"/>
+                <w:color w:val="000000"/>
+              </w:rPr>
+              <w:t xml:space="preserve">0.56, 2.36</w:t>
+            </w:r>
+          </w:p>
+        </w:tc>
+        <w:tc>
+          <w:tcPr>
+            <w:tcBorders>
+              <w:bottom w:val="none" w:sz="0" w:space="0" w:color="000000"/>
+              <w:top w:val="none" w:sz="0" w:space="0" w:color="000000"/>
+              <w:left w:val="none" w:sz="0" w:space="0" w:color="000000"/>
+              <w:right w:val="none" w:sz="0" w:space="0" w:color="000000"/>
+            </w:tcBorders>
+            <w:shd w:val="clear" w:color="auto" w:fill="FFFFFF"/>
+            <w:tcMar>
+              <w:top w:w="0" w:type="dxa"/>
+              <w:bottom w:w="0" w:type="dxa"/>
+              <w:left w:w="0" w:type="dxa"/>
+              <w:right w:w="0" w:type="dxa"/>
+            </w:tcMar>
+            <w:vAlign w:val="top"/>
+          </w:tcPr>
+          <w:p>
+            <w:pPr>
+              <w:pStyle w:val="Normal"/>
+              <w:jc w:val="center"/>
+              <w:pBdr>
+                <w:bottom w:val="none" w:sz="0" w:space="0" w:color="000000"/>
+                <w:top w:val="none" w:sz="0" w:space="0" w:color="000000"/>
+                <w:left w:val="none" w:sz="0" w:space="0" w:color="000000"/>
+                <w:right w:val="none" w:sz="0" w:space="0" w:color="000000"/>
+              </w:pBdr>
+              <w:spacing w:after="100" w:before="100" w:line="240"/>
+              <w:ind w:left="100" w:right="100" w:firstLine="0" w:firstLineChars="0"/>
+              <w:rPr>
+                <w:rFonts w:ascii="Helvetica" w:hAnsi="Helvetica" w:eastAsia="Helvetica" w:cs="Helvetica"/>
+                <w:i w:val="false"/>
+                <w:b w:val="false"/>
+                <w:u w:val="none"/>
+                <w:sz w:val="22"/>
+                <w:szCs w:val="22"/>
+                <w:color w:val="000000"/>
+              </w:rPr>
+            </w:pPr>
+            <w:r>
+              <w:rPr>
+                <w:rFonts w:ascii="Helvetica" w:hAnsi="Helvetica" w:eastAsia="Helvetica" w:cs="Helvetica"/>
+                <w:i w:val="false"/>
+                <w:b w:val="false"/>
+                <w:u w:val="none"/>
+                <w:sz w:val="22"/>
+                <w:szCs w:val="22"/>
+                <w:color w:val="000000"/>
+              </w:rPr>
+              <w:t xml:space="preserve">0.700</w:t>
+            </w:r>
+          </w:p>
+        </w:tc>
+        <w:tc>
+          <w:tcPr>
+            <w:tcBorders>
+              <w:bottom w:val="none" w:sz="0" w:space="0" w:color="000000"/>
+              <w:top w:val="none" w:sz="0" w:space="0" w:color="000000"/>
+              <w:left w:val="none" w:sz="0" w:space="0" w:color="000000"/>
+              <w:right w:val="none" w:sz="0" w:space="0" w:color="000000"/>
+            </w:tcBorders>
+            <w:shd w:val="clear" w:color="auto" w:fill="FFFFFF"/>
+            <w:tcMar>
+              <w:top w:w="0" w:type="dxa"/>
+              <w:bottom w:w="0" w:type="dxa"/>
+              <w:left w:w="0" w:type="dxa"/>
+              <w:right w:w="0" w:type="dxa"/>
+            </w:tcMar>
+            <w:vAlign w:val="top"/>
+          </w:tcPr>
+          <w:p>
+            <w:pPr>
+              <w:pStyle w:val="Normal"/>
+              <w:jc w:val="center"/>
+              <w:pBdr>
+                <w:bottom w:val="none" w:sz="0" w:space="0" w:color="000000"/>
+                <w:top w:val="none" w:sz="0" w:space="0" w:color="000000"/>
+                <w:left w:val="none" w:sz="0" w:space="0" w:color="000000"/>
+                <w:right w:val="none" w:sz="0" w:space="0" w:color="000000"/>
+              </w:pBdr>
+              <w:spacing w:after="100" w:before="100" w:line="240"/>
+              <w:ind w:left="100" w:right="100" w:firstLine="0" w:firstLineChars="0"/>
+              <w:rPr>
+                <w:rFonts w:ascii="Helvetica" w:hAnsi="Helvetica" w:eastAsia="Helvetica" w:cs="Helvetica"/>
+                <w:i w:val="false"/>
+                <w:b w:val="false"/>
+                <w:u w:val="none"/>
+                <w:sz w:val="22"/>
+                <w:szCs w:val="22"/>
+                <w:color w:val="000000"/>
+              </w:rPr>
+            </w:pPr>
+            <w:r>
+              <w:rPr>
+                <w:rFonts w:ascii="Helvetica" w:hAnsi="Helvetica" w:eastAsia="Helvetica" w:cs="Helvetica"/>
+                <w:i w:val="false"/>
+                <w:b w:val="false"/>
+                <w:u w:val="none"/>
+                <w:sz w:val="22"/>
+                <w:szCs w:val="22"/>
+                <w:color w:val="000000"/>
+              </w:rPr>
+              <w:t xml:space="preserve"/>
+            </w:r>
+          </w:p>
+        </w:tc>
+        <w:tc>
+          <w:tcPr>
+            <w:tcBorders>
+              <w:bottom w:val="none" w:sz="0" w:space="0" w:color="000000"/>
+              <w:top w:val="none" w:sz="0" w:space="0" w:color="000000"/>
+              <w:left w:val="none" w:sz="0" w:space="0" w:color="000000"/>
+              <w:right w:val="none" w:sz="0" w:space="0" w:color="000000"/>
+            </w:tcBorders>
+            <w:shd w:val="clear" w:color="auto" w:fill="FFFFFF"/>
+            <w:tcMar>
+              <w:top w:w="0" w:type="dxa"/>
+              <w:bottom w:w="0" w:type="dxa"/>
+              <w:left w:w="0" w:type="dxa"/>
+              <w:right w:w="0" w:type="dxa"/>
+            </w:tcMar>
+            <w:vAlign w:val="top"/>
+          </w:tcPr>
+          <w:p>
+            <w:pPr>
+              <w:pStyle w:val="Normal"/>
+              <w:jc w:val="center"/>
+              <w:pBdr>
+                <w:bottom w:val="none" w:sz="0" w:space="0" w:color="000000"/>
+                <w:top w:val="none" w:sz="0" w:space="0" w:color="000000"/>
+                <w:left w:val="none" w:sz="0" w:space="0" w:color="000000"/>
+                <w:right w:val="none" w:sz="0" w:space="0" w:color="000000"/>
+              </w:pBdr>
+              <w:spacing w:after="100" w:before="100" w:line="240"/>
+              <w:ind w:left="100" w:right="100" w:firstLine="0" w:firstLineChars="0"/>
+              <w:rPr>
+                <w:rFonts w:ascii="Helvetica" w:hAnsi="Helvetica" w:eastAsia="Helvetica" w:cs="Helvetica"/>
+                <w:i w:val="false"/>
+                <w:b w:val="false"/>
+                <w:u w:val="none"/>
+                <w:sz w:val="22"/>
+                <w:szCs w:val="22"/>
+                <w:color w:val="000000"/>
+              </w:rPr>
+            </w:pPr>
+            <w:r>
+              <w:rPr>
+                <w:rFonts w:ascii="Helvetica" w:hAnsi="Helvetica" w:eastAsia="Helvetica" w:cs="Helvetica"/>
+                <w:i w:val="false"/>
+                <w:b w:val="false"/>
+                <w:u w:val="none"/>
+                <w:sz w:val="22"/>
+                <w:szCs w:val="22"/>
+                <w:color w:val="000000"/>
+              </w:rPr>
+              <w:t xml:space="preserve">1.29</w:t>
+            </w:r>
+          </w:p>
+        </w:tc>
+        <w:tc>
+          <w:tcPr>
+            <w:tcBorders>
+              <w:bottom w:val="none" w:sz="0" w:space="0" w:color="000000"/>
+              <w:top w:val="none" w:sz="0" w:space="0" w:color="000000"/>
+              <w:left w:val="none" w:sz="0" w:space="0" w:color="000000"/>
+              <w:right w:val="none" w:sz="0" w:space="0" w:color="000000"/>
+            </w:tcBorders>
+            <w:shd w:val="clear" w:color="auto" w:fill="FFFFFF"/>
+            <w:tcMar>
+              <w:top w:w="0" w:type="dxa"/>
+              <w:bottom w:w="0" w:type="dxa"/>
+              <w:left w:w="0" w:type="dxa"/>
+              <w:right w:w="0" w:type="dxa"/>
+            </w:tcMar>
+            <w:vAlign w:val="top"/>
+          </w:tcPr>
+          <w:p>
+            <w:pPr>
+              <w:pStyle w:val="Normal"/>
+              <w:jc w:val="center"/>
+              <w:pBdr>
+                <w:bottom w:val="none" w:sz="0" w:space="0" w:color="000000"/>
+                <w:top w:val="none" w:sz="0" w:space="0" w:color="000000"/>
+                <w:left w:val="none" w:sz="0" w:space="0" w:color="000000"/>
+                <w:right w:val="none" w:sz="0" w:space="0" w:color="000000"/>
+              </w:pBdr>
+              <w:spacing w:after="100" w:before="100" w:line="240"/>
+              <w:ind w:left="100" w:right="100" w:firstLine="0" w:firstLineChars="0"/>
+              <w:rPr>
+                <w:rFonts w:ascii="Helvetica" w:hAnsi="Helvetica" w:eastAsia="Helvetica" w:cs="Helvetica"/>
+                <w:i w:val="false"/>
+                <w:b w:val="false"/>
+                <w:u w:val="none"/>
+                <w:sz w:val="22"/>
+                <w:szCs w:val="22"/>
+                <w:color w:val="000000"/>
+              </w:rPr>
+            </w:pPr>
+            <w:r>
+              <w:rPr>
+                <w:rFonts w:ascii="Helvetica" w:hAnsi="Helvetica" w:eastAsia="Helvetica" w:cs="Helvetica"/>
+                <w:i w:val="false"/>
+                <w:b w:val="false"/>
+                <w:u w:val="none"/>
+                <w:sz w:val="22"/>
+                <w:szCs w:val="22"/>
+                <w:color w:val="000000"/>
+              </w:rPr>
+              <w:t xml:space="preserve">0.64, 2.62</w:t>
+            </w:r>
+          </w:p>
+        </w:tc>
+        <w:tc>
+          <w:tcPr>
+            <w:tcBorders>
+              <w:bottom w:val="none" w:sz="0" w:space="0" w:color="000000"/>
+              <w:top w:val="none" w:sz="0" w:space="0" w:color="000000"/>
+              <w:left w:val="none" w:sz="0" w:space="0" w:color="000000"/>
+              <w:right w:val="none" w:sz="0" w:space="0" w:color="000000"/>
+            </w:tcBorders>
+            <w:shd w:val="clear" w:color="auto" w:fill="FFFFFF"/>
+            <w:tcMar>
+              <w:top w:w="0" w:type="dxa"/>
+              <w:bottom w:w="0" w:type="dxa"/>
+              <w:left w:w="0" w:type="dxa"/>
+              <w:right w:w="0" w:type="dxa"/>
+            </w:tcMar>
+            <w:vAlign w:val="top"/>
+          </w:tcPr>
+          <w:p>
+            <w:pPr>
+              <w:pStyle w:val="Normal"/>
+              <w:jc w:val="center"/>
+              <w:pBdr>
+                <w:bottom w:val="none" w:sz="0" w:space="0" w:color="000000"/>
+                <w:top w:val="none" w:sz="0" w:space="0" w:color="000000"/>
+                <w:left w:val="none" w:sz="0" w:space="0" w:color="000000"/>
+                <w:right w:val="none" w:sz="0" w:space="0" w:color="000000"/>
+              </w:pBdr>
+              <w:spacing w:after="100" w:before="100" w:line="240"/>
+              <w:ind w:left="100" w:right="100" w:firstLine="0" w:firstLineChars="0"/>
+              <w:rPr>
+                <w:rFonts w:ascii="Helvetica" w:hAnsi="Helvetica" w:eastAsia="Helvetica" w:cs="Helvetica"/>
+                <w:i w:val="false"/>
+                <w:b w:val="false"/>
+                <w:u w:val="none"/>
+                <w:sz w:val="22"/>
+                <w:szCs w:val="22"/>
+                <w:color w:val="000000"/>
+              </w:rPr>
+            </w:pPr>
+            <w:r>
+              <w:rPr>
+                <w:rFonts w:ascii="Helvetica" w:hAnsi="Helvetica" w:eastAsia="Helvetica" w:cs="Helvetica"/>
+                <w:i w:val="false"/>
+                <w:b w:val="false"/>
+                <w:u w:val="none"/>
+                <w:sz w:val="22"/>
+                <w:szCs w:val="22"/>
+                <w:color w:val="000000"/>
+              </w:rPr>
+              <w:t xml:space="preserve">0.470</w:t>
             </w:r>
           </w:p>
         </w:tc>
       </w:tr>
       <w:tr>
         <w:trPr>
-          <w:trHeight w:val="565" w:hRule="auto"/>
+          <w:trHeight w:val="614" w:hRule="auto"/>
         </w:trPr>
-        body3
+        body 6
         <w:tc>
           <w:tcPr>
             <w:tcBorders>
@@ -1751,7 +3200,7 @@
                 <w:szCs w:val="22"/>
                 <w:color w:val="000000"/>
               </w:rPr>
-              <w:t xml:space="preserve">sex</w:t>
+              <w:t xml:space="preserve">ecog_score_cat2</w:t>
             </w:r>
           </w:p>
         </w:tc>
@@ -2182,9 +3631,9 @@
       </w:tr>
       <w:tr>
         <w:trPr>
-          <w:trHeight w:val="573" w:hRule="auto"/>
+          <w:trHeight w:val="569" w:hRule="auto"/>
         </w:trPr>
-        body4
+        body 7
         <w:tc>
           <w:tcPr>
             <w:tcBorders>
@@ -2234,7 +3683,7 @@
                 <w:szCs w:val="22"/>
                 <w:color w:val="000000"/>
               </w:rPr>
-              <w:t xml:space="preserve">Female</w:t>
+              <w:t xml:space="preserve">0</w:t>
             </w:r>
           </w:p>
         </w:tc>
@@ -2667,7 +4116,7 @@
         <w:trPr>
           <w:trHeight w:val="598" w:hRule="auto"/>
         </w:trPr>
-        body5
+        body 8
         <w:tc>
           <w:tcPr>
             <w:tcBorders>
@@ -2717,7 +4166,7 @@
                 <w:szCs w:val="22"/>
                 <w:color w:val="000000"/>
               </w:rPr>
-              <w:t xml:space="preserve">Male</w:t>
+              <w:t xml:space="preserve">&gt;=1</w:t>
             </w:r>
           </w:p>
         </w:tc>
@@ -2823,113 +4272,113 @@
                 <w:szCs w:val="22"/>
                 <w:color w:val="000000"/>
               </w:rPr>
-              <w:t xml:space="preserve">1.15</w:t>
-            </w:r>
-          </w:p>
-        </w:tc>
-        <w:tc>
-          <w:tcPr>
-            <w:tcBorders>
-              <w:bottom w:val="none" w:sz="0" w:space="0" w:color="000000"/>
-              <w:top w:val="none" w:sz="0" w:space="0" w:color="000000"/>
-              <w:left w:val="none" w:sz="0" w:space="0" w:color="000000"/>
-              <w:right w:val="none" w:sz="0" w:space="0" w:color="000000"/>
-            </w:tcBorders>
-            <w:shd w:val="clear" w:color="auto" w:fill="FFFFFF"/>
-            <w:tcMar>
-              <w:top w:w="0" w:type="dxa"/>
-              <w:bottom w:w="0" w:type="dxa"/>
-              <w:left w:w="0" w:type="dxa"/>
-              <w:right w:w="0" w:type="dxa"/>
-            </w:tcMar>
-            <w:vAlign w:val="top"/>
-          </w:tcPr>
-          <w:p>
-            <w:pPr>
-              <w:pStyle w:val="Normal"/>
-              <w:jc w:val="center"/>
-              <w:pBdr>
-                <w:bottom w:val="none" w:sz="0" w:space="0" w:color="000000"/>
-                <w:top w:val="none" w:sz="0" w:space="0" w:color="000000"/>
-                <w:left w:val="none" w:sz="0" w:space="0" w:color="000000"/>
-                <w:right w:val="none" w:sz="0" w:space="0" w:color="000000"/>
-              </w:pBdr>
-              <w:spacing w:after="100" w:before="100" w:line="240"/>
-              <w:ind w:left="100" w:right="100" w:firstLine="0" w:firstLineChars="0"/>
-              <w:rPr>
-                <w:rFonts w:ascii="Helvetica" w:hAnsi="Helvetica" w:eastAsia="Helvetica" w:cs="Helvetica"/>
-                <w:i w:val="false"/>
-                <w:b w:val="false"/>
-                <w:u w:val="none"/>
-                <w:sz w:val="22"/>
-                <w:szCs w:val="22"/>
-                <w:color w:val="000000"/>
-              </w:rPr>
-            </w:pPr>
-            <w:r>
-              <w:rPr>
-                <w:rFonts w:ascii="Helvetica" w:hAnsi="Helvetica" w:eastAsia="Helvetica" w:cs="Helvetica"/>
-                <w:i w:val="false"/>
-                <w:b w:val="false"/>
-                <w:u w:val="none"/>
-                <w:sz w:val="22"/>
-                <w:szCs w:val="22"/>
-                <w:color w:val="000000"/>
-              </w:rPr>
-              <w:t xml:space="preserve">0.56, 2.36</w:t>
-            </w:r>
-          </w:p>
-        </w:tc>
-        <w:tc>
-          <w:tcPr>
-            <w:tcBorders>
-              <w:bottom w:val="none" w:sz="0" w:space="0" w:color="000000"/>
-              <w:top w:val="none" w:sz="0" w:space="0" w:color="000000"/>
-              <w:left w:val="none" w:sz="0" w:space="0" w:color="000000"/>
-              <w:right w:val="none" w:sz="0" w:space="0" w:color="000000"/>
-            </w:tcBorders>
-            <w:shd w:val="clear" w:color="auto" w:fill="FFFFFF"/>
-            <w:tcMar>
-              <w:top w:w="0" w:type="dxa"/>
-              <w:bottom w:w="0" w:type="dxa"/>
-              <w:left w:w="0" w:type="dxa"/>
-              <w:right w:w="0" w:type="dxa"/>
-            </w:tcMar>
-            <w:vAlign w:val="top"/>
-          </w:tcPr>
-          <w:p>
-            <w:pPr>
-              <w:pStyle w:val="Normal"/>
-              <w:jc w:val="center"/>
-              <w:pBdr>
-                <w:bottom w:val="none" w:sz="0" w:space="0" w:color="000000"/>
-                <w:top w:val="none" w:sz="0" w:space="0" w:color="000000"/>
-                <w:left w:val="none" w:sz="0" w:space="0" w:color="000000"/>
-                <w:right w:val="none" w:sz="0" w:space="0" w:color="000000"/>
-              </w:pBdr>
-              <w:spacing w:after="100" w:before="100" w:line="240"/>
-              <w:ind w:left="100" w:right="100" w:firstLine="0" w:firstLineChars="0"/>
-              <w:rPr>
-                <w:rFonts w:ascii="Helvetica" w:hAnsi="Helvetica" w:eastAsia="Helvetica" w:cs="Helvetica"/>
-                <w:i w:val="false"/>
-                <w:b w:val="false"/>
-                <w:u w:val="none"/>
-                <w:sz w:val="22"/>
-                <w:szCs w:val="22"/>
-                <w:color w:val="000000"/>
-              </w:rPr>
-            </w:pPr>
-            <w:r>
-              <w:rPr>
-                <w:rFonts w:ascii="Helvetica" w:hAnsi="Helvetica" w:eastAsia="Helvetica" w:cs="Helvetica"/>
-                <w:i w:val="false"/>
-                <w:b w:val="false"/>
-                <w:u w:val="none"/>
-                <w:sz w:val="22"/>
-                <w:szCs w:val="22"/>
-                <w:color w:val="000000"/>
-              </w:rPr>
-              <w:t xml:space="preserve">0.700</w:t>
+              <w:t xml:space="preserve">1.57</w:t>
+            </w:r>
+          </w:p>
+        </w:tc>
+        <w:tc>
+          <w:tcPr>
+            <w:tcBorders>
+              <w:bottom w:val="none" w:sz="0" w:space="0" w:color="000000"/>
+              <w:top w:val="none" w:sz="0" w:space="0" w:color="000000"/>
+              <w:left w:val="none" w:sz="0" w:space="0" w:color="000000"/>
+              <w:right w:val="none" w:sz="0" w:space="0" w:color="000000"/>
+            </w:tcBorders>
+            <w:shd w:val="clear" w:color="auto" w:fill="FFFFFF"/>
+            <w:tcMar>
+              <w:top w:w="0" w:type="dxa"/>
+              <w:bottom w:w="0" w:type="dxa"/>
+              <w:left w:w="0" w:type="dxa"/>
+              <w:right w:w="0" w:type="dxa"/>
+            </w:tcMar>
+            <w:vAlign w:val="top"/>
+          </w:tcPr>
+          <w:p>
+            <w:pPr>
+              <w:pStyle w:val="Normal"/>
+              <w:jc w:val="center"/>
+              <w:pBdr>
+                <w:bottom w:val="none" w:sz="0" w:space="0" w:color="000000"/>
+                <w:top w:val="none" w:sz="0" w:space="0" w:color="000000"/>
+                <w:left w:val="none" w:sz="0" w:space="0" w:color="000000"/>
+                <w:right w:val="none" w:sz="0" w:space="0" w:color="000000"/>
+              </w:pBdr>
+              <w:spacing w:after="100" w:before="100" w:line="240"/>
+              <w:ind w:left="100" w:right="100" w:firstLine="0" w:firstLineChars="0"/>
+              <w:rPr>
+                <w:rFonts w:ascii="Helvetica" w:hAnsi="Helvetica" w:eastAsia="Helvetica" w:cs="Helvetica"/>
+                <w:i w:val="false"/>
+                <w:b w:val="false"/>
+                <w:u w:val="none"/>
+                <w:sz w:val="22"/>
+                <w:szCs w:val="22"/>
+                <w:color w:val="000000"/>
+              </w:rPr>
+            </w:pPr>
+            <w:r>
+              <w:rPr>
+                <w:rFonts w:ascii="Helvetica" w:hAnsi="Helvetica" w:eastAsia="Helvetica" w:cs="Helvetica"/>
+                <w:i w:val="false"/>
+                <w:b w:val="false"/>
+                <w:u w:val="none"/>
+                <w:sz w:val="22"/>
+                <w:szCs w:val="22"/>
+                <w:color w:val="000000"/>
+              </w:rPr>
+              <w:t xml:space="preserve">0.62, 4.00</w:t>
+            </w:r>
+          </w:p>
+        </w:tc>
+        <w:tc>
+          <w:tcPr>
+            <w:tcBorders>
+              <w:bottom w:val="none" w:sz="0" w:space="0" w:color="000000"/>
+              <w:top w:val="none" w:sz="0" w:space="0" w:color="000000"/>
+              <w:left w:val="none" w:sz="0" w:space="0" w:color="000000"/>
+              <w:right w:val="none" w:sz="0" w:space="0" w:color="000000"/>
+            </w:tcBorders>
+            <w:shd w:val="clear" w:color="auto" w:fill="FFFFFF"/>
+            <w:tcMar>
+              <w:top w:w="0" w:type="dxa"/>
+              <w:bottom w:w="0" w:type="dxa"/>
+              <w:left w:w="0" w:type="dxa"/>
+              <w:right w:w="0" w:type="dxa"/>
+            </w:tcMar>
+            <w:vAlign w:val="top"/>
+          </w:tcPr>
+          <w:p>
+            <w:pPr>
+              <w:pStyle w:val="Normal"/>
+              <w:jc w:val="center"/>
+              <w:pBdr>
+                <w:bottom w:val="none" w:sz="0" w:space="0" w:color="000000"/>
+                <w:top w:val="none" w:sz="0" w:space="0" w:color="000000"/>
+                <w:left w:val="none" w:sz="0" w:space="0" w:color="000000"/>
+                <w:right w:val="none" w:sz="0" w:space="0" w:color="000000"/>
+              </w:pBdr>
+              <w:spacing w:after="100" w:before="100" w:line="240"/>
+              <w:ind w:left="100" w:right="100" w:firstLine="0" w:firstLineChars="0"/>
+              <w:rPr>
+                <w:rFonts w:ascii="Helvetica" w:hAnsi="Helvetica" w:eastAsia="Helvetica" w:cs="Helvetica"/>
+                <w:i w:val="false"/>
+                <w:b w:val="false"/>
+                <w:u w:val="none"/>
+                <w:sz w:val="22"/>
+                <w:szCs w:val="22"/>
+                <w:color w:val="000000"/>
+              </w:rPr>
+            </w:pPr>
+            <w:r>
+              <w:rPr>
+                <w:rFonts w:ascii="Helvetica" w:hAnsi="Helvetica" w:eastAsia="Helvetica" w:cs="Helvetica"/>
+                <w:i w:val="false"/>
+                <w:b w:val="false"/>
+                <w:u w:val="none"/>
+                <w:sz w:val="22"/>
+                <w:szCs w:val="22"/>
+                <w:color w:val="000000"/>
+              </w:rPr>
+              <w:t xml:space="preserve">0.340</w:t>
             </w:r>
           </w:p>
         </w:tc>
@@ -3035,113 +4484,113 @@
                 <w:szCs w:val="22"/>
                 <w:color w:val="000000"/>
               </w:rPr>
-              <w:t xml:space="preserve">1.30</w:t>
-            </w:r>
-          </w:p>
-        </w:tc>
-        <w:tc>
-          <w:tcPr>
-            <w:tcBorders>
-              <w:bottom w:val="none" w:sz="0" w:space="0" w:color="000000"/>
-              <w:top w:val="none" w:sz="0" w:space="0" w:color="000000"/>
-              <w:left w:val="none" w:sz="0" w:space="0" w:color="000000"/>
-              <w:right w:val="none" w:sz="0" w:space="0" w:color="000000"/>
-            </w:tcBorders>
-            <w:shd w:val="clear" w:color="auto" w:fill="FFFFFF"/>
-            <w:tcMar>
-              <w:top w:w="0" w:type="dxa"/>
-              <w:bottom w:w="0" w:type="dxa"/>
-              <w:left w:w="0" w:type="dxa"/>
-              <w:right w:w="0" w:type="dxa"/>
-            </w:tcMar>
-            <w:vAlign w:val="top"/>
-          </w:tcPr>
-          <w:p>
-            <w:pPr>
-              <w:pStyle w:val="Normal"/>
-              <w:jc w:val="center"/>
-              <w:pBdr>
-                <w:bottom w:val="none" w:sz="0" w:space="0" w:color="000000"/>
-                <w:top w:val="none" w:sz="0" w:space="0" w:color="000000"/>
-                <w:left w:val="none" w:sz="0" w:space="0" w:color="000000"/>
-                <w:right w:val="none" w:sz="0" w:space="0" w:color="000000"/>
-              </w:pBdr>
-              <w:spacing w:after="100" w:before="100" w:line="240"/>
-              <w:ind w:left="100" w:right="100" w:firstLine="0" w:firstLineChars="0"/>
-              <w:rPr>
-                <w:rFonts w:ascii="Helvetica" w:hAnsi="Helvetica" w:eastAsia="Helvetica" w:cs="Helvetica"/>
-                <w:i w:val="false"/>
-                <w:b w:val="false"/>
-                <w:u w:val="none"/>
-                <w:sz w:val="22"/>
-                <w:szCs w:val="22"/>
-                <w:color w:val="000000"/>
-              </w:rPr>
-            </w:pPr>
-            <w:r>
-              <w:rPr>
-                <w:rFonts w:ascii="Helvetica" w:hAnsi="Helvetica" w:eastAsia="Helvetica" w:cs="Helvetica"/>
-                <w:i w:val="false"/>
-                <w:b w:val="false"/>
-                <w:u w:val="none"/>
-                <w:sz w:val="22"/>
-                <w:szCs w:val="22"/>
-                <w:color w:val="000000"/>
-              </w:rPr>
-              <w:t xml:space="preserve">0.63, 2.66</w:t>
-            </w:r>
-          </w:p>
-        </w:tc>
-        <w:tc>
-          <w:tcPr>
-            <w:tcBorders>
-              <w:bottom w:val="none" w:sz="0" w:space="0" w:color="000000"/>
-              <w:top w:val="none" w:sz="0" w:space="0" w:color="000000"/>
-              <w:left w:val="none" w:sz="0" w:space="0" w:color="000000"/>
-              <w:right w:val="none" w:sz="0" w:space="0" w:color="000000"/>
-            </w:tcBorders>
-            <w:shd w:val="clear" w:color="auto" w:fill="FFFFFF"/>
-            <w:tcMar>
-              <w:top w:w="0" w:type="dxa"/>
-              <w:bottom w:w="0" w:type="dxa"/>
-              <w:left w:w="0" w:type="dxa"/>
-              <w:right w:w="0" w:type="dxa"/>
-            </w:tcMar>
-            <w:vAlign w:val="top"/>
-          </w:tcPr>
-          <w:p>
-            <w:pPr>
-              <w:pStyle w:val="Normal"/>
-              <w:jc w:val="center"/>
-              <w:pBdr>
-                <w:bottom w:val="none" w:sz="0" w:space="0" w:color="000000"/>
-                <w:top w:val="none" w:sz="0" w:space="0" w:color="000000"/>
-                <w:left w:val="none" w:sz="0" w:space="0" w:color="000000"/>
-                <w:right w:val="none" w:sz="0" w:space="0" w:color="000000"/>
-              </w:pBdr>
-              <w:spacing w:after="100" w:before="100" w:line="240"/>
-              <w:ind w:left="100" w:right="100" w:firstLine="0" w:firstLineChars="0"/>
-              <w:rPr>
-                <w:rFonts w:ascii="Helvetica" w:hAnsi="Helvetica" w:eastAsia="Helvetica" w:cs="Helvetica"/>
-                <w:i w:val="false"/>
-                <w:b w:val="false"/>
-                <w:u w:val="none"/>
-                <w:sz w:val="22"/>
-                <w:szCs w:val="22"/>
-                <w:color w:val="000000"/>
-              </w:rPr>
-            </w:pPr>
-            <w:r>
-              <w:rPr>
-                <w:rFonts w:ascii="Helvetica" w:hAnsi="Helvetica" w:eastAsia="Helvetica" w:cs="Helvetica"/>
-                <w:i w:val="false"/>
-                <w:b w:val="false"/>
-                <w:u w:val="none"/>
-                <w:sz w:val="22"/>
-                <w:szCs w:val="22"/>
-                <w:color w:val="000000"/>
-              </w:rPr>
-              <w:t xml:space="preserve">0.470</w:t>
+              <w:t xml:space="preserve">0.99</w:t>
+            </w:r>
+          </w:p>
+        </w:tc>
+        <w:tc>
+          <w:tcPr>
+            <w:tcBorders>
+              <w:bottom w:val="none" w:sz="0" w:space="0" w:color="000000"/>
+              <w:top w:val="none" w:sz="0" w:space="0" w:color="000000"/>
+              <w:left w:val="none" w:sz="0" w:space="0" w:color="000000"/>
+              <w:right w:val="none" w:sz="0" w:space="0" w:color="000000"/>
+            </w:tcBorders>
+            <w:shd w:val="clear" w:color="auto" w:fill="FFFFFF"/>
+            <w:tcMar>
+              <w:top w:w="0" w:type="dxa"/>
+              <w:bottom w:w="0" w:type="dxa"/>
+              <w:left w:w="0" w:type="dxa"/>
+              <w:right w:w="0" w:type="dxa"/>
+            </w:tcMar>
+            <w:vAlign w:val="top"/>
+          </w:tcPr>
+          <w:p>
+            <w:pPr>
+              <w:pStyle w:val="Normal"/>
+              <w:jc w:val="center"/>
+              <w:pBdr>
+                <w:bottom w:val="none" w:sz="0" w:space="0" w:color="000000"/>
+                <w:top w:val="none" w:sz="0" w:space="0" w:color="000000"/>
+                <w:left w:val="none" w:sz="0" w:space="0" w:color="000000"/>
+                <w:right w:val="none" w:sz="0" w:space="0" w:color="000000"/>
+              </w:pBdr>
+              <w:spacing w:after="100" w:before="100" w:line="240"/>
+              <w:ind w:left="100" w:right="100" w:firstLine="0" w:firstLineChars="0"/>
+              <w:rPr>
+                <w:rFonts w:ascii="Helvetica" w:hAnsi="Helvetica" w:eastAsia="Helvetica" w:cs="Helvetica"/>
+                <w:i w:val="false"/>
+                <w:b w:val="false"/>
+                <w:u w:val="none"/>
+                <w:sz w:val="22"/>
+                <w:szCs w:val="22"/>
+                <w:color w:val="000000"/>
+              </w:rPr>
+            </w:pPr>
+            <w:r>
+              <w:rPr>
+                <w:rFonts w:ascii="Helvetica" w:hAnsi="Helvetica" w:eastAsia="Helvetica" w:cs="Helvetica"/>
+                <w:i w:val="false"/>
+                <w:b w:val="false"/>
+                <w:u w:val="none"/>
+                <w:sz w:val="22"/>
+                <w:szCs w:val="22"/>
+                <w:color w:val="000000"/>
+              </w:rPr>
+              <w:t xml:space="preserve">0.36, 2.73</w:t>
+            </w:r>
+          </w:p>
+        </w:tc>
+        <w:tc>
+          <w:tcPr>
+            <w:tcBorders>
+              <w:bottom w:val="none" w:sz="0" w:space="0" w:color="000000"/>
+              <w:top w:val="none" w:sz="0" w:space="0" w:color="000000"/>
+              <w:left w:val="none" w:sz="0" w:space="0" w:color="000000"/>
+              <w:right w:val="none" w:sz="0" w:space="0" w:color="000000"/>
+            </w:tcBorders>
+            <w:shd w:val="clear" w:color="auto" w:fill="FFFFFF"/>
+            <w:tcMar>
+              <w:top w:w="0" w:type="dxa"/>
+              <w:bottom w:w="0" w:type="dxa"/>
+              <w:left w:w="0" w:type="dxa"/>
+              <w:right w:w="0" w:type="dxa"/>
+            </w:tcMar>
+            <w:vAlign w:val="top"/>
+          </w:tcPr>
+          <w:p>
+            <w:pPr>
+              <w:pStyle w:val="Normal"/>
+              <w:jc w:val="center"/>
+              <w:pBdr>
+                <w:bottom w:val="none" w:sz="0" w:space="0" w:color="000000"/>
+                <w:top w:val="none" w:sz="0" w:space="0" w:color="000000"/>
+                <w:left w:val="none" w:sz="0" w:space="0" w:color="000000"/>
+                <w:right w:val="none" w:sz="0" w:space="0" w:color="000000"/>
+              </w:pBdr>
+              <w:spacing w:after="100" w:before="100" w:line="240"/>
+              <w:ind w:left="100" w:right="100" w:firstLine="0" w:firstLineChars="0"/>
+              <w:rPr>
+                <w:rFonts w:ascii="Helvetica" w:hAnsi="Helvetica" w:eastAsia="Helvetica" w:cs="Helvetica"/>
+                <w:i w:val="false"/>
+                <w:b w:val="false"/>
+                <w:u w:val="none"/>
+                <w:sz w:val="22"/>
+                <w:szCs w:val="22"/>
+                <w:color w:val="000000"/>
+              </w:rPr>
+            </w:pPr>
+            <w:r>
+              <w:rPr>
+                <w:rFonts w:ascii="Helvetica" w:hAnsi="Helvetica" w:eastAsia="Helvetica" w:cs="Helvetica"/>
+                <w:i w:val="false"/>
+                <w:b w:val="false"/>
+                <w:u w:val="none"/>
+                <w:sz w:val="22"/>
+                <w:szCs w:val="22"/>
+                <w:color w:val="000000"/>
+              </w:rPr>
+              <w:t xml:space="preserve">0.990</w:t>
             </w:r>
           </w:p>
         </w:tc>
@@ -3150,7 +4599,7 @@
         <w:trPr>
           <w:trHeight w:val="598" w:hRule="auto"/>
         </w:trPr>
-        body6
+        body 9
         <w:tc>
           <w:tcPr>
             <w:tcBorders>
@@ -3200,7 +4649,7 @@
                 <w:szCs w:val="22"/>
                 <w:color w:val="000000"/>
               </w:rPr>
-              <w:t xml:space="preserve">ecog_score</w:t>
+              <w:t xml:space="preserve">ici</w:t>
             </w:r>
           </w:p>
         </w:tc>
@@ -3306,113 +4755,113 @@
                 <w:szCs w:val="22"/>
                 <w:color w:val="000000"/>
               </w:rPr>
-              <w:t xml:space="preserve">1.45</w:t>
-            </w:r>
-          </w:p>
-        </w:tc>
-        <w:tc>
-          <w:tcPr>
-            <w:tcBorders>
-              <w:bottom w:val="none" w:sz="0" w:space="0" w:color="000000"/>
-              <w:top w:val="none" w:sz="0" w:space="0" w:color="000000"/>
-              <w:left w:val="none" w:sz="0" w:space="0" w:color="000000"/>
-              <w:right w:val="none" w:sz="0" w:space="0" w:color="000000"/>
-            </w:tcBorders>
-            <w:shd w:val="clear" w:color="auto" w:fill="FFFFFF"/>
-            <w:tcMar>
-              <w:top w:w="0" w:type="dxa"/>
-              <w:bottom w:w="0" w:type="dxa"/>
-              <w:left w:w="0" w:type="dxa"/>
-              <w:right w:w="0" w:type="dxa"/>
-            </w:tcMar>
-            <w:vAlign w:val="top"/>
-          </w:tcPr>
-          <w:p>
-            <w:pPr>
-              <w:pStyle w:val="Normal"/>
-              <w:jc w:val="center"/>
-              <w:pBdr>
-                <w:bottom w:val="none" w:sz="0" w:space="0" w:color="000000"/>
-                <w:top w:val="none" w:sz="0" w:space="0" w:color="000000"/>
-                <w:left w:val="none" w:sz="0" w:space="0" w:color="000000"/>
-                <w:right w:val="none" w:sz="0" w:space="0" w:color="000000"/>
-              </w:pBdr>
-              <w:spacing w:after="100" w:before="100" w:line="240"/>
-              <w:ind w:left="100" w:right="100" w:firstLine="0" w:firstLineChars="0"/>
-              <w:rPr>
-                <w:rFonts w:ascii="Helvetica" w:hAnsi="Helvetica" w:eastAsia="Helvetica" w:cs="Helvetica"/>
-                <w:i w:val="false"/>
-                <w:b w:val="false"/>
-                <w:u w:val="none"/>
-                <w:sz w:val="22"/>
-                <w:szCs w:val="22"/>
-                <w:color w:val="000000"/>
-              </w:rPr>
-            </w:pPr>
-            <w:r>
-              <w:rPr>
-                <w:rFonts w:ascii="Helvetica" w:hAnsi="Helvetica" w:eastAsia="Helvetica" w:cs="Helvetica"/>
-                <w:i w:val="false"/>
-                <w:b w:val="false"/>
-                <w:u w:val="none"/>
-                <w:sz w:val="22"/>
-                <w:szCs w:val="22"/>
-                <w:color w:val="000000"/>
-              </w:rPr>
-              <w:t xml:space="preserve">0.89, 2.36</w:t>
-            </w:r>
-          </w:p>
-        </w:tc>
-        <w:tc>
-          <w:tcPr>
-            <w:tcBorders>
-              <w:bottom w:val="none" w:sz="0" w:space="0" w:color="000000"/>
-              <w:top w:val="none" w:sz="0" w:space="0" w:color="000000"/>
-              <w:left w:val="none" w:sz="0" w:space="0" w:color="000000"/>
-              <w:right w:val="none" w:sz="0" w:space="0" w:color="000000"/>
-            </w:tcBorders>
-            <w:shd w:val="clear" w:color="auto" w:fill="FFFFFF"/>
-            <w:tcMar>
-              <w:top w:w="0" w:type="dxa"/>
-              <w:bottom w:w="0" w:type="dxa"/>
-              <w:left w:w="0" w:type="dxa"/>
-              <w:right w:w="0" w:type="dxa"/>
-            </w:tcMar>
-            <w:vAlign w:val="top"/>
-          </w:tcPr>
-          <w:p>
-            <w:pPr>
-              <w:pStyle w:val="Normal"/>
-              <w:jc w:val="center"/>
-              <w:pBdr>
-                <w:bottom w:val="none" w:sz="0" w:space="0" w:color="000000"/>
-                <w:top w:val="none" w:sz="0" w:space="0" w:color="000000"/>
-                <w:left w:val="none" w:sz="0" w:space="0" w:color="000000"/>
-                <w:right w:val="none" w:sz="0" w:space="0" w:color="000000"/>
-              </w:pBdr>
-              <w:spacing w:after="100" w:before="100" w:line="240"/>
-              <w:ind w:left="100" w:right="100" w:firstLine="0" w:firstLineChars="0"/>
-              <w:rPr>
-                <w:rFonts w:ascii="Helvetica" w:hAnsi="Helvetica" w:eastAsia="Helvetica" w:cs="Helvetica"/>
-                <w:i w:val="false"/>
-                <w:b w:val="false"/>
-                <w:u w:val="none"/>
-                <w:sz w:val="22"/>
-                <w:szCs w:val="22"/>
-                <w:color w:val="000000"/>
-              </w:rPr>
-            </w:pPr>
-            <w:r>
-              <w:rPr>
-                <w:rFonts w:ascii="Helvetica" w:hAnsi="Helvetica" w:eastAsia="Helvetica" w:cs="Helvetica"/>
-                <w:i w:val="false"/>
-                <w:b w:val="false"/>
-                <w:u w:val="none"/>
-                <w:sz w:val="22"/>
-                <w:szCs w:val="22"/>
-                <w:color w:val="000000"/>
-              </w:rPr>
-              <w:t xml:space="preserve">0.130</w:t>
+              <w:t xml:space="preserve">0.91</w:t>
+            </w:r>
+          </w:p>
+        </w:tc>
+        <w:tc>
+          <w:tcPr>
+            <w:tcBorders>
+              <w:bottom w:val="none" w:sz="0" w:space="0" w:color="000000"/>
+              <w:top w:val="none" w:sz="0" w:space="0" w:color="000000"/>
+              <w:left w:val="none" w:sz="0" w:space="0" w:color="000000"/>
+              <w:right w:val="none" w:sz="0" w:space="0" w:color="000000"/>
+            </w:tcBorders>
+            <w:shd w:val="clear" w:color="auto" w:fill="FFFFFF"/>
+            <w:tcMar>
+              <w:top w:w="0" w:type="dxa"/>
+              <w:bottom w:w="0" w:type="dxa"/>
+              <w:left w:w="0" w:type="dxa"/>
+              <w:right w:w="0" w:type="dxa"/>
+            </w:tcMar>
+            <w:vAlign w:val="top"/>
+          </w:tcPr>
+          <w:p>
+            <w:pPr>
+              <w:pStyle w:val="Normal"/>
+              <w:jc w:val="center"/>
+              <w:pBdr>
+                <w:bottom w:val="none" w:sz="0" w:space="0" w:color="000000"/>
+                <w:top w:val="none" w:sz="0" w:space="0" w:color="000000"/>
+                <w:left w:val="none" w:sz="0" w:space="0" w:color="000000"/>
+                <w:right w:val="none" w:sz="0" w:space="0" w:color="000000"/>
+              </w:pBdr>
+              <w:spacing w:after="100" w:before="100" w:line="240"/>
+              <w:ind w:left="100" w:right="100" w:firstLine="0" w:firstLineChars="0"/>
+              <w:rPr>
+                <w:rFonts w:ascii="Helvetica" w:hAnsi="Helvetica" w:eastAsia="Helvetica" w:cs="Helvetica"/>
+                <w:i w:val="false"/>
+                <w:b w:val="false"/>
+                <w:u w:val="none"/>
+                <w:sz w:val="22"/>
+                <w:szCs w:val="22"/>
+                <w:color w:val="000000"/>
+              </w:rPr>
+            </w:pPr>
+            <w:r>
+              <w:rPr>
+                <w:rFonts w:ascii="Helvetica" w:hAnsi="Helvetica" w:eastAsia="Helvetica" w:cs="Helvetica"/>
+                <w:i w:val="false"/>
+                <w:b w:val="false"/>
+                <w:u w:val="none"/>
+                <w:sz w:val="22"/>
+                <w:szCs w:val="22"/>
+                <w:color w:val="000000"/>
+              </w:rPr>
+              <w:t xml:space="preserve">0.44, 1.88</w:t>
+            </w:r>
+          </w:p>
+        </w:tc>
+        <w:tc>
+          <w:tcPr>
+            <w:tcBorders>
+              <w:bottom w:val="none" w:sz="0" w:space="0" w:color="000000"/>
+              <w:top w:val="none" w:sz="0" w:space="0" w:color="000000"/>
+              <w:left w:val="none" w:sz="0" w:space="0" w:color="000000"/>
+              <w:right w:val="none" w:sz="0" w:space="0" w:color="000000"/>
+            </w:tcBorders>
+            <w:shd w:val="clear" w:color="auto" w:fill="FFFFFF"/>
+            <w:tcMar>
+              <w:top w:w="0" w:type="dxa"/>
+              <w:bottom w:w="0" w:type="dxa"/>
+              <w:left w:w="0" w:type="dxa"/>
+              <w:right w:w="0" w:type="dxa"/>
+            </w:tcMar>
+            <w:vAlign w:val="top"/>
+          </w:tcPr>
+          <w:p>
+            <w:pPr>
+              <w:pStyle w:val="Normal"/>
+              <w:jc w:val="center"/>
+              <w:pBdr>
+                <w:bottom w:val="none" w:sz="0" w:space="0" w:color="000000"/>
+                <w:top w:val="none" w:sz="0" w:space="0" w:color="000000"/>
+                <w:left w:val="none" w:sz="0" w:space="0" w:color="000000"/>
+                <w:right w:val="none" w:sz="0" w:space="0" w:color="000000"/>
+              </w:pBdr>
+              <w:spacing w:after="100" w:before="100" w:line="240"/>
+              <w:ind w:left="100" w:right="100" w:firstLine="0" w:firstLineChars="0"/>
+              <w:rPr>
+                <w:rFonts w:ascii="Helvetica" w:hAnsi="Helvetica" w:eastAsia="Helvetica" w:cs="Helvetica"/>
+                <w:i w:val="false"/>
+                <w:b w:val="false"/>
+                <w:u w:val="none"/>
+                <w:sz w:val="22"/>
+                <w:szCs w:val="22"/>
+                <w:color w:val="000000"/>
+              </w:rPr>
+            </w:pPr>
+            <w:r>
+              <w:rPr>
+                <w:rFonts w:ascii="Helvetica" w:hAnsi="Helvetica" w:eastAsia="Helvetica" w:cs="Helvetica"/>
+                <w:i w:val="false"/>
+                <w:b w:val="false"/>
+                <w:u w:val="none"/>
+                <w:sz w:val="22"/>
+                <w:szCs w:val="22"/>
+                <w:color w:val="000000"/>
+              </w:rPr>
+              <w:t xml:space="preserve">0.800</w:t>
             </w:r>
           </w:p>
         </w:tc>
@@ -3518,113 +4967,113 @@
                 <w:szCs w:val="22"/>
                 <w:color w:val="000000"/>
               </w:rPr>
-              <w:t xml:space="preserve">1.02</w:t>
-            </w:r>
-          </w:p>
-        </w:tc>
-        <w:tc>
-          <w:tcPr>
-            <w:tcBorders>
-              <w:bottom w:val="none" w:sz="0" w:space="0" w:color="000000"/>
-              <w:top w:val="none" w:sz="0" w:space="0" w:color="000000"/>
-              <w:left w:val="none" w:sz="0" w:space="0" w:color="000000"/>
-              <w:right w:val="none" w:sz="0" w:space="0" w:color="000000"/>
-            </w:tcBorders>
-            <w:shd w:val="clear" w:color="auto" w:fill="FFFFFF"/>
-            <w:tcMar>
-              <w:top w:w="0" w:type="dxa"/>
-              <w:bottom w:w="0" w:type="dxa"/>
-              <w:left w:w="0" w:type="dxa"/>
-              <w:right w:w="0" w:type="dxa"/>
-            </w:tcMar>
-            <w:vAlign w:val="top"/>
-          </w:tcPr>
-          <w:p>
-            <w:pPr>
-              <w:pStyle w:val="Normal"/>
-              <w:jc w:val="center"/>
-              <w:pBdr>
-                <w:bottom w:val="none" w:sz="0" w:space="0" w:color="000000"/>
-                <w:top w:val="none" w:sz="0" w:space="0" w:color="000000"/>
-                <w:left w:val="none" w:sz="0" w:space="0" w:color="000000"/>
-                <w:right w:val="none" w:sz="0" w:space="0" w:color="000000"/>
-              </w:pBdr>
-              <w:spacing w:after="100" w:before="100" w:line="240"/>
-              <w:ind w:left="100" w:right="100" w:firstLine="0" w:firstLineChars="0"/>
-              <w:rPr>
-                <w:rFonts w:ascii="Helvetica" w:hAnsi="Helvetica" w:eastAsia="Helvetica" w:cs="Helvetica"/>
-                <w:i w:val="false"/>
-                <w:b w:val="false"/>
-                <w:u w:val="none"/>
-                <w:sz w:val="22"/>
-                <w:szCs w:val="22"/>
-                <w:color w:val="000000"/>
-              </w:rPr>
-            </w:pPr>
-            <w:r>
-              <w:rPr>
-                <w:rFonts w:ascii="Helvetica" w:hAnsi="Helvetica" w:eastAsia="Helvetica" w:cs="Helvetica"/>
-                <w:i w:val="false"/>
-                <w:b w:val="false"/>
-                <w:u w:val="none"/>
-                <w:sz w:val="22"/>
-                <w:szCs w:val="22"/>
-                <w:color w:val="000000"/>
-              </w:rPr>
-              <w:t xml:space="preserve">0.54, 1.93</w:t>
-            </w:r>
-          </w:p>
-        </w:tc>
-        <w:tc>
-          <w:tcPr>
-            <w:tcBorders>
-              <w:bottom w:val="none" w:sz="0" w:space="0" w:color="000000"/>
-              <w:top w:val="none" w:sz="0" w:space="0" w:color="000000"/>
-              <w:left w:val="none" w:sz="0" w:space="0" w:color="000000"/>
-              <w:right w:val="none" w:sz="0" w:space="0" w:color="000000"/>
-            </w:tcBorders>
-            <w:shd w:val="clear" w:color="auto" w:fill="FFFFFF"/>
-            <w:tcMar>
-              <w:top w:w="0" w:type="dxa"/>
-              <w:bottom w:w="0" w:type="dxa"/>
-              <w:left w:w="0" w:type="dxa"/>
-              <w:right w:w="0" w:type="dxa"/>
-            </w:tcMar>
-            <w:vAlign w:val="top"/>
-          </w:tcPr>
-          <w:p>
-            <w:pPr>
-              <w:pStyle w:val="Normal"/>
-              <w:jc w:val="center"/>
-              <w:pBdr>
-                <w:bottom w:val="none" w:sz="0" w:space="0" w:color="000000"/>
-                <w:top w:val="none" w:sz="0" w:space="0" w:color="000000"/>
-                <w:left w:val="none" w:sz="0" w:space="0" w:color="000000"/>
-                <w:right w:val="none" w:sz="0" w:space="0" w:color="000000"/>
-              </w:pBdr>
-              <w:spacing w:after="100" w:before="100" w:line="240"/>
-              <w:ind w:left="100" w:right="100" w:firstLine="0" w:firstLineChars="0"/>
-              <w:rPr>
-                <w:rFonts w:ascii="Helvetica" w:hAnsi="Helvetica" w:eastAsia="Helvetica" w:cs="Helvetica"/>
-                <w:i w:val="false"/>
-                <w:b w:val="false"/>
-                <w:u w:val="none"/>
-                <w:sz w:val="22"/>
-                <w:szCs w:val="22"/>
-                <w:color w:val="000000"/>
-              </w:rPr>
-            </w:pPr>
-            <w:r>
-              <w:rPr>
-                <w:rFonts w:ascii="Helvetica" w:hAnsi="Helvetica" w:eastAsia="Helvetica" w:cs="Helvetica"/>
-                <w:i w:val="false"/>
-                <w:b w:val="false"/>
-                <w:u w:val="none"/>
-                <w:sz w:val="22"/>
-                <w:szCs w:val="22"/>
-                <w:color w:val="000000"/>
-              </w:rPr>
-              <w:t xml:space="preserve">0.960</w:t>
+              <w:t xml:space="preserve">0.86</w:t>
+            </w:r>
+          </w:p>
+        </w:tc>
+        <w:tc>
+          <w:tcPr>
+            <w:tcBorders>
+              <w:bottom w:val="none" w:sz="0" w:space="0" w:color="000000"/>
+              <w:top w:val="none" w:sz="0" w:space="0" w:color="000000"/>
+              <w:left w:val="none" w:sz="0" w:space="0" w:color="000000"/>
+              <w:right w:val="none" w:sz="0" w:space="0" w:color="000000"/>
+            </w:tcBorders>
+            <w:shd w:val="clear" w:color="auto" w:fill="FFFFFF"/>
+            <w:tcMar>
+              <w:top w:w="0" w:type="dxa"/>
+              <w:bottom w:w="0" w:type="dxa"/>
+              <w:left w:w="0" w:type="dxa"/>
+              <w:right w:w="0" w:type="dxa"/>
+            </w:tcMar>
+            <w:vAlign w:val="top"/>
+          </w:tcPr>
+          <w:p>
+            <w:pPr>
+              <w:pStyle w:val="Normal"/>
+              <w:jc w:val="center"/>
+              <w:pBdr>
+                <w:bottom w:val="none" w:sz="0" w:space="0" w:color="000000"/>
+                <w:top w:val="none" w:sz="0" w:space="0" w:color="000000"/>
+                <w:left w:val="none" w:sz="0" w:space="0" w:color="000000"/>
+                <w:right w:val="none" w:sz="0" w:space="0" w:color="000000"/>
+              </w:pBdr>
+              <w:spacing w:after="100" w:before="100" w:line="240"/>
+              <w:ind w:left="100" w:right="100" w:firstLine="0" w:firstLineChars="0"/>
+              <w:rPr>
+                <w:rFonts w:ascii="Helvetica" w:hAnsi="Helvetica" w:eastAsia="Helvetica" w:cs="Helvetica"/>
+                <w:i w:val="false"/>
+                <w:b w:val="false"/>
+                <w:u w:val="none"/>
+                <w:sz w:val="22"/>
+                <w:szCs w:val="22"/>
+                <w:color w:val="000000"/>
+              </w:rPr>
+            </w:pPr>
+            <w:r>
+              <w:rPr>
+                <w:rFonts w:ascii="Helvetica" w:hAnsi="Helvetica" w:eastAsia="Helvetica" w:cs="Helvetica"/>
+                <w:i w:val="false"/>
+                <w:b w:val="false"/>
+                <w:u w:val="none"/>
+                <w:sz w:val="22"/>
+                <w:szCs w:val="22"/>
+                <w:color w:val="000000"/>
+              </w:rPr>
+              <w:t xml:space="preserve">0.39, 1.87</w:t>
+            </w:r>
+          </w:p>
+        </w:tc>
+        <w:tc>
+          <w:tcPr>
+            <w:tcBorders>
+              <w:bottom w:val="none" w:sz="0" w:space="0" w:color="000000"/>
+              <w:top w:val="none" w:sz="0" w:space="0" w:color="000000"/>
+              <w:left w:val="none" w:sz="0" w:space="0" w:color="000000"/>
+              <w:right w:val="none" w:sz="0" w:space="0" w:color="000000"/>
+            </w:tcBorders>
+            <w:shd w:val="clear" w:color="auto" w:fill="FFFFFF"/>
+            <w:tcMar>
+              <w:top w:w="0" w:type="dxa"/>
+              <w:bottom w:w="0" w:type="dxa"/>
+              <w:left w:w="0" w:type="dxa"/>
+              <w:right w:w="0" w:type="dxa"/>
+            </w:tcMar>
+            <w:vAlign w:val="top"/>
+          </w:tcPr>
+          <w:p>
+            <w:pPr>
+              <w:pStyle w:val="Normal"/>
+              <w:jc w:val="center"/>
+              <w:pBdr>
+                <w:bottom w:val="none" w:sz="0" w:space="0" w:color="000000"/>
+                <w:top w:val="none" w:sz="0" w:space="0" w:color="000000"/>
+                <w:left w:val="none" w:sz="0" w:space="0" w:color="000000"/>
+                <w:right w:val="none" w:sz="0" w:space="0" w:color="000000"/>
+              </w:pBdr>
+              <w:spacing w:after="100" w:before="100" w:line="240"/>
+              <w:ind w:left="100" w:right="100" w:firstLine="0" w:firstLineChars="0"/>
+              <w:rPr>
+                <w:rFonts w:ascii="Helvetica" w:hAnsi="Helvetica" w:eastAsia="Helvetica" w:cs="Helvetica"/>
+                <w:i w:val="false"/>
+                <w:b w:val="false"/>
+                <w:u w:val="none"/>
+                <w:sz w:val="22"/>
+                <w:szCs w:val="22"/>
+                <w:color w:val="000000"/>
+              </w:rPr>
+            </w:pPr>
+            <w:r>
+              <w:rPr>
+                <w:rFonts w:ascii="Helvetica" w:hAnsi="Helvetica" w:eastAsia="Helvetica" w:cs="Helvetica"/>
+                <w:i w:val="false"/>
+                <w:b w:val="false"/>
+                <w:u w:val="none"/>
+                <w:sz w:val="22"/>
+                <w:szCs w:val="22"/>
+                <w:color w:val="000000"/>
+              </w:rPr>
+              <w:t xml:space="preserve">0.700</w:t>
             </w:r>
           </w:p>
         </w:tc>
@@ -3633,11 +5082,11 @@
         <w:trPr>
           <w:trHeight w:val="598" w:hRule="auto"/>
         </w:trPr>
-        body7
-        <w:tc>
-          <w:tcPr>
-            <w:tcBorders>
-              <w:bottom w:val="none" w:sz="0" w:space="0" w:color="000000"/>
+        body10
+        <w:tc>
+          <w:tcPr>
+            <w:tcBorders>
+              <w:bottom w:val="single" w:sz="8" w:space="0" w:color="000000"/>
               <w:top w:val="none" w:sz="0" w:space="0" w:color="000000"/>
               <w:left w:val="none" w:sz="0" w:space="0" w:color="000000"/>
               <w:right w:val="none" w:sz="0" w:space="0" w:color="000000"/>
@@ -3683,14 +5132,14 @@
                 <w:szCs w:val="22"/>
                 <w:color w:val="000000"/>
               </w:rPr>
-              <w:t xml:space="preserve">ici</w:t>
-            </w:r>
-          </w:p>
-        </w:tc>
-        <w:tc>
-          <w:tcPr>
-            <w:tcBorders>
-              <w:bottom w:val="none" w:sz="0" w:space="0" w:color="000000"/>
+              <w:t xml:space="preserve">cockcroft</w:t>
+            </w:r>
+          </w:p>
+        </w:tc>
+        <w:tc>
+          <w:tcPr>
+            <w:tcBorders>
+              <w:bottom w:val="single" w:sz="8" w:space="0" w:color="000000"/>
               <w:top w:val="none" w:sz="0" w:space="0" w:color="000000"/>
               <w:left w:val="none" w:sz="0" w:space="0" w:color="000000"/>
               <w:right w:val="none" w:sz="0" w:space="0" w:color="000000"/>
@@ -3743,166 +5192,166 @@
         <w:tc>
           <w:tcPr>
             <w:tcBorders>
-              <w:bottom w:val="none" w:sz="0" w:space="0" w:color="000000"/>
-              <w:top w:val="none" w:sz="0" w:space="0" w:color="000000"/>
-              <w:left w:val="none" w:sz="0" w:space="0" w:color="000000"/>
-              <w:right w:val="none" w:sz="0" w:space="0" w:color="000000"/>
-            </w:tcBorders>
-            <w:shd w:val="clear" w:color="auto" w:fill="FFFFFF"/>
-            <w:tcMar>
-              <w:top w:w="0" w:type="dxa"/>
-              <w:bottom w:w="0" w:type="dxa"/>
-              <w:left w:w="0" w:type="dxa"/>
-              <w:right w:w="0" w:type="dxa"/>
-            </w:tcMar>
-            <w:vAlign w:val="top"/>
-          </w:tcPr>
-          <w:p>
-            <w:pPr>
-              <w:pStyle w:val="Normal"/>
-              <w:jc w:val="center"/>
-              <w:pBdr>
-                <w:bottom w:val="none" w:sz="0" w:space="0" w:color="000000"/>
-                <w:top w:val="none" w:sz="0" w:space="0" w:color="000000"/>
-                <w:left w:val="none" w:sz="0" w:space="0" w:color="000000"/>
-                <w:right w:val="none" w:sz="0" w:space="0" w:color="000000"/>
-              </w:pBdr>
-              <w:spacing w:after="100" w:before="100" w:line="240"/>
-              <w:ind w:left="100" w:right="100" w:firstLine="0" w:firstLineChars="0"/>
-              <w:rPr>
-                <w:rFonts w:ascii="Helvetica" w:hAnsi="Helvetica" w:eastAsia="Helvetica" w:cs="Helvetica"/>
-                <w:i w:val="false"/>
-                <w:b w:val="false"/>
-                <w:u w:val="none"/>
-                <w:sz w:val="22"/>
-                <w:szCs w:val="22"/>
-                <w:color w:val="000000"/>
-              </w:rPr>
-            </w:pPr>
-            <w:r>
-              <w:rPr>
-                <w:rFonts w:ascii="Helvetica" w:hAnsi="Helvetica" w:eastAsia="Helvetica" w:cs="Helvetica"/>
-                <w:i w:val="false"/>
-                <w:b w:val="false"/>
-                <w:u w:val="none"/>
-                <w:sz w:val="22"/>
-                <w:szCs w:val="22"/>
-                <w:color w:val="000000"/>
-              </w:rPr>
-              <w:t xml:space="preserve">0.91</w:t>
-            </w:r>
-          </w:p>
-        </w:tc>
-        <w:tc>
-          <w:tcPr>
-            <w:tcBorders>
-              <w:bottom w:val="none" w:sz="0" w:space="0" w:color="000000"/>
-              <w:top w:val="none" w:sz="0" w:space="0" w:color="000000"/>
-              <w:left w:val="none" w:sz="0" w:space="0" w:color="000000"/>
-              <w:right w:val="none" w:sz="0" w:space="0" w:color="000000"/>
-            </w:tcBorders>
-            <w:shd w:val="clear" w:color="auto" w:fill="FFFFFF"/>
-            <w:tcMar>
-              <w:top w:w="0" w:type="dxa"/>
-              <w:bottom w:w="0" w:type="dxa"/>
-              <w:left w:w="0" w:type="dxa"/>
-              <w:right w:w="0" w:type="dxa"/>
-            </w:tcMar>
-            <w:vAlign w:val="top"/>
-          </w:tcPr>
-          <w:p>
-            <w:pPr>
-              <w:pStyle w:val="Normal"/>
-              <w:jc w:val="center"/>
-              <w:pBdr>
-                <w:bottom w:val="none" w:sz="0" w:space="0" w:color="000000"/>
-                <w:top w:val="none" w:sz="0" w:space="0" w:color="000000"/>
-                <w:left w:val="none" w:sz="0" w:space="0" w:color="000000"/>
-                <w:right w:val="none" w:sz="0" w:space="0" w:color="000000"/>
-              </w:pBdr>
-              <w:spacing w:after="100" w:before="100" w:line="240"/>
-              <w:ind w:left="100" w:right="100" w:firstLine="0" w:firstLineChars="0"/>
-              <w:rPr>
-                <w:rFonts w:ascii="Helvetica" w:hAnsi="Helvetica" w:eastAsia="Helvetica" w:cs="Helvetica"/>
-                <w:i w:val="false"/>
-                <w:b w:val="false"/>
-                <w:u w:val="none"/>
-                <w:sz w:val="22"/>
-                <w:szCs w:val="22"/>
-                <w:color w:val="000000"/>
-              </w:rPr>
-            </w:pPr>
-            <w:r>
-              <w:rPr>
-                <w:rFonts w:ascii="Helvetica" w:hAnsi="Helvetica" w:eastAsia="Helvetica" w:cs="Helvetica"/>
-                <w:i w:val="false"/>
-                <w:b w:val="false"/>
-                <w:u w:val="none"/>
-                <w:sz w:val="22"/>
-                <w:szCs w:val="22"/>
-                <w:color w:val="000000"/>
-              </w:rPr>
-              <w:t xml:space="preserve">0.44, 1.88</w:t>
-            </w:r>
-          </w:p>
-        </w:tc>
-        <w:tc>
-          <w:tcPr>
-            <w:tcBorders>
-              <w:bottom w:val="none" w:sz="0" w:space="0" w:color="000000"/>
-              <w:top w:val="none" w:sz="0" w:space="0" w:color="000000"/>
-              <w:left w:val="none" w:sz="0" w:space="0" w:color="000000"/>
-              <w:right w:val="none" w:sz="0" w:space="0" w:color="000000"/>
-            </w:tcBorders>
-            <w:shd w:val="clear" w:color="auto" w:fill="FFFFFF"/>
-            <w:tcMar>
-              <w:top w:w="0" w:type="dxa"/>
-              <w:bottom w:w="0" w:type="dxa"/>
-              <w:left w:w="0" w:type="dxa"/>
-              <w:right w:w="0" w:type="dxa"/>
-            </w:tcMar>
-            <w:vAlign w:val="top"/>
-          </w:tcPr>
-          <w:p>
-            <w:pPr>
-              <w:pStyle w:val="Normal"/>
-              <w:jc w:val="center"/>
-              <w:pBdr>
-                <w:bottom w:val="none" w:sz="0" w:space="0" w:color="000000"/>
-                <w:top w:val="none" w:sz="0" w:space="0" w:color="000000"/>
-                <w:left w:val="none" w:sz="0" w:space="0" w:color="000000"/>
-                <w:right w:val="none" w:sz="0" w:space="0" w:color="000000"/>
-              </w:pBdr>
-              <w:spacing w:after="100" w:before="100" w:line="240"/>
-              <w:ind w:left="100" w:right="100" w:firstLine="0" w:firstLineChars="0"/>
-              <w:rPr>
-                <w:rFonts w:ascii="Helvetica" w:hAnsi="Helvetica" w:eastAsia="Helvetica" w:cs="Helvetica"/>
-                <w:i w:val="false"/>
-                <w:b w:val="false"/>
-                <w:u w:val="none"/>
-                <w:sz w:val="22"/>
-                <w:szCs w:val="22"/>
-                <w:color w:val="000000"/>
-              </w:rPr>
-            </w:pPr>
-            <w:r>
-              <w:rPr>
-                <w:rFonts w:ascii="Helvetica" w:hAnsi="Helvetica" w:eastAsia="Helvetica" w:cs="Helvetica"/>
-                <w:i w:val="false"/>
-                <w:b w:val="false"/>
-                <w:u w:val="none"/>
-                <w:sz w:val="22"/>
-                <w:szCs w:val="22"/>
-                <w:color w:val="000000"/>
-              </w:rPr>
-              <w:t xml:space="preserve">0.800</w:t>
-            </w:r>
-          </w:p>
-        </w:tc>
-        <w:tc>
-          <w:tcPr>
-            <w:tcBorders>
-              <w:bottom w:val="none" w:sz="0" w:space="0" w:color="000000"/>
+              <w:bottom w:val="single" w:sz="8" w:space="0" w:color="000000"/>
+              <w:top w:val="none" w:sz="0" w:space="0" w:color="000000"/>
+              <w:left w:val="none" w:sz="0" w:space="0" w:color="000000"/>
+              <w:right w:val="none" w:sz="0" w:space="0" w:color="000000"/>
+            </w:tcBorders>
+            <w:shd w:val="clear" w:color="auto" w:fill="FFFFFF"/>
+            <w:tcMar>
+              <w:top w:w="0" w:type="dxa"/>
+              <w:bottom w:w="0" w:type="dxa"/>
+              <w:left w:w="0" w:type="dxa"/>
+              <w:right w:w="0" w:type="dxa"/>
+            </w:tcMar>
+            <w:vAlign w:val="top"/>
+          </w:tcPr>
+          <w:p>
+            <w:pPr>
+              <w:pStyle w:val="Normal"/>
+              <w:jc w:val="center"/>
+              <w:pBdr>
+                <w:bottom w:val="none" w:sz="0" w:space="0" w:color="000000"/>
+                <w:top w:val="none" w:sz="0" w:space="0" w:color="000000"/>
+                <w:left w:val="none" w:sz="0" w:space="0" w:color="000000"/>
+                <w:right w:val="none" w:sz="0" w:space="0" w:color="000000"/>
+              </w:pBdr>
+              <w:spacing w:after="100" w:before="100" w:line="240"/>
+              <w:ind w:left="100" w:right="100" w:firstLine="0" w:firstLineChars="0"/>
+              <w:rPr>
+                <w:rFonts w:ascii="Helvetica" w:hAnsi="Helvetica" w:eastAsia="Helvetica" w:cs="Helvetica"/>
+                <w:i w:val="false"/>
+                <w:b w:val="false"/>
+                <w:u w:val="none"/>
+                <w:sz w:val="22"/>
+                <w:szCs w:val="22"/>
+                <w:color w:val="000000"/>
+              </w:rPr>
+            </w:pPr>
+            <w:r>
+              <w:rPr>
+                <w:rFonts w:ascii="Helvetica" w:hAnsi="Helvetica" w:eastAsia="Helvetica" w:cs="Helvetica"/>
+                <w:i w:val="false"/>
+                <w:b w:val="false"/>
+                <w:u w:val="none"/>
+                <w:sz w:val="22"/>
+                <w:szCs w:val="22"/>
+                <w:color w:val="000000"/>
+              </w:rPr>
+              <w:t xml:space="preserve">1.00</w:t>
+            </w:r>
+          </w:p>
+        </w:tc>
+        <w:tc>
+          <w:tcPr>
+            <w:tcBorders>
+              <w:bottom w:val="single" w:sz="8" w:space="0" w:color="000000"/>
+              <w:top w:val="none" w:sz="0" w:space="0" w:color="000000"/>
+              <w:left w:val="none" w:sz="0" w:space="0" w:color="000000"/>
+              <w:right w:val="none" w:sz="0" w:space="0" w:color="000000"/>
+            </w:tcBorders>
+            <w:shd w:val="clear" w:color="auto" w:fill="FFFFFF"/>
+            <w:tcMar>
+              <w:top w:w="0" w:type="dxa"/>
+              <w:bottom w:w="0" w:type="dxa"/>
+              <w:left w:w="0" w:type="dxa"/>
+              <w:right w:w="0" w:type="dxa"/>
+            </w:tcMar>
+            <w:vAlign w:val="top"/>
+          </w:tcPr>
+          <w:p>
+            <w:pPr>
+              <w:pStyle w:val="Normal"/>
+              <w:jc w:val="center"/>
+              <w:pBdr>
+                <w:bottom w:val="none" w:sz="0" w:space="0" w:color="000000"/>
+                <w:top w:val="none" w:sz="0" w:space="0" w:color="000000"/>
+                <w:left w:val="none" w:sz="0" w:space="0" w:color="000000"/>
+                <w:right w:val="none" w:sz="0" w:space="0" w:color="000000"/>
+              </w:pBdr>
+              <w:spacing w:after="100" w:before="100" w:line="240"/>
+              <w:ind w:left="100" w:right="100" w:firstLine="0" w:firstLineChars="0"/>
+              <w:rPr>
+                <w:rFonts w:ascii="Helvetica" w:hAnsi="Helvetica" w:eastAsia="Helvetica" w:cs="Helvetica"/>
+                <w:i w:val="false"/>
+                <w:b w:val="false"/>
+                <w:u w:val="none"/>
+                <w:sz w:val="22"/>
+                <w:szCs w:val="22"/>
+                <w:color w:val="000000"/>
+              </w:rPr>
+            </w:pPr>
+            <w:r>
+              <w:rPr>
+                <w:rFonts w:ascii="Helvetica" w:hAnsi="Helvetica" w:eastAsia="Helvetica" w:cs="Helvetica"/>
+                <w:i w:val="false"/>
+                <w:b w:val="false"/>
+                <w:u w:val="none"/>
+                <w:sz w:val="22"/>
+                <w:szCs w:val="22"/>
+                <w:color w:val="000000"/>
+              </w:rPr>
+              <w:t xml:space="preserve">0.99, 1.01</w:t>
+            </w:r>
+          </w:p>
+        </w:tc>
+        <w:tc>
+          <w:tcPr>
+            <w:tcBorders>
+              <w:bottom w:val="single" w:sz="8" w:space="0" w:color="000000"/>
+              <w:top w:val="none" w:sz="0" w:space="0" w:color="000000"/>
+              <w:left w:val="none" w:sz="0" w:space="0" w:color="000000"/>
+              <w:right w:val="none" w:sz="0" w:space="0" w:color="000000"/>
+            </w:tcBorders>
+            <w:shd w:val="clear" w:color="auto" w:fill="FFFFFF"/>
+            <w:tcMar>
+              <w:top w:w="0" w:type="dxa"/>
+              <w:bottom w:w="0" w:type="dxa"/>
+              <w:left w:w="0" w:type="dxa"/>
+              <w:right w:w="0" w:type="dxa"/>
+            </w:tcMar>
+            <w:vAlign w:val="top"/>
+          </w:tcPr>
+          <w:p>
+            <w:pPr>
+              <w:pStyle w:val="Normal"/>
+              <w:jc w:val="center"/>
+              <w:pBdr>
+                <w:bottom w:val="none" w:sz="0" w:space="0" w:color="000000"/>
+                <w:top w:val="none" w:sz="0" w:space="0" w:color="000000"/>
+                <w:left w:val="none" w:sz="0" w:space="0" w:color="000000"/>
+                <w:right w:val="none" w:sz="0" w:space="0" w:color="000000"/>
+              </w:pBdr>
+              <w:spacing w:after="100" w:before="100" w:line="240"/>
+              <w:ind w:left="100" w:right="100" w:firstLine="0" w:firstLineChars="0"/>
+              <w:rPr>
+                <w:rFonts w:ascii="Helvetica" w:hAnsi="Helvetica" w:eastAsia="Helvetica" w:cs="Helvetica"/>
+                <w:i w:val="false"/>
+                <w:b w:val="false"/>
+                <w:u w:val="none"/>
+                <w:sz w:val="22"/>
+                <w:szCs w:val="22"/>
+                <w:color w:val="000000"/>
+              </w:rPr>
+            </w:pPr>
+            <w:r>
+              <w:rPr>
+                <w:rFonts w:ascii="Helvetica" w:hAnsi="Helvetica" w:eastAsia="Helvetica" w:cs="Helvetica"/>
+                <w:i w:val="false"/>
+                <w:b w:val="false"/>
+                <w:u w:val="none"/>
+                <w:sz w:val="22"/>
+                <w:szCs w:val="22"/>
+                <w:color w:val="000000"/>
+              </w:rPr>
+              <w:t xml:space="preserve">0.680</w:t>
+            </w:r>
+          </w:p>
+        </w:tc>
+        <w:tc>
+          <w:tcPr>
+            <w:tcBorders>
+              <w:bottom w:val="single" w:sz="8" w:space="0" w:color="000000"/>
               <w:top w:val="none" w:sz="0" w:space="0" w:color="000000"/>
               <w:left w:val="none" w:sz="0" w:space="0" w:color="000000"/>
               <w:right w:val="none" w:sz="0" w:space="0" w:color="000000"/>
@@ -3955,171 +5404,6 @@
         <w:tc>
           <w:tcPr>
             <w:tcBorders>
-              <w:bottom w:val="none" w:sz="0" w:space="0" w:color="000000"/>
-              <w:top w:val="none" w:sz="0" w:space="0" w:color="000000"/>
-              <w:left w:val="none" w:sz="0" w:space="0" w:color="000000"/>
-              <w:right w:val="none" w:sz="0" w:space="0" w:color="000000"/>
-            </w:tcBorders>
-            <w:shd w:val="clear" w:color="auto" w:fill="FFFFFF"/>
-            <w:tcMar>
-              <w:top w:w="0" w:type="dxa"/>
-              <w:bottom w:w="0" w:type="dxa"/>
-              <w:left w:w="0" w:type="dxa"/>
-              <w:right w:w="0" w:type="dxa"/>
-            </w:tcMar>
-            <w:vAlign w:val="top"/>
-          </w:tcPr>
-          <w:p>
-            <w:pPr>
-              <w:pStyle w:val="Normal"/>
-              <w:jc w:val="center"/>
-              <w:pBdr>
-                <w:bottom w:val="none" w:sz="0" w:space="0" w:color="000000"/>
-                <w:top w:val="none" w:sz="0" w:space="0" w:color="000000"/>
-                <w:left w:val="none" w:sz="0" w:space="0" w:color="000000"/>
-                <w:right w:val="none" w:sz="0" w:space="0" w:color="000000"/>
-              </w:pBdr>
-              <w:spacing w:after="100" w:before="100" w:line="240"/>
-              <w:ind w:left="100" w:right="100" w:firstLine="0" w:firstLineChars="0"/>
-              <w:rPr>
-                <w:rFonts w:ascii="Helvetica" w:hAnsi="Helvetica" w:eastAsia="Helvetica" w:cs="Helvetica"/>
-                <w:i w:val="false"/>
-                <w:b w:val="false"/>
-                <w:u w:val="none"/>
-                <w:sz w:val="22"/>
-                <w:szCs w:val="22"/>
-                <w:color w:val="000000"/>
-              </w:rPr>
-            </w:pPr>
-            <w:r>
-              <w:rPr>
-                <w:rFonts w:ascii="Helvetica" w:hAnsi="Helvetica" w:eastAsia="Helvetica" w:cs="Helvetica"/>
-                <w:i w:val="false"/>
-                <w:b w:val="false"/>
-                <w:u w:val="none"/>
-                <w:sz w:val="22"/>
-                <w:szCs w:val="22"/>
-                <w:color w:val="000000"/>
-              </w:rPr>
-              <w:t xml:space="preserve">0.86</w:t>
-            </w:r>
-          </w:p>
-        </w:tc>
-        <w:tc>
-          <w:tcPr>
-            <w:tcBorders>
-              <w:bottom w:val="none" w:sz="0" w:space="0" w:color="000000"/>
-              <w:top w:val="none" w:sz="0" w:space="0" w:color="000000"/>
-              <w:left w:val="none" w:sz="0" w:space="0" w:color="000000"/>
-              <w:right w:val="none" w:sz="0" w:space="0" w:color="000000"/>
-            </w:tcBorders>
-            <w:shd w:val="clear" w:color="auto" w:fill="FFFFFF"/>
-            <w:tcMar>
-              <w:top w:w="0" w:type="dxa"/>
-              <w:bottom w:w="0" w:type="dxa"/>
-              <w:left w:w="0" w:type="dxa"/>
-              <w:right w:w="0" w:type="dxa"/>
-            </w:tcMar>
-            <w:vAlign w:val="top"/>
-          </w:tcPr>
-          <w:p>
-            <w:pPr>
-              <w:pStyle w:val="Normal"/>
-              <w:jc w:val="center"/>
-              <w:pBdr>
-                <w:bottom w:val="none" w:sz="0" w:space="0" w:color="000000"/>
-                <w:top w:val="none" w:sz="0" w:space="0" w:color="000000"/>
-                <w:left w:val="none" w:sz="0" w:space="0" w:color="000000"/>
-                <w:right w:val="none" w:sz="0" w:space="0" w:color="000000"/>
-              </w:pBdr>
-              <w:spacing w:after="100" w:before="100" w:line="240"/>
-              <w:ind w:left="100" w:right="100" w:firstLine="0" w:firstLineChars="0"/>
-              <w:rPr>
-                <w:rFonts w:ascii="Helvetica" w:hAnsi="Helvetica" w:eastAsia="Helvetica" w:cs="Helvetica"/>
-                <w:i w:val="false"/>
-                <w:b w:val="false"/>
-                <w:u w:val="none"/>
-                <w:sz w:val="22"/>
-                <w:szCs w:val="22"/>
-                <w:color w:val="000000"/>
-              </w:rPr>
-            </w:pPr>
-            <w:r>
-              <w:rPr>
-                <w:rFonts w:ascii="Helvetica" w:hAnsi="Helvetica" w:eastAsia="Helvetica" w:cs="Helvetica"/>
-                <w:i w:val="false"/>
-                <w:b w:val="false"/>
-                <w:u w:val="none"/>
-                <w:sz w:val="22"/>
-                <w:szCs w:val="22"/>
-                <w:color w:val="000000"/>
-              </w:rPr>
-              <w:t xml:space="preserve">0.37, 1.99</w:t>
-            </w:r>
-          </w:p>
-        </w:tc>
-        <w:tc>
-          <w:tcPr>
-            <w:tcBorders>
-              <w:bottom w:val="none" w:sz="0" w:space="0" w:color="000000"/>
-              <w:top w:val="none" w:sz="0" w:space="0" w:color="000000"/>
-              <w:left w:val="none" w:sz="0" w:space="0" w:color="000000"/>
-              <w:right w:val="none" w:sz="0" w:space="0" w:color="000000"/>
-            </w:tcBorders>
-            <w:shd w:val="clear" w:color="auto" w:fill="FFFFFF"/>
-            <w:tcMar>
-              <w:top w:w="0" w:type="dxa"/>
-              <w:bottom w:w="0" w:type="dxa"/>
-              <w:left w:w="0" w:type="dxa"/>
-              <w:right w:w="0" w:type="dxa"/>
-            </w:tcMar>
-            <w:vAlign w:val="top"/>
-          </w:tcPr>
-          <w:p>
-            <w:pPr>
-              <w:pStyle w:val="Normal"/>
-              <w:jc w:val="center"/>
-              <w:pBdr>
-                <w:bottom w:val="none" w:sz="0" w:space="0" w:color="000000"/>
-                <w:top w:val="none" w:sz="0" w:space="0" w:color="000000"/>
-                <w:left w:val="none" w:sz="0" w:space="0" w:color="000000"/>
-                <w:right w:val="none" w:sz="0" w:space="0" w:color="000000"/>
-              </w:pBdr>
-              <w:spacing w:after="100" w:before="100" w:line="240"/>
-              <w:ind w:left="100" w:right="100" w:firstLine="0" w:firstLineChars="0"/>
-              <w:rPr>
-                <w:rFonts w:ascii="Helvetica" w:hAnsi="Helvetica" w:eastAsia="Helvetica" w:cs="Helvetica"/>
-                <w:i w:val="false"/>
-                <w:b w:val="false"/>
-                <w:u w:val="none"/>
-                <w:sz w:val="22"/>
-                <w:szCs w:val="22"/>
-                <w:color w:val="000000"/>
-              </w:rPr>
-            </w:pPr>
-            <w:r>
-              <w:rPr>
-                <w:rFonts w:ascii="Helvetica" w:hAnsi="Helvetica" w:eastAsia="Helvetica" w:cs="Helvetica"/>
-                <w:i w:val="false"/>
-                <w:b w:val="false"/>
-                <w:u w:val="none"/>
-                <w:sz w:val="22"/>
-                <w:szCs w:val="22"/>
-                <w:color w:val="000000"/>
-              </w:rPr>
-              <w:t xml:space="preserve">0.730</w:t>
-            </w:r>
-          </w:p>
-        </w:tc>
-      </w:tr>
-      <w:tr>
-        <w:trPr>
-          <w:trHeight w:val="598" w:hRule="auto"/>
-        </w:trPr>
-        body8
-        <w:tc>
-          <w:tcPr>
-            <w:tcBorders>
               <w:bottom w:val="single" w:sz="8" w:space="0" w:color="000000"/>
               <w:top w:val="none" w:sz="0" w:space="0" w:color="000000"/>
               <w:left w:val="none" w:sz="0" w:space="0" w:color="000000"/>
@@ -4137,36 +5421,36 @@
           <w:p>
             <w:pPr>
               <w:pStyle w:val="Normal"/>
-              <w:jc w:val="left"/>
-              <w:pBdr>
-                <w:bottom w:val="none" w:sz="0" w:space="0" w:color="000000"/>
-                <w:top w:val="none" w:sz="0" w:space="0" w:color="000000"/>
-                <w:left w:val="none" w:sz="0" w:space="0" w:color="000000"/>
-                <w:right w:val="none" w:sz="0" w:space="0" w:color="000000"/>
-              </w:pBdr>
-              <w:spacing w:after="100" w:before="100" w:line="240"/>
-              <w:ind w:left="100" w:right="100" w:firstLine="0" w:firstLineChars="0"/>
-              <w:rPr>
-                <w:rFonts w:ascii="Helvetica" w:hAnsi="Helvetica" w:eastAsia="Helvetica" w:cs="Helvetica"/>
-                <w:i w:val="false"/>
-                <w:b w:val="false"/>
-                <w:u w:val="none"/>
-                <w:sz w:val="22"/>
-                <w:szCs w:val="22"/>
-                <w:color w:val="000000"/>
-              </w:rPr>
-            </w:pPr>
-            <w:r>
-              <w:rPr>
-                <w:rFonts w:ascii="Helvetica" w:hAnsi="Helvetica" w:eastAsia="Helvetica" w:cs="Helvetica"/>
-                <w:i w:val="false"/>
-                <w:b w:val="false"/>
-                <w:u w:val="none"/>
-                <w:sz w:val="22"/>
-                <w:szCs w:val="22"/>
-                <w:color w:val="000000"/>
-              </w:rPr>
-              <w:t xml:space="preserve">cockcroft</w:t>
+              <w:jc w:val="center"/>
+              <w:pBdr>
+                <w:bottom w:val="none" w:sz="0" w:space="0" w:color="000000"/>
+                <w:top w:val="none" w:sz="0" w:space="0" w:color="000000"/>
+                <w:left w:val="none" w:sz="0" w:space="0" w:color="000000"/>
+                <w:right w:val="none" w:sz="0" w:space="0" w:color="000000"/>
+              </w:pBdr>
+              <w:spacing w:after="100" w:before="100" w:line="240"/>
+              <w:ind w:left="100" w:right="100" w:firstLine="0" w:firstLineChars="0"/>
+              <w:rPr>
+                <w:rFonts w:ascii="Helvetica" w:hAnsi="Helvetica" w:eastAsia="Helvetica" w:cs="Helvetica"/>
+                <w:i w:val="false"/>
+                <w:b w:val="false"/>
+                <w:u w:val="none"/>
+                <w:sz w:val="22"/>
+                <w:szCs w:val="22"/>
+                <w:color w:val="000000"/>
+              </w:rPr>
+            </w:pPr>
+            <w:r>
+              <w:rPr>
+                <w:rFonts w:ascii="Helvetica" w:hAnsi="Helvetica" w:eastAsia="Helvetica" w:cs="Helvetica"/>
+                <w:i w:val="false"/>
+                <w:b w:val="false"/>
+                <w:u w:val="none"/>
+                <w:sz w:val="22"/>
+                <w:szCs w:val="22"/>
+                <w:color w:val="000000"/>
+              </w:rPr>
+              <w:t xml:space="preserve">0.99</w:t>
             </w:r>
           </w:p>
         </w:tc>
@@ -4219,7 +5503,7 @@
                 <w:szCs w:val="22"/>
                 <w:color w:val="000000"/>
               </w:rPr>
-              <w:t xml:space="preserve">121</w:t>
+              <w:t xml:space="preserve">0.98, 1.01</w:t>
             </w:r>
           </w:p>
         </w:tc>
@@ -4272,325 +5556,7 @@
                 <w:szCs w:val="22"/>
                 <w:color w:val="000000"/>
               </w:rPr>
-              <w:t xml:space="preserve">1.00</w:t>
-            </w:r>
-          </w:p>
-        </w:tc>
-        <w:tc>
-          <w:tcPr>
-            <w:tcBorders>
-              <w:bottom w:val="single" w:sz="8" w:space="0" w:color="000000"/>
-              <w:top w:val="none" w:sz="0" w:space="0" w:color="000000"/>
-              <w:left w:val="none" w:sz="0" w:space="0" w:color="000000"/>
-              <w:right w:val="none" w:sz="0" w:space="0" w:color="000000"/>
-            </w:tcBorders>
-            <w:shd w:val="clear" w:color="auto" w:fill="FFFFFF"/>
-            <w:tcMar>
-              <w:top w:w="0" w:type="dxa"/>
-              <w:bottom w:w="0" w:type="dxa"/>
-              <w:left w:w="0" w:type="dxa"/>
-              <w:right w:w="0" w:type="dxa"/>
-            </w:tcMar>
-            <w:vAlign w:val="top"/>
-          </w:tcPr>
-          <w:p>
-            <w:pPr>
-              <w:pStyle w:val="Normal"/>
-              <w:jc w:val="center"/>
-              <w:pBdr>
-                <w:bottom w:val="none" w:sz="0" w:space="0" w:color="000000"/>
-                <w:top w:val="none" w:sz="0" w:space="0" w:color="000000"/>
-                <w:left w:val="none" w:sz="0" w:space="0" w:color="000000"/>
-                <w:right w:val="none" w:sz="0" w:space="0" w:color="000000"/>
-              </w:pBdr>
-              <w:spacing w:after="100" w:before="100" w:line="240"/>
-              <w:ind w:left="100" w:right="100" w:firstLine="0" w:firstLineChars="0"/>
-              <w:rPr>
-                <w:rFonts w:ascii="Helvetica" w:hAnsi="Helvetica" w:eastAsia="Helvetica" w:cs="Helvetica"/>
-                <w:i w:val="false"/>
-                <w:b w:val="false"/>
-                <w:u w:val="none"/>
-                <w:sz w:val="22"/>
-                <w:szCs w:val="22"/>
-                <w:color w:val="000000"/>
-              </w:rPr>
-            </w:pPr>
-            <w:r>
-              <w:rPr>
-                <w:rFonts w:ascii="Helvetica" w:hAnsi="Helvetica" w:eastAsia="Helvetica" w:cs="Helvetica"/>
-                <w:i w:val="false"/>
-                <w:b w:val="false"/>
-                <w:u w:val="none"/>
-                <w:sz w:val="22"/>
-                <w:szCs w:val="22"/>
-                <w:color w:val="000000"/>
-              </w:rPr>
-              <w:t xml:space="preserve">0.99, 1.01</w:t>
-            </w:r>
-          </w:p>
-        </w:tc>
-        <w:tc>
-          <w:tcPr>
-            <w:tcBorders>
-              <w:bottom w:val="single" w:sz="8" w:space="0" w:color="000000"/>
-              <w:top w:val="none" w:sz="0" w:space="0" w:color="000000"/>
-              <w:left w:val="none" w:sz="0" w:space="0" w:color="000000"/>
-              <w:right w:val="none" w:sz="0" w:space="0" w:color="000000"/>
-            </w:tcBorders>
-            <w:shd w:val="clear" w:color="auto" w:fill="FFFFFF"/>
-            <w:tcMar>
-              <w:top w:w="0" w:type="dxa"/>
-              <w:bottom w:w="0" w:type="dxa"/>
-              <w:left w:w="0" w:type="dxa"/>
-              <w:right w:w="0" w:type="dxa"/>
-            </w:tcMar>
-            <w:vAlign w:val="top"/>
-          </w:tcPr>
-          <w:p>
-            <w:pPr>
-              <w:pStyle w:val="Normal"/>
-              <w:jc w:val="center"/>
-              <w:pBdr>
-                <w:bottom w:val="none" w:sz="0" w:space="0" w:color="000000"/>
-                <w:top w:val="none" w:sz="0" w:space="0" w:color="000000"/>
-                <w:left w:val="none" w:sz="0" w:space="0" w:color="000000"/>
-                <w:right w:val="none" w:sz="0" w:space="0" w:color="000000"/>
-              </w:pBdr>
-              <w:spacing w:after="100" w:before="100" w:line="240"/>
-              <w:ind w:left="100" w:right="100" w:firstLine="0" w:firstLineChars="0"/>
-              <w:rPr>
-                <w:rFonts w:ascii="Helvetica" w:hAnsi="Helvetica" w:eastAsia="Helvetica" w:cs="Helvetica"/>
-                <w:i w:val="false"/>
-                <w:b w:val="false"/>
-                <w:u w:val="none"/>
-                <w:sz w:val="22"/>
-                <w:szCs w:val="22"/>
-                <w:color w:val="000000"/>
-              </w:rPr>
-            </w:pPr>
-            <w:r>
-              <w:rPr>
-                <w:rFonts w:ascii="Helvetica" w:hAnsi="Helvetica" w:eastAsia="Helvetica" w:cs="Helvetica"/>
-                <w:i w:val="false"/>
-                <w:b w:val="false"/>
-                <w:u w:val="none"/>
-                <w:sz w:val="22"/>
-                <w:szCs w:val="22"/>
-                <w:color w:val="000000"/>
-              </w:rPr>
-              <w:t xml:space="preserve">0.680</w:t>
-            </w:r>
-          </w:p>
-        </w:tc>
-        <w:tc>
-          <w:tcPr>
-            <w:tcBorders>
-              <w:bottom w:val="single" w:sz="8" w:space="0" w:color="000000"/>
-              <w:top w:val="none" w:sz="0" w:space="0" w:color="000000"/>
-              <w:left w:val="none" w:sz="0" w:space="0" w:color="000000"/>
-              <w:right w:val="none" w:sz="0" w:space="0" w:color="000000"/>
-            </w:tcBorders>
-            <w:shd w:val="clear" w:color="auto" w:fill="FFFFFF"/>
-            <w:tcMar>
-              <w:top w:w="0" w:type="dxa"/>
-              <w:bottom w:w="0" w:type="dxa"/>
-              <w:left w:w="0" w:type="dxa"/>
-              <w:right w:w="0" w:type="dxa"/>
-            </w:tcMar>
-            <w:vAlign w:val="top"/>
-          </w:tcPr>
-          <w:p>
-            <w:pPr>
-              <w:pStyle w:val="Normal"/>
-              <w:jc w:val="center"/>
-              <w:pBdr>
-                <w:bottom w:val="none" w:sz="0" w:space="0" w:color="000000"/>
-                <w:top w:val="none" w:sz="0" w:space="0" w:color="000000"/>
-                <w:left w:val="none" w:sz="0" w:space="0" w:color="000000"/>
-                <w:right w:val="none" w:sz="0" w:space="0" w:color="000000"/>
-              </w:pBdr>
-              <w:spacing w:after="100" w:before="100" w:line="240"/>
-              <w:ind w:left="100" w:right="100" w:firstLine="0" w:firstLineChars="0"/>
-              <w:rPr>
-                <w:rFonts w:ascii="Helvetica" w:hAnsi="Helvetica" w:eastAsia="Helvetica" w:cs="Helvetica"/>
-                <w:i w:val="false"/>
-                <w:b w:val="false"/>
-                <w:u w:val="none"/>
-                <w:sz w:val="22"/>
-                <w:szCs w:val="22"/>
-                <w:color w:val="000000"/>
-              </w:rPr>
-            </w:pPr>
-            <w:r>
-              <w:rPr>
-                <w:rFonts w:ascii="Helvetica" w:hAnsi="Helvetica" w:eastAsia="Helvetica" w:cs="Helvetica"/>
-                <w:i w:val="false"/>
-                <w:b w:val="false"/>
-                <w:u w:val="none"/>
-                <w:sz w:val="22"/>
-                <w:szCs w:val="22"/>
-                <w:color w:val="000000"/>
-              </w:rPr>
-              <w:t xml:space="preserve">121</w:t>
-            </w:r>
-          </w:p>
-        </w:tc>
-        <w:tc>
-          <w:tcPr>
-            <w:tcBorders>
-              <w:bottom w:val="single" w:sz="8" w:space="0" w:color="000000"/>
-              <w:top w:val="none" w:sz="0" w:space="0" w:color="000000"/>
-              <w:left w:val="none" w:sz="0" w:space="0" w:color="000000"/>
-              <w:right w:val="none" w:sz="0" w:space="0" w:color="000000"/>
-            </w:tcBorders>
-            <w:shd w:val="clear" w:color="auto" w:fill="FFFFFF"/>
-            <w:tcMar>
-              <w:top w:w="0" w:type="dxa"/>
-              <w:bottom w:w="0" w:type="dxa"/>
-              <w:left w:w="0" w:type="dxa"/>
-              <w:right w:w="0" w:type="dxa"/>
-            </w:tcMar>
-            <w:vAlign w:val="top"/>
-          </w:tcPr>
-          <w:p>
-            <w:pPr>
-              <w:pStyle w:val="Normal"/>
-              <w:jc w:val="center"/>
-              <w:pBdr>
-                <w:bottom w:val="none" w:sz="0" w:space="0" w:color="000000"/>
-                <w:top w:val="none" w:sz="0" w:space="0" w:color="000000"/>
-                <w:left w:val="none" w:sz="0" w:space="0" w:color="000000"/>
-                <w:right w:val="none" w:sz="0" w:space="0" w:color="000000"/>
-              </w:pBdr>
-              <w:spacing w:after="100" w:before="100" w:line="240"/>
-              <w:ind w:left="100" w:right="100" w:firstLine="0" w:firstLineChars="0"/>
-              <w:rPr>
-                <w:rFonts w:ascii="Helvetica" w:hAnsi="Helvetica" w:eastAsia="Helvetica" w:cs="Helvetica"/>
-                <w:i w:val="false"/>
-                <w:b w:val="false"/>
-                <w:u w:val="none"/>
-                <w:sz w:val="22"/>
-                <w:szCs w:val="22"/>
-                <w:color w:val="000000"/>
-              </w:rPr>
-            </w:pPr>
-            <w:r>
-              <w:rPr>
-                <w:rFonts w:ascii="Helvetica" w:hAnsi="Helvetica" w:eastAsia="Helvetica" w:cs="Helvetica"/>
-                <w:i w:val="false"/>
-                <w:b w:val="false"/>
-                <w:u w:val="none"/>
-                <w:sz w:val="22"/>
-                <w:szCs w:val="22"/>
-                <w:color w:val="000000"/>
-              </w:rPr>
-              <w:t xml:space="preserve">0.99</w:t>
-            </w:r>
-          </w:p>
-        </w:tc>
-        <w:tc>
-          <w:tcPr>
-            <w:tcBorders>
-              <w:bottom w:val="single" w:sz="8" w:space="0" w:color="000000"/>
-              <w:top w:val="none" w:sz="0" w:space="0" w:color="000000"/>
-              <w:left w:val="none" w:sz="0" w:space="0" w:color="000000"/>
-              <w:right w:val="none" w:sz="0" w:space="0" w:color="000000"/>
-            </w:tcBorders>
-            <w:shd w:val="clear" w:color="auto" w:fill="FFFFFF"/>
-            <w:tcMar>
-              <w:top w:w="0" w:type="dxa"/>
-              <w:bottom w:w="0" w:type="dxa"/>
-              <w:left w:w="0" w:type="dxa"/>
-              <w:right w:w="0" w:type="dxa"/>
-            </w:tcMar>
-            <w:vAlign w:val="top"/>
-          </w:tcPr>
-          <w:p>
-            <w:pPr>
-              <w:pStyle w:val="Normal"/>
-              <w:jc w:val="center"/>
-              <w:pBdr>
-                <w:bottom w:val="none" w:sz="0" w:space="0" w:color="000000"/>
-                <w:top w:val="none" w:sz="0" w:space="0" w:color="000000"/>
-                <w:left w:val="none" w:sz="0" w:space="0" w:color="000000"/>
-                <w:right w:val="none" w:sz="0" w:space="0" w:color="000000"/>
-              </w:pBdr>
-              <w:spacing w:after="100" w:before="100" w:line="240"/>
-              <w:ind w:left="100" w:right="100" w:firstLine="0" w:firstLineChars="0"/>
-              <w:rPr>
-                <w:rFonts w:ascii="Helvetica" w:hAnsi="Helvetica" w:eastAsia="Helvetica" w:cs="Helvetica"/>
-                <w:i w:val="false"/>
-                <w:b w:val="false"/>
-                <w:u w:val="none"/>
-                <w:sz w:val="22"/>
-                <w:szCs w:val="22"/>
-                <w:color w:val="000000"/>
-              </w:rPr>
-            </w:pPr>
-            <w:r>
-              <w:rPr>
-                <w:rFonts w:ascii="Helvetica" w:hAnsi="Helvetica" w:eastAsia="Helvetica" w:cs="Helvetica"/>
-                <w:i w:val="false"/>
-                <w:b w:val="false"/>
-                <w:u w:val="none"/>
-                <w:sz w:val="22"/>
-                <w:szCs w:val="22"/>
-                <w:color w:val="000000"/>
-              </w:rPr>
-              <w:t xml:space="preserve">0.98, 1.01</w:t>
-            </w:r>
-          </w:p>
-        </w:tc>
-        <w:tc>
-          <w:tcPr>
-            <w:tcBorders>
-              <w:bottom w:val="single" w:sz="8" w:space="0" w:color="000000"/>
-              <w:top w:val="none" w:sz="0" w:space="0" w:color="000000"/>
-              <w:left w:val="none" w:sz="0" w:space="0" w:color="000000"/>
-              <w:right w:val="none" w:sz="0" w:space="0" w:color="000000"/>
-            </w:tcBorders>
-            <w:shd w:val="clear" w:color="auto" w:fill="FFFFFF"/>
-            <w:tcMar>
-              <w:top w:w="0" w:type="dxa"/>
-              <w:bottom w:w="0" w:type="dxa"/>
-              <w:left w:w="0" w:type="dxa"/>
-              <w:right w:w="0" w:type="dxa"/>
-            </w:tcMar>
-            <w:vAlign w:val="top"/>
-          </w:tcPr>
-          <w:p>
-            <w:pPr>
-              <w:pStyle w:val="Normal"/>
-              <w:jc w:val="center"/>
-              <w:pBdr>
-                <w:bottom w:val="none" w:sz="0" w:space="0" w:color="000000"/>
-                <w:top w:val="none" w:sz="0" w:space="0" w:color="000000"/>
-                <w:left w:val="none" w:sz="0" w:space="0" w:color="000000"/>
-                <w:right w:val="none" w:sz="0" w:space="0" w:color="000000"/>
-              </w:pBdr>
-              <w:spacing w:after="100" w:before="100" w:line="240"/>
-              <w:ind w:left="100" w:right="100" w:firstLine="0" w:firstLineChars="0"/>
-              <w:rPr>
-                <w:rFonts w:ascii="Helvetica" w:hAnsi="Helvetica" w:eastAsia="Helvetica" w:cs="Helvetica"/>
-                <w:i w:val="false"/>
-                <w:b w:val="false"/>
-                <w:u w:val="none"/>
-                <w:sz w:val="22"/>
-                <w:szCs w:val="22"/>
-                <w:color w:val="000000"/>
-              </w:rPr>
-            </w:pPr>
-            <w:r>
-              <w:rPr>
-                <w:rFonts w:ascii="Helvetica" w:hAnsi="Helvetica" w:eastAsia="Helvetica" w:cs="Helvetica"/>
-                <w:i w:val="false"/>
-                <w:b w:val="false"/>
-                <w:u w:val="none"/>
-                <w:sz w:val="22"/>
-                <w:szCs w:val="22"/>
-                <w:color w:val="000000"/>
-              </w:rPr>
-              <w:t xml:space="preserve">0.300</w:t>
+              <w:t xml:space="preserve">0.280</w:t>
             </w:r>
           </w:p>
         </w:tc>
@@ -4599,7 +5565,7 @@
         <w:trPr>
           <w:trHeight w:val="360" w:hRule="auto"/>
         </w:trPr>
-        footer1
+        footer 1
         <w:tc>
           <w:tcPr>
             <w:gridSpan w:val="9"/>

--- a/docs/tables/carbo/sec5_any_hosp.docx
+++ b/docs/tables/carbo/sec5_any_hosp.docx
@@ -17,7 +17,7 @@
         <w:tblLook w:firstRow="1" w:lastRow="0" w:firstColumn="0" w:lastColumn="0" w:noHBand="0" w:noVBand="1"/>
       </w:tblPr>
       <w:tblGrid>
-        <w:gridCol w:w="2086"/>
+        <w:gridCol w:w="2025"/>
         <w:gridCol w:w="778"/>
         <w:gridCol w:w="839"/>
         <w:gridCol w:w="1389"/>
@@ -32,7 +32,7 @@
           <w:trHeight w:val="574" w:hRule="auto"/>
           <w:tblHeader/>
         </w:trPr>
-        header 1
+        header1
         <w:tc>
           <w:tcPr>
             <w:tcBorders>
@@ -200,7 +200,7 @@
           <w:trHeight w:val="615" w:hRule="auto"/>
           <w:tblHeader/>
         </w:trPr>
-        header 2
+        header2
         <w:tc>
           <w:tcPr>
             <w:tcBorders>
@@ -735,7 +735,7 @@
         <w:trPr>
           <w:trHeight w:val="619" w:hRule="auto"/>
         </w:trPr>
-        body 1
+        body1
         <w:tc>
           <w:tcPr>
             <w:tcBorders>
@@ -1156,7 +1156,7 @@
                 <w:szCs w:val="22"/>
                 <w:color w:val="000000"/>
               </w:rPr>
-              <w:t xml:space="preserve">1.17, 1.87</w:t>
+              <w:t xml:space="preserve">1.17, 1.85</w:t>
             </w:r>
           </w:p>
         </w:tc>
@@ -1209,16 +1209,16 @@
                 <w:szCs w:val="22"/>
                 <w:color w:val="000000"/>
               </w:rPr>
-              <w:t xml:space="preserve">0.001</w:t>
+              <w:t xml:space="preserve">&lt;0.001</w:t>
             </w:r>
           </w:p>
         </w:tc>
       </w:tr>
       <w:tr>
         <w:trPr>
-          <w:trHeight w:val="597" w:hRule="auto"/>
+          <w:trHeight w:val="598" w:hRule="auto"/>
         </w:trPr>
-        body 2
+        body2
         <w:tc>
           <w:tcPr>
             <w:tcBorders>
@@ -1639,7 +1639,7 @@
                 <w:szCs w:val="22"/>
                 <w:color w:val="000000"/>
               </w:rPr>
-              <w:t xml:space="preserve">0.97, 1.11</w:t>
+              <w:t xml:space="preserve">0.98, 1.11</w:t>
             </w:r>
           </w:p>
         </w:tc>
@@ -1701,7 +1701,7 @@
         <w:trPr>
           <w:trHeight w:val="565" w:hRule="auto"/>
         </w:trPr>
-        body 3
+        body3
         <w:tc>
           <w:tcPr>
             <w:tcBorders>
@@ -2184,7 +2184,7 @@
         <w:trPr>
           <w:trHeight w:val="573" w:hRule="auto"/>
         </w:trPr>
-        body 4
+        body4
         <w:tc>
           <w:tcPr>
             <w:tcBorders>
@@ -2667,7 +2667,7 @@
         <w:trPr>
           <w:trHeight w:val="598" w:hRule="auto"/>
         </w:trPr>
-        body 5
+        body5
         <w:tc>
           <w:tcPr>
             <w:tcBorders>
@@ -3035,60 +3035,60 @@
                 <w:szCs w:val="22"/>
                 <w:color w:val="000000"/>
               </w:rPr>
-              <w:t xml:space="preserve">1.29</w:t>
-            </w:r>
-          </w:p>
-        </w:tc>
-        <w:tc>
-          <w:tcPr>
-            <w:tcBorders>
-              <w:bottom w:val="none" w:sz="0" w:space="0" w:color="000000"/>
-              <w:top w:val="none" w:sz="0" w:space="0" w:color="000000"/>
-              <w:left w:val="none" w:sz="0" w:space="0" w:color="000000"/>
-              <w:right w:val="none" w:sz="0" w:space="0" w:color="000000"/>
-            </w:tcBorders>
-            <w:shd w:val="clear" w:color="auto" w:fill="FFFFFF"/>
-            <w:tcMar>
-              <w:top w:w="0" w:type="dxa"/>
-              <w:bottom w:w="0" w:type="dxa"/>
-              <w:left w:w="0" w:type="dxa"/>
-              <w:right w:w="0" w:type="dxa"/>
-            </w:tcMar>
-            <w:vAlign w:val="top"/>
-          </w:tcPr>
-          <w:p>
-            <w:pPr>
-              <w:pStyle w:val="Normal"/>
-              <w:jc w:val="center"/>
-              <w:pBdr>
-                <w:bottom w:val="none" w:sz="0" w:space="0" w:color="000000"/>
-                <w:top w:val="none" w:sz="0" w:space="0" w:color="000000"/>
-                <w:left w:val="none" w:sz="0" w:space="0" w:color="000000"/>
-                <w:right w:val="none" w:sz="0" w:space="0" w:color="000000"/>
-              </w:pBdr>
-              <w:spacing w:after="100" w:before="100" w:line="240"/>
-              <w:ind w:left="100" w:right="100" w:firstLine="0" w:firstLineChars="0"/>
-              <w:rPr>
-                <w:rFonts w:ascii="Helvetica" w:hAnsi="Helvetica" w:eastAsia="Helvetica" w:cs="Helvetica"/>
-                <w:i w:val="false"/>
-                <w:b w:val="false"/>
-                <w:u w:val="none"/>
-                <w:sz w:val="22"/>
-                <w:szCs w:val="22"/>
-                <w:color w:val="000000"/>
-              </w:rPr>
-            </w:pPr>
-            <w:r>
-              <w:rPr>
-                <w:rFonts w:ascii="Helvetica" w:hAnsi="Helvetica" w:eastAsia="Helvetica" w:cs="Helvetica"/>
-                <w:i w:val="false"/>
-                <w:b w:val="false"/>
-                <w:u w:val="none"/>
-                <w:sz w:val="22"/>
-                <w:szCs w:val="22"/>
-                <w:color w:val="000000"/>
-              </w:rPr>
-              <w:t xml:space="preserve">0.64, 2.62</w:t>
+              <w:t xml:space="preserve">1.30</w:t>
+            </w:r>
+          </w:p>
+        </w:tc>
+        <w:tc>
+          <w:tcPr>
+            <w:tcBorders>
+              <w:bottom w:val="none" w:sz="0" w:space="0" w:color="000000"/>
+              <w:top w:val="none" w:sz="0" w:space="0" w:color="000000"/>
+              <w:left w:val="none" w:sz="0" w:space="0" w:color="000000"/>
+              <w:right w:val="none" w:sz="0" w:space="0" w:color="000000"/>
+            </w:tcBorders>
+            <w:shd w:val="clear" w:color="auto" w:fill="FFFFFF"/>
+            <w:tcMar>
+              <w:top w:w="0" w:type="dxa"/>
+              <w:bottom w:w="0" w:type="dxa"/>
+              <w:left w:w="0" w:type="dxa"/>
+              <w:right w:w="0" w:type="dxa"/>
+            </w:tcMar>
+            <w:vAlign w:val="top"/>
+          </w:tcPr>
+          <w:p>
+            <w:pPr>
+              <w:pStyle w:val="Normal"/>
+              <w:jc w:val="center"/>
+              <w:pBdr>
+                <w:bottom w:val="none" w:sz="0" w:space="0" w:color="000000"/>
+                <w:top w:val="none" w:sz="0" w:space="0" w:color="000000"/>
+                <w:left w:val="none" w:sz="0" w:space="0" w:color="000000"/>
+                <w:right w:val="none" w:sz="0" w:space="0" w:color="000000"/>
+              </w:pBdr>
+              <w:spacing w:after="100" w:before="100" w:line="240"/>
+              <w:ind w:left="100" w:right="100" w:firstLine="0" w:firstLineChars="0"/>
+              <w:rPr>
+                <w:rFonts w:ascii="Helvetica" w:hAnsi="Helvetica" w:eastAsia="Helvetica" w:cs="Helvetica"/>
+                <w:i w:val="false"/>
+                <w:b w:val="false"/>
+                <w:u w:val="none"/>
+                <w:sz w:val="22"/>
+                <w:szCs w:val="22"/>
+                <w:color w:val="000000"/>
+              </w:rPr>
+            </w:pPr>
+            <w:r>
+              <w:rPr>
+                <w:rFonts w:ascii="Helvetica" w:hAnsi="Helvetica" w:eastAsia="Helvetica" w:cs="Helvetica"/>
+                <w:i w:val="false"/>
+                <w:b w:val="false"/>
+                <w:u w:val="none"/>
+                <w:sz w:val="22"/>
+                <w:szCs w:val="22"/>
+                <w:color w:val="000000"/>
+              </w:rPr>
+              <w:t xml:space="preserve">0.63, 2.66</w:t>
             </w:r>
           </w:p>
         </w:tc>
@@ -3142,972 +3142,6 @@
                 <w:color w:val="000000"/>
               </w:rPr>
               <w:t xml:space="preserve">0.470</w:t>
-            </w:r>
-          </w:p>
-        </w:tc>
-      </w:tr>
-      <w:tr>
-        <w:trPr>
-          <w:trHeight w:val="614" w:hRule="auto"/>
-        </w:trPr>
-        body 6
-        <w:tc>
-          <w:tcPr>
-            <w:tcBorders>
-              <w:bottom w:val="none" w:sz="0" w:space="0" w:color="000000"/>
-              <w:top w:val="none" w:sz="0" w:space="0" w:color="000000"/>
-              <w:left w:val="none" w:sz="0" w:space="0" w:color="000000"/>
-              <w:right w:val="none" w:sz="0" w:space="0" w:color="000000"/>
-            </w:tcBorders>
-            <w:shd w:val="clear" w:color="auto" w:fill="FFFFFF"/>
-            <w:tcMar>
-              <w:top w:w="0" w:type="dxa"/>
-              <w:bottom w:w="0" w:type="dxa"/>
-              <w:left w:w="0" w:type="dxa"/>
-              <w:right w:w="0" w:type="dxa"/>
-            </w:tcMar>
-            <w:vAlign w:val="top"/>
-          </w:tcPr>
-          <w:p>
-            <w:pPr>
-              <w:pStyle w:val="Normal"/>
-              <w:jc w:val="left"/>
-              <w:pBdr>
-                <w:bottom w:val="none" w:sz="0" w:space="0" w:color="000000"/>
-                <w:top w:val="none" w:sz="0" w:space="0" w:color="000000"/>
-                <w:left w:val="none" w:sz="0" w:space="0" w:color="000000"/>
-                <w:right w:val="none" w:sz="0" w:space="0" w:color="000000"/>
-              </w:pBdr>
-              <w:spacing w:after="100" w:before="100" w:line="240"/>
-              <w:ind w:left="100" w:right="100" w:firstLine="0" w:firstLineChars="0"/>
-              <w:rPr>
-                <w:rFonts w:ascii="Helvetica" w:hAnsi="Helvetica" w:eastAsia="Helvetica" w:cs="Helvetica"/>
-                <w:i w:val="false"/>
-                <w:b w:val="false"/>
-                <w:u w:val="none"/>
-                <w:sz w:val="22"/>
-                <w:szCs w:val="22"/>
-                <w:color w:val="000000"/>
-              </w:rPr>
-            </w:pPr>
-            <w:r>
-              <w:rPr>
-                <w:rFonts w:ascii="Helvetica" w:hAnsi="Helvetica" w:eastAsia="Helvetica" w:cs="Helvetica"/>
-                <w:i w:val="false"/>
-                <w:b w:val="false"/>
-                <w:u w:val="none"/>
-                <w:sz w:val="22"/>
-                <w:szCs w:val="22"/>
-                <w:color w:val="000000"/>
-              </w:rPr>
-              <w:t xml:space="preserve">ecog_score_cat2</w:t>
-            </w:r>
-          </w:p>
-        </w:tc>
-        <w:tc>
-          <w:tcPr>
-            <w:tcBorders>
-              <w:bottom w:val="none" w:sz="0" w:space="0" w:color="000000"/>
-              <w:top w:val="none" w:sz="0" w:space="0" w:color="000000"/>
-              <w:left w:val="none" w:sz="0" w:space="0" w:color="000000"/>
-              <w:right w:val="none" w:sz="0" w:space="0" w:color="000000"/>
-            </w:tcBorders>
-            <w:shd w:val="clear" w:color="auto" w:fill="FFFFFF"/>
-            <w:tcMar>
-              <w:top w:w="0" w:type="dxa"/>
-              <w:bottom w:w="0" w:type="dxa"/>
-              <w:left w:w="0" w:type="dxa"/>
-              <w:right w:w="0" w:type="dxa"/>
-            </w:tcMar>
-            <w:vAlign w:val="top"/>
-          </w:tcPr>
-          <w:p>
-            <w:pPr>
-              <w:pStyle w:val="Normal"/>
-              <w:jc w:val="center"/>
-              <w:pBdr>
-                <w:bottom w:val="none" w:sz="0" w:space="0" w:color="000000"/>
-                <w:top w:val="none" w:sz="0" w:space="0" w:color="000000"/>
-                <w:left w:val="none" w:sz="0" w:space="0" w:color="000000"/>
-                <w:right w:val="none" w:sz="0" w:space="0" w:color="000000"/>
-              </w:pBdr>
-              <w:spacing w:after="100" w:before="100" w:line="240"/>
-              <w:ind w:left="100" w:right="100" w:firstLine="0" w:firstLineChars="0"/>
-              <w:rPr>
-                <w:rFonts w:ascii="Helvetica" w:hAnsi="Helvetica" w:eastAsia="Helvetica" w:cs="Helvetica"/>
-                <w:i w:val="false"/>
-                <w:b w:val="false"/>
-                <w:u w:val="none"/>
-                <w:sz w:val="22"/>
-                <w:szCs w:val="22"/>
-                <w:color w:val="000000"/>
-              </w:rPr>
-            </w:pPr>
-            <w:r>
-              <w:rPr>
-                <w:rFonts w:ascii="Helvetica" w:hAnsi="Helvetica" w:eastAsia="Helvetica" w:cs="Helvetica"/>
-                <w:i w:val="false"/>
-                <w:b w:val="false"/>
-                <w:u w:val="none"/>
-                <w:sz w:val="22"/>
-                <w:szCs w:val="22"/>
-                <w:color w:val="000000"/>
-              </w:rPr>
-              <w:t xml:space="preserve">121</w:t>
-            </w:r>
-          </w:p>
-        </w:tc>
-        <w:tc>
-          <w:tcPr>
-            <w:tcBorders>
-              <w:bottom w:val="none" w:sz="0" w:space="0" w:color="000000"/>
-              <w:top w:val="none" w:sz="0" w:space="0" w:color="000000"/>
-              <w:left w:val="none" w:sz="0" w:space="0" w:color="000000"/>
-              <w:right w:val="none" w:sz="0" w:space="0" w:color="000000"/>
-            </w:tcBorders>
-            <w:shd w:val="clear" w:color="auto" w:fill="FFFFFF"/>
-            <w:tcMar>
-              <w:top w:w="0" w:type="dxa"/>
-              <w:bottom w:w="0" w:type="dxa"/>
-              <w:left w:w="0" w:type="dxa"/>
-              <w:right w:w="0" w:type="dxa"/>
-            </w:tcMar>
-            <w:vAlign w:val="top"/>
-          </w:tcPr>
-          <w:p>
-            <w:pPr>
-              <w:pStyle w:val="Normal"/>
-              <w:jc w:val="center"/>
-              <w:pBdr>
-                <w:bottom w:val="none" w:sz="0" w:space="0" w:color="000000"/>
-                <w:top w:val="none" w:sz="0" w:space="0" w:color="000000"/>
-                <w:left w:val="none" w:sz="0" w:space="0" w:color="000000"/>
-                <w:right w:val="none" w:sz="0" w:space="0" w:color="000000"/>
-              </w:pBdr>
-              <w:spacing w:after="100" w:before="100" w:line="240"/>
-              <w:ind w:left="100" w:right="100" w:firstLine="0" w:firstLineChars="0"/>
-              <w:rPr>
-                <w:rFonts w:ascii="Helvetica" w:hAnsi="Helvetica" w:eastAsia="Helvetica" w:cs="Helvetica"/>
-                <w:i w:val="false"/>
-                <w:b w:val="false"/>
-                <w:u w:val="none"/>
-                <w:sz w:val="22"/>
-                <w:szCs w:val="22"/>
-                <w:color w:val="000000"/>
-              </w:rPr>
-            </w:pPr>
-            <w:r>
-              <w:rPr>
-                <w:rFonts w:ascii="Helvetica" w:hAnsi="Helvetica" w:eastAsia="Helvetica" w:cs="Helvetica"/>
-                <w:i w:val="false"/>
-                <w:b w:val="false"/>
-                <w:u w:val="none"/>
-                <w:sz w:val="22"/>
-                <w:szCs w:val="22"/>
-                <w:color w:val="000000"/>
-              </w:rPr>
-              <w:t xml:space="preserve"/>
-            </w:r>
-          </w:p>
-        </w:tc>
-        <w:tc>
-          <w:tcPr>
-            <w:tcBorders>
-              <w:bottom w:val="none" w:sz="0" w:space="0" w:color="000000"/>
-              <w:top w:val="none" w:sz="0" w:space="0" w:color="000000"/>
-              <w:left w:val="none" w:sz="0" w:space="0" w:color="000000"/>
-              <w:right w:val="none" w:sz="0" w:space="0" w:color="000000"/>
-            </w:tcBorders>
-            <w:shd w:val="clear" w:color="auto" w:fill="FFFFFF"/>
-            <w:tcMar>
-              <w:top w:w="0" w:type="dxa"/>
-              <w:bottom w:w="0" w:type="dxa"/>
-              <w:left w:w="0" w:type="dxa"/>
-              <w:right w:w="0" w:type="dxa"/>
-            </w:tcMar>
-            <w:vAlign w:val="top"/>
-          </w:tcPr>
-          <w:p>
-            <w:pPr>
-              <w:pStyle w:val="Normal"/>
-              <w:jc w:val="center"/>
-              <w:pBdr>
-                <w:bottom w:val="none" w:sz="0" w:space="0" w:color="000000"/>
-                <w:top w:val="none" w:sz="0" w:space="0" w:color="000000"/>
-                <w:left w:val="none" w:sz="0" w:space="0" w:color="000000"/>
-                <w:right w:val="none" w:sz="0" w:space="0" w:color="000000"/>
-              </w:pBdr>
-              <w:spacing w:after="100" w:before="100" w:line="240"/>
-              <w:ind w:left="100" w:right="100" w:firstLine="0" w:firstLineChars="0"/>
-              <w:rPr>
-                <w:rFonts w:ascii="Helvetica" w:hAnsi="Helvetica" w:eastAsia="Helvetica" w:cs="Helvetica"/>
-                <w:i w:val="false"/>
-                <w:b w:val="false"/>
-                <w:u w:val="none"/>
-                <w:sz w:val="22"/>
-                <w:szCs w:val="22"/>
-                <w:color w:val="000000"/>
-              </w:rPr>
-            </w:pPr>
-            <w:r>
-              <w:rPr>
-                <w:rFonts w:ascii="Helvetica" w:hAnsi="Helvetica" w:eastAsia="Helvetica" w:cs="Helvetica"/>
-                <w:i w:val="false"/>
-                <w:b w:val="false"/>
-                <w:u w:val="none"/>
-                <w:sz w:val="22"/>
-                <w:szCs w:val="22"/>
-                <w:color w:val="000000"/>
-              </w:rPr>
-              <w:t xml:space="preserve"/>
-            </w:r>
-          </w:p>
-        </w:tc>
-        <w:tc>
-          <w:tcPr>
-            <w:tcBorders>
-              <w:bottom w:val="none" w:sz="0" w:space="0" w:color="000000"/>
-              <w:top w:val="none" w:sz="0" w:space="0" w:color="000000"/>
-              <w:left w:val="none" w:sz="0" w:space="0" w:color="000000"/>
-              <w:right w:val="none" w:sz="0" w:space="0" w:color="000000"/>
-            </w:tcBorders>
-            <w:shd w:val="clear" w:color="auto" w:fill="FFFFFF"/>
-            <w:tcMar>
-              <w:top w:w="0" w:type="dxa"/>
-              <w:bottom w:w="0" w:type="dxa"/>
-              <w:left w:w="0" w:type="dxa"/>
-              <w:right w:w="0" w:type="dxa"/>
-            </w:tcMar>
-            <w:vAlign w:val="top"/>
-          </w:tcPr>
-          <w:p>
-            <w:pPr>
-              <w:pStyle w:val="Normal"/>
-              <w:jc w:val="center"/>
-              <w:pBdr>
-                <w:bottom w:val="none" w:sz="0" w:space="0" w:color="000000"/>
-                <w:top w:val="none" w:sz="0" w:space="0" w:color="000000"/>
-                <w:left w:val="none" w:sz="0" w:space="0" w:color="000000"/>
-                <w:right w:val="none" w:sz="0" w:space="0" w:color="000000"/>
-              </w:pBdr>
-              <w:spacing w:after="100" w:before="100" w:line="240"/>
-              <w:ind w:left="100" w:right="100" w:firstLine="0" w:firstLineChars="0"/>
-              <w:rPr>
-                <w:rFonts w:ascii="Helvetica" w:hAnsi="Helvetica" w:eastAsia="Helvetica" w:cs="Helvetica"/>
-                <w:i w:val="false"/>
-                <w:b w:val="false"/>
-                <w:u w:val="none"/>
-                <w:sz w:val="22"/>
-                <w:szCs w:val="22"/>
-                <w:color w:val="000000"/>
-              </w:rPr>
-            </w:pPr>
-            <w:r>
-              <w:rPr>
-                <w:rFonts w:ascii="Helvetica" w:hAnsi="Helvetica" w:eastAsia="Helvetica" w:cs="Helvetica"/>
-                <w:i w:val="false"/>
-                <w:b w:val="false"/>
-                <w:u w:val="none"/>
-                <w:sz w:val="22"/>
-                <w:szCs w:val="22"/>
-                <w:color w:val="000000"/>
-              </w:rPr>
-              <w:t xml:space="preserve"/>
-            </w:r>
-          </w:p>
-        </w:tc>
-        <w:tc>
-          <w:tcPr>
-            <w:tcBorders>
-              <w:bottom w:val="none" w:sz="0" w:space="0" w:color="000000"/>
-              <w:top w:val="none" w:sz="0" w:space="0" w:color="000000"/>
-              <w:left w:val="none" w:sz="0" w:space="0" w:color="000000"/>
-              <w:right w:val="none" w:sz="0" w:space="0" w:color="000000"/>
-            </w:tcBorders>
-            <w:shd w:val="clear" w:color="auto" w:fill="FFFFFF"/>
-            <w:tcMar>
-              <w:top w:w="0" w:type="dxa"/>
-              <w:bottom w:w="0" w:type="dxa"/>
-              <w:left w:w="0" w:type="dxa"/>
-              <w:right w:w="0" w:type="dxa"/>
-            </w:tcMar>
-            <w:vAlign w:val="top"/>
-          </w:tcPr>
-          <w:p>
-            <w:pPr>
-              <w:pStyle w:val="Normal"/>
-              <w:jc w:val="center"/>
-              <w:pBdr>
-                <w:bottom w:val="none" w:sz="0" w:space="0" w:color="000000"/>
-                <w:top w:val="none" w:sz="0" w:space="0" w:color="000000"/>
-                <w:left w:val="none" w:sz="0" w:space="0" w:color="000000"/>
-                <w:right w:val="none" w:sz="0" w:space="0" w:color="000000"/>
-              </w:pBdr>
-              <w:spacing w:after="100" w:before="100" w:line="240"/>
-              <w:ind w:left="100" w:right="100" w:firstLine="0" w:firstLineChars="0"/>
-              <w:rPr>
-                <w:rFonts w:ascii="Helvetica" w:hAnsi="Helvetica" w:eastAsia="Helvetica" w:cs="Helvetica"/>
-                <w:i w:val="false"/>
-                <w:b w:val="false"/>
-                <w:u w:val="none"/>
-                <w:sz w:val="22"/>
-                <w:szCs w:val="22"/>
-                <w:color w:val="000000"/>
-              </w:rPr>
-            </w:pPr>
-            <w:r>
-              <w:rPr>
-                <w:rFonts w:ascii="Helvetica" w:hAnsi="Helvetica" w:eastAsia="Helvetica" w:cs="Helvetica"/>
-                <w:i w:val="false"/>
-                <w:b w:val="false"/>
-                <w:u w:val="none"/>
-                <w:sz w:val="22"/>
-                <w:szCs w:val="22"/>
-                <w:color w:val="000000"/>
-              </w:rPr>
-              <w:t xml:space="preserve">121</w:t>
-            </w:r>
-          </w:p>
-        </w:tc>
-        <w:tc>
-          <w:tcPr>
-            <w:tcBorders>
-              <w:bottom w:val="none" w:sz="0" w:space="0" w:color="000000"/>
-              <w:top w:val="none" w:sz="0" w:space="0" w:color="000000"/>
-              <w:left w:val="none" w:sz="0" w:space="0" w:color="000000"/>
-              <w:right w:val="none" w:sz="0" w:space="0" w:color="000000"/>
-            </w:tcBorders>
-            <w:shd w:val="clear" w:color="auto" w:fill="FFFFFF"/>
-            <w:tcMar>
-              <w:top w:w="0" w:type="dxa"/>
-              <w:bottom w:w="0" w:type="dxa"/>
-              <w:left w:w="0" w:type="dxa"/>
-              <w:right w:w="0" w:type="dxa"/>
-            </w:tcMar>
-            <w:vAlign w:val="top"/>
-          </w:tcPr>
-          <w:p>
-            <w:pPr>
-              <w:pStyle w:val="Normal"/>
-              <w:jc w:val="center"/>
-              <w:pBdr>
-                <w:bottom w:val="none" w:sz="0" w:space="0" w:color="000000"/>
-                <w:top w:val="none" w:sz="0" w:space="0" w:color="000000"/>
-                <w:left w:val="none" w:sz="0" w:space="0" w:color="000000"/>
-                <w:right w:val="none" w:sz="0" w:space="0" w:color="000000"/>
-              </w:pBdr>
-              <w:spacing w:after="100" w:before="100" w:line="240"/>
-              <w:ind w:left="100" w:right="100" w:firstLine="0" w:firstLineChars="0"/>
-              <w:rPr>
-                <w:rFonts w:ascii="Helvetica" w:hAnsi="Helvetica" w:eastAsia="Helvetica" w:cs="Helvetica"/>
-                <w:i w:val="false"/>
-                <w:b w:val="false"/>
-                <w:u w:val="none"/>
-                <w:sz w:val="22"/>
-                <w:szCs w:val="22"/>
-                <w:color w:val="000000"/>
-              </w:rPr>
-            </w:pPr>
-            <w:r>
-              <w:rPr>
-                <w:rFonts w:ascii="Helvetica" w:hAnsi="Helvetica" w:eastAsia="Helvetica" w:cs="Helvetica"/>
-                <w:i w:val="false"/>
-                <w:b w:val="false"/>
-                <w:u w:val="none"/>
-                <w:sz w:val="22"/>
-                <w:szCs w:val="22"/>
-                <w:color w:val="000000"/>
-              </w:rPr>
-              <w:t xml:space="preserve"/>
-            </w:r>
-          </w:p>
-        </w:tc>
-        <w:tc>
-          <w:tcPr>
-            <w:tcBorders>
-              <w:bottom w:val="none" w:sz="0" w:space="0" w:color="000000"/>
-              <w:top w:val="none" w:sz="0" w:space="0" w:color="000000"/>
-              <w:left w:val="none" w:sz="0" w:space="0" w:color="000000"/>
-              <w:right w:val="none" w:sz="0" w:space="0" w:color="000000"/>
-            </w:tcBorders>
-            <w:shd w:val="clear" w:color="auto" w:fill="FFFFFF"/>
-            <w:tcMar>
-              <w:top w:w="0" w:type="dxa"/>
-              <w:bottom w:w="0" w:type="dxa"/>
-              <w:left w:w="0" w:type="dxa"/>
-              <w:right w:w="0" w:type="dxa"/>
-            </w:tcMar>
-            <w:vAlign w:val="top"/>
-          </w:tcPr>
-          <w:p>
-            <w:pPr>
-              <w:pStyle w:val="Normal"/>
-              <w:jc w:val="center"/>
-              <w:pBdr>
-                <w:bottom w:val="none" w:sz="0" w:space="0" w:color="000000"/>
-                <w:top w:val="none" w:sz="0" w:space="0" w:color="000000"/>
-                <w:left w:val="none" w:sz="0" w:space="0" w:color="000000"/>
-                <w:right w:val="none" w:sz="0" w:space="0" w:color="000000"/>
-              </w:pBdr>
-              <w:spacing w:after="100" w:before="100" w:line="240"/>
-              <w:ind w:left="100" w:right="100" w:firstLine="0" w:firstLineChars="0"/>
-              <w:rPr>
-                <w:rFonts w:ascii="Helvetica" w:hAnsi="Helvetica" w:eastAsia="Helvetica" w:cs="Helvetica"/>
-                <w:i w:val="false"/>
-                <w:b w:val="false"/>
-                <w:u w:val="none"/>
-                <w:sz w:val="22"/>
-                <w:szCs w:val="22"/>
-                <w:color w:val="000000"/>
-              </w:rPr>
-            </w:pPr>
-            <w:r>
-              <w:rPr>
-                <w:rFonts w:ascii="Helvetica" w:hAnsi="Helvetica" w:eastAsia="Helvetica" w:cs="Helvetica"/>
-                <w:i w:val="false"/>
-                <w:b w:val="false"/>
-                <w:u w:val="none"/>
-                <w:sz w:val="22"/>
-                <w:szCs w:val="22"/>
-                <w:color w:val="000000"/>
-              </w:rPr>
-              <w:t xml:space="preserve"/>
-            </w:r>
-          </w:p>
-        </w:tc>
-        <w:tc>
-          <w:tcPr>
-            <w:tcBorders>
-              <w:bottom w:val="none" w:sz="0" w:space="0" w:color="000000"/>
-              <w:top w:val="none" w:sz="0" w:space="0" w:color="000000"/>
-              <w:left w:val="none" w:sz="0" w:space="0" w:color="000000"/>
-              <w:right w:val="none" w:sz="0" w:space="0" w:color="000000"/>
-            </w:tcBorders>
-            <w:shd w:val="clear" w:color="auto" w:fill="FFFFFF"/>
-            <w:tcMar>
-              <w:top w:w="0" w:type="dxa"/>
-              <w:bottom w:w="0" w:type="dxa"/>
-              <w:left w:w="0" w:type="dxa"/>
-              <w:right w:w="0" w:type="dxa"/>
-            </w:tcMar>
-            <w:vAlign w:val="top"/>
-          </w:tcPr>
-          <w:p>
-            <w:pPr>
-              <w:pStyle w:val="Normal"/>
-              <w:jc w:val="center"/>
-              <w:pBdr>
-                <w:bottom w:val="none" w:sz="0" w:space="0" w:color="000000"/>
-                <w:top w:val="none" w:sz="0" w:space="0" w:color="000000"/>
-                <w:left w:val="none" w:sz="0" w:space="0" w:color="000000"/>
-                <w:right w:val="none" w:sz="0" w:space="0" w:color="000000"/>
-              </w:pBdr>
-              <w:spacing w:after="100" w:before="100" w:line="240"/>
-              <w:ind w:left="100" w:right="100" w:firstLine="0" w:firstLineChars="0"/>
-              <w:rPr>
-                <w:rFonts w:ascii="Helvetica" w:hAnsi="Helvetica" w:eastAsia="Helvetica" w:cs="Helvetica"/>
-                <w:i w:val="false"/>
-                <w:b w:val="false"/>
-                <w:u w:val="none"/>
-                <w:sz w:val="22"/>
-                <w:szCs w:val="22"/>
-                <w:color w:val="000000"/>
-              </w:rPr>
-            </w:pPr>
-            <w:r>
-              <w:rPr>
-                <w:rFonts w:ascii="Helvetica" w:hAnsi="Helvetica" w:eastAsia="Helvetica" w:cs="Helvetica"/>
-                <w:i w:val="false"/>
-                <w:b w:val="false"/>
-                <w:u w:val="none"/>
-                <w:sz w:val="22"/>
-                <w:szCs w:val="22"/>
-                <w:color w:val="000000"/>
-              </w:rPr>
-              <w:t xml:space="preserve"/>
-            </w:r>
-          </w:p>
-        </w:tc>
-      </w:tr>
-      <w:tr>
-        <w:trPr>
-          <w:trHeight w:val="569" w:hRule="auto"/>
-        </w:trPr>
-        body 7
-        <w:tc>
-          <w:tcPr>
-            <w:tcBorders>
-              <w:bottom w:val="none" w:sz="0" w:space="0" w:color="000000"/>
-              <w:top w:val="none" w:sz="0" w:space="0" w:color="000000"/>
-              <w:left w:val="none" w:sz="0" w:space="0" w:color="000000"/>
-              <w:right w:val="none" w:sz="0" w:space="0" w:color="000000"/>
-            </w:tcBorders>
-            <w:shd w:val="clear" w:color="auto" w:fill="FFFFFF"/>
-            <w:tcMar>
-              <w:top w:w="0" w:type="dxa"/>
-              <w:bottom w:w="0" w:type="dxa"/>
-              <w:left w:w="0" w:type="dxa"/>
-              <w:right w:w="0" w:type="dxa"/>
-            </w:tcMar>
-            <w:vAlign w:val="top"/>
-          </w:tcPr>
-          <w:p>
-            <w:pPr>
-              <w:pStyle w:val="Normal"/>
-              <w:jc w:val="left"/>
-              <w:pBdr>
-                <w:bottom w:val="none" w:sz="0" w:space="0" w:color="000000"/>
-                <w:top w:val="none" w:sz="0" w:space="0" w:color="000000"/>
-                <w:left w:val="none" w:sz="0" w:space="0" w:color="000000"/>
-                <w:right w:val="none" w:sz="0" w:space="0" w:color="000000"/>
-              </w:pBdr>
-              <w:spacing w:after="100" w:before="100" w:line="240"/>
-              <w:ind w:left="300" w:right="100" w:firstLine="0" w:firstLineChars="0"/>
-              <w:rPr>
-                <w:rFonts w:ascii="Helvetica" w:hAnsi="Helvetica" w:eastAsia="Helvetica" w:cs="Helvetica"/>
-                <w:i w:val="false"/>
-                <w:b w:val="false"/>
-                <w:u w:val="none"/>
-                <w:sz w:val="22"/>
-                <w:szCs w:val="22"/>
-                <w:color w:val="000000"/>
-              </w:rPr>
-            </w:pPr>
-            <w:r>
-              <w:rPr>
-                <w:rFonts w:ascii="Helvetica" w:hAnsi="Helvetica" w:eastAsia="Helvetica" w:cs="Helvetica"/>
-                <w:i w:val="false"/>
-                <w:b w:val="false"/>
-                <w:u w:val="none"/>
-                <w:sz w:val="22"/>
-                <w:szCs w:val="22"/>
-                <w:color w:val="000000"/>
-              </w:rPr>
-              <w:t xml:space="preserve">0</w:t>
-            </w:r>
-          </w:p>
-        </w:tc>
-        <w:tc>
-          <w:tcPr>
-            <w:tcBorders>
-              <w:bottom w:val="none" w:sz="0" w:space="0" w:color="000000"/>
-              <w:top w:val="none" w:sz="0" w:space="0" w:color="000000"/>
-              <w:left w:val="none" w:sz="0" w:space="0" w:color="000000"/>
-              <w:right w:val="none" w:sz="0" w:space="0" w:color="000000"/>
-            </w:tcBorders>
-            <w:shd w:val="clear" w:color="auto" w:fill="FFFFFF"/>
-            <w:tcMar>
-              <w:top w:w="0" w:type="dxa"/>
-              <w:bottom w:w="0" w:type="dxa"/>
-              <w:left w:w="0" w:type="dxa"/>
-              <w:right w:w="0" w:type="dxa"/>
-            </w:tcMar>
-            <w:vAlign w:val="top"/>
-          </w:tcPr>
-          <w:p>
-            <w:pPr>
-              <w:pStyle w:val="Normal"/>
-              <w:jc w:val="center"/>
-              <w:pBdr>
-                <w:bottom w:val="none" w:sz="0" w:space="0" w:color="000000"/>
-                <w:top w:val="none" w:sz="0" w:space="0" w:color="000000"/>
-                <w:left w:val="none" w:sz="0" w:space="0" w:color="000000"/>
-                <w:right w:val="none" w:sz="0" w:space="0" w:color="000000"/>
-              </w:pBdr>
-              <w:spacing w:after="100" w:before="100" w:line="240"/>
-              <w:ind w:left="100" w:right="100" w:firstLine="0" w:firstLineChars="0"/>
-              <w:rPr>
-                <w:rFonts w:ascii="Helvetica" w:hAnsi="Helvetica" w:eastAsia="Helvetica" w:cs="Helvetica"/>
-                <w:i w:val="false"/>
-                <w:b w:val="false"/>
-                <w:u w:val="none"/>
-                <w:sz w:val="22"/>
-                <w:szCs w:val="22"/>
-                <w:color w:val="000000"/>
-              </w:rPr>
-            </w:pPr>
-            <w:r>
-              <w:rPr>
-                <w:rFonts w:ascii="Helvetica" w:hAnsi="Helvetica" w:eastAsia="Helvetica" w:cs="Helvetica"/>
-                <w:i w:val="false"/>
-                <w:b w:val="false"/>
-                <w:u w:val="none"/>
-                <w:sz w:val="22"/>
-                <w:szCs w:val="22"/>
-                <w:color w:val="000000"/>
-              </w:rPr>
-              <w:t xml:space="preserve"/>
-            </w:r>
-          </w:p>
-        </w:tc>
-        <w:tc>
-          <w:tcPr>
-            <w:tcBorders>
-              <w:bottom w:val="none" w:sz="0" w:space="0" w:color="000000"/>
-              <w:top w:val="none" w:sz="0" w:space="0" w:color="000000"/>
-              <w:left w:val="none" w:sz="0" w:space="0" w:color="000000"/>
-              <w:right w:val="none" w:sz="0" w:space="0" w:color="000000"/>
-            </w:tcBorders>
-            <w:shd w:val="clear" w:color="auto" w:fill="FFFFFF"/>
-            <w:tcMar>
-              <w:top w:w="0" w:type="dxa"/>
-              <w:bottom w:w="0" w:type="dxa"/>
-              <w:left w:w="0" w:type="dxa"/>
-              <w:right w:w="0" w:type="dxa"/>
-            </w:tcMar>
-            <w:vAlign w:val="top"/>
-          </w:tcPr>
-          <w:p>
-            <w:pPr>
-              <w:pStyle w:val="Normal"/>
-              <w:jc w:val="center"/>
-              <w:pBdr>
-                <w:bottom w:val="none" w:sz="0" w:space="0" w:color="000000"/>
-                <w:top w:val="none" w:sz="0" w:space="0" w:color="000000"/>
-                <w:left w:val="none" w:sz="0" w:space="0" w:color="000000"/>
-                <w:right w:val="none" w:sz="0" w:space="0" w:color="000000"/>
-              </w:pBdr>
-              <w:spacing w:after="100" w:before="100" w:line="240"/>
-              <w:ind w:left="100" w:right="100" w:firstLine="0" w:firstLineChars="0"/>
-              <w:rPr>
-                <w:rFonts w:ascii="Helvetica" w:hAnsi="Helvetica" w:eastAsia="Helvetica" w:cs="Helvetica"/>
-                <w:i w:val="false"/>
-                <w:b w:val="false"/>
-                <w:u w:val="none"/>
-                <w:sz w:val="22"/>
-                <w:szCs w:val="22"/>
-                <w:color w:val="000000"/>
-              </w:rPr>
-            </w:pPr>
-            <w:r>
-              <w:rPr>
-                <w:rFonts w:ascii="Helvetica" w:hAnsi="Helvetica" w:eastAsia="Helvetica" w:cs="Helvetica"/>
-                <w:i w:val="false"/>
-                <w:b w:val="false"/>
-                <w:u w:val="none"/>
-                <w:sz w:val="22"/>
-                <w:szCs w:val="22"/>
-                <w:color w:val="000000"/>
-              </w:rPr>
-              <w:t xml:space="preserve">—</w:t>
-            </w:r>
-          </w:p>
-        </w:tc>
-        <w:tc>
-          <w:tcPr>
-            <w:tcBorders>
-              <w:bottom w:val="none" w:sz="0" w:space="0" w:color="000000"/>
-              <w:top w:val="none" w:sz="0" w:space="0" w:color="000000"/>
-              <w:left w:val="none" w:sz="0" w:space="0" w:color="000000"/>
-              <w:right w:val="none" w:sz="0" w:space="0" w:color="000000"/>
-            </w:tcBorders>
-            <w:shd w:val="clear" w:color="auto" w:fill="FFFFFF"/>
-            <w:tcMar>
-              <w:top w:w="0" w:type="dxa"/>
-              <w:bottom w:w="0" w:type="dxa"/>
-              <w:left w:w="0" w:type="dxa"/>
-              <w:right w:w="0" w:type="dxa"/>
-            </w:tcMar>
-            <w:vAlign w:val="top"/>
-          </w:tcPr>
-          <w:p>
-            <w:pPr>
-              <w:pStyle w:val="Normal"/>
-              <w:jc w:val="center"/>
-              <w:pBdr>
-                <w:bottom w:val="none" w:sz="0" w:space="0" w:color="000000"/>
-                <w:top w:val="none" w:sz="0" w:space="0" w:color="000000"/>
-                <w:left w:val="none" w:sz="0" w:space="0" w:color="000000"/>
-                <w:right w:val="none" w:sz="0" w:space="0" w:color="000000"/>
-              </w:pBdr>
-              <w:spacing w:after="100" w:before="100" w:line="240"/>
-              <w:ind w:left="100" w:right="100" w:firstLine="0" w:firstLineChars="0"/>
-              <w:rPr>
-                <w:rFonts w:ascii="Helvetica" w:hAnsi="Helvetica" w:eastAsia="Helvetica" w:cs="Helvetica"/>
-                <w:i w:val="false"/>
-                <w:b w:val="false"/>
-                <w:u w:val="none"/>
-                <w:sz w:val="22"/>
-                <w:szCs w:val="22"/>
-                <w:color w:val="000000"/>
-              </w:rPr>
-            </w:pPr>
-            <w:r>
-              <w:rPr>
-                <w:rFonts w:ascii="Helvetica" w:hAnsi="Helvetica" w:eastAsia="Helvetica" w:cs="Helvetica"/>
-                <w:i w:val="false"/>
-                <w:b w:val="false"/>
-                <w:u w:val="none"/>
-                <w:sz w:val="22"/>
-                <w:szCs w:val="22"/>
-                <w:color w:val="000000"/>
-              </w:rPr>
-              <w:t xml:space="preserve">—</w:t>
-            </w:r>
-          </w:p>
-        </w:tc>
-        <w:tc>
-          <w:tcPr>
-            <w:tcBorders>
-              <w:bottom w:val="none" w:sz="0" w:space="0" w:color="000000"/>
-              <w:top w:val="none" w:sz="0" w:space="0" w:color="000000"/>
-              <w:left w:val="none" w:sz="0" w:space="0" w:color="000000"/>
-              <w:right w:val="none" w:sz="0" w:space="0" w:color="000000"/>
-            </w:tcBorders>
-            <w:shd w:val="clear" w:color="auto" w:fill="FFFFFF"/>
-            <w:tcMar>
-              <w:top w:w="0" w:type="dxa"/>
-              <w:bottom w:w="0" w:type="dxa"/>
-              <w:left w:w="0" w:type="dxa"/>
-              <w:right w:w="0" w:type="dxa"/>
-            </w:tcMar>
-            <w:vAlign w:val="top"/>
-          </w:tcPr>
-          <w:p>
-            <w:pPr>
-              <w:pStyle w:val="Normal"/>
-              <w:jc w:val="center"/>
-              <w:pBdr>
-                <w:bottom w:val="none" w:sz="0" w:space="0" w:color="000000"/>
-                <w:top w:val="none" w:sz="0" w:space="0" w:color="000000"/>
-                <w:left w:val="none" w:sz="0" w:space="0" w:color="000000"/>
-                <w:right w:val="none" w:sz="0" w:space="0" w:color="000000"/>
-              </w:pBdr>
-              <w:spacing w:after="100" w:before="100" w:line="240"/>
-              <w:ind w:left="100" w:right="100" w:firstLine="0" w:firstLineChars="0"/>
-              <w:rPr>
-                <w:rFonts w:ascii="Helvetica" w:hAnsi="Helvetica" w:eastAsia="Helvetica" w:cs="Helvetica"/>
-                <w:i w:val="false"/>
-                <w:b w:val="false"/>
-                <w:u w:val="none"/>
-                <w:sz w:val="22"/>
-                <w:szCs w:val="22"/>
-                <w:color w:val="000000"/>
-              </w:rPr>
-            </w:pPr>
-            <w:r>
-              <w:rPr>
-                <w:rFonts w:ascii="Helvetica" w:hAnsi="Helvetica" w:eastAsia="Helvetica" w:cs="Helvetica"/>
-                <w:i w:val="false"/>
-                <w:b w:val="false"/>
-                <w:u w:val="none"/>
-                <w:sz w:val="22"/>
-                <w:szCs w:val="22"/>
-                <w:color w:val="000000"/>
-              </w:rPr>
-              <w:t xml:space="preserve"/>
-            </w:r>
-          </w:p>
-        </w:tc>
-        <w:tc>
-          <w:tcPr>
-            <w:tcBorders>
-              <w:bottom w:val="none" w:sz="0" w:space="0" w:color="000000"/>
-              <w:top w:val="none" w:sz="0" w:space="0" w:color="000000"/>
-              <w:left w:val="none" w:sz="0" w:space="0" w:color="000000"/>
-              <w:right w:val="none" w:sz="0" w:space="0" w:color="000000"/>
-            </w:tcBorders>
-            <w:shd w:val="clear" w:color="auto" w:fill="FFFFFF"/>
-            <w:tcMar>
-              <w:top w:w="0" w:type="dxa"/>
-              <w:bottom w:w="0" w:type="dxa"/>
-              <w:left w:w="0" w:type="dxa"/>
-              <w:right w:w="0" w:type="dxa"/>
-            </w:tcMar>
-            <w:vAlign w:val="top"/>
-          </w:tcPr>
-          <w:p>
-            <w:pPr>
-              <w:pStyle w:val="Normal"/>
-              <w:jc w:val="center"/>
-              <w:pBdr>
-                <w:bottom w:val="none" w:sz="0" w:space="0" w:color="000000"/>
-                <w:top w:val="none" w:sz="0" w:space="0" w:color="000000"/>
-                <w:left w:val="none" w:sz="0" w:space="0" w:color="000000"/>
-                <w:right w:val="none" w:sz="0" w:space="0" w:color="000000"/>
-              </w:pBdr>
-              <w:spacing w:after="100" w:before="100" w:line="240"/>
-              <w:ind w:left="100" w:right="100" w:firstLine="0" w:firstLineChars="0"/>
-              <w:rPr>
-                <w:rFonts w:ascii="Helvetica" w:hAnsi="Helvetica" w:eastAsia="Helvetica" w:cs="Helvetica"/>
-                <w:i w:val="false"/>
-                <w:b w:val="false"/>
-                <w:u w:val="none"/>
-                <w:sz w:val="22"/>
-                <w:szCs w:val="22"/>
-                <w:color w:val="000000"/>
-              </w:rPr>
-            </w:pPr>
-            <w:r>
-              <w:rPr>
-                <w:rFonts w:ascii="Helvetica" w:hAnsi="Helvetica" w:eastAsia="Helvetica" w:cs="Helvetica"/>
-                <w:i w:val="false"/>
-                <w:b w:val="false"/>
-                <w:u w:val="none"/>
-                <w:sz w:val="22"/>
-                <w:szCs w:val="22"/>
-                <w:color w:val="000000"/>
-              </w:rPr>
-              <w:t xml:space="preserve"/>
-            </w:r>
-          </w:p>
-        </w:tc>
-        <w:tc>
-          <w:tcPr>
-            <w:tcBorders>
-              <w:bottom w:val="none" w:sz="0" w:space="0" w:color="000000"/>
-              <w:top w:val="none" w:sz="0" w:space="0" w:color="000000"/>
-              <w:left w:val="none" w:sz="0" w:space="0" w:color="000000"/>
-              <w:right w:val="none" w:sz="0" w:space="0" w:color="000000"/>
-            </w:tcBorders>
-            <w:shd w:val="clear" w:color="auto" w:fill="FFFFFF"/>
-            <w:tcMar>
-              <w:top w:w="0" w:type="dxa"/>
-              <w:bottom w:w="0" w:type="dxa"/>
-              <w:left w:w="0" w:type="dxa"/>
-              <w:right w:w="0" w:type="dxa"/>
-            </w:tcMar>
-            <w:vAlign w:val="top"/>
-          </w:tcPr>
-          <w:p>
-            <w:pPr>
-              <w:pStyle w:val="Normal"/>
-              <w:jc w:val="center"/>
-              <w:pBdr>
-                <w:bottom w:val="none" w:sz="0" w:space="0" w:color="000000"/>
-                <w:top w:val="none" w:sz="0" w:space="0" w:color="000000"/>
-                <w:left w:val="none" w:sz="0" w:space="0" w:color="000000"/>
-                <w:right w:val="none" w:sz="0" w:space="0" w:color="000000"/>
-              </w:pBdr>
-              <w:spacing w:after="100" w:before="100" w:line="240"/>
-              <w:ind w:left="100" w:right="100" w:firstLine="0" w:firstLineChars="0"/>
-              <w:rPr>
-                <w:rFonts w:ascii="Helvetica" w:hAnsi="Helvetica" w:eastAsia="Helvetica" w:cs="Helvetica"/>
-                <w:i w:val="false"/>
-                <w:b w:val="false"/>
-                <w:u w:val="none"/>
-                <w:sz w:val="22"/>
-                <w:szCs w:val="22"/>
-                <w:color w:val="000000"/>
-              </w:rPr>
-            </w:pPr>
-            <w:r>
-              <w:rPr>
-                <w:rFonts w:ascii="Helvetica" w:hAnsi="Helvetica" w:eastAsia="Helvetica" w:cs="Helvetica"/>
-                <w:i w:val="false"/>
-                <w:b w:val="false"/>
-                <w:u w:val="none"/>
-                <w:sz w:val="22"/>
-                <w:szCs w:val="22"/>
-                <w:color w:val="000000"/>
-              </w:rPr>
-              <w:t xml:space="preserve">—</w:t>
-            </w:r>
-          </w:p>
-        </w:tc>
-        <w:tc>
-          <w:tcPr>
-            <w:tcBorders>
-              <w:bottom w:val="none" w:sz="0" w:space="0" w:color="000000"/>
-              <w:top w:val="none" w:sz="0" w:space="0" w:color="000000"/>
-              <w:left w:val="none" w:sz="0" w:space="0" w:color="000000"/>
-              <w:right w:val="none" w:sz="0" w:space="0" w:color="000000"/>
-            </w:tcBorders>
-            <w:shd w:val="clear" w:color="auto" w:fill="FFFFFF"/>
-            <w:tcMar>
-              <w:top w:w="0" w:type="dxa"/>
-              <w:bottom w:w="0" w:type="dxa"/>
-              <w:left w:w="0" w:type="dxa"/>
-              <w:right w:w="0" w:type="dxa"/>
-            </w:tcMar>
-            <w:vAlign w:val="top"/>
-          </w:tcPr>
-          <w:p>
-            <w:pPr>
-              <w:pStyle w:val="Normal"/>
-              <w:jc w:val="center"/>
-              <w:pBdr>
-                <w:bottom w:val="none" w:sz="0" w:space="0" w:color="000000"/>
-                <w:top w:val="none" w:sz="0" w:space="0" w:color="000000"/>
-                <w:left w:val="none" w:sz="0" w:space="0" w:color="000000"/>
-                <w:right w:val="none" w:sz="0" w:space="0" w:color="000000"/>
-              </w:pBdr>
-              <w:spacing w:after="100" w:before="100" w:line="240"/>
-              <w:ind w:left="100" w:right="100" w:firstLine="0" w:firstLineChars="0"/>
-              <w:rPr>
-                <w:rFonts w:ascii="Helvetica" w:hAnsi="Helvetica" w:eastAsia="Helvetica" w:cs="Helvetica"/>
-                <w:i w:val="false"/>
-                <w:b w:val="false"/>
-                <w:u w:val="none"/>
-                <w:sz w:val="22"/>
-                <w:szCs w:val="22"/>
-                <w:color w:val="000000"/>
-              </w:rPr>
-            </w:pPr>
-            <w:r>
-              <w:rPr>
-                <w:rFonts w:ascii="Helvetica" w:hAnsi="Helvetica" w:eastAsia="Helvetica" w:cs="Helvetica"/>
-                <w:i w:val="false"/>
-                <w:b w:val="false"/>
-                <w:u w:val="none"/>
-                <w:sz w:val="22"/>
-                <w:szCs w:val="22"/>
-                <w:color w:val="000000"/>
-              </w:rPr>
-              <w:t xml:space="preserve">—</w:t>
-            </w:r>
-          </w:p>
-        </w:tc>
-        <w:tc>
-          <w:tcPr>
-            <w:tcBorders>
-              <w:bottom w:val="none" w:sz="0" w:space="0" w:color="000000"/>
-              <w:top w:val="none" w:sz="0" w:space="0" w:color="000000"/>
-              <w:left w:val="none" w:sz="0" w:space="0" w:color="000000"/>
-              <w:right w:val="none" w:sz="0" w:space="0" w:color="000000"/>
-            </w:tcBorders>
-            <w:shd w:val="clear" w:color="auto" w:fill="FFFFFF"/>
-            <w:tcMar>
-              <w:top w:w="0" w:type="dxa"/>
-              <w:bottom w:w="0" w:type="dxa"/>
-              <w:left w:w="0" w:type="dxa"/>
-              <w:right w:w="0" w:type="dxa"/>
-            </w:tcMar>
-            <w:vAlign w:val="top"/>
-          </w:tcPr>
-          <w:p>
-            <w:pPr>
-              <w:pStyle w:val="Normal"/>
-              <w:jc w:val="center"/>
-              <w:pBdr>
-                <w:bottom w:val="none" w:sz="0" w:space="0" w:color="000000"/>
-                <w:top w:val="none" w:sz="0" w:space="0" w:color="000000"/>
-                <w:left w:val="none" w:sz="0" w:space="0" w:color="000000"/>
-                <w:right w:val="none" w:sz="0" w:space="0" w:color="000000"/>
-              </w:pBdr>
-              <w:spacing w:after="100" w:before="100" w:line="240"/>
-              <w:ind w:left="100" w:right="100" w:firstLine="0" w:firstLineChars="0"/>
-              <w:rPr>
-                <w:rFonts w:ascii="Helvetica" w:hAnsi="Helvetica" w:eastAsia="Helvetica" w:cs="Helvetica"/>
-                <w:i w:val="false"/>
-                <w:b w:val="false"/>
-                <w:u w:val="none"/>
-                <w:sz w:val="22"/>
-                <w:szCs w:val="22"/>
-                <w:color w:val="000000"/>
-              </w:rPr>
-            </w:pPr>
-            <w:r>
-              <w:rPr>
-                <w:rFonts w:ascii="Helvetica" w:hAnsi="Helvetica" w:eastAsia="Helvetica" w:cs="Helvetica"/>
-                <w:i w:val="false"/>
-                <w:b w:val="false"/>
-                <w:u w:val="none"/>
-                <w:sz w:val="22"/>
-                <w:szCs w:val="22"/>
-                <w:color w:val="000000"/>
-              </w:rPr>
-              <w:t xml:space="preserve"/>
             </w:r>
           </w:p>
         </w:tc>
@@ -4116,7 +3150,7 @@
         <w:trPr>
           <w:trHeight w:val="598" w:hRule="auto"/>
         </w:trPr>
-        body 8
+        body6
         <w:tc>
           <w:tcPr>
             <w:tcBorders>
@@ -4145,452 +3179,452 @@
                 <w:right w:val="none" w:sz="0" w:space="0" w:color="000000"/>
               </w:pBdr>
               <w:spacing w:after="100" w:before="100" w:line="240"/>
-              <w:ind w:left="300" w:right="100" w:firstLine="0" w:firstLineChars="0"/>
-              <w:rPr>
-                <w:rFonts w:ascii="Helvetica" w:hAnsi="Helvetica" w:eastAsia="Helvetica" w:cs="Helvetica"/>
-                <w:i w:val="false"/>
-                <w:b w:val="false"/>
-                <w:u w:val="none"/>
-                <w:sz w:val="22"/>
-                <w:szCs w:val="22"/>
-                <w:color w:val="000000"/>
-              </w:rPr>
-            </w:pPr>
-            <w:r>
-              <w:rPr>
-                <w:rFonts w:ascii="Helvetica" w:hAnsi="Helvetica" w:eastAsia="Helvetica" w:cs="Helvetica"/>
-                <w:i w:val="false"/>
-                <w:b w:val="false"/>
-                <w:u w:val="none"/>
-                <w:sz w:val="22"/>
-                <w:szCs w:val="22"/>
-                <w:color w:val="000000"/>
-              </w:rPr>
-              <w:t xml:space="preserve">&gt;=1</w:t>
-            </w:r>
-          </w:p>
-        </w:tc>
-        <w:tc>
-          <w:tcPr>
-            <w:tcBorders>
-              <w:bottom w:val="none" w:sz="0" w:space="0" w:color="000000"/>
-              <w:top w:val="none" w:sz="0" w:space="0" w:color="000000"/>
-              <w:left w:val="none" w:sz="0" w:space="0" w:color="000000"/>
-              <w:right w:val="none" w:sz="0" w:space="0" w:color="000000"/>
-            </w:tcBorders>
-            <w:shd w:val="clear" w:color="auto" w:fill="FFFFFF"/>
-            <w:tcMar>
-              <w:top w:w="0" w:type="dxa"/>
-              <w:bottom w:w="0" w:type="dxa"/>
-              <w:left w:w="0" w:type="dxa"/>
-              <w:right w:w="0" w:type="dxa"/>
-            </w:tcMar>
-            <w:vAlign w:val="top"/>
-          </w:tcPr>
-          <w:p>
-            <w:pPr>
-              <w:pStyle w:val="Normal"/>
-              <w:jc w:val="center"/>
-              <w:pBdr>
-                <w:bottom w:val="none" w:sz="0" w:space="0" w:color="000000"/>
-                <w:top w:val="none" w:sz="0" w:space="0" w:color="000000"/>
-                <w:left w:val="none" w:sz="0" w:space="0" w:color="000000"/>
-                <w:right w:val="none" w:sz="0" w:space="0" w:color="000000"/>
-              </w:pBdr>
-              <w:spacing w:after="100" w:before="100" w:line="240"/>
-              <w:ind w:left="100" w:right="100" w:firstLine="0" w:firstLineChars="0"/>
-              <w:rPr>
-                <w:rFonts w:ascii="Helvetica" w:hAnsi="Helvetica" w:eastAsia="Helvetica" w:cs="Helvetica"/>
-                <w:i w:val="false"/>
-                <w:b w:val="false"/>
-                <w:u w:val="none"/>
-                <w:sz w:val="22"/>
-                <w:szCs w:val="22"/>
-                <w:color w:val="000000"/>
-              </w:rPr>
-            </w:pPr>
-            <w:r>
-              <w:rPr>
-                <w:rFonts w:ascii="Helvetica" w:hAnsi="Helvetica" w:eastAsia="Helvetica" w:cs="Helvetica"/>
-                <w:i w:val="false"/>
-                <w:b w:val="false"/>
-                <w:u w:val="none"/>
-                <w:sz w:val="22"/>
-                <w:szCs w:val="22"/>
-                <w:color w:val="000000"/>
-              </w:rPr>
-              <w:t xml:space="preserve"/>
-            </w:r>
-          </w:p>
-        </w:tc>
-        <w:tc>
-          <w:tcPr>
-            <w:tcBorders>
-              <w:bottom w:val="none" w:sz="0" w:space="0" w:color="000000"/>
-              <w:top w:val="none" w:sz="0" w:space="0" w:color="000000"/>
-              <w:left w:val="none" w:sz="0" w:space="0" w:color="000000"/>
-              <w:right w:val="none" w:sz="0" w:space="0" w:color="000000"/>
-            </w:tcBorders>
-            <w:shd w:val="clear" w:color="auto" w:fill="FFFFFF"/>
-            <w:tcMar>
-              <w:top w:w="0" w:type="dxa"/>
-              <w:bottom w:w="0" w:type="dxa"/>
-              <w:left w:w="0" w:type="dxa"/>
-              <w:right w:w="0" w:type="dxa"/>
-            </w:tcMar>
-            <w:vAlign w:val="top"/>
-          </w:tcPr>
-          <w:p>
-            <w:pPr>
-              <w:pStyle w:val="Normal"/>
-              <w:jc w:val="center"/>
-              <w:pBdr>
-                <w:bottom w:val="none" w:sz="0" w:space="0" w:color="000000"/>
-                <w:top w:val="none" w:sz="0" w:space="0" w:color="000000"/>
-                <w:left w:val="none" w:sz="0" w:space="0" w:color="000000"/>
-                <w:right w:val="none" w:sz="0" w:space="0" w:color="000000"/>
-              </w:pBdr>
-              <w:spacing w:after="100" w:before="100" w:line="240"/>
-              <w:ind w:left="100" w:right="100" w:firstLine="0" w:firstLineChars="0"/>
-              <w:rPr>
-                <w:rFonts w:ascii="Helvetica" w:hAnsi="Helvetica" w:eastAsia="Helvetica" w:cs="Helvetica"/>
-                <w:i w:val="false"/>
-                <w:b w:val="false"/>
-                <w:u w:val="none"/>
-                <w:sz w:val="22"/>
-                <w:szCs w:val="22"/>
-                <w:color w:val="000000"/>
-              </w:rPr>
-            </w:pPr>
-            <w:r>
-              <w:rPr>
-                <w:rFonts w:ascii="Helvetica" w:hAnsi="Helvetica" w:eastAsia="Helvetica" w:cs="Helvetica"/>
-                <w:i w:val="false"/>
-                <w:b w:val="false"/>
-                <w:u w:val="none"/>
-                <w:sz w:val="22"/>
-                <w:szCs w:val="22"/>
-                <w:color w:val="000000"/>
-              </w:rPr>
-              <w:t xml:space="preserve">1.57</w:t>
-            </w:r>
-          </w:p>
-        </w:tc>
-        <w:tc>
-          <w:tcPr>
-            <w:tcBorders>
-              <w:bottom w:val="none" w:sz="0" w:space="0" w:color="000000"/>
-              <w:top w:val="none" w:sz="0" w:space="0" w:color="000000"/>
-              <w:left w:val="none" w:sz="0" w:space="0" w:color="000000"/>
-              <w:right w:val="none" w:sz="0" w:space="0" w:color="000000"/>
-            </w:tcBorders>
-            <w:shd w:val="clear" w:color="auto" w:fill="FFFFFF"/>
-            <w:tcMar>
-              <w:top w:w="0" w:type="dxa"/>
-              <w:bottom w:w="0" w:type="dxa"/>
-              <w:left w:w="0" w:type="dxa"/>
-              <w:right w:w="0" w:type="dxa"/>
-            </w:tcMar>
-            <w:vAlign w:val="top"/>
-          </w:tcPr>
-          <w:p>
-            <w:pPr>
-              <w:pStyle w:val="Normal"/>
-              <w:jc w:val="center"/>
-              <w:pBdr>
-                <w:bottom w:val="none" w:sz="0" w:space="0" w:color="000000"/>
-                <w:top w:val="none" w:sz="0" w:space="0" w:color="000000"/>
-                <w:left w:val="none" w:sz="0" w:space="0" w:color="000000"/>
-                <w:right w:val="none" w:sz="0" w:space="0" w:color="000000"/>
-              </w:pBdr>
-              <w:spacing w:after="100" w:before="100" w:line="240"/>
-              <w:ind w:left="100" w:right="100" w:firstLine="0" w:firstLineChars="0"/>
-              <w:rPr>
-                <w:rFonts w:ascii="Helvetica" w:hAnsi="Helvetica" w:eastAsia="Helvetica" w:cs="Helvetica"/>
-                <w:i w:val="false"/>
-                <w:b w:val="false"/>
-                <w:u w:val="none"/>
-                <w:sz w:val="22"/>
-                <w:szCs w:val="22"/>
-                <w:color w:val="000000"/>
-              </w:rPr>
-            </w:pPr>
-            <w:r>
-              <w:rPr>
-                <w:rFonts w:ascii="Helvetica" w:hAnsi="Helvetica" w:eastAsia="Helvetica" w:cs="Helvetica"/>
-                <w:i w:val="false"/>
-                <w:b w:val="false"/>
-                <w:u w:val="none"/>
-                <w:sz w:val="22"/>
-                <w:szCs w:val="22"/>
-                <w:color w:val="000000"/>
-              </w:rPr>
-              <w:t xml:space="preserve">0.62, 4.00</w:t>
-            </w:r>
-          </w:p>
-        </w:tc>
-        <w:tc>
-          <w:tcPr>
-            <w:tcBorders>
-              <w:bottom w:val="none" w:sz="0" w:space="0" w:color="000000"/>
-              <w:top w:val="none" w:sz="0" w:space="0" w:color="000000"/>
-              <w:left w:val="none" w:sz="0" w:space="0" w:color="000000"/>
-              <w:right w:val="none" w:sz="0" w:space="0" w:color="000000"/>
-            </w:tcBorders>
-            <w:shd w:val="clear" w:color="auto" w:fill="FFFFFF"/>
-            <w:tcMar>
-              <w:top w:w="0" w:type="dxa"/>
-              <w:bottom w:w="0" w:type="dxa"/>
-              <w:left w:w="0" w:type="dxa"/>
-              <w:right w:w="0" w:type="dxa"/>
-            </w:tcMar>
-            <w:vAlign w:val="top"/>
-          </w:tcPr>
-          <w:p>
-            <w:pPr>
-              <w:pStyle w:val="Normal"/>
-              <w:jc w:val="center"/>
-              <w:pBdr>
-                <w:bottom w:val="none" w:sz="0" w:space="0" w:color="000000"/>
-                <w:top w:val="none" w:sz="0" w:space="0" w:color="000000"/>
-                <w:left w:val="none" w:sz="0" w:space="0" w:color="000000"/>
-                <w:right w:val="none" w:sz="0" w:space="0" w:color="000000"/>
-              </w:pBdr>
-              <w:spacing w:after="100" w:before="100" w:line="240"/>
-              <w:ind w:left="100" w:right="100" w:firstLine="0" w:firstLineChars="0"/>
-              <w:rPr>
-                <w:rFonts w:ascii="Helvetica" w:hAnsi="Helvetica" w:eastAsia="Helvetica" w:cs="Helvetica"/>
-                <w:i w:val="false"/>
-                <w:b w:val="false"/>
-                <w:u w:val="none"/>
-                <w:sz w:val="22"/>
-                <w:szCs w:val="22"/>
-                <w:color w:val="000000"/>
-              </w:rPr>
-            </w:pPr>
-            <w:r>
-              <w:rPr>
-                <w:rFonts w:ascii="Helvetica" w:hAnsi="Helvetica" w:eastAsia="Helvetica" w:cs="Helvetica"/>
-                <w:i w:val="false"/>
-                <w:b w:val="false"/>
-                <w:u w:val="none"/>
-                <w:sz w:val="22"/>
-                <w:szCs w:val="22"/>
-                <w:color w:val="000000"/>
-              </w:rPr>
-              <w:t xml:space="preserve">0.340</w:t>
-            </w:r>
-          </w:p>
-        </w:tc>
-        <w:tc>
-          <w:tcPr>
-            <w:tcBorders>
-              <w:bottom w:val="none" w:sz="0" w:space="0" w:color="000000"/>
-              <w:top w:val="none" w:sz="0" w:space="0" w:color="000000"/>
-              <w:left w:val="none" w:sz="0" w:space="0" w:color="000000"/>
-              <w:right w:val="none" w:sz="0" w:space="0" w:color="000000"/>
-            </w:tcBorders>
-            <w:shd w:val="clear" w:color="auto" w:fill="FFFFFF"/>
-            <w:tcMar>
-              <w:top w:w="0" w:type="dxa"/>
-              <w:bottom w:w="0" w:type="dxa"/>
-              <w:left w:w="0" w:type="dxa"/>
-              <w:right w:w="0" w:type="dxa"/>
-            </w:tcMar>
-            <w:vAlign w:val="top"/>
-          </w:tcPr>
-          <w:p>
-            <w:pPr>
-              <w:pStyle w:val="Normal"/>
-              <w:jc w:val="center"/>
-              <w:pBdr>
-                <w:bottom w:val="none" w:sz="0" w:space="0" w:color="000000"/>
-                <w:top w:val="none" w:sz="0" w:space="0" w:color="000000"/>
-                <w:left w:val="none" w:sz="0" w:space="0" w:color="000000"/>
-                <w:right w:val="none" w:sz="0" w:space="0" w:color="000000"/>
-              </w:pBdr>
-              <w:spacing w:after="100" w:before="100" w:line="240"/>
-              <w:ind w:left="100" w:right="100" w:firstLine="0" w:firstLineChars="0"/>
-              <w:rPr>
-                <w:rFonts w:ascii="Helvetica" w:hAnsi="Helvetica" w:eastAsia="Helvetica" w:cs="Helvetica"/>
-                <w:i w:val="false"/>
-                <w:b w:val="false"/>
-                <w:u w:val="none"/>
-                <w:sz w:val="22"/>
-                <w:szCs w:val="22"/>
-                <w:color w:val="000000"/>
-              </w:rPr>
-            </w:pPr>
-            <w:r>
-              <w:rPr>
-                <w:rFonts w:ascii="Helvetica" w:hAnsi="Helvetica" w:eastAsia="Helvetica" w:cs="Helvetica"/>
-                <w:i w:val="false"/>
-                <w:b w:val="false"/>
-                <w:u w:val="none"/>
-                <w:sz w:val="22"/>
-                <w:szCs w:val="22"/>
-                <w:color w:val="000000"/>
-              </w:rPr>
-              <w:t xml:space="preserve"/>
-            </w:r>
-          </w:p>
-        </w:tc>
-        <w:tc>
-          <w:tcPr>
-            <w:tcBorders>
-              <w:bottom w:val="none" w:sz="0" w:space="0" w:color="000000"/>
-              <w:top w:val="none" w:sz="0" w:space="0" w:color="000000"/>
-              <w:left w:val="none" w:sz="0" w:space="0" w:color="000000"/>
-              <w:right w:val="none" w:sz="0" w:space="0" w:color="000000"/>
-            </w:tcBorders>
-            <w:shd w:val="clear" w:color="auto" w:fill="FFFFFF"/>
-            <w:tcMar>
-              <w:top w:w="0" w:type="dxa"/>
-              <w:bottom w:w="0" w:type="dxa"/>
-              <w:left w:w="0" w:type="dxa"/>
-              <w:right w:w="0" w:type="dxa"/>
-            </w:tcMar>
-            <w:vAlign w:val="top"/>
-          </w:tcPr>
-          <w:p>
-            <w:pPr>
-              <w:pStyle w:val="Normal"/>
-              <w:jc w:val="center"/>
-              <w:pBdr>
-                <w:bottom w:val="none" w:sz="0" w:space="0" w:color="000000"/>
-                <w:top w:val="none" w:sz="0" w:space="0" w:color="000000"/>
-                <w:left w:val="none" w:sz="0" w:space="0" w:color="000000"/>
-                <w:right w:val="none" w:sz="0" w:space="0" w:color="000000"/>
-              </w:pBdr>
-              <w:spacing w:after="100" w:before="100" w:line="240"/>
-              <w:ind w:left="100" w:right="100" w:firstLine="0" w:firstLineChars="0"/>
-              <w:rPr>
-                <w:rFonts w:ascii="Helvetica" w:hAnsi="Helvetica" w:eastAsia="Helvetica" w:cs="Helvetica"/>
-                <w:i w:val="false"/>
-                <w:b w:val="false"/>
-                <w:u w:val="none"/>
-                <w:sz w:val="22"/>
-                <w:szCs w:val="22"/>
-                <w:color w:val="000000"/>
-              </w:rPr>
-            </w:pPr>
-            <w:r>
-              <w:rPr>
-                <w:rFonts w:ascii="Helvetica" w:hAnsi="Helvetica" w:eastAsia="Helvetica" w:cs="Helvetica"/>
-                <w:i w:val="false"/>
-                <w:b w:val="false"/>
-                <w:u w:val="none"/>
-                <w:sz w:val="22"/>
-                <w:szCs w:val="22"/>
-                <w:color w:val="000000"/>
-              </w:rPr>
-              <w:t xml:space="preserve">0.99</w:t>
-            </w:r>
-          </w:p>
-        </w:tc>
-        <w:tc>
-          <w:tcPr>
-            <w:tcBorders>
-              <w:bottom w:val="none" w:sz="0" w:space="0" w:color="000000"/>
-              <w:top w:val="none" w:sz="0" w:space="0" w:color="000000"/>
-              <w:left w:val="none" w:sz="0" w:space="0" w:color="000000"/>
-              <w:right w:val="none" w:sz="0" w:space="0" w:color="000000"/>
-            </w:tcBorders>
-            <w:shd w:val="clear" w:color="auto" w:fill="FFFFFF"/>
-            <w:tcMar>
-              <w:top w:w="0" w:type="dxa"/>
-              <w:bottom w:w="0" w:type="dxa"/>
-              <w:left w:w="0" w:type="dxa"/>
-              <w:right w:w="0" w:type="dxa"/>
-            </w:tcMar>
-            <w:vAlign w:val="top"/>
-          </w:tcPr>
-          <w:p>
-            <w:pPr>
-              <w:pStyle w:val="Normal"/>
-              <w:jc w:val="center"/>
-              <w:pBdr>
-                <w:bottom w:val="none" w:sz="0" w:space="0" w:color="000000"/>
-                <w:top w:val="none" w:sz="0" w:space="0" w:color="000000"/>
-                <w:left w:val="none" w:sz="0" w:space="0" w:color="000000"/>
-                <w:right w:val="none" w:sz="0" w:space="0" w:color="000000"/>
-              </w:pBdr>
-              <w:spacing w:after="100" w:before="100" w:line="240"/>
-              <w:ind w:left="100" w:right="100" w:firstLine="0" w:firstLineChars="0"/>
-              <w:rPr>
-                <w:rFonts w:ascii="Helvetica" w:hAnsi="Helvetica" w:eastAsia="Helvetica" w:cs="Helvetica"/>
-                <w:i w:val="false"/>
-                <w:b w:val="false"/>
-                <w:u w:val="none"/>
-                <w:sz w:val="22"/>
-                <w:szCs w:val="22"/>
-                <w:color w:val="000000"/>
-              </w:rPr>
-            </w:pPr>
-            <w:r>
-              <w:rPr>
-                <w:rFonts w:ascii="Helvetica" w:hAnsi="Helvetica" w:eastAsia="Helvetica" w:cs="Helvetica"/>
-                <w:i w:val="false"/>
-                <w:b w:val="false"/>
-                <w:u w:val="none"/>
-                <w:sz w:val="22"/>
-                <w:szCs w:val="22"/>
-                <w:color w:val="000000"/>
-              </w:rPr>
-              <w:t xml:space="preserve">0.36, 2.73</w:t>
-            </w:r>
-          </w:p>
-        </w:tc>
-        <w:tc>
-          <w:tcPr>
-            <w:tcBorders>
-              <w:bottom w:val="none" w:sz="0" w:space="0" w:color="000000"/>
-              <w:top w:val="none" w:sz="0" w:space="0" w:color="000000"/>
-              <w:left w:val="none" w:sz="0" w:space="0" w:color="000000"/>
-              <w:right w:val="none" w:sz="0" w:space="0" w:color="000000"/>
-            </w:tcBorders>
-            <w:shd w:val="clear" w:color="auto" w:fill="FFFFFF"/>
-            <w:tcMar>
-              <w:top w:w="0" w:type="dxa"/>
-              <w:bottom w:w="0" w:type="dxa"/>
-              <w:left w:w="0" w:type="dxa"/>
-              <w:right w:w="0" w:type="dxa"/>
-            </w:tcMar>
-            <w:vAlign w:val="top"/>
-          </w:tcPr>
-          <w:p>
-            <w:pPr>
-              <w:pStyle w:val="Normal"/>
-              <w:jc w:val="center"/>
-              <w:pBdr>
-                <w:bottom w:val="none" w:sz="0" w:space="0" w:color="000000"/>
-                <w:top w:val="none" w:sz="0" w:space="0" w:color="000000"/>
-                <w:left w:val="none" w:sz="0" w:space="0" w:color="000000"/>
-                <w:right w:val="none" w:sz="0" w:space="0" w:color="000000"/>
-              </w:pBdr>
-              <w:spacing w:after="100" w:before="100" w:line="240"/>
-              <w:ind w:left="100" w:right="100" w:firstLine="0" w:firstLineChars="0"/>
-              <w:rPr>
-                <w:rFonts w:ascii="Helvetica" w:hAnsi="Helvetica" w:eastAsia="Helvetica" w:cs="Helvetica"/>
-                <w:i w:val="false"/>
-                <w:b w:val="false"/>
-                <w:u w:val="none"/>
-                <w:sz w:val="22"/>
-                <w:szCs w:val="22"/>
-                <w:color w:val="000000"/>
-              </w:rPr>
-            </w:pPr>
-            <w:r>
-              <w:rPr>
-                <w:rFonts w:ascii="Helvetica" w:hAnsi="Helvetica" w:eastAsia="Helvetica" w:cs="Helvetica"/>
-                <w:i w:val="false"/>
-                <w:b w:val="false"/>
-                <w:u w:val="none"/>
-                <w:sz w:val="22"/>
-                <w:szCs w:val="22"/>
-                <w:color w:val="000000"/>
-              </w:rPr>
-              <w:t xml:space="preserve">0.990</w:t>
+              <w:ind w:left="100" w:right="100" w:firstLine="0" w:firstLineChars="0"/>
+              <w:rPr>
+                <w:rFonts w:ascii="Helvetica" w:hAnsi="Helvetica" w:eastAsia="Helvetica" w:cs="Helvetica"/>
+                <w:i w:val="false"/>
+                <w:b w:val="false"/>
+                <w:u w:val="none"/>
+                <w:sz w:val="22"/>
+                <w:szCs w:val="22"/>
+                <w:color w:val="000000"/>
+              </w:rPr>
+            </w:pPr>
+            <w:r>
+              <w:rPr>
+                <w:rFonts w:ascii="Helvetica" w:hAnsi="Helvetica" w:eastAsia="Helvetica" w:cs="Helvetica"/>
+                <w:i w:val="false"/>
+                <w:b w:val="false"/>
+                <w:u w:val="none"/>
+                <w:sz w:val="22"/>
+                <w:szCs w:val="22"/>
+                <w:color w:val="000000"/>
+              </w:rPr>
+              <w:t xml:space="preserve">ecog_score</w:t>
+            </w:r>
+          </w:p>
+        </w:tc>
+        <w:tc>
+          <w:tcPr>
+            <w:tcBorders>
+              <w:bottom w:val="none" w:sz="0" w:space="0" w:color="000000"/>
+              <w:top w:val="none" w:sz="0" w:space="0" w:color="000000"/>
+              <w:left w:val="none" w:sz="0" w:space="0" w:color="000000"/>
+              <w:right w:val="none" w:sz="0" w:space="0" w:color="000000"/>
+            </w:tcBorders>
+            <w:shd w:val="clear" w:color="auto" w:fill="FFFFFF"/>
+            <w:tcMar>
+              <w:top w:w="0" w:type="dxa"/>
+              <w:bottom w:w="0" w:type="dxa"/>
+              <w:left w:w="0" w:type="dxa"/>
+              <w:right w:w="0" w:type="dxa"/>
+            </w:tcMar>
+            <w:vAlign w:val="top"/>
+          </w:tcPr>
+          <w:p>
+            <w:pPr>
+              <w:pStyle w:val="Normal"/>
+              <w:jc w:val="center"/>
+              <w:pBdr>
+                <w:bottom w:val="none" w:sz="0" w:space="0" w:color="000000"/>
+                <w:top w:val="none" w:sz="0" w:space="0" w:color="000000"/>
+                <w:left w:val="none" w:sz="0" w:space="0" w:color="000000"/>
+                <w:right w:val="none" w:sz="0" w:space="0" w:color="000000"/>
+              </w:pBdr>
+              <w:spacing w:after="100" w:before="100" w:line="240"/>
+              <w:ind w:left="100" w:right="100" w:firstLine="0" w:firstLineChars="0"/>
+              <w:rPr>
+                <w:rFonts w:ascii="Helvetica" w:hAnsi="Helvetica" w:eastAsia="Helvetica" w:cs="Helvetica"/>
+                <w:i w:val="false"/>
+                <w:b w:val="false"/>
+                <w:u w:val="none"/>
+                <w:sz w:val="22"/>
+                <w:szCs w:val="22"/>
+                <w:color w:val="000000"/>
+              </w:rPr>
+            </w:pPr>
+            <w:r>
+              <w:rPr>
+                <w:rFonts w:ascii="Helvetica" w:hAnsi="Helvetica" w:eastAsia="Helvetica" w:cs="Helvetica"/>
+                <w:i w:val="false"/>
+                <w:b w:val="false"/>
+                <w:u w:val="none"/>
+                <w:sz w:val="22"/>
+                <w:szCs w:val="22"/>
+                <w:color w:val="000000"/>
+              </w:rPr>
+              <w:t xml:space="preserve">121</w:t>
+            </w:r>
+          </w:p>
+        </w:tc>
+        <w:tc>
+          <w:tcPr>
+            <w:tcBorders>
+              <w:bottom w:val="none" w:sz="0" w:space="0" w:color="000000"/>
+              <w:top w:val="none" w:sz="0" w:space="0" w:color="000000"/>
+              <w:left w:val="none" w:sz="0" w:space="0" w:color="000000"/>
+              <w:right w:val="none" w:sz="0" w:space="0" w:color="000000"/>
+            </w:tcBorders>
+            <w:shd w:val="clear" w:color="auto" w:fill="FFFFFF"/>
+            <w:tcMar>
+              <w:top w:w="0" w:type="dxa"/>
+              <w:bottom w:w="0" w:type="dxa"/>
+              <w:left w:w="0" w:type="dxa"/>
+              <w:right w:w="0" w:type="dxa"/>
+            </w:tcMar>
+            <w:vAlign w:val="top"/>
+          </w:tcPr>
+          <w:p>
+            <w:pPr>
+              <w:pStyle w:val="Normal"/>
+              <w:jc w:val="center"/>
+              <w:pBdr>
+                <w:bottom w:val="none" w:sz="0" w:space="0" w:color="000000"/>
+                <w:top w:val="none" w:sz="0" w:space="0" w:color="000000"/>
+                <w:left w:val="none" w:sz="0" w:space="0" w:color="000000"/>
+                <w:right w:val="none" w:sz="0" w:space="0" w:color="000000"/>
+              </w:pBdr>
+              <w:spacing w:after="100" w:before="100" w:line="240"/>
+              <w:ind w:left="100" w:right="100" w:firstLine="0" w:firstLineChars="0"/>
+              <w:rPr>
+                <w:rFonts w:ascii="Helvetica" w:hAnsi="Helvetica" w:eastAsia="Helvetica" w:cs="Helvetica"/>
+                <w:i w:val="false"/>
+                <w:b w:val="false"/>
+                <w:u w:val="none"/>
+                <w:sz w:val="22"/>
+                <w:szCs w:val="22"/>
+                <w:color w:val="000000"/>
+              </w:rPr>
+            </w:pPr>
+            <w:r>
+              <w:rPr>
+                <w:rFonts w:ascii="Helvetica" w:hAnsi="Helvetica" w:eastAsia="Helvetica" w:cs="Helvetica"/>
+                <w:i w:val="false"/>
+                <w:b w:val="false"/>
+                <w:u w:val="none"/>
+                <w:sz w:val="22"/>
+                <w:szCs w:val="22"/>
+                <w:color w:val="000000"/>
+              </w:rPr>
+              <w:t xml:space="preserve">1.45</w:t>
+            </w:r>
+          </w:p>
+        </w:tc>
+        <w:tc>
+          <w:tcPr>
+            <w:tcBorders>
+              <w:bottom w:val="none" w:sz="0" w:space="0" w:color="000000"/>
+              <w:top w:val="none" w:sz="0" w:space="0" w:color="000000"/>
+              <w:left w:val="none" w:sz="0" w:space="0" w:color="000000"/>
+              <w:right w:val="none" w:sz="0" w:space="0" w:color="000000"/>
+            </w:tcBorders>
+            <w:shd w:val="clear" w:color="auto" w:fill="FFFFFF"/>
+            <w:tcMar>
+              <w:top w:w="0" w:type="dxa"/>
+              <w:bottom w:w="0" w:type="dxa"/>
+              <w:left w:w="0" w:type="dxa"/>
+              <w:right w:w="0" w:type="dxa"/>
+            </w:tcMar>
+            <w:vAlign w:val="top"/>
+          </w:tcPr>
+          <w:p>
+            <w:pPr>
+              <w:pStyle w:val="Normal"/>
+              <w:jc w:val="center"/>
+              <w:pBdr>
+                <w:bottom w:val="none" w:sz="0" w:space="0" w:color="000000"/>
+                <w:top w:val="none" w:sz="0" w:space="0" w:color="000000"/>
+                <w:left w:val="none" w:sz="0" w:space="0" w:color="000000"/>
+                <w:right w:val="none" w:sz="0" w:space="0" w:color="000000"/>
+              </w:pBdr>
+              <w:spacing w:after="100" w:before="100" w:line="240"/>
+              <w:ind w:left="100" w:right="100" w:firstLine="0" w:firstLineChars="0"/>
+              <w:rPr>
+                <w:rFonts w:ascii="Helvetica" w:hAnsi="Helvetica" w:eastAsia="Helvetica" w:cs="Helvetica"/>
+                <w:i w:val="false"/>
+                <w:b w:val="false"/>
+                <w:u w:val="none"/>
+                <w:sz w:val="22"/>
+                <w:szCs w:val="22"/>
+                <w:color w:val="000000"/>
+              </w:rPr>
+            </w:pPr>
+            <w:r>
+              <w:rPr>
+                <w:rFonts w:ascii="Helvetica" w:hAnsi="Helvetica" w:eastAsia="Helvetica" w:cs="Helvetica"/>
+                <w:i w:val="false"/>
+                <w:b w:val="false"/>
+                <w:u w:val="none"/>
+                <w:sz w:val="22"/>
+                <w:szCs w:val="22"/>
+                <w:color w:val="000000"/>
+              </w:rPr>
+              <w:t xml:space="preserve">0.89, 2.36</w:t>
+            </w:r>
+          </w:p>
+        </w:tc>
+        <w:tc>
+          <w:tcPr>
+            <w:tcBorders>
+              <w:bottom w:val="none" w:sz="0" w:space="0" w:color="000000"/>
+              <w:top w:val="none" w:sz="0" w:space="0" w:color="000000"/>
+              <w:left w:val="none" w:sz="0" w:space="0" w:color="000000"/>
+              <w:right w:val="none" w:sz="0" w:space="0" w:color="000000"/>
+            </w:tcBorders>
+            <w:shd w:val="clear" w:color="auto" w:fill="FFFFFF"/>
+            <w:tcMar>
+              <w:top w:w="0" w:type="dxa"/>
+              <w:bottom w:w="0" w:type="dxa"/>
+              <w:left w:w="0" w:type="dxa"/>
+              <w:right w:w="0" w:type="dxa"/>
+            </w:tcMar>
+            <w:vAlign w:val="top"/>
+          </w:tcPr>
+          <w:p>
+            <w:pPr>
+              <w:pStyle w:val="Normal"/>
+              <w:jc w:val="center"/>
+              <w:pBdr>
+                <w:bottom w:val="none" w:sz="0" w:space="0" w:color="000000"/>
+                <w:top w:val="none" w:sz="0" w:space="0" w:color="000000"/>
+                <w:left w:val="none" w:sz="0" w:space="0" w:color="000000"/>
+                <w:right w:val="none" w:sz="0" w:space="0" w:color="000000"/>
+              </w:pBdr>
+              <w:spacing w:after="100" w:before="100" w:line="240"/>
+              <w:ind w:left="100" w:right="100" w:firstLine="0" w:firstLineChars="0"/>
+              <w:rPr>
+                <w:rFonts w:ascii="Helvetica" w:hAnsi="Helvetica" w:eastAsia="Helvetica" w:cs="Helvetica"/>
+                <w:i w:val="false"/>
+                <w:b w:val="false"/>
+                <w:u w:val="none"/>
+                <w:sz w:val="22"/>
+                <w:szCs w:val="22"/>
+                <w:color w:val="000000"/>
+              </w:rPr>
+            </w:pPr>
+            <w:r>
+              <w:rPr>
+                <w:rFonts w:ascii="Helvetica" w:hAnsi="Helvetica" w:eastAsia="Helvetica" w:cs="Helvetica"/>
+                <w:i w:val="false"/>
+                <w:b w:val="false"/>
+                <w:u w:val="none"/>
+                <w:sz w:val="22"/>
+                <w:szCs w:val="22"/>
+                <w:color w:val="000000"/>
+              </w:rPr>
+              <w:t xml:space="preserve">0.130</w:t>
+            </w:r>
+          </w:p>
+        </w:tc>
+        <w:tc>
+          <w:tcPr>
+            <w:tcBorders>
+              <w:bottom w:val="none" w:sz="0" w:space="0" w:color="000000"/>
+              <w:top w:val="none" w:sz="0" w:space="0" w:color="000000"/>
+              <w:left w:val="none" w:sz="0" w:space="0" w:color="000000"/>
+              <w:right w:val="none" w:sz="0" w:space="0" w:color="000000"/>
+            </w:tcBorders>
+            <w:shd w:val="clear" w:color="auto" w:fill="FFFFFF"/>
+            <w:tcMar>
+              <w:top w:w="0" w:type="dxa"/>
+              <w:bottom w:w="0" w:type="dxa"/>
+              <w:left w:w="0" w:type="dxa"/>
+              <w:right w:w="0" w:type="dxa"/>
+            </w:tcMar>
+            <w:vAlign w:val="top"/>
+          </w:tcPr>
+          <w:p>
+            <w:pPr>
+              <w:pStyle w:val="Normal"/>
+              <w:jc w:val="center"/>
+              <w:pBdr>
+                <w:bottom w:val="none" w:sz="0" w:space="0" w:color="000000"/>
+                <w:top w:val="none" w:sz="0" w:space="0" w:color="000000"/>
+                <w:left w:val="none" w:sz="0" w:space="0" w:color="000000"/>
+                <w:right w:val="none" w:sz="0" w:space="0" w:color="000000"/>
+              </w:pBdr>
+              <w:spacing w:after="100" w:before="100" w:line="240"/>
+              <w:ind w:left="100" w:right="100" w:firstLine="0" w:firstLineChars="0"/>
+              <w:rPr>
+                <w:rFonts w:ascii="Helvetica" w:hAnsi="Helvetica" w:eastAsia="Helvetica" w:cs="Helvetica"/>
+                <w:i w:val="false"/>
+                <w:b w:val="false"/>
+                <w:u w:val="none"/>
+                <w:sz w:val="22"/>
+                <w:szCs w:val="22"/>
+                <w:color w:val="000000"/>
+              </w:rPr>
+            </w:pPr>
+            <w:r>
+              <w:rPr>
+                <w:rFonts w:ascii="Helvetica" w:hAnsi="Helvetica" w:eastAsia="Helvetica" w:cs="Helvetica"/>
+                <w:i w:val="false"/>
+                <w:b w:val="false"/>
+                <w:u w:val="none"/>
+                <w:sz w:val="22"/>
+                <w:szCs w:val="22"/>
+                <w:color w:val="000000"/>
+              </w:rPr>
+              <w:t xml:space="preserve">121</w:t>
+            </w:r>
+          </w:p>
+        </w:tc>
+        <w:tc>
+          <w:tcPr>
+            <w:tcBorders>
+              <w:bottom w:val="none" w:sz="0" w:space="0" w:color="000000"/>
+              <w:top w:val="none" w:sz="0" w:space="0" w:color="000000"/>
+              <w:left w:val="none" w:sz="0" w:space="0" w:color="000000"/>
+              <w:right w:val="none" w:sz="0" w:space="0" w:color="000000"/>
+            </w:tcBorders>
+            <w:shd w:val="clear" w:color="auto" w:fill="FFFFFF"/>
+            <w:tcMar>
+              <w:top w:w="0" w:type="dxa"/>
+              <w:bottom w:w="0" w:type="dxa"/>
+              <w:left w:w="0" w:type="dxa"/>
+              <w:right w:w="0" w:type="dxa"/>
+            </w:tcMar>
+            <w:vAlign w:val="top"/>
+          </w:tcPr>
+          <w:p>
+            <w:pPr>
+              <w:pStyle w:val="Normal"/>
+              <w:jc w:val="center"/>
+              <w:pBdr>
+                <w:bottom w:val="none" w:sz="0" w:space="0" w:color="000000"/>
+                <w:top w:val="none" w:sz="0" w:space="0" w:color="000000"/>
+                <w:left w:val="none" w:sz="0" w:space="0" w:color="000000"/>
+                <w:right w:val="none" w:sz="0" w:space="0" w:color="000000"/>
+              </w:pBdr>
+              <w:spacing w:after="100" w:before="100" w:line="240"/>
+              <w:ind w:left="100" w:right="100" w:firstLine="0" w:firstLineChars="0"/>
+              <w:rPr>
+                <w:rFonts w:ascii="Helvetica" w:hAnsi="Helvetica" w:eastAsia="Helvetica" w:cs="Helvetica"/>
+                <w:i w:val="false"/>
+                <w:b w:val="false"/>
+                <w:u w:val="none"/>
+                <w:sz w:val="22"/>
+                <w:szCs w:val="22"/>
+                <w:color w:val="000000"/>
+              </w:rPr>
+            </w:pPr>
+            <w:r>
+              <w:rPr>
+                <w:rFonts w:ascii="Helvetica" w:hAnsi="Helvetica" w:eastAsia="Helvetica" w:cs="Helvetica"/>
+                <w:i w:val="false"/>
+                <w:b w:val="false"/>
+                <w:u w:val="none"/>
+                <w:sz w:val="22"/>
+                <w:szCs w:val="22"/>
+                <w:color w:val="000000"/>
+              </w:rPr>
+              <w:t xml:space="preserve">1.02</w:t>
+            </w:r>
+          </w:p>
+        </w:tc>
+        <w:tc>
+          <w:tcPr>
+            <w:tcBorders>
+              <w:bottom w:val="none" w:sz="0" w:space="0" w:color="000000"/>
+              <w:top w:val="none" w:sz="0" w:space="0" w:color="000000"/>
+              <w:left w:val="none" w:sz="0" w:space="0" w:color="000000"/>
+              <w:right w:val="none" w:sz="0" w:space="0" w:color="000000"/>
+            </w:tcBorders>
+            <w:shd w:val="clear" w:color="auto" w:fill="FFFFFF"/>
+            <w:tcMar>
+              <w:top w:w="0" w:type="dxa"/>
+              <w:bottom w:w="0" w:type="dxa"/>
+              <w:left w:w="0" w:type="dxa"/>
+              <w:right w:w="0" w:type="dxa"/>
+            </w:tcMar>
+            <w:vAlign w:val="top"/>
+          </w:tcPr>
+          <w:p>
+            <w:pPr>
+              <w:pStyle w:val="Normal"/>
+              <w:jc w:val="center"/>
+              <w:pBdr>
+                <w:bottom w:val="none" w:sz="0" w:space="0" w:color="000000"/>
+                <w:top w:val="none" w:sz="0" w:space="0" w:color="000000"/>
+                <w:left w:val="none" w:sz="0" w:space="0" w:color="000000"/>
+                <w:right w:val="none" w:sz="0" w:space="0" w:color="000000"/>
+              </w:pBdr>
+              <w:spacing w:after="100" w:before="100" w:line="240"/>
+              <w:ind w:left="100" w:right="100" w:firstLine="0" w:firstLineChars="0"/>
+              <w:rPr>
+                <w:rFonts w:ascii="Helvetica" w:hAnsi="Helvetica" w:eastAsia="Helvetica" w:cs="Helvetica"/>
+                <w:i w:val="false"/>
+                <w:b w:val="false"/>
+                <w:u w:val="none"/>
+                <w:sz w:val="22"/>
+                <w:szCs w:val="22"/>
+                <w:color w:val="000000"/>
+              </w:rPr>
+            </w:pPr>
+            <w:r>
+              <w:rPr>
+                <w:rFonts w:ascii="Helvetica" w:hAnsi="Helvetica" w:eastAsia="Helvetica" w:cs="Helvetica"/>
+                <w:i w:val="false"/>
+                <w:b w:val="false"/>
+                <w:u w:val="none"/>
+                <w:sz w:val="22"/>
+                <w:szCs w:val="22"/>
+                <w:color w:val="000000"/>
+              </w:rPr>
+              <w:t xml:space="preserve">0.54, 1.93</w:t>
+            </w:r>
+          </w:p>
+        </w:tc>
+        <w:tc>
+          <w:tcPr>
+            <w:tcBorders>
+              <w:bottom w:val="none" w:sz="0" w:space="0" w:color="000000"/>
+              <w:top w:val="none" w:sz="0" w:space="0" w:color="000000"/>
+              <w:left w:val="none" w:sz="0" w:space="0" w:color="000000"/>
+              <w:right w:val="none" w:sz="0" w:space="0" w:color="000000"/>
+            </w:tcBorders>
+            <w:shd w:val="clear" w:color="auto" w:fill="FFFFFF"/>
+            <w:tcMar>
+              <w:top w:w="0" w:type="dxa"/>
+              <w:bottom w:w="0" w:type="dxa"/>
+              <w:left w:w="0" w:type="dxa"/>
+              <w:right w:w="0" w:type="dxa"/>
+            </w:tcMar>
+            <w:vAlign w:val="top"/>
+          </w:tcPr>
+          <w:p>
+            <w:pPr>
+              <w:pStyle w:val="Normal"/>
+              <w:jc w:val="center"/>
+              <w:pBdr>
+                <w:bottom w:val="none" w:sz="0" w:space="0" w:color="000000"/>
+                <w:top w:val="none" w:sz="0" w:space="0" w:color="000000"/>
+                <w:left w:val="none" w:sz="0" w:space="0" w:color="000000"/>
+                <w:right w:val="none" w:sz="0" w:space="0" w:color="000000"/>
+              </w:pBdr>
+              <w:spacing w:after="100" w:before="100" w:line="240"/>
+              <w:ind w:left="100" w:right="100" w:firstLine="0" w:firstLineChars="0"/>
+              <w:rPr>
+                <w:rFonts w:ascii="Helvetica" w:hAnsi="Helvetica" w:eastAsia="Helvetica" w:cs="Helvetica"/>
+                <w:i w:val="false"/>
+                <w:b w:val="false"/>
+                <w:u w:val="none"/>
+                <w:sz w:val="22"/>
+                <w:szCs w:val="22"/>
+                <w:color w:val="000000"/>
+              </w:rPr>
+            </w:pPr>
+            <w:r>
+              <w:rPr>
+                <w:rFonts w:ascii="Helvetica" w:hAnsi="Helvetica" w:eastAsia="Helvetica" w:cs="Helvetica"/>
+                <w:i w:val="false"/>
+                <w:b w:val="false"/>
+                <w:u w:val="none"/>
+                <w:sz w:val="22"/>
+                <w:szCs w:val="22"/>
+                <w:color w:val="000000"/>
+              </w:rPr>
+              <w:t xml:space="preserve">0.960</w:t>
             </w:r>
           </w:p>
         </w:tc>
@@ -4599,7 +3633,7 @@
         <w:trPr>
           <w:trHeight w:val="598" w:hRule="auto"/>
         </w:trPr>
-        body 9
+        body7
         <w:tc>
           <w:tcPr>
             <w:tcBorders>
@@ -5020,60 +4054,60 @@
                 <w:szCs w:val="22"/>
                 <w:color w:val="000000"/>
               </w:rPr>
-              <w:t xml:space="preserve">0.39, 1.87</w:t>
-            </w:r>
-          </w:p>
-        </w:tc>
-        <w:tc>
-          <w:tcPr>
-            <w:tcBorders>
-              <w:bottom w:val="none" w:sz="0" w:space="0" w:color="000000"/>
-              <w:top w:val="none" w:sz="0" w:space="0" w:color="000000"/>
-              <w:left w:val="none" w:sz="0" w:space="0" w:color="000000"/>
-              <w:right w:val="none" w:sz="0" w:space="0" w:color="000000"/>
-            </w:tcBorders>
-            <w:shd w:val="clear" w:color="auto" w:fill="FFFFFF"/>
-            <w:tcMar>
-              <w:top w:w="0" w:type="dxa"/>
-              <w:bottom w:w="0" w:type="dxa"/>
-              <w:left w:w="0" w:type="dxa"/>
-              <w:right w:w="0" w:type="dxa"/>
-            </w:tcMar>
-            <w:vAlign w:val="top"/>
-          </w:tcPr>
-          <w:p>
-            <w:pPr>
-              <w:pStyle w:val="Normal"/>
-              <w:jc w:val="center"/>
-              <w:pBdr>
-                <w:bottom w:val="none" w:sz="0" w:space="0" w:color="000000"/>
-                <w:top w:val="none" w:sz="0" w:space="0" w:color="000000"/>
-                <w:left w:val="none" w:sz="0" w:space="0" w:color="000000"/>
-                <w:right w:val="none" w:sz="0" w:space="0" w:color="000000"/>
-              </w:pBdr>
-              <w:spacing w:after="100" w:before="100" w:line="240"/>
-              <w:ind w:left="100" w:right="100" w:firstLine="0" w:firstLineChars="0"/>
-              <w:rPr>
-                <w:rFonts w:ascii="Helvetica" w:hAnsi="Helvetica" w:eastAsia="Helvetica" w:cs="Helvetica"/>
-                <w:i w:val="false"/>
-                <w:b w:val="false"/>
-                <w:u w:val="none"/>
-                <w:sz w:val="22"/>
-                <w:szCs w:val="22"/>
-                <w:color w:val="000000"/>
-              </w:rPr>
-            </w:pPr>
-            <w:r>
-              <w:rPr>
-                <w:rFonts w:ascii="Helvetica" w:hAnsi="Helvetica" w:eastAsia="Helvetica" w:cs="Helvetica"/>
-                <w:i w:val="false"/>
-                <w:b w:val="false"/>
-                <w:u w:val="none"/>
-                <w:sz w:val="22"/>
-                <w:szCs w:val="22"/>
-                <w:color w:val="000000"/>
-              </w:rPr>
-              <w:t xml:space="preserve">0.700</w:t>
+              <w:t xml:space="preserve">0.37, 1.99</w:t>
+            </w:r>
+          </w:p>
+        </w:tc>
+        <w:tc>
+          <w:tcPr>
+            <w:tcBorders>
+              <w:bottom w:val="none" w:sz="0" w:space="0" w:color="000000"/>
+              <w:top w:val="none" w:sz="0" w:space="0" w:color="000000"/>
+              <w:left w:val="none" w:sz="0" w:space="0" w:color="000000"/>
+              <w:right w:val="none" w:sz="0" w:space="0" w:color="000000"/>
+            </w:tcBorders>
+            <w:shd w:val="clear" w:color="auto" w:fill="FFFFFF"/>
+            <w:tcMar>
+              <w:top w:w="0" w:type="dxa"/>
+              <w:bottom w:w="0" w:type="dxa"/>
+              <w:left w:w="0" w:type="dxa"/>
+              <w:right w:w="0" w:type="dxa"/>
+            </w:tcMar>
+            <w:vAlign w:val="top"/>
+          </w:tcPr>
+          <w:p>
+            <w:pPr>
+              <w:pStyle w:val="Normal"/>
+              <w:jc w:val="center"/>
+              <w:pBdr>
+                <w:bottom w:val="none" w:sz="0" w:space="0" w:color="000000"/>
+                <w:top w:val="none" w:sz="0" w:space="0" w:color="000000"/>
+                <w:left w:val="none" w:sz="0" w:space="0" w:color="000000"/>
+                <w:right w:val="none" w:sz="0" w:space="0" w:color="000000"/>
+              </w:pBdr>
+              <w:spacing w:after="100" w:before="100" w:line="240"/>
+              <w:ind w:left="100" w:right="100" w:firstLine="0" w:firstLineChars="0"/>
+              <w:rPr>
+                <w:rFonts w:ascii="Helvetica" w:hAnsi="Helvetica" w:eastAsia="Helvetica" w:cs="Helvetica"/>
+                <w:i w:val="false"/>
+                <w:b w:val="false"/>
+                <w:u w:val="none"/>
+                <w:sz w:val="22"/>
+                <w:szCs w:val="22"/>
+                <w:color w:val="000000"/>
+              </w:rPr>
+            </w:pPr>
+            <w:r>
+              <w:rPr>
+                <w:rFonts w:ascii="Helvetica" w:hAnsi="Helvetica" w:eastAsia="Helvetica" w:cs="Helvetica"/>
+                <w:i w:val="false"/>
+                <w:b w:val="false"/>
+                <w:u w:val="none"/>
+                <w:sz w:val="22"/>
+                <w:szCs w:val="22"/>
+                <w:color w:val="000000"/>
+              </w:rPr>
+              <w:t xml:space="preserve">0.730</w:t>
             </w:r>
           </w:p>
         </w:tc>
@@ -5082,7 +4116,7 @@
         <w:trPr>
           <w:trHeight w:val="598" w:hRule="auto"/>
         </w:trPr>
-        body10
+        body8
         <w:tc>
           <w:tcPr>
             <w:tcBorders>
@@ -5556,7 +4590,7 @@
                 <w:szCs w:val="22"/>
                 <w:color w:val="000000"/>
               </w:rPr>
-              <w:t xml:space="preserve">0.280</w:t>
+              <w:t xml:space="preserve">0.300</w:t>
             </w:r>
           </w:p>
         </w:tc>
@@ -5565,7 +4599,7 @@
         <w:trPr>
           <w:trHeight w:val="360" w:hRule="auto"/>
         </w:trPr>
-        footer 1
+        footer1
         <w:tc>
           <w:tcPr>
             <w:gridSpan w:val="9"/>
